--- a/TS-Kramam/TS-3.2/TS 3.2 Sanskrit Krama Paatam Corrections.docx
+++ b/TS-Kramam/TS-3.2/TS 3.2 Sanskrit Krama Paatam Corrections.docx
@@ -1,6 +1,6 @@
 
 <file path=word/document.xml><?xml version="1.0" encoding="utf-8"?>
-<w:document xmlns:wpc="http://schemas.microsoft.com/office/word/2010/wordprocessingCanvas" xmlns:cx="http://schemas.microsoft.com/office/drawing/2014/chartex" xmlns:cx1="http://schemas.microsoft.com/office/drawing/2015/9/8/chartex" xmlns:mc="http://schemas.openxmlformats.org/markup-compatibility/2006" xmlns:o="urn:schemas-microsoft-com:office:office" xmlns:r="http://schemas.openxmlformats.org/officeDocument/2006/relationships" xmlns:m="http://schemas.openxmlformats.org/officeDocument/2006/math" xmlns:v="urn:schemas-microsoft-com:vml" xmlns:wp14="http://schemas.microsoft.com/office/word/2010/wordprocessingDrawing" xmlns:wp="http://schemas.openxmlformats.org/drawingml/2006/wordprocessingDrawing" xmlns:w10="urn:schemas-microsoft-com:office:word" xmlns:w="http://schemas.openxmlformats.org/wordprocessingml/2006/main" xmlns:w14="http://schemas.microsoft.com/office/word/2010/wordml" xmlns:w15="http://schemas.microsoft.com/office/word/2012/wordml" xmlns:w16se="http://schemas.microsoft.com/office/word/2015/wordml/symex" xmlns:wpg="http://schemas.microsoft.com/office/word/2010/wordprocessingGroup" xmlns:wpi="http://schemas.microsoft.com/office/word/2010/wordprocessingInk" xmlns:wne="http://schemas.microsoft.com/office/word/2006/wordml" xmlns:wps="http://schemas.microsoft.com/office/word/2010/wordprocessingShape" mc:Ignorable="w14 w15 w16se wp14">
+<w:document xmlns:wpc="http://schemas.microsoft.com/office/word/2010/wordprocessingCanvas" xmlns:cx="http://schemas.microsoft.com/office/drawing/2014/chartex" xmlns:cx1="http://schemas.microsoft.com/office/drawing/2015/9/8/chartex" xmlns:cx2="http://schemas.microsoft.com/office/drawing/2015/10/21/chartex" xmlns:cx3="http://schemas.microsoft.com/office/drawing/2016/5/9/chartex" xmlns:cx4="http://schemas.microsoft.com/office/drawing/2016/5/10/chartex" xmlns:cx5="http://schemas.microsoft.com/office/drawing/2016/5/11/chartex" xmlns:cx6="http://schemas.microsoft.com/office/drawing/2016/5/12/chartex" xmlns:cx7="http://schemas.microsoft.com/office/drawing/2016/5/13/chartex" xmlns:cx8="http://schemas.microsoft.com/office/drawing/2016/5/14/chartex" xmlns:mc="http://schemas.openxmlformats.org/markup-compatibility/2006" xmlns:aink="http://schemas.microsoft.com/office/drawing/2016/ink" xmlns:am3d="http://schemas.microsoft.com/office/drawing/2017/model3d" xmlns:o="urn:schemas-microsoft-com:office:office" xmlns:oel="http://schemas.microsoft.com/office/2019/extlst" xmlns:r="http://schemas.openxmlformats.org/officeDocument/2006/relationships" xmlns:m="http://schemas.openxmlformats.org/officeDocument/2006/math" xmlns:v="urn:schemas-microsoft-com:vml" xmlns:wp14="http://schemas.microsoft.com/office/word/2010/wordprocessingDrawing" xmlns:wp="http://schemas.openxmlformats.org/drawingml/2006/wordprocessingDrawing" xmlns:w10="urn:schemas-microsoft-com:office:word" xmlns:w="http://schemas.openxmlformats.org/wordprocessingml/2006/main" xmlns:w14="http://schemas.microsoft.com/office/word/2010/wordml" xmlns:w15="http://schemas.microsoft.com/office/word/2012/wordml" xmlns:w16cex="http://schemas.microsoft.com/office/word/2018/wordml/cex" xmlns:w16cid="http://schemas.microsoft.com/office/word/2016/wordml/cid" xmlns:w16="http://schemas.microsoft.com/office/word/2018/wordml" xmlns:w16du="http://schemas.microsoft.com/office/word/2023/wordml/word16du" xmlns:w16sdtdh="http://schemas.microsoft.com/office/word/2020/wordml/sdtdatahash" xmlns:w16sdtfl="http://schemas.microsoft.com/office/word/2024/wordml/sdtformatlock" xmlns:w16se="http://schemas.microsoft.com/office/word/2015/wordml/symex" xmlns:wpg="http://schemas.microsoft.com/office/word/2010/wordprocessingGroup" xmlns:wpi="http://schemas.microsoft.com/office/word/2010/wordprocessingInk" xmlns:wne="http://schemas.microsoft.com/office/word/2006/wordml" xmlns:wps="http://schemas.microsoft.com/office/word/2010/wordprocessingShape" mc:Ignorable="w14 w15 w16se w16cid w16 w16cex w16sdtdh w16sdtfl w16du wp14">
   <w:body>
     <w:p>
       <w:pPr>
@@ -23,7 +23,6 @@
         </w:rPr>
         <w:t xml:space="preserve">TS </w:t>
       </w:r>
-      <w:proofErr w:type="spellStart"/>
       <w:r>
         <w:rPr>
           <w:b/>
@@ -34,7 +33,6 @@
         </w:rPr>
         <w:t>Krama</w:t>
       </w:r>
-      <w:proofErr w:type="spellEnd"/>
       <w:r>
         <w:rPr>
           <w:b/>
@@ -43,9 +41,8 @@
           <w:szCs w:val="32"/>
           <w:u w:val="single"/>
         </w:rPr>
-        <w:t xml:space="preserve"> </w:t>
+        <w:t xml:space="preserve"> Paatam – TS </w:t>
       </w:r>
-      <w:proofErr w:type="spellStart"/>
       <w:r>
         <w:rPr>
           <w:b/>
@@ -54,9 +51,8 @@
           <w:szCs w:val="32"/>
           <w:u w:val="single"/>
         </w:rPr>
-        <w:t>Paatam</w:t>
+        <w:t>3.2 Sanskrit</w:t>
       </w:r>
-      <w:proofErr w:type="spellEnd"/>
       <w:r>
         <w:rPr>
           <w:b/>
@@ -65,7 +61,1096 @@
           <w:szCs w:val="32"/>
           <w:u w:val="single"/>
         </w:rPr>
-        <w:t xml:space="preserve"> – TS </w:t>
+        <w:t xml:space="preserve"> Corrections –Observed till </w:t>
+      </w:r>
+      <w:r>
+        <w:rPr>
+          <w:b/>
+          <w:bCs/>
+          <w:sz w:val="32"/>
+          <w:szCs w:val="32"/>
+          <w:highlight w:val="red"/>
+          <w:u w:val="single"/>
+        </w:rPr>
+        <w:t>?????</w:t>
+      </w:r>
+    </w:p>
+    <w:p>
+      <w:pPr>
+        <w:spacing w:before="0" w:line="240" w:lineRule="auto"/>
+        <w:jc w:val="center"/>
+        <w:rPr>
+          <w:b/>
+          <w:bCs/>
+        </w:rPr>
+      </w:pPr>
+      <w:r>
+        <w:rPr>
+          <w:b/>
+          <w:bCs/>
+        </w:rPr>
+        <w:t>(ignore those which are already incorporated in your book’s version and date)</w:t>
+      </w:r>
+    </w:p>
+    <w:tbl>
+      <w:tblPr>
+        <w:tblW w:w="14537" w:type="dxa"/>
+        <w:tblInd w:w="-792" w:type="dxa"/>
+        <w:tblBorders>
+          <w:top w:val="single" w:sz="4" w:space="0" w:color="000000"/>
+          <w:left w:val="single" w:sz="4" w:space="0" w:color="000000"/>
+          <w:bottom w:val="single" w:sz="4" w:space="0" w:color="000000"/>
+          <w:right w:val="single" w:sz="4" w:space="0" w:color="000000"/>
+          <w:insideH w:val="single" w:sz="4" w:space="0" w:color="000000"/>
+          <w:insideV w:val="single" w:sz="4" w:space="0" w:color="000000"/>
+        </w:tblBorders>
+        <w:tblLook w:val="04A0" w:firstRow="1" w:lastRow="0" w:firstColumn="1" w:lastColumn="0" w:noHBand="0" w:noVBand="1"/>
+      </w:tblPr>
+      <w:tblGrid>
+        <w:gridCol w:w="3906"/>
+        <w:gridCol w:w="5245"/>
+        <w:gridCol w:w="5386"/>
+      </w:tblGrid>
+      <w:tr>
+        <w:tc>
+          <w:tcPr>
+            <w:tcW w:w="3906" w:type="dxa"/>
+          </w:tcPr>
+          <w:p>
+            <w:pPr>
+              <w:spacing w:before="0" w:line="240" w:lineRule="auto"/>
+              <w:jc w:val="center"/>
+              <w:rPr>
+                <w:sz w:val="32"/>
+                <w:szCs w:val="32"/>
+              </w:rPr>
+            </w:pPr>
+            <w:r>
+              <w:rPr>
+                <w:sz w:val="32"/>
+                <w:szCs w:val="32"/>
+              </w:rPr>
+              <w:t>Section, Paragraph</w:t>
+            </w:r>
+          </w:p>
+          <w:p>
+            <w:pPr>
+              <w:spacing w:before="0" w:line="240" w:lineRule="auto"/>
+              <w:jc w:val="center"/>
+              <w:rPr>
+                <w:sz w:val="32"/>
+                <w:szCs w:val="32"/>
+              </w:rPr>
+            </w:pPr>
+            <w:r>
+              <w:rPr>
+                <w:sz w:val="32"/>
+                <w:szCs w:val="32"/>
+              </w:rPr>
+              <w:t>Reference</w:t>
+            </w:r>
+          </w:p>
+        </w:tc>
+        <w:tc>
+          <w:tcPr>
+            <w:tcW w:w="5245" w:type="dxa"/>
+          </w:tcPr>
+          <w:p>
+            <w:pPr>
+              <w:spacing w:before="0" w:line="240" w:lineRule="auto"/>
+              <w:jc w:val="center"/>
+              <w:rPr>
+                <w:sz w:val="32"/>
+                <w:szCs w:val="32"/>
+              </w:rPr>
+            </w:pPr>
+            <w:r>
+              <w:rPr>
+                <w:sz w:val="32"/>
+                <w:szCs w:val="32"/>
+              </w:rPr>
+              <w:t>As Printed</w:t>
+            </w:r>
+          </w:p>
+        </w:tc>
+        <w:tc>
+          <w:tcPr>
+            <w:tcW w:w="5386" w:type="dxa"/>
+          </w:tcPr>
+          <w:p>
+            <w:pPr>
+              <w:spacing w:before="0" w:line="240" w:lineRule="auto"/>
+              <w:ind w:right="-18"/>
+              <w:jc w:val="center"/>
+              <w:rPr>
+                <w:sz w:val="32"/>
+                <w:szCs w:val="32"/>
+              </w:rPr>
+            </w:pPr>
+            <w:r>
+              <w:rPr>
+                <w:sz w:val="32"/>
+                <w:szCs w:val="32"/>
+              </w:rPr>
+              <w:t>To be read as or corrected as</w:t>
+            </w:r>
+          </w:p>
+        </w:tc>
+      </w:tr>
+      <w:tr>
+        <w:trPr>
+          <w:trHeight w:val="1387"/>
+        </w:trPr>
+        <w:tc>
+          <w:tcPr>
+            <w:tcW w:w="3906" w:type="dxa"/>
+          </w:tcPr>
+          <w:p>
+            <w:pPr>
+              <w:widowControl w:val="0"/>
+              <w:tabs>
+                <w:tab w:val="left" w:pos="993"/>
+              </w:tabs>
+              <w:autoSpaceDE w:val="0"/>
+              <w:autoSpaceDN w:val="0"/>
+              <w:adjustRightInd w:val="0"/>
+              <w:spacing w:before="0" w:line="240" w:lineRule="auto"/>
+              <w:ind w:right="297"/>
+              <w:rPr>
+                <w:rFonts w:cs="Arial"/>
+                <w:b/>
+                <w:color w:val="000000"/>
+                <w:sz w:val="28"/>
+                <w:szCs w:val="32"/>
+              </w:rPr>
+            </w:pPr>
+            <w:r>
+              <w:rPr>
+                <w:rFonts w:cs="Arial"/>
+                <w:b/>
+                <w:color w:val="000000"/>
+                <w:sz w:val="28"/>
+                <w:szCs w:val="32"/>
+              </w:rPr>
+              <w:t>T.S.</w:t>
+            </w:r>
+            <w:r>
+              <w:rPr>
+                <w:rFonts w:cs="Arial"/>
+                <w:b/>
+                <w:color w:val="000000"/>
+                <w:sz w:val="28"/>
+                <w:szCs w:val="32"/>
+              </w:rPr>
+              <w:t xml:space="preserve">3.2.8.3 </w:t>
+            </w:r>
+            <w:r>
+              <w:rPr>
+                <w:rFonts w:cs="Arial"/>
+                <w:b/>
+                <w:color w:val="000000"/>
+                <w:sz w:val="28"/>
+                <w:szCs w:val="32"/>
+              </w:rPr>
+              <w:t>– Kramam</w:t>
+            </w:r>
+          </w:p>
+          <w:p>
+            <w:pPr>
+              <w:widowControl w:val="0"/>
+              <w:tabs>
+                <w:tab w:val="left" w:pos="993"/>
+              </w:tabs>
+              <w:autoSpaceDE w:val="0"/>
+              <w:autoSpaceDN w:val="0"/>
+              <w:adjustRightInd w:val="0"/>
+              <w:spacing w:before="0" w:line="240" w:lineRule="auto"/>
+              <w:ind w:right="297"/>
+              <w:rPr>
+                <w:rFonts w:cs="Arial"/>
+                <w:b/>
+                <w:color w:val="000000"/>
+                <w:sz w:val="28"/>
+                <w:szCs w:val="32"/>
+                <w:lang w:val="en-IN"/>
+              </w:rPr>
+            </w:pPr>
+            <w:r>
+              <w:rPr>
+                <w:rFonts w:cs="Arial"/>
+                <w:b/>
+                <w:color w:val="000000"/>
+                <w:sz w:val="28"/>
+                <w:szCs w:val="32"/>
+                <w:lang w:val="en-IN"/>
+              </w:rPr>
+              <w:t>Krama Vaakyam No. - 35</w:t>
+            </w:r>
+          </w:p>
+          <w:p>
+            <w:pPr>
+              <w:widowControl w:val="0"/>
+              <w:tabs>
+                <w:tab w:val="left" w:pos="993"/>
+              </w:tabs>
+              <w:autoSpaceDE w:val="0"/>
+              <w:autoSpaceDN w:val="0"/>
+              <w:adjustRightInd w:val="0"/>
+              <w:spacing w:before="0" w:line="240" w:lineRule="auto"/>
+              <w:ind w:right="297"/>
+              <w:rPr>
+                <w:rFonts w:cs="Arial"/>
+                <w:b/>
+                <w:color w:val="000000"/>
+                <w:sz w:val="28"/>
+                <w:szCs w:val="32"/>
+                <w:lang w:val="it-IT"/>
+              </w:rPr>
+            </w:pPr>
+            <w:r>
+              <w:rPr>
+                <w:rFonts w:cs="Arial"/>
+                <w:b/>
+                <w:color w:val="000000"/>
+                <w:sz w:val="28"/>
+                <w:szCs w:val="32"/>
+                <w:lang w:val="it-IT"/>
+              </w:rPr>
+              <w:t>Panchaati No</w:t>
+            </w:r>
+            <w:r>
+              <w:rPr>
+                <w:rFonts w:cs="Arial"/>
+                <w:b/>
+                <w:color w:val="000000"/>
+                <w:szCs w:val="32"/>
+                <w:lang w:val="it-IT"/>
+              </w:rPr>
+              <w:t>. - 3</w:t>
+            </w:r>
+            <w:r>
+              <w:rPr>
+                <w:rFonts w:cs="Arial"/>
+                <w:b/>
+                <w:color w:val="000000"/>
+                <w:sz w:val="28"/>
+                <w:szCs w:val="32"/>
+                <w:lang w:val="it-IT"/>
+              </w:rPr>
+              <w:t>1</w:t>
+            </w:r>
+          </w:p>
+        </w:tc>
+        <w:tc>
+          <w:tcPr>
+            <w:tcW w:w="5245" w:type="dxa"/>
+          </w:tcPr>
+          <w:p>
+            <w:pPr>
+              <w:widowControl w:val="0"/>
+              <w:autoSpaceDE w:val="0"/>
+              <w:autoSpaceDN w:val="0"/>
+              <w:adjustRightInd w:val="0"/>
+              <w:spacing w:before="0" w:line="240" w:lineRule="auto"/>
+              <w:rPr>
+                <w:rFonts w:ascii="BRH Malayalam Extra" w:hAnsi="BRH Malayalam Extra" w:cs="BRH Malayalam Extra"/>
+                <w:color w:val="000000"/>
+                <w:sz w:val="40"/>
+                <w:szCs w:val="40"/>
+                <w:lang w:val="it-IT"/>
+              </w:rPr>
+            </w:pPr>
+            <w:r>
+              <w:rPr>
+                <w:rFonts w:ascii="Latha" w:hAnsi="Latha" w:cs="Latha"/>
+                <w:sz w:val="28"/>
+                <w:szCs w:val="28"/>
+                <w:cs/>
+                <w:lang w:bidi="ta-IN"/>
+              </w:rPr>
+              <w:t>ய</w:t>
+            </w:r>
+            <w:r>
+              <w:rPr>
+                <w:rFonts w:ascii="BRH Tamil Tab Extra" w:hAnsi="BRH Tamil Tab Extra" w:cs="Latha"/>
+                <w:b/>
+                <w:sz w:val="32"/>
+                <w:szCs w:val="28"/>
+                <w:lang w:val="it-IT" w:bidi="ta-IN"/>
+              </w:rPr>
+              <w:t>…</w:t>
+            </w:r>
+            <w:r>
+              <w:rPr>
+                <w:rFonts w:ascii="Latha" w:hAnsi="Latha" w:cs="Latha"/>
+                <w:sz w:val="28"/>
+                <w:szCs w:val="28"/>
+                <w:cs/>
+                <w:lang w:bidi="ta-IN"/>
+              </w:rPr>
+              <w:t>ஜ்ஞகா</w:t>
+            </w:r>
+            <w:r>
+              <w:rPr>
+                <w:rFonts w:ascii="BRH Tamil Tab Extra" w:hAnsi="BRH Tamil Tab Extra" w:cs="Latha"/>
+                <w:b/>
+                <w:sz w:val="36"/>
+                <w:szCs w:val="28"/>
+                <w:lang w:val="it-IT" w:bidi="ta-IN"/>
+              </w:rPr>
+              <w:t>†</w:t>
+            </w:r>
+            <w:r>
+              <w:rPr>
+                <w:rFonts w:ascii="Latha" w:hAnsi="Latha" w:cs="Latha"/>
+                <w:sz w:val="28"/>
+                <w:szCs w:val="28"/>
+                <w:cs/>
+                <w:lang w:bidi="ta-IN"/>
+              </w:rPr>
+              <w:t>மா</w:t>
+            </w:r>
+            <w:r>
+              <w:rPr>
+                <w:rFonts w:ascii="Latha" w:hAnsi="Latha" w:cs="Latha"/>
+                <w:b/>
+                <w:bCs/>
+                <w:sz w:val="32"/>
+                <w:szCs w:val="32"/>
+                <w:cs/>
+                <w:lang w:bidi="ta-IN"/>
+              </w:rPr>
+              <w:t>:</w:t>
+            </w:r>
+            <w:r>
+              <w:rPr>
+                <w:rFonts w:ascii="Latha" w:hAnsi="Latha" w:cs="Latha"/>
+                <w:sz w:val="28"/>
+                <w:szCs w:val="28"/>
+                <w:cs/>
+                <w:lang w:bidi="ta-IN"/>
+              </w:rPr>
+              <w:t xml:space="preserve"> ஸுதே</w:t>
+            </w:r>
+            <w:r>
+              <w:rPr>
+                <w:rFonts w:ascii="BRH Tamil Tab Extra" w:hAnsi="BRH Tamil Tab Extra" w:cs="Latha"/>
+                <w:b/>
+                <w:sz w:val="32"/>
+                <w:szCs w:val="28"/>
+                <w:lang w:val="it-IT" w:bidi="ta-IN"/>
+              </w:rPr>
+              <w:t>…</w:t>
+            </w:r>
+            <w:r>
+              <w:rPr>
+                <w:rFonts w:ascii="Latha" w:hAnsi="Latha" w:cs="Latha"/>
+                <w:b/>
+                <w:bCs/>
+                <w:position w:val="-12"/>
+                <w:sz w:val="28"/>
+                <w:szCs w:val="28"/>
+                <w:cs/>
+                <w:lang w:bidi="ta-IN"/>
+              </w:rPr>
+              <w:t>3</w:t>
+            </w:r>
+            <w:r>
+              <w:rPr>
+                <w:rFonts w:ascii="Latha" w:hAnsi="Latha" w:cs="Latha"/>
+                <w:sz w:val="28"/>
+                <w:szCs w:val="28"/>
+                <w:cs/>
+                <w:lang w:bidi="ta-IN"/>
+              </w:rPr>
+              <w:t>வா</w:t>
+            </w:r>
+            <w:r>
+              <w:rPr>
+                <w:rFonts w:ascii="Latha" w:hAnsi="Latha" w:cs="Latha"/>
+                <w:b/>
+                <w:bCs/>
+                <w:sz w:val="32"/>
+                <w:szCs w:val="32"/>
+                <w:cs/>
+                <w:lang w:bidi="ta-IN"/>
+              </w:rPr>
+              <w:t>:</w:t>
+            </w:r>
+            <w:r>
+              <w:rPr>
+                <w:rFonts w:ascii="Latha" w:hAnsi="Latha" w:cs="Latha"/>
+                <w:sz w:val="28"/>
+                <w:szCs w:val="28"/>
+                <w:cs/>
+                <w:lang w:bidi="ta-IN"/>
+              </w:rPr>
+              <w:t xml:space="preserve"> </w:t>
+            </w:r>
+            <w:r>
+              <w:rPr>
+                <w:rFonts w:ascii="Latha" w:hAnsi="Latha" w:cs="Latha"/>
+                <w:sz w:val="28"/>
+                <w:szCs w:val="28"/>
+                <w:lang w:val="it-IT" w:bidi="ta-IN"/>
+              </w:rPr>
+              <w:t xml:space="preserve">| </w:t>
+            </w:r>
+            <w:r>
+              <w:rPr>
+                <w:rFonts w:ascii="Latha" w:hAnsi="Latha" w:cs="Latha"/>
+                <w:sz w:val="28"/>
+                <w:szCs w:val="28"/>
+                <w:cs/>
+                <w:lang w:bidi="ta-IN"/>
+              </w:rPr>
+              <w:t>ய</w:t>
+            </w:r>
+            <w:r>
+              <w:rPr>
+                <w:rFonts w:ascii="BRH Tamil Tab Extra" w:hAnsi="BRH Tamil Tab Extra" w:cs="Latha"/>
+                <w:b/>
+                <w:sz w:val="32"/>
+                <w:szCs w:val="28"/>
+                <w:lang w:val="it-IT" w:bidi="ta-IN"/>
+              </w:rPr>
+              <w:t>…</w:t>
+            </w:r>
+            <w:r>
+              <w:rPr>
+                <w:rFonts w:ascii="Latha" w:hAnsi="Latha" w:cs="Latha"/>
+                <w:sz w:val="28"/>
+                <w:szCs w:val="28"/>
+                <w:cs/>
+                <w:lang w:bidi="ta-IN"/>
+              </w:rPr>
+              <w:t>ஜ்ஞகா</w:t>
+            </w:r>
+            <w:r>
+              <w:rPr>
+                <w:rFonts w:ascii="BRH Tamil Tab Extra" w:hAnsi="BRH Tamil Tab Extra" w:cs="Latha"/>
+                <w:b/>
+                <w:sz w:val="36"/>
+                <w:szCs w:val="28"/>
+                <w:highlight w:val="yellow"/>
+                <w:lang w:val="it-IT" w:bidi="ta-IN"/>
+              </w:rPr>
+              <w:t>†</w:t>
+            </w:r>
+            <w:r>
+              <w:rPr>
+                <w:rFonts w:ascii="Latha" w:hAnsi="Latha" w:cs="Latha"/>
+                <w:sz w:val="28"/>
+                <w:szCs w:val="28"/>
+                <w:highlight w:val="yellow"/>
+                <w:cs/>
+                <w:lang w:bidi="ta-IN"/>
+              </w:rPr>
+              <w:t>ம</w:t>
+            </w:r>
+            <w:r>
+              <w:rPr>
+                <w:rFonts w:ascii="BRH Tamil Tab Extra" w:hAnsi="BRH Tamil Tab Extra" w:cs="Latha"/>
+                <w:b/>
+                <w:sz w:val="32"/>
+                <w:szCs w:val="28"/>
+                <w:lang w:val="it-IT" w:bidi="ta-IN"/>
+              </w:rPr>
+              <w:t>…</w:t>
+            </w:r>
+            <w:r>
+              <w:rPr>
+                <w:rFonts w:ascii="Latha" w:hAnsi="Latha" w:cs="Latha"/>
+                <w:sz w:val="28"/>
+                <w:szCs w:val="28"/>
+                <w:lang w:val="it-IT" w:bidi="ta-IN"/>
+              </w:rPr>
+              <w:t xml:space="preserve"> </w:t>
+            </w:r>
+            <w:r>
+              <w:rPr>
+                <w:rFonts w:ascii="Latha" w:hAnsi="Latha" w:cs="Latha"/>
+                <w:sz w:val="28"/>
+                <w:szCs w:val="28"/>
+                <w:cs/>
+                <w:lang w:bidi="ta-IN"/>
+              </w:rPr>
+              <w:t>இதி</w:t>
+            </w:r>
+            <w:r>
+              <w:rPr>
+                <w:rFonts w:ascii="BRH Tamil Tab Extra" w:hAnsi="BRH Tamil Tab Extra" w:cs="Latha"/>
+                <w:b/>
+                <w:sz w:val="36"/>
+                <w:szCs w:val="28"/>
+                <w:lang w:val="it-IT" w:bidi="ta-IN"/>
+              </w:rPr>
+              <w:t>†</w:t>
+            </w:r>
+            <w:r>
+              <w:rPr>
+                <w:rFonts w:ascii="Latha" w:hAnsi="Latha" w:cs="Latha"/>
+                <w:sz w:val="28"/>
+                <w:szCs w:val="28"/>
+                <w:lang w:val="it-IT" w:bidi="ta-IN"/>
+              </w:rPr>
+              <w:t xml:space="preserve"> </w:t>
+            </w:r>
+            <w:r>
+              <w:rPr>
+                <w:rFonts w:ascii="Latha" w:hAnsi="Latha" w:cs="Latha"/>
+                <w:sz w:val="28"/>
+                <w:szCs w:val="28"/>
+                <w:cs/>
+                <w:lang w:bidi="ta-IN"/>
+              </w:rPr>
+              <w:t>ய</w:t>
+            </w:r>
+            <w:r>
+              <w:rPr>
+                <w:rFonts w:ascii="BRH Tamil Tab Extra" w:hAnsi="BRH Tamil Tab Extra" w:cs="Latha"/>
+                <w:b/>
+                <w:sz w:val="32"/>
+                <w:szCs w:val="28"/>
+                <w:lang w:val="it-IT" w:bidi="ta-IN"/>
+              </w:rPr>
+              <w:t>…</w:t>
+            </w:r>
+            <w:r>
+              <w:rPr>
+                <w:rFonts w:ascii="Latha" w:hAnsi="Latha" w:cs="Latha"/>
+                <w:sz w:val="28"/>
+                <w:szCs w:val="28"/>
+                <w:cs/>
+                <w:lang w:bidi="ta-IN"/>
+              </w:rPr>
+              <w:t xml:space="preserve">ஜ்ஞ </w:t>
+            </w:r>
+            <w:r>
+              <w:rPr>
+                <w:rFonts w:ascii="Latha" w:hAnsi="Latha" w:cs="Latha"/>
+                <w:sz w:val="28"/>
+                <w:szCs w:val="28"/>
+                <w:lang w:val="it-IT" w:bidi="ta-IN"/>
+              </w:rPr>
+              <w:t xml:space="preserve">- </w:t>
+            </w:r>
+            <w:r>
+              <w:rPr>
+                <w:rFonts w:ascii="Latha" w:hAnsi="Latha" w:cs="Latha"/>
+                <w:sz w:val="28"/>
+                <w:szCs w:val="28"/>
+                <w:cs/>
+                <w:lang w:bidi="ta-IN"/>
+              </w:rPr>
+              <w:t>கா</w:t>
+            </w:r>
+            <w:r>
+              <w:rPr>
+                <w:rFonts w:ascii="BRH Tamil Tab Extra" w:hAnsi="BRH Tamil Tab Extra" w:cs="Latha"/>
+                <w:b/>
+                <w:sz w:val="32"/>
+                <w:szCs w:val="28"/>
+                <w:lang w:val="it-IT" w:bidi="ta-IN"/>
+              </w:rPr>
+              <w:t>…</w:t>
+            </w:r>
+            <w:r>
+              <w:rPr>
+                <w:rFonts w:ascii="Latha" w:hAnsi="Latha" w:cs="Latha"/>
+                <w:sz w:val="28"/>
+                <w:szCs w:val="28"/>
+                <w:cs/>
+                <w:lang w:bidi="ta-IN"/>
+              </w:rPr>
+              <w:t>மா</w:t>
+            </w:r>
+            <w:r>
+              <w:rPr>
+                <w:rFonts w:ascii="BRH Tamil Tab Extra" w:hAnsi="BRH Tamil Tab Extra" w:cs="Latha"/>
+                <w:b/>
+                <w:sz w:val="32"/>
+                <w:szCs w:val="28"/>
+                <w:lang w:val="it-IT" w:bidi="ta-IN"/>
+              </w:rPr>
+              <w:t>…</w:t>
+            </w:r>
+            <w:r>
+              <w:rPr>
+                <w:rFonts w:ascii="Latha" w:hAnsi="Latha" w:cs="Latha"/>
+                <w:b/>
+                <w:bCs/>
+                <w:sz w:val="32"/>
+                <w:szCs w:val="32"/>
+                <w:cs/>
+                <w:lang w:bidi="ta-IN"/>
+              </w:rPr>
+              <w:t>:</w:t>
+            </w:r>
+            <w:r>
+              <w:rPr>
+                <w:rFonts w:ascii="Latha" w:hAnsi="Latha" w:cs="Latha"/>
+                <w:sz w:val="28"/>
+                <w:szCs w:val="28"/>
+                <w:cs/>
+                <w:lang w:bidi="ta-IN"/>
+              </w:rPr>
+              <w:t xml:space="preserve"> </w:t>
+            </w:r>
+            <w:r>
+              <w:rPr>
+                <w:rFonts w:ascii="Latha" w:hAnsi="Latha" w:cs="Latha"/>
+                <w:sz w:val="28"/>
+                <w:szCs w:val="28"/>
+                <w:lang w:val="it-IT" w:bidi="ta-IN"/>
+              </w:rPr>
+              <w:t>|</w:t>
+            </w:r>
+          </w:p>
+        </w:tc>
+        <w:tc>
+          <w:tcPr>
+            <w:tcW w:w="5386" w:type="dxa"/>
+          </w:tcPr>
+          <w:p>
+            <w:pPr>
+              <w:widowControl w:val="0"/>
+              <w:autoSpaceDE w:val="0"/>
+              <w:autoSpaceDN w:val="0"/>
+              <w:adjustRightInd w:val="0"/>
+              <w:spacing w:before="0" w:line="240" w:lineRule="auto"/>
+              <w:rPr>
+                <w:rFonts w:ascii="BRH Malayalam Extra" w:hAnsi="BRH Malayalam Extra" w:cs="BRH Malayalam Extra"/>
+                <w:color w:val="000000"/>
+                <w:sz w:val="40"/>
+                <w:szCs w:val="40"/>
+                <w:lang w:val="it-IT"/>
+              </w:rPr>
+            </w:pPr>
+            <w:r>
+              <w:rPr>
+                <w:rFonts w:ascii="Latha" w:hAnsi="Latha" w:cs="Latha"/>
+                <w:sz w:val="28"/>
+                <w:szCs w:val="28"/>
+                <w:cs/>
+                <w:lang w:bidi="ta-IN"/>
+              </w:rPr>
+              <w:t>ய</w:t>
+            </w:r>
+            <w:r>
+              <w:rPr>
+                <w:rFonts w:ascii="BRH Tamil Tab Extra" w:hAnsi="BRH Tamil Tab Extra" w:cs="Latha"/>
+                <w:b/>
+                <w:sz w:val="32"/>
+                <w:szCs w:val="28"/>
+                <w:lang w:val="it-IT" w:bidi="ta-IN"/>
+              </w:rPr>
+              <w:t>…</w:t>
+            </w:r>
+            <w:r>
+              <w:rPr>
+                <w:rFonts w:ascii="Latha" w:hAnsi="Latha" w:cs="Latha"/>
+                <w:sz w:val="28"/>
+                <w:szCs w:val="28"/>
+                <w:cs/>
+                <w:lang w:bidi="ta-IN"/>
+              </w:rPr>
+              <w:t>ஜ்ஞகா</w:t>
+            </w:r>
+            <w:r>
+              <w:rPr>
+                <w:rFonts w:ascii="BRH Tamil Tab Extra" w:hAnsi="BRH Tamil Tab Extra" w:cs="Latha"/>
+                <w:b/>
+                <w:sz w:val="36"/>
+                <w:szCs w:val="28"/>
+                <w:lang w:val="it-IT" w:bidi="ta-IN"/>
+              </w:rPr>
+              <w:t>†</w:t>
+            </w:r>
+            <w:r>
+              <w:rPr>
+                <w:rFonts w:ascii="Latha" w:hAnsi="Latha" w:cs="Latha"/>
+                <w:sz w:val="28"/>
+                <w:szCs w:val="28"/>
+                <w:cs/>
+                <w:lang w:bidi="ta-IN"/>
+              </w:rPr>
+              <w:t>மா</w:t>
+            </w:r>
+            <w:r>
+              <w:rPr>
+                <w:rFonts w:ascii="Latha" w:hAnsi="Latha" w:cs="Latha"/>
+                <w:b/>
+                <w:bCs/>
+                <w:sz w:val="32"/>
+                <w:szCs w:val="32"/>
+                <w:cs/>
+                <w:lang w:bidi="ta-IN"/>
+              </w:rPr>
+              <w:t>:</w:t>
+            </w:r>
+            <w:r>
+              <w:rPr>
+                <w:rFonts w:ascii="Latha" w:hAnsi="Latha" w:cs="Latha"/>
+                <w:sz w:val="28"/>
+                <w:szCs w:val="28"/>
+                <w:cs/>
+                <w:lang w:bidi="ta-IN"/>
+              </w:rPr>
+              <w:t xml:space="preserve"> ஸுதே</w:t>
+            </w:r>
+            <w:r>
+              <w:rPr>
+                <w:rFonts w:ascii="BRH Tamil Tab Extra" w:hAnsi="BRH Tamil Tab Extra" w:cs="Latha"/>
+                <w:b/>
+                <w:sz w:val="32"/>
+                <w:szCs w:val="28"/>
+                <w:lang w:val="it-IT" w:bidi="ta-IN"/>
+              </w:rPr>
+              <w:t>…</w:t>
+            </w:r>
+            <w:r>
+              <w:rPr>
+                <w:rFonts w:ascii="Latha" w:hAnsi="Latha" w:cs="Latha"/>
+                <w:b/>
+                <w:bCs/>
+                <w:position w:val="-12"/>
+                <w:sz w:val="28"/>
+                <w:szCs w:val="28"/>
+                <w:cs/>
+                <w:lang w:bidi="ta-IN"/>
+              </w:rPr>
+              <w:t>3</w:t>
+            </w:r>
+            <w:r>
+              <w:rPr>
+                <w:rFonts w:ascii="Latha" w:hAnsi="Latha" w:cs="Latha"/>
+                <w:sz w:val="28"/>
+                <w:szCs w:val="28"/>
+                <w:cs/>
+                <w:lang w:bidi="ta-IN"/>
+              </w:rPr>
+              <w:t>வா</w:t>
+            </w:r>
+            <w:r>
+              <w:rPr>
+                <w:rFonts w:ascii="Latha" w:hAnsi="Latha" w:cs="Latha"/>
+                <w:b/>
+                <w:bCs/>
+                <w:sz w:val="32"/>
+                <w:szCs w:val="32"/>
+                <w:cs/>
+                <w:lang w:bidi="ta-IN"/>
+              </w:rPr>
+              <w:t>:</w:t>
+            </w:r>
+            <w:r>
+              <w:rPr>
+                <w:rFonts w:ascii="Latha" w:hAnsi="Latha" w:cs="Latha"/>
+                <w:sz w:val="28"/>
+                <w:szCs w:val="28"/>
+                <w:cs/>
+                <w:lang w:bidi="ta-IN"/>
+              </w:rPr>
+              <w:t xml:space="preserve"> </w:t>
+            </w:r>
+            <w:r>
+              <w:rPr>
+                <w:rFonts w:ascii="Latha" w:hAnsi="Latha" w:cs="Latha"/>
+                <w:sz w:val="28"/>
+                <w:szCs w:val="28"/>
+                <w:lang w:val="it-IT" w:bidi="ta-IN"/>
+              </w:rPr>
+              <w:t xml:space="preserve">| </w:t>
+            </w:r>
+            <w:r>
+              <w:rPr>
+                <w:rFonts w:ascii="Latha" w:hAnsi="Latha" w:cs="Latha"/>
+                <w:sz w:val="28"/>
+                <w:szCs w:val="28"/>
+                <w:cs/>
+                <w:lang w:bidi="ta-IN"/>
+              </w:rPr>
+              <w:t>ய</w:t>
+            </w:r>
+            <w:r>
+              <w:rPr>
+                <w:rFonts w:ascii="BRH Tamil Tab Extra" w:hAnsi="BRH Tamil Tab Extra" w:cs="Latha"/>
+                <w:b/>
+                <w:sz w:val="32"/>
+                <w:szCs w:val="28"/>
+                <w:lang w:val="it-IT" w:bidi="ta-IN"/>
+              </w:rPr>
+              <w:t>…</w:t>
+            </w:r>
+            <w:r>
+              <w:rPr>
+                <w:rFonts w:ascii="Latha" w:hAnsi="Latha" w:cs="Latha"/>
+                <w:sz w:val="28"/>
+                <w:szCs w:val="28"/>
+                <w:cs/>
+                <w:lang w:bidi="ta-IN"/>
+              </w:rPr>
+              <w:t>ஜ்ஞகா</w:t>
+            </w:r>
+            <w:r>
+              <w:rPr>
+                <w:rFonts w:ascii="BRH Tamil Tab Extra" w:hAnsi="BRH Tamil Tab Extra" w:cs="Latha"/>
+                <w:b/>
+                <w:sz w:val="36"/>
+                <w:szCs w:val="28"/>
+                <w:lang w:val="it-IT" w:bidi="ta-IN"/>
+              </w:rPr>
+              <w:t>††</w:t>
+            </w:r>
+            <w:r>
+              <w:rPr>
+                <w:rFonts w:ascii="Latha" w:hAnsi="Latha" w:cs="Latha"/>
+                <w:sz w:val="28"/>
+                <w:szCs w:val="28"/>
+                <w:highlight w:val="green"/>
+                <w:cs/>
+                <w:lang w:bidi="ta-IN"/>
+              </w:rPr>
+              <w:t>மா</w:t>
+            </w:r>
+            <w:r>
+              <w:rPr>
+                <w:rFonts w:ascii="BRH Tamil Tab Extra" w:hAnsi="BRH Tamil Tab Extra" w:cs="Latha"/>
+                <w:b/>
+                <w:sz w:val="32"/>
+                <w:szCs w:val="28"/>
+                <w:lang w:val="it-IT" w:bidi="ta-IN"/>
+              </w:rPr>
+              <w:t>…</w:t>
+            </w:r>
+            <w:r>
+              <w:rPr>
+                <w:rFonts w:ascii="Latha" w:hAnsi="Latha" w:cs="Latha"/>
+                <w:sz w:val="28"/>
+                <w:szCs w:val="28"/>
+                <w:lang w:val="it-IT" w:bidi="ta-IN"/>
+              </w:rPr>
+              <w:t xml:space="preserve"> </w:t>
+            </w:r>
+            <w:r>
+              <w:rPr>
+                <w:rFonts w:ascii="Latha" w:hAnsi="Latha" w:cs="Latha"/>
+                <w:sz w:val="28"/>
+                <w:szCs w:val="28"/>
+                <w:cs/>
+                <w:lang w:bidi="ta-IN"/>
+              </w:rPr>
+              <w:t>இதி</w:t>
+            </w:r>
+            <w:r>
+              <w:rPr>
+                <w:rFonts w:ascii="BRH Tamil Tab Extra" w:hAnsi="BRH Tamil Tab Extra" w:cs="Latha"/>
+                <w:b/>
+                <w:sz w:val="36"/>
+                <w:szCs w:val="28"/>
+                <w:lang w:val="it-IT" w:bidi="ta-IN"/>
+              </w:rPr>
+              <w:t>†</w:t>
+            </w:r>
+            <w:r>
+              <w:rPr>
+                <w:rFonts w:ascii="Latha" w:hAnsi="Latha" w:cs="Latha"/>
+                <w:sz w:val="28"/>
+                <w:szCs w:val="28"/>
+                <w:lang w:val="it-IT" w:bidi="ta-IN"/>
+              </w:rPr>
+              <w:t xml:space="preserve"> </w:t>
+            </w:r>
+            <w:r>
+              <w:rPr>
+                <w:rFonts w:ascii="Latha" w:hAnsi="Latha" w:cs="Latha"/>
+                <w:sz w:val="28"/>
+                <w:szCs w:val="28"/>
+                <w:cs/>
+                <w:lang w:bidi="ta-IN"/>
+              </w:rPr>
+              <w:t>ய</w:t>
+            </w:r>
+            <w:r>
+              <w:rPr>
+                <w:rFonts w:ascii="BRH Tamil Tab Extra" w:hAnsi="BRH Tamil Tab Extra" w:cs="Latha"/>
+                <w:b/>
+                <w:sz w:val="32"/>
+                <w:szCs w:val="28"/>
+                <w:lang w:val="it-IT" w:bidi="ta-IN"/>
+              </w:rPr>
+              <w:t>…</w:t>
+            </w:r>
+            <w:r>
+              <w:rPr>
+                <w:rFonts w:ascii="Latha" w:hAnsi="Latha" w:cs="Latha"/>
+                <w:sz w:val="28"/>
+                <w:szCs w:val="28"/>
+                <w:cs/>
+                <w:lang w:bidi="ta-IN"/>
+              </w:rPr>
+              <w:t>ஜ்ஞ</w:t>
+            </w:r>
+            <w:r>
+              <w:rPr>
+                <w:rFonts w:ascii="Latha" w:hAnsi="Latha" w:cs="Latha"/>
+                <w:sz w:val="28"/>
+                <w:szCs w:val="28"/>
+                <w:lang w:val="it-IT" w:bidi="ta-IN"/>
+              </w:rPr>
+              <w:t>-</w:t>
+            </w:r>
+            <w:r>
+              <w:rPr>
+                <w:rFonts w:ascii="Latha" w:hAnsi="Latha" w:cs="Latha"/>
+                <w:sz w:val="28"/>
+                <w:szCs w:val="28"/>
+                <w:lang w:val="it-IT" w:bidi="ta-IN"/>
+              </w:rPr>
+              <w:t>-</w:t>
+            </w:r>
+            <w:r>
+              <w:rPr>
+                <w:rFonts w:ascii="Latha" w:hAnsi="Latha" w:cs="Latha"/>
+                <w:sz w:val="28"/>
+                <w:szCs w:val="28"/>
+                <w:cs/>
+                <w:lang w:bidi="ta-IN"/>
+              </w:rPr>
+              <w:t>கா</w:t>
+            </w:r>
+            <w:r>
+              <w:rPr>
+                <w:rFonts w:ascii="BRH Tamil Tab Extra" w:hAnsi="BRH Tamil Tab Extra" w:cs="Latha"/>
+                <w:b/>
+                <w:sz w:val="32"/>
+                <w:szCs w:val="28"/>
+                <w:lang w:val="it-IT" w:bidi="ta-IN"/>
+              </w:rPr>
+              <w:t>…</w:t>
+            </w:r>
+            <w:r>
+              <w:rPr>
+                <w:rFonts w:ascii="Latha" w:hAnsi="Latha" w:cs="Latha"/>
+                <w:sz w:val="28"/>
+                <w:szCs w:val="28"/>
+                <w:cs/>
+                <w:lang w:bidi="ta-IN"/>
+              </w:rPr>
+              <w:t>மா</w:t>
+            </w:r>
+            <w:r>
+              <w:rPr>
+                <w:rFonts w:ascii="BRH Tamil Tab Extra" w:hAnsi="BRH Tamil Tab Extra" w:cs="Latha"/>
+                <w:b/>
+                <w:sz w:val="32"/>
+                <w:szCs w:val="28"/>
+                <w:lang w:val="it-IT" w:bidi="ta-IN"/>
+              </w:rPr>
+              <w:t>…</w:t>
+            </w:r>
+            <w:r>
+              <w:rPr>
+                <w:rFonts w:ascii="Latha" w:hAnsi="Latha" w:cs="Latha"/>
+                <w:b/>
+                <w:bCs/>
+                <w:sz w:val="32"/>
+                <w:szCs w:val="32"/>
+                <w:cs/>
+                <w:lang w:bidi="ta-IN"/>
+              </w:rPr>
+              <w:t>:</w:t>
+            </w:r>
+            <w:r>
+              <w:rPr>
+                <w:rFonts w:ascii="Latha" w:hAnsi="Latha" w:cs="Latha"/>
+                <w:sz w:val="28"/>
+                <w:szCs w:val="28"/>
+                <w:cs/>
+                <w:lang w:bidi="ta-IN"/>
+              </w:rPr>
+              <w:t xml:space="preserve"> </w:t>
+            </w:r>
+            <w:r>
+              <w:rPr>
+                <w:rFonts w:ascii="Latha" w:hAnsi="Latha" w:cs="Latha"/>
+                <w:sz w:val="28"/>
+                <w:szCs w:val="28"/>
+                <w:lang w:val="it-IT" w:bidi="ta-IN"/>
+              </w:rPr>
+              <w:t>|</w:t>
+            </w:r>
+          </w:p>
+        </w:tc>
+      </w:tr>
+    </w:tbl>
+    <w:p>
+      <w:pPr>
+        <w:jc w:val="center"/>
+        <w:rPr>
+          <w:b/>
+          <w:bCs/>
+          <w:sz w:val="32"/>
+          <w:szCs w:val="32"/>
+          <w:u w:val="single"/>
+          <w:lang w:val="it-IT"/>
+        </w:rPr>
+      </w:pPr>
+    </w:p>
+    <w:p>
+      <w:pPr>
+        <w:jc w:val="center"/>
+        <w:rPr>
+          <w:b/>
+          <w:bCs/>
+          <w:sz w:val="32"/>
+          <w:szCs w:val="32"/>
+          <w:u w:val="single"/>
+          <w:lang w:val="it-IT"/>
+        </w:rPr>
+      </w:pPr>
+    </w:p>
+    <w:p>
+      <w:pPr>
+        <w:jc w:val="center"/>
+        <w:rPr>
+          <w:b/>
+          <w:bCs/>
+          <w:sz w:val="32"/>
+          <w:szCs w:val="32"/>
+          <w:u w:val="single"/>
+        </w:rPr>
+      </w:pPr>
+      <w:r>
+        <w:rPr>
+          <w:b/>
+          <w:bCs/>
+          <w:sz w:val="32"/>
+          <w:szCs w:val="32"/>
+          <w:u w:val="single"/>
+        </w:rPr>
+        <w:t xml:space="preserve">TS </w:t>
+      </w:r>
+      <w:r>
+        <w:rPr>
+          <w:b/>
+          <w:bCs/>
+          <w:sz w:val="32"/>
+          <w:szCs w:val="32"/>
+          <w:u w:val="single"/>
+        </w:rPr>
+        <w:t>Krama</w:t>
+      </w:r>
+      <w:r>
+        <w:rPr>
+          <w:b/>
+          <w:bCs/>
+          <w:sz w:val="32"/>
+          <w:szCs w:val="32"/>
+          <w:u w:val="single"/>
+        </w:rPr>
+        <w:t xml:space="preserve"> Paatam – TS </w:t>
       </w:r>
       <w:r>
         <w:rPr>
@@ -295,20 +1380,8 @@
                 <w:sz w:val="28"/>
                 <w:szCs w:val="32"/>
               </w:rPr>
-              <w:t xml:space="preserve">– </w:t>
-            </w:r>
-            <w:proofErr w:type="spellStart"/>
-            <w:r>
-              <w:rPr>
-                <w:rFonts w:cs="Arial"/>
-                <w:b/>
-                <w:color w:val="000000"/>
-                <w:sz w:val="28"/>
-                <w:szCs w:val="32"/>
-              </w:rPr>
-              <w:t>Kramam</w:t>
-            </w:r>
-            <w:proofErr w:type="spellEnd"/>
+              <w:t>– Kramam</w:t>
+            </w:r>
           </w:p>
           <w:p>
             <w:pPr>
@@ -329,49 +1402,15 @@
                 <w:szCs w:val="32"/>
               </w:rPr>
             </w:pPr>
-            <w:proofErr w:type="spellStart"/>
-            <w:r>
-              <w:rPr>
-                <w:rFonts w:cs="Arial"/>
-                <w:b/>
-                <w:color w:val="000000"/>
-                <w:sz w:val="28"/>
-                <w:szCs w:val="32"/>
-              </w:rPr>
-              <w:t>Krama</w:t>
-            </w:r>
-            <w:proofErr w:type="spellEnd"/>
-            <w:r>
-              <w:rPr>
-                <w:rFonts w:cs="Arial"/>
-                <w:b/>
-                <w:color w:val="000000"/>
-                <w:sz w:val="28"/>
-                <w:szCs w:val="32"/>
-              </w:rPr>
-              <w:t xml:space="preserve"> </w:t>
-            </w:r>
-            <w:proofErr w:type="spellStart"/>
-            <w:r>
-              <w:rPr>
-                <w:rFonts w:cs="Arial"/>
-                <w:b/>
-                <w:color w:val="000000"/>
-                <w:sz w:val="28"/>
-                <w:szCs w:val="32"/>
-              </w:rPr>
-              <w:t>Vaakyam</w:t>
-            </w:r>
-            <w:proofErr w:type="spellEnd"/>
-            <w:r>
-              <w:rPr>
-                <w:rFonts w:cs="Arial"/>
-                <w:b/>
-                <w:color w:val="000000"/>
-                <w:sz w:val="28"/>
-                <w:szCs w:val="32"/>
-              </w:rPr>
-              <w:t xml:space="preserve"> No. - </w:t>
+            <w:r>
+              <w:rPr>
+                <w:rFonts w:cs="Arial"/>
+                <w:b/>
+                <w:color w:val="000000"/>
+                <w:sz w:val="28"/>
+                <w:szCs w:val="32"/>
+              </w:rPr>
+              <w:t xml:space="preserve">Krama Vaakyam No. - </w:t>
             </w:r>
             <w:r>
               <w:rPr>
@@ -403,27 +1442,15 @@
                 <w:szCs w:val="32"/>
               </w:rPr>
             </w:pPr>
-            <w:proofErr w:type="spellStart"/>
-            <w:r>
-              <w:rPr>
-                <w:rFonts w:cs="Arial"/>
-                <w:b/>
-                <w:color w:val="000000"/>
-                <w:sz w:val="28"/>
-                <w:szCs w:val="32"/>
-              </w:rPr>
-              <w:t>Panchaati</w:t>
-            </w:r>
-            <w:proofErr w:type="spellEnd"/>
-            <w:r>
-              <w:rPr>
-                <w:rFonts w:cs="Arial"/>
-                <w:b/>
-                <w:color w:val="000000"/>
-                <w:sz w:val="28"/>
-                <w:szCs w:val="32"/>
-              </w:rPr>
-              <w:t xml:space="preserve"> No</w:t>
+            <w:r>
+              <w:rPr>
+                <w:rFonts w:cs="Arial"/>
+                <w:b/>
+                <w:color w:val="000000"/>
+                <w:sz w:val="28"/>
+                <w:szCs w:val="32"/>
+              </w:rPr>
+              <w:t>Panchaati No</w:t>
             </w:r>
             <w:r>
               <w:rPr>
@@ -473,7 +1500,6 @@
                 <w:szCs w:val="40"/>
               </w:rPr>
             </w:pPr>
-            <w:proofErr w:type="spellStart"/>
             <w:r>
               <w:rPr>
                 <w:rFonts w:ascii="BRH Devanagari Extra" w:hAnsi="BRH Devanagari Extra" w:cs="BRH Devanagari Extra"/>
@@ -483,7 +1509,6 @@
               </w:rPr>
               <w:t>mÉÉ</w:t>
             </w:r>
-            <w:proofErr w:type="spellEnd"/>
             <w:r>
               <w:rPr>
                 <w:rFonts w:ascii="BRH Malayalam Extra" w:hAnsi="BRH Malayalam Extra" w:cs="BRH Devanagari Extra"/>
@@ -513,7 +1538,6 @@
               </w:rPr>
               <w:t>–</w:t>
             </w:r>
-            <w:proofErr w:type="spellStart"/>
             <w:r>
               <w:rPr>
                 <w:rFonts w:ascii="BRH Devanagari Extra" w:hAnsi="BRH Devanagari Extra" w:cs="BRH Devanagari Extra"/>
@@ -523,7 +1547,6 @@
               </w:rPr>
               <w:t>rÉ</w:t>
             </w:r>
-            <w:proofErr w:type="spellEnd"/>
             <w:r>
               <w:rPr>
                 <w:rFonts w:ascii="BRH Malayalam Extra" w:hAnsi="BRH Malayalam Extra" w:cs="BRH Devanagari Extra"/>
@@ -541,19 +1564,8 @@
                 <w:sz w:val="40"/>
                 <w:szCs w:val="40"/>
               </w:rPr>
-              <w:t xml:space="preserve"> </w:t>
-            </w:r>
-            <w:proofErr w:type="spellStart"/>
-            <w:r>
-              <w:rPr>
-                <w:rFonts w:ascii="BRH Devanagari Extra" w:hAnsi="BRH Devanagari Extra" w:cs="BRH Devanagari Extra"/>
-                <w:color w:val="000000"/>
-                <w:sz w:val="40"/>
-                <w:szCs w:val="40"/>
-              </w:rPr>
-              <w:t>xÉÑ</w:t>
-            </w:r>
-            <w:proofErr w:type="spellEnd"/>
+              <w:t xml:space="preserve"> xÉÑ</w:t>
+            </w:r>
             <w:r>
               <w:rPr>
                 <w:rFonts w:ascii="BRH Malayalam Extra" w:hAnsi="BRH Malayalam Extra" w:cs="BRH Devanagari Extra"/>
@@ -564,7 +1576,6 @@
               </w:rPr>
               <w:t>–</w:t>
             </w:r>
-            <w:proofErr w:type="spellStart"/>
             <w:r>
               <w:rPr>
                 <w:rFonts w:ascii="BRH Devanagari Extra" w:hAnsi="BRH Devanagari Extra" w:cs="BRH Devanagari Extra"/>
@@ -574,7 +1585,6 @@
               </w:rPr>
               <w:t>mÉ</w:t>
             </w:r>
-            <w:proofErr w:type="spellEnd"/>
             <w:r>
               <w:rPr>
                 <w:rFonts w:ascii="BRH Malayalam Extra" w:hAnsi="BRH Malayalam Extra" w:cs="BRH Devanagari Extra"/>
@@ -585,37 +1595,15 @@
               </w:rPr>
               <w:t>–</w:t>
             </w:r>
-            <w:proofErr w:type="spellStart"/>
-            <w:r>
-              <w:rPr>
-                <w:rFonts w:ascii="BRH Devanagari Extra" w:hAnsi="BRH Devanagari Extra" w:cs="BRH Devanagari Extra"/>
-                <w:color w:val="000000"/>
-                <w:sz w:val="40"/>
-                <w:szCs w:val="40"/>
-              </w:rPr>
-              <w:t>hÉïÈ</w:t>
-            </w:r>
-            <w:proofErr w:type="spellEnd"/>
-            <w:r>
-              <w:rPr>
-                <w:rFonts w:ascii="BRH Devanagari Extra" w:hAnsi="BRH Devanagari Extra" w:cs="BRH Devanagari Extra"/>
-                <w:color w:val="000000"/>
-                <w:sz w:val="40"/>
-                <w:szCs w:val="40"/>
-              </w:rPr>
-              <w:t xml:space="preserve"> | </w:t>
-            </w:r>
-            <w:proofErr w:type="spellStart"/>
-            <w:r>
-              <w:rPr>
-                <w:rFonts w:ascii="BRH Devanagari Extra" w:hAnsi="BRH Devanagari Extra" w:cs="BRH Devanagari Extra"/>
-                <w:color w:val="000000"/>
-                <w:sz w:val="40"/>
-                <w:szCs w:val="40"/>
-              </w:rPr>
-              <w:t>xÉÑ</w:t>
-            </w:r>
-            <w:proofErr w:type="spellEnd"/>
+            <w:r>
+              <w:rPr>
+                <w:rFonts w:ascii="BRH Devanagari Extra" w:hAnsi="BRH Devanagari Extra" w:cs="BRH Devanagari Extra"/>
+                <w:color w:val="000000"/>
+                <w:sz w:val="40"/>
+                <w:szCs w:val="40"/>
+              </w:rPr>
+              <w:t>hÉïÈ | xÉÑ</w:t>
+            </w:r>
             <w:r>
               <w:rPr>
                 <w:rFonts w:ascii="BRH Malayalam Extra" w:hAnsi="BRH Malayalam Extra" w:cs="BRH Devanagari Extra"/>
@@ -626,7 +1614,6 @@
               </w:rPr>
               <w:t>–</w:t>
             </w:r>
-            <w:proofErr w:type="spellStart"/>
             <w:r>
               <w:rPr>
                 <w:rFonts w:ascii="BRH Devanagari Extra" w:hAnsi="BRH Devanagari Extra" w:cs="BRH Devanagari Extra"/>
@@ -636,7 +1623,6 @@
               </w:rPr>
               <w:t>mÉ</w:t>
             </w:r>
-            <w:proofErr w:type="spellEnd"/>
             <w:r>
               <w:rPr>
                 <w:rFonts w:ascii="BRH Malayalam Extra" w:hAnsi="BRH Malayalam Extra" w:cs="BRH Devanagari Extra"/>
@@ -647,7 +1633,6 @@
               </w:rPr>
               <w:t>–</w:t>
             </w:r>
-            <w:proofErr w:type="spellStart"/>
             <w:r>
               <w:rPr>
                 <w:rFonts w:ascii="BRH Devanagari Extra" w:hAnsi="BRH Devanagari Extra" w:cs="BRH Devanagari Extra"/>
@@ -665,37 +1650,7 @@
                 <w:sz w:val="40"/>
                 <w:szCs w:val="40"/>
               </w:rPr>
-              <w:t>åþ</w:t>
-            </w:r>
-            <w:proofErr w:type="spellEnd"/>
-            <w:r>
-              <w:rPr>
-                <w:rFonts w:ascii="BRH Devanagari Extra" w:hAnsi="BRH Devanagari Extra" w:cs="BRH Devanagari Extra"/>
-                <w:color w:val="000000"/>
-                <w:sz w:val="40"/>
-                <w:szCs w:val="40"/>
-              </w:rPr>
-              <w:t xml:space="preserve"> </w:t>
-            </w:r>
-            <w:proofErr w:type="spellStart"/>
-            <w:r>
-              <w:rPr>
-                <w:rFonts w:ascii="BRH Devanagari Extra" w:hAnsi="BRH Devanagari Extra" w:cs="BRH Devanagari Extra"/>
-                <w:color w:val="000000"/>
-                <w:sz w:val="40"/>
-                <w:szCs w:val="40"/>
-              </w:rPr>
-              <w:t>ÅÍxÉ</w:t>
-            </w:r>
-            <w:proofErr w:type="spellEnd"/>
-            <w:r>
-              <w:rPr>
-                <w:rFonts w:ascii="BRH Devanagari Extra" w:hAnsi="BRH Devanagari Extra" w:cs="BRH Devanagari Extra"/>
-                <w:color w:val="000000"/>
-                <w:sz w:val="40"/>
-                <w:szCs w:val="40"/>
-              </w:rPr>
-              <w:t xml:space="preserve"> |</w:t>
+              <w:t>åþ ÅÍxÉ |</w:t>
             </w:r>
           </w:p>
         </w:tc>
@@ -716,7 +1671,6 @@
                 <w:szCs w:val="40"/>
               </w:rPr>
             </w:pPr>
-            <w:proofErr w:type="spellStart"/>
             <w:r>
               <w:rPr>
                 <w:rFonts w:ascii="BRH Devanagari Extra" w:hAnsi="BRH Devanagari Extra" w:cs="BRH Devanagari Extra"/>
@@ -726,7 +1680,6 @@
               </w:rPr>
               <w:t>mÉÉ</w:t>
             </w:r>
-            <w:proofErr w:type="spellEnd"/>
             <w:r>
               <w:rPr>
                 <w:rFonts w:ascii="BRH Malayalam Extra" w:hAnsi="BRH Malayalam Extra" w:cs="BRH Devanagari Extra"/>
@@ -756,7 +1709,6 @@
               </w:rPr>
               <w:t>–</w:t>
             </w:r>
-            <w:proofErr w:type="spellStart"/>
             <w:r>
               <w:rPr>
                 <w:rFonts w:ascii="BRH Devanagari Extra" w:hAnsi="BRH Devanagari Extra" w:cs="BRH Devanagari Extra"/>
@@ -766,7 +1718,6 @@
               </w:rPr>
               <w:t>rÉ</w:t>
             </w:r>
-            <w:proofErr w:type="spellEnd"/>
             <w:r>
               <w:rPr>
                 <w:rFonts w:ascii="BRH Malayalam Extra" w:hAnsi="BRH Malayalam Extra" w:cs="BRH Devanagari Extra"/>
@@ -784,19 +1735,8 @@
                 <w:sz w:val="40"/>
                 <w:szCs w:val="40"/>
               </w:rPr>
-              <w:t xml:space="preserve"> </w:t>
-            </w:r>
-            <w:proofErr w:type="spellStart"/>
-            <w:r>
-              <w:rPr>
-                <w:rFonts w:ascii="BRH Devanagari Extra" w:hAnsi="BRH Devanagari Extra" w:cs="BRH Devanagari Extra"/>
-                <w:color w:val="000000"/>
-                <w:sz w:val="40"/>
-                <w:szCs w:val="40"/>
-              </w:rPr>
-              <w:t>xÉÑ</w:t>
-            </w:r>
-            <w:proofErr w:type="spellEnd"/>
+              <w:t xml:space="preserve"> xÉÑ</w:t>
+            </w:r>
             <w:r>
               <w:rPr>
                 <w:rFonts w:ascii="BRH Malayalam Extra" w:hAnsi="BRH Malayalam Extra" w:cs="BRH Devanagari Extra"/>
@@ -807,7 +1747,6 @@
               </w:rPr>
               <w:t>–</w:t>
             </w:r>
-            <w:proofErr w:type="spellStart"/>
             <w:r>
               <w:rPr>
                 <w:rFonts w:ascii="BRH Devanagari Extra" w:hAnsi="BRH Devanagari Extra" w:cs="BRH Devanagari Extra"/>
@@ -817,7 +1756,6 @@
               </w:rPr>
               <w:t>mÉ</w:t>
             </w:r>
-            <w:proofErr w:type="spellEnd"/>
             <w:r>
               <w:rPr>
                 <w:rFonts w:ascii="BRH Malayalam Extra" w:hAnsi="BRH Malayalam Extra" w:cs="BRH Devanagari Extra"/>
@@ -828,37 +1766,15 @@
               </w:rPr>
               <w:t>–</w:t>
             </w:r>
-            <w:proofErr w:type="spellStart"/>
-            <w:r>
-              <w:rPr>
-                <w:rFonts w:ascii="BRH Devanagari Extra" w:hAnsi="BRH Devanagari Extra" w:cs="BRH Devanagari Extra"/>
-                <w:color w:val="000000"/>
-                <w:sz w:val="40"/>
-                <w:szCs w:val="40"/>
-              </w:rPr>
-              <w:t>hÉïÈ</w:t>
-            </w:r>
-            <w:proofErr w:type="spellEnd"/>
-            <w:r>
-              <w:rPr>
-                <w:rFonts w:ascii="BRH Devanagari Extra" w:hAnsi="BRH Devanagari Extra" w:cs="BRH Devanagari Extra"/>
-                <w:color w:val="000000"/>
-                <w:sz w:val="40"/>
-                <w:szCs w:val="40"/>
-              </w:rPr>
-              <w:t xml:space="preserve"> | </w:t>
-            </w:r>
-            <w:proofErr w:type="spellStart"/>
-            <w:r>
-              <w:rPr>
-                <w:rFonts w:ascii="BRH Devanagari Extra" w:hAnsi="BRH Devanagari Extra" w:cs="BRH Devanagari Extra"/>
-                <w:color w:val="000000"/>
-                <w:sz w:val="40"/>
-                <w:szCs w:val="40"/>
-              </w:rPr>
-              <w:t>xÉÑ</w:t>
-            </w:r>
-            <w:proofErr w:type="spellEnd"/>
+            <w:r>
+              <w:rPr>
+                <w:rFonts w:ascii="BRH Devanagari Extra" w:hAnsi="BRH Devanagari Extra" w:cs="BRH Devanagari Extra"/>
+                <w:color w:val="000000"/>
+                <w:sz w:val="40"/>
+                <w:szCs w:val="40"/>
+              </w:rPr>
+              <w:t>hÉïÈ | xÉÑ</w:t>
+            </w:r>
             <w:r>
               <w:rPr>
                 <w:rFonts w:ascii="BRH Malayalam Extra" w:hAnsi="BRH Malayalam Extra" w:cs="BRH Devanagari Extra"/>
@@ -869,7 +1785,6 @@
               </w:rPr>
               <w:t>–</w:t>
             </w:r>
-            <w:proofErr w:type="spellStart"/>
             <w:r>
               <w:rPr>
                 <w:rFonts w:ascii="BRH Devanagari" w:hAnsi="BRH Devanagari" w:cs="BRH Devanagari"/>
@@ -880,7 +1795,6 @@
               </w:rPr>
               <w:t>mÉ</w:t>
             </w:r>
-            <w:proofErr w:type="spellEnd"/>
             <w:r>
               <w:rPr>
                 <w:rFonts w:ascii="BRH Malayalam Extra" w:hAnsi="BRH Malayalam Extra" w:cs="BRH Devanagari Extra"/>
@@ -891,7 +1805,6 @@
               </w:rPr>
               <w:t>–</w:t>
             </w:r>
-            <w:proofErr w:type="spellStart"/>
             <w:r>
               <w:rPr>
                 <w:rFonts w:ascii="BRH Devanagari" w:hAnsi="BRH Devanagari" w:cs="BRH Devanagari"/>
@@ -903,7 +1816,6 @@
               </w:rPr>
               <w:t>hÉÉåï</w:t>
             </w:r>
-            <w:proofErr w:type="spellEnd"/>
             <w:r>
               <w:rPr>
                 <w:rFonts w:ascii="BRH Devanagari Extra" w:hAnsi="BRH Devanagari Extra" w:cs="BRH Devanagari Extra"/>
@@ -921,27 +1833,7 @@
                 <w:sz w:val="40"/>
                 <w:szCs w:val="40"/>
               </w:rPr>
-              <w:t xml:space="preserve"> </w:t>
-            </w:r>
-            <w:proofErr w:type="spellStart"/>
-            <w:r>
-              <w:rPr>
-                <w:rFonts w:ascii="BRH Devanagari Extra" w:hAnsi="BRH Devanagari Extra" w:cs="BRH Devanagari Extra"/>
-                <w:color w:val="000000"/>
-                <w:sz w:val="40"/>
-                <w:szCs w:val="40"/>
-              </w:rPr>
-              <w:t>ÅÍxÉ</w:t>
-            </w:r>
-            <w:proofErr w:type="spellEnd"/>
-            <w:r>
-              <w:rPr>
-                <w:rFonts w:ascii="BRH Devanagari Extra" w:hAnsi="BRH Devanagari Extra" w:cs="BRH Devanagari Extra"/>
-                <w:color w:val="000000"/>
-                <w:sz w:val="40"/>
-                <w:szCs w:val="40"/>
-              </w:rPr>
-              <w:t xml:space="preserve"> |</w:t>
+              <w:t xml:space="preserve"> ÅÍxÉ |</w:t>
             </w:r>
           </w:p>
         </w:tc>
@@ -990,7 +1882,6 @@
         </w:rPr>
         <w:t xml:space="preserve">TS </w:t>
       </w:r>
-      <w:proofErr w:type="spellStart"/>
       <w:r>
         <w:rPr>
           <w:b/>
@@ -1001,7 +1892,6 @@
         </w:rPr>
         <w:t>Krama</w:t>
       </w:r>
-      <w:proofErr w:type="spellEnd"/>
       <w:r>
         <w:rPr>
           <w:b/>
@@ -1010,29 +1900,7 @@
           <w:szCs w:val="32"/>
           <w:u w:val="single"/>
         </w:rPr>
-        <w:t xml:space="preserve"> </w:t>
-      </w:r>
-      <w:proofErr w:type="spellStart"/>
-      <w:r>
-        <w:rPr>
-          <w:b/>
-          <w:bCs/>
-          <w:sz w:val="32"/>
-          <w:szCs w:val="32"/>
-          <w:u w:val="single"/>
-        </w:rPr>
-        <w:t>Paatam</w:t>
-      </w:r>
-      <w:proofErr w:type="spellEnd"/>
-      <w:r>
-        <w:rPr>
-          <w:b/>
-          <w:bCs/>
-          <w:sz w:val="32"/>
-          <w:szCs w:val="32"/>
-          <w:u w:val="single"/>
-        </w:rPr>
-        <w:t xml:space="preserve"> – TS </w:t>
+        <w:t xml:space="preserve"> Paatam – TS </w:t>
       </w:r>
       <w:r>
         <w:rPr>
@@ -1252,6 +2120,7 @@
                 <w:sz w:val="28"/>
                 <w:szCs w:val="32"/>
               </w:rPr>
+              <w:lastRenderedPageBreak/>
               <w:t>T.S.</w:t>
             </w:r>
             <w:r>
@@ -1302,20 +2171,8 @@
                 <w:sz w:val="28"/>
                 <w:szCs w:val="32"/>
               </w:rPr>
-              <w:t xml:space="preserve">– </w:t>
-            </w:r>
-            <w:proofErr w:type="spellStart"/>
-            <w:r>
-              <w:rPr>
-                <w:rFonts w:cs="Arial"/>
-                <w:b/>
-                <w:color w:val="000000"/>
-                <w:sz w:val="28"/>
-                <w:szCs w:val="32"/>
-              </w:rPr>
-              <w:t>Kramam</w:t>
-            </w:r>
-            <w:proofErr w:type="spellEnd"/>
+              <w:t>– Kramam</w:t>
+            </w:r>
           </w:p>
           <w:p>
             <w:pPr>
@@ -1336,49 +2193,15 @@
                 <w:szCs w:val="32"/>
               </w:rPr>
             </w:pPr>
-            <w:proofErr w:type="spellStart"/>
-            <w:r>
-              <w:rPr>
-                <w:rFonts w:cs="Arial"/>
-                <w:b/>
-                <w:color w:val="000000"/>
-                <w:sz w:val="28"/>
-                <w:szCs w:val="32"/>
-              </w:rPr>
-              <w:t>Krama</w:t>
-            </w:r>
-            <w:proofErr w:type="spellEnd"/>
-            <w:r>
-              <w:rPr>
-                <w:rFonts w:cs="Arial"/>
-                <w:b/>
-                <w:color w:val="000000"/>
-                <w:sz w:val="28"/>
-                <w:szCs w:val="32"/>
-              </w:rPr>
-              <w:t xml:space="preserve"> </w:t>
-            </w:r>
-            <w:proofErr w:type="spellStart"/>
-            <w:r>
-              <w:rPr>
-                <w:rFonts w:cs="Arial"/>
-                <w:b/>
-                <w:color w:val="000000"/>
-                <w:sz w:val="28"/>
-                <w:szCs w:val="32"/>
-              </w:rPr>
-              <w:t>Vaakyam</w:t>
-            </w:r>
-            <w:proofErr w:type="spellEnd"/>
-            <w:r>
-              <w:rPr>
-                <w:rFonts w:cs="Arial"/>
-                <w:b/>
-                <w:color w:val="000000"/>
-                <w:sz w:val="28"/>
-                <w:szCs w:val="32"/>
-              </w:rPr>
-              <w:t xml:space="preserve"> No. - </w:t>
+            <w:r>
+              <w:rPr>
+                <w:rFonts w:cs="Arial"/>
+                <w:b/>
+                <w:color w:val="000000"/>
+                <w:sz w:val="28"/>
+                <w:szCs w:val="32"/>
+              </w:rPr>
+              <w:t xml:space="preserve">Krama Vaakyam No. - </w:t>
             </w:r>
             <w:r>
               <w:rPr>
@@ -1410,27 +2233,15 @@
                 <w:szCs w:val="32"/>
               </w:rPr>
             </w:pPr>
-            <w:proofErr w:type="spellStart"/>
-            <w:r>
-              <w:rPr>
-                <w:rFonts w:cs="Arial"/>
-                <w:b/>
-                <w:color w:val="000000"/>
-                <w:sz w:val="28"/>
-                <w:szCs w:val="32"/>
-              </w:rPr>
-              <w:t>Panchaati</w:t>
-            </w:r>
-            <w:proofErr w:type="spellEnd"/>
-            <w:r>
-              <w:rPr>
-                <w:rFonts w:cs="Arial"/>
-                <w:b/>
-                <w:color w:val="000000"/>
-                <w:sz w:val="28"/>
-                <w:szCs w:val="32"/>
-              </w:rPr>
-              <w:t xml:space="preserve"> No</w:t>
+            <w:r>
+              <w:rPr>
+                <w:rFonts w:cs="Arial"/>
+                <w:b/>
+                <w:color w:val="000000"/>
+                <w:sz w:val="28"/>
+                <w:szCs w:val="32"/>
+              </w:rPr>
+              <w:t>Panchaati No</w:t>
             </w:r>
             <w:r>
               <w:rPr>
@@ -1480,37 +2291,15 @@
                 <w:szCs w:val="40"/>
               </w:rPr>
             </w:pPr>
-            <w:proofErr w:type="spellStart"/>
-            <w:r>
-              <w:rPr>
-                <w:rFonts w:ascii="BRH Devanagari Extra" w:hAnsi="BRH Devanagari Extra" w:cs="BRH Devanagari Extra"/>
-                <w:color w:val="000000"/>
-                <w:sz w:val="40"/>
-                <w:szCs w:val="40"/>
-              </w:rPr>
-              <w:t>AuÉþÎcNû±iÉå</w:t>
-            </w:r>
-            <w:proofErr w:type="spellEnd"/>
-            <w:r>
-              <w:rPr>
-                <w:rFonts w:ascii="BRH Devanagari Extra" w:hAnsi="BRH Devanagari Extra" w:cs="BRH Devanagari Extra"/>
-                <w:color w:val="000000"/>
-                <w:sz w:val="40"/>
-                <w:szCs w:val="40"/>
-              </w:rPr>
-              <w:t xml:space="preserve"> | </w:t>
-            </w:r>
-            <w:proofErr w:type="spellStart"/>
-            <w:r>
-              <w:rPr>
-                <w:rFonts w:ascii="BRH Devanagari Extra" w:hAnsi="BRH Devanagari Extra" w:cs="BRH Devanagari Extra"/>
-                <w:color w:val="000000"/>
-                <w:sz w:val="40"/>
-                <w:szCs w:val="40"/>
-              </w:rPr>
-              <w:t>ÍNû</w:t>
-            </w:r>
-            <w:proofErr w:type="spellEnd"/>
+            <w:r>
+              <w:rPr>
+                <w:rFonts w:ascii="BRH Devanagari Extra" w:hAnsi="BRH Devanagari Extra" w:cs="BRH Devanagari Extra"/>
+                <w:color w:val="000000"/>
+                <w:sz w:val="40"/>
+                <w:szCs w:val="40"/>
+              </w:rPr>
+              <w:t>AuÉþÎcNû±iÉå | ÍNû</w:t>
+            </w:r>
             <w:r>
               <w:rPr>
                 <w:rFonts w:ascii="BRH Malayalam Extra" w:hAnsi="BRH Malayalam Extra" w:cs="BRH Devanagari Extra"/>
@@ -1531,7 +2320,6 @@
               </w:rPr>
               <w:t>±</w:t>
             </w:r>
-            <w:proofErr w:type="spellStart"/>
             <w:r>
               <w:rPr>
                 <w:rFonts w:ascii="BRH Devanagari Extra" w:hAnsi="BRH Devanagari Extra" w:cs="BRH Devanagari Extra"/>
@@ -1541,7 +2329,6 @@
               </w:rPr>
               <w:t>iÉå</w:t>
             </w:r>
-            <w:proofErr w:type="spellEnd"/>
             <w:r>
               <w:rPr>
                 <w:rFonts w:ascii="BRH Malayalam Extra" w:hAnsi="BRH Malayalam Extra" w:cs="BRH Devanagari Extra"/>
@@ -1559,27 +2346,7 @@
                 <w:sz w:val="40"/>
                 <w:szCs w:val="40"/>
               </w:rPr>
-              <w:t xml:space="preserve"> </w:t>
-            </w:r>
-            <w:proofErr w:type="spellStart"/>
-            <w:r>
-              <w:rPr>
-                <w:rFonts w:ascii="BRH Devanagari Extra" w:hAnsi="BRH Devanagari Extra" w:cs="BRH Devanagari Extra"/>
-                <w:color w:val="000000"/>
-                <w:sz w:val="40"/>
-                <w:szCs w:val="40"/>
-              </w:rPr>
-              <w:t>rÉÈ</w:t>
-            </w:r>
-            <w:proofErr w:type="spellEnd"/>
-            <w:r>
-              <w:rPr>
-                <w:rFonts w:ascii="BRH Devanagari Extra" w:hAnsi="BRH Devanagari Extra" w:cs="BRH Devanagari Extra"/>
-                <w:color w:val="000000"/>
-                <w:sz w:val="40"/>
-                <w:szCs w:val="40"/>
-              </w:rPr>
-              <w:t xml:space="preserve"> |</w:t>
+              <w:t xml:space="preserve"> rÉÈ |</w:t>
             </w:r>
           </w:p>
         </w:tc>
@@ -1597,37 +2364,15 @@
                 <w:szCs w:val="40"/>
               </w:rPr>
             </w:pPr>
-            <w:proofErr w:type="spellStart"/>
-            <w:r>
-              <w:rPr>
-                <w:rFonts w:ascii="BRH Devanagari Extra" w:hAnsi="BRH Devanagari Extra" w:cs="BRH Devanagari Extra"/>
-                <w:color w:val="000000"/>
-                <w:sz w:val="40"/>
-                <w:szCs w:val="40"/>
-              </w:rPr>
-              <w:t>AuÉþÎcNû±iÉå</w:t>
-            </w:r>
-            <w:proofErr w:type="spellEnd"/>
-            <w:r>
-              <w:rPr>
-                <w:rFonts w:ascii="BRH Devanagari Extra" w:hAnsi="BRH Devanagari Extra" w:cs="BRH Devanagari Extra"/>
-                <w:color w:val="000000"/>
-                <w:sz w:val="40"/>
-                <w:szCs w:val="40"/>
-              </w:rPr>
-              <w:t xml:space="preserve"> | </w:t>
-            </w:r>
-            <w:proofErr w:type="spellStart"/>
-            <w:r>
-              <w:rPr>
-                <w:rFonts w:ascii="BRH Devanagari Extra" w:hAnsi="BRH Devanagari Extra" w:cs="BRH Devanagari Extra"/>
-                <w:color w:val="000000"/>
-                <w:sz w:val="40"/>
-                <w:szCs w:val="40"/>
-              </w:rPr>
-              <w:t>ÍNû</w:t>
-            </w:r>
-            <w:proofErr w:type="spellEnd"/>
+            <w:r>
+              <w:rPr>
+                <w:rFonts w:ascii="BRH Devanagari Extra" w:hAnsi="BRH Devanagari Extra" w:cs="BRH Devanagari Extra"/>
+                <w:color w:val="000000"/>
+                <w:sz w:val="40"/>
+                <w:szCs w:val="40"/>
+              </w:rPr>
+              <w:t>AuÉþÎcNû±iÉå | ÍNû</w:t>
+            </w:r>
             <w:r>
               <w:rPr>
                 <w:rFonts w:ascii="BRH Malayalam Extra" w:hAnsi="BRH Malayalam Extra" w:cs="BRH Devanagari Extra"/>
@@ -1658,7 +2403,6 @@
               </w:rPr>
               <w:t>–</w:t>
             </w:r>
-            <w:proofErr w:type="spellStart"/>
             <w:r>
               <w:rPr>
                 <w:rFonts w:ascii="BRH Devanagari Extra" w:hAnsi="BRH Devanagari Extra" w:cs="BRH Devanagari Extra"/>
@@ -1668,7 +2412,6 @@
               </w:rPr>
               <w:t>iÉå</w:t>
             </w:r>
-            <w:proofErr w:type="spellEnd"/>
             <w:r>
               <w:rPr>
                 <w:rFonts w:ascii="BRH Malayalam Extra" w:hAnsi="BRH Malayalam Extra" w:cs="BRH Devanagari Extra"/>
@@ -1686,27 +2429,7 @@
                 <w:sz w:val="40"/>
                 <w:szCs w:val="40"/>
               </w:rPr>
-              <w:t xml:space="preserve"> </w:t>
-            </w:r>
-            <w:proofErr w:type="spellStart"/>
-            <w:r>
-              <w:rPr>
-                <w:rFonts w:ascii="BRH Devanagari Extra" w:hAnsi="BRH Devanagari Extra" w:cs="BRH Devanagari Extra"/>
-                <w:color w:val="000000"/>
-                <w:sz w:val="40"/>
-                <w:szCs w:val="40"/>
-              </w:rPr>
-              <w:t>rÉÈ</w:t>
-            </w:r>
-            <w:proofErr w:type="spellEnd"/>
-            <w:r>
-              <w:rPr>
-                <w:rFonts w:ascii="BRH Devanagari Extra" w:hAnsi="BRH Devanagari Extra" w:cs="BRH Devanagari Extra"/>
-                <w:color w:val="000000"/>
-                <w:sz w:val="40"/>
-                <w:szCs w:val="40"/>
-              </w:rPr>
-              <w:t xml:space="preserve"> |</w:t>
+              <w:t xml:space="preserve"> rÉÈ |</w:t>
             </w:r>
           </w:p>
         </w:tc>
@@ -1766,20 +2489,8 @@
                 <w:sz w:val="28"/>
                 <w:szCs w:val="32"/>
               </w:rPr>
-              <w:t xml:space="preserve">– </w:t>
-            </w:r>
-            <w:proofErr w:type="spellStart"/>
-            <w:r>
-              <w:rPr>
-                <w:rFonts w:cs="Arial"/>
-                <w:b/>
-                <w:color w:val="000000"/>
-                <w:sz w:val="28"/>
-                <w:szCs w:val="32"/>
-              </w:rPr>
-              <w:t>Kramam</w:t>
-            </w:r>
-            <w:proofErr w:type="spellEnd"/>
+              <w:t>– Kramam</w:t>
+            </w:r>
           </w:p>
           <w:p>
             <w:pPr>
@@ -1800,49 +2511,15 @@
                 <w:szCs w:val="32"/>
               </w:rPr>
             </w:pPr>
-            <w:proofErr w:type="spellStart"/>
-            <w:r>
-              <w:rPr>
-                <w:rFonts w:cs="Arial"/>
-                <w:b/>
-                <w:color w:val="000000"/>
-                <w:sz w:val="28"/>
-                <w:szCs w:val="32"/>
-              </w:rPr>
-              <w:t>Krama</w:t>
-            </w:r>
-            <w:proofErr w:type="spellEnd"/>
-            <w:r>
-              <w:rPr>
-                <w:rFonts w:cs="Arial"/>
-                <w:b/>
-                <w:color w:val="000000"/>
-                <w:sz w:val="28"/>
-                <w:szCs w:val="32"/>
-              </w:rPr>
-              <w:t xml:space="preserve"> </w:t>
-            </w:r>
-            <w:proofErr w:type="spellStart"/>
-            <w:r>
-              <w:rPr>
-                <w:rFonts w:cs="Arial"/>
-                <w:b/>
-                <w:color w:val="000000"/>
-                <w:sz w:val="28"/>
-                <w:szCs w:val="32"/>
-              </w:rPr>
-              <w:t>Vaakyam</w:t>
-            </w:r>
-            <w:proofErr w:type="spellEnd"/>
-            <w:r>
-              <w:rPr>
-                <w:rFonts w:cs="Arial"/>
-                <w:b/>
-                <w:color w:val="000000"/>
-                <w:sz w:val="28"/>
-                <w:szCs w:val="32"/>
-              </w:rPr>
-              <w:t xml:space="preserve"> No. - </w:t>
+            <w:r>
+              <w:rPr>
+                <w:rFonts w:cs="Arial"/>
+                <w:b/>
+                <w:color w:val="000000"/>
+                <w:sz w:val="28"/>
+                <w:szCs w:val="32"/>
+              </w:rPr>
+              <w:t xml:space="preserve">Krama Vaakyam No. - </w:t>
             </w:r>
             <w:r>
               <w:rPr>
@@ -1874,27 +2551,15 @@
                 <w:szCs w:val="32"/>
               </w:rPr>
             </w:pPr>
-            <w:proofErr w:type="spellStart"/>
-            <w:r>
-              <w:rPr>
-                <w:rFonts w:cs="Arial"/>
-                <w:b/>
-                <w:color w:val="000000"/>
-                <w:sz w:val="28"/>
-                <w:szCs w:val="32"/>
-              </w:rPr>
-              <w:t>Panchaati</w:t>
-            </w:r>
-            <w:proofErr w:type="spellEnd"/>
-            <w:r>
-              <w:rPr>
-                <w:rFonts w:cs="Arial"/>
-                <w:b/>
-                <w:color w:val="000000"/>
-                <w:sz w:val="28"/>
-                <w:szCs w:val="32"/>
-              </w:rPr>
-              <w:t xml:space="preserve"> No</w:t>
+            <w:r>
+              <w:rPr>
+                <w:rFonts w:cs="Arial"/>
+                <w:b/>
+                <w:color w:val="000000"/>
+                <w:sz w:val="28"/>
+                <w:szCs w:val="32"/>
+              </w:rPr>
+              <w:t>Panchaati No</w:t>
             </w:r>
             <w:r>
               <w:rPr>
@@ -1944,7 +2609,6 @@
                 <w:szCs w:val="40"/>
               </w:rPr>
             </w:pPr>
-            <w:proofErr w:type="spellStart"/>
             <w:r>
               <w:rPr>
                 <w:rFonts w:ascii="BRH Devanagari Extra" w:hAnsi="BRH Devanagari Extra" w:cs="BRH Devanagari Extra"/>
@@ -1954,7 +2618,6 @@
               </w:rPr>
               <w:t>iuÉå</w:t>
             </w:r>
-            <w:proofErr w:type="spellEnd"/>
             <w:r>
               <w:rPr>
                 <w:rFonts w:ascii="BRH Malayalam Extra" w:hAnsi="BRH Malayalam Extra" w:cs="BRH Devanagari Extra"/>
@@ -1965,52 +2628,14 @@
               </w:rPr>
               <w:t>–</w:t>
             </w:r>
-            <w:proofErr w:type="spellStart"/>
-            <w:r>
-              <w:rPr>
-                <w:rFonts w:ascii="BRH Devanagari Extra" w:hAnsi="BRH Devanagari Extra" w:cs="BRH Devanagari Extra"/>
-                <w:sz w:val="40"/>
-                <w:szCs w:val="40"/>
-              </w:rPr>
-              <w:t>ÌiÉþ</w:t>
-            </w:r>
-            <w:proofErr w:type="spellEnd"/>
-            <w:r>
-              <w:rPr>
-                <w:rFonts w:ascii="BRH Devanagari Extra" w:hAnsi="BRH Devanagari Extra" w:cs="BRH Devanagari Extra"/>
-                <w:sz w:val="40"/>
-                <w:szCs w:val="40"/>
-              </w:rPr>
-              <w:t xml:space="preserve"> | </w:t>
-            </w:r>
-            <w:proofErr w:type="spellStart"/>
-            <w:r>
-              <w:rPr>
-                <w:rFonts w:ascii="BRH Devanagari Extra" w:hAnsi="BRH Devanagari Extra" w:cs="BRH Devanagari Extra"/>
-                <w:sz w:val="40"/>
-                <w:szCs w:val="40"/>
-              </w:rPr>
-              <w:t>CÌiÉþ</w:t>
-            </w:r>
-            <w:proofErr w:type="spellEnd"/>
-            <w:r>
-              <w:rPr>
-                <w:rFonts w:ascii="BRH Devanagari Extra" w:hAnsi="BRH Devanagari Extra" w:cs="BRH Devanagari Extra"/>
-                <w:sz w:val="40"/>
-                <w:szCs w:val="40"/>
-              </w:rPr>
-              <w:t xml:space="preserve"> </w:t>
-            </w:r>
-            <w:proofErr w:type="spellStart"/>
-            <w:r>
-              <w:rPr>
-                <w:rFonts w:ascii="BRH Devanagari Extra" w:hAnsi="BRH Devanagari Extra" w:cs="BRH Devanagari Extra"/>
-                <w:sz w:val="40"/>
-                <w:szCs w:val="40"/>
-              </w:rPr>
-              <w:t>SìÉåhÉMüsÉ</w:t>
-            </w:r>
-            <w:proofErr w:type="spellEnd"/>
+            <w:r>
+              <w:rPr>
+                <w:rFonts w:ascii="BRH Devanagari Extra" w:hAnsi="BRH Devanagari Extra" w:cs="BRH Devanagari Extra"/>
+                <w:sz w:val="40"/>
+                <w:szCs w:val="40"/>
+              </w:rPr>
+              <w:t>ÌiÉþ | CÌiÉþ SìÉåhÉMüsÉ</w:t>
+            </w:r>
             <w:r>
               <w:rPr>
                 <w:rFonts w:ascii="BRH Malayalam Extra" w:hAnsi="BRH Malayalam Extra" w:cs="BRH Devanagari Extra"/>
@@ -2020,23 +2645,13 @@
               </w:rPr>
               <w:t>–</w:t>
             </w:r>
-            <w:proofErr w:type="spellStart"/>
-            <w:r>
-              <w:rPr>
-                <w:rFonts w:ascii="BRH Devanagari Extra" w:hAnsi="BRH Devanagari Extra" w:cs="BRH Devanagari Extra"/>
-                <w:sz w:val="40"/>
-                <w:szCs w:val="40"/>
-              </w:rPr>
-              <w:t>zÉqÉç</w:t>
-            </w:r>
-            <w:proofErr w:type="spellEnd"/>
-            <w:r>
-              <w:rPr>
-                <w:rFonts w:ascii="BRH Devanagari Extra" w:hAnsi="BRH Devanagari Extra" w:cs="BRH Devanagari Extra"/>
-                <w:sz w:val="40"/>
-                <w:szCs w:val="40"/>
-              </w:rPr>
-              <w:t xml:space="preserve"> |</w:t>
+            <w:r>
+              <w:rPr>
+                <w:rFonts w:ascii="BRH Devanagari Extra" w:hAnsi="BRH Devanagari Extra" w:cs="BRH Devanagari Extra"/>
+                <w:sz w:val="40"/>
+                <w:szCs w:val="40"/>
+              </w:rPr>
+              <w:t>zÉqÉç |</w:t>
             </w:r>
           </w:p>
         </w:tc>
@@ -2054,7 +2669,6 @@
                 <w:szCs w:val="40"/>
               </w:rPr>
             </w:pPr>
-            <w:proofErr w:type="spellStart"/>
             <w:r>
               <w:rPr>
                 <w:rFonts w:ascii="BRH Devanagari Extra" w:hAnsi="BRH Devanagari Extra" w:cs="BRH Devanagari Extra"/>
@@ -2070,45 +2684,8 @@
                 <w:sz w:val="40"/>
                 <w:szCs w:val="40"/>
               </w:rPr>
-              <w:t>åÌiÉþ</w:t>
-            </w:r>
-            <w:proofErr w:type="spellEnd"/>
-            <w:r>
-              <w:rPr>
-                <w:rFonts w:ascii="BRH Devanagari Extra" w:hAnsi="BRH Devanagari Extra" w:cs="BRH Devanagari Extra"/>
-                <w:sz w:val="40"/>
-                <w:szCs w:val="40"/>
-              </w:rPr>
-              <w:t xml:space="preserve"> | </w:t>
-            </w:r>
-            <w:proofErr w:type="spellStart"/>
-            <w:r>
-              <w:rPr>
-                <w:rFonts w:ascii="BRH Devanagari Extra" w:hAnsi="BRH Devanagari Extra" w:cs="BRH Devanagari Extra"/>
-                <w:sz w:val="40"/>
-                <w:szCs w:val="40"/>
-              </w:rPr>
-              <w:t>CÌiÉþ</w:t>
-            </w:r>
-            <w:proofErr w:type="spellEnd"/>
-            <w:r>
-              <w:rPr>
-                <w:rFonts w:ascii="BRH Devanagari Extra" w:hAnsi="BRH Devanagari Extra" w:cs="BRH Devanagari Extra"/>
-                <w:sz w:val="40"/>
-                <w:szCs w:val="40"/>
-              </w:rPr>
-              <w:t xml:space="preserve"> </w:t>
-            </w:r>
-            <w:proofErr w:type="spellStart"/>
-            <w:r>
-              <w:rPr>
-                <w:rFonts w:ascii="BRH Devanagari Extra" w:hAnsi="BRH Devanagari Extra" w:cs="BRH Devanagari Extra"/>
-                <w:sz w:val="40"/>
-                <w:szCs w:val="40"/>
-              </w:rPr>
-              <w:t>SìÉåhÉMüsÉ</w:t>
-            </w:r>
-            <w:proofErr w:type="spellEnd"/>
+              <w:t>åÌiÉþ | CÌiÉþ SìÉåhÉMüsÉ</w:t>
+            </w:r>
             <w:r>
               <w:rPr>
                 <w:rFonts w:ascii="BRH Malayalam Extra" w:hAnsi="BRH Malayalam Extra" w:cs="BRH Devanagari Extra"/>
@@ -2118,23 +2695,13 @@
               </w:rPr>
               <w:t>–</w:t>
             </w:r>
-            <w:proofErr w:type="spellStart"/>
-            <w:r>
-              <w:rPr>
-                <w:rFonts w:ascii="BRH Devanagari Extra" w:hAnsi="BRH Devanagari Extra" w:cs="BRH Devanagari Extra"/>
-                <w:sz w:val="40"/>
-                <w:szCs w:val="40"/>
-              </w:rPr>
-              <w:t>zÉqÉç</w:t>
-            </w:r>
-            <w:proofErr w:type="spellEnd"/>
-            <w:r>
-              <w:rPr>
-                <w:rFonts w:ascii="BRH Devanagari Extra" w:hAnsi="BRH Devanagari Extra" w:cs="BRH Devanagari Extra"/>
-                <w:sz w:val="40"/>
-                <w:szCs w:val="40"/>
-              </w:rPr>
-              <w:t xml:space="preserve"> |</w:t>
+            <w:r>
+              <w:rPr>
+                <w:rFonts w:ascii="BRH Devanagari Extra" w:hAnsi="BRH Devanagari Extra" w:cs="BRH Devanagari Extra"/>
+                <w:sz w:val="40"/>
+                <w:szCs w:val="40"/>
+              </w:rPr>
+              <w:t>zÉqÉç |</w:t>
             </w:r>
           </w:p>
         </w:tc>
@@ -2194,20 +2761,8 @@
                 <w:sz w:val="28"/>
                 <w:szCs w:val="32"/>
               </w:rPr>
-              <w:t xml:space="preserve">– </w:t>
-            </w:r>
-            <w:proofErr w:type="spellStart"/>
-            <w:r>
-              <w:rPr>
-                <w:rFonts w:cs="Arial"/>
-                <w:b/>
-                <w:color w:val="000000"/>
-                <w:sz w:val="28"/>
-                <w:szCs w:val="32"/>
-              </w:rPr>
-              <w:t>Kramam</w:t>
-            </w:r>
-            <w:proofErr w:type="spellEnd"/>
+              <w:t>– Kramam</w:t>
+            </w:r>
           </w:p>
           <w:p>
             <w:pPr>
@@ -2228,49 +2783,15 @@
                 <w:szCs w:val="32"/>
               </w:rPr>
             </w:pPr>
-            <w:proofErr w:type="spellStart"/>
-            <w:r>
-              <w:rPr>
-                <w:rFonts w:cs="Arial"/>
-                <w:b/>
-                <w:color w:val="000000"/>
-                <w:sz w:val="28"/>
-                <w:szCs w:val="32"/>
-              </w:rPr>
-              <w:t>Krama</w:t>
-            </w:r>
-            <w:proofErr w:type="spellEnd"/>
-            <w:r>
-              <w:rPr>
-                <w:rFonts w:cs="Arial"/>
-                <w:b/>
-                <w:color w:val="000000"/>
-                <w:sz w:val="28"/>
-                <w:szCs w:val="32"/>
-              </w:rPr>
-              <w:t xml:space="preserve"> </w:t>
-            </w:r>
-            <w:proofErr w:type="spellStart"/>
-            <w:r>
-              <w:rPr>
-                <w:rFonts w:cs="Arial"/>
-                <w:b/>
-                <w:color w:val="000000"/>
-                <w:sz w:val="28"/>
-                <w:szCs w:val="32"/>
-              </w:rPr>
-              <w:t>Vaakyam</w:t>
-            </w:r>
-            <w:proofErr w:type="spellEnd"/>
-            <w:r>
-              <w:rPr>
-                <w:rFonts w:cs="Arial"/>
-                <w:b/>
-                <w:color w:val="000000"/>
-                <w:sz w:val="28"/>
-                <w:szCs w:val="32"/>
-              </w:rPr>
-              <w:t xml:space="preserve"> No. - </w:t>
+            <w:r>
+              <w:rPr>
+                <w:rFonts w:cs="Arial"/>
+                <w:b/>
+                <w:color w:val="000000"/>
+                <w:sz w:val="28"/>
+                <w:szCs w:val="32"/>
+              </w:rPr>
+              <w:t xml:space="preserve">Krama Vaakyam No. - </w:t>
             </w:r>
             <w:r>
               <w:rPr>
@@ -2302,27 +2823,15 @@
                 <w:szCs w:val="32"/>
               </w:rPr>
             </w:pPr>
-            <w:proofErr w:type="spellStart"/>
-            <w:r>
-              <w:rPr>
-                <w:rFonts w:cs="Arial"/>
-                <w:b/>
-                <w:color w:val="000000"/>
-                <w:sz w:val="28"/>
-                <w:szCs w:val="32"/>
-              </w:rPr>
-              <w:t>Panchaati</w:t>
-            </w:r>
-            <w:proofErr w:type="spellEnd"/>
-            <w:r>
-              <w:rPr>
-                <w:rFonts w:cs="Arial"/>
-                <w:b/>
-                <w:color w:val="000000"/>
-                <w:sz w:val="28"/>
-                <w:szCs w:val="32"/>
-              </w:rPr>
-              <w:t xml:space="preserve"> No</w:t>
+            <w:r>
+              <w:rPr>
+                <w:rFonts w:cs="Arial"/>
+                <w:b/>
+                <w:color w:val="000000"/>
+                <w:sz w:val="28"/>
+                <w:szCs w:val="32"/>
+              </w:rPr>
+              <w:t>Panchaati No</w:t>
             </w:r>
             <w:r>
               <w:rPr>
@@ -2368,25 +2877,14 @@
                 <w:szCs w:val="40"/>
               </w:rPr>
             </w:pPr>
-            <w:proofErr w:type="spellStart"/>
-            <w:r>
-              <w:rPr>
-                <w:rFonts w:ascii="BRH Devanagari Extra" w:hAnsi="BRH Devanagari Extra" w:cs="BRH Devanagari Extra"/>
-                <w:color w:val="000000"/>
-                <w:sz w:val="40"/>
-                <w:szCs w:val="40"/>
-              </w:rPr>
-              <w:t>LÌWûþ</w:t>
-            </w:r>
-            <w:proofErr w:type="spellEnd"/>
-            <w:r>
-              <w:rPr>
-                <w:rFonts w:ascii="BRH Devanagari Extra" w:hAnsi="BRH Devanagari Extra" w:cs="BRH Devanagari Extra"/>
-                <w:color w:val="000000"/>
-                <w:sz w:val="40"/>
-                <w:szCs w:val="40"/>
-              </w:rPr>
-              <w:t xml:space="preserve"> | C</w:t>
+            <w:r>
+              <w:rPr>
+                <w:rFonts w:ascii="BRH Devanagari Extra" w:hAnsi="BRH Devanagari Extra" w:cs="BRH Devanagari Extra"/>
+                <w:color w:val="000000"/>
+                <w:sz w:val="40"/>
+                <w:szCs w:val="40"/>
+              </w:rPr>
+              <w:t>LÌWûþ | C</w:t>
             </w:r>
             <w:r>
               <w:rPr>
@@ -2398,7 +2896,6 @@
               </w:rPr>
               <w:t>–</w:t>
             </w:r>
-            <w:proofErr w:type="spellStart"/>
             <w:r>
               <w:rPr>
                 <w:rFonts w:ascii="BRH Devanagari Extra" w:hAnsi="BRH Devanagari Extra" w:cs="BRH Devanagari Extra"/>
@@ -2408,7 +2905,6 @@
               </w:rPr>
               <w:t>ÌWû</w:t>
             </w:r>
-            <w:proofErr w:type="spellEnd"/>
             <w:r>
               <w:rPr>
                 <w:rFonts w:ascii="BRH Malayalam Extra" w:hAnsi="BRH Malayalam Extra" w:cs="BRH Devanagari Extra"/>
@@ -2428,7 +2924,6 @@
               </w:rPr>
               <w:t xml:space="preserve"> </w:t>
             </w:r>
-            <w:proofErr w:type="spellStart"/>
             <w:r>
               <w:rPr>
                 <w:rFonts w:ascii="BRH Devanagari Extra" w:hAnsi="BRH Devanagari Extra" w:cs="BRH Devanagari Extra"/>
@@ -2439,35 +2934,14 @@
               </w:rPr>
               <w:t>qÉÉ</w:t>
             </w:r>
-            <w:proofErr w:type="spellEnd"/>
-            <w:r>
-              <w:rPr>
-                <w:rFonts w:ascii="BRH Devanagari Extra" w:hAnsi="BRH Devanagari Extra" w:cs="BRH Devanagari Extra"/>
-                <w:color w:val="000000"/>
-                <w:sz w:val="40"/>
-                <w:szCs w:val="40"/>
-              </w:rPr>
-              <w:t xml:space="preserve"> | </w:t>
-            </w:r>
-            <w:proofErr w:type="spellStart"/>
-            <w:r>
-              <w:rPr>
-                <w:rFonts w:ascii="BRH Devanagari Extra" w:hAnsi="BRH Devanagari Extra" w:cs="BRH Devanagari Extra"/>
-                <w:color w:val="000000"/>
-                <w:sz w:val="40"/>
-                <w:szCs w:val="40"/>
-              </w:rPr>
-              <w:t>qÉÉ</w:t>
-            </w:r>
-            <w:proofErr w:type="spellEnd"/>
-            <w:r>
-              <w:rPr>
-                <w:rFonts w:ascii="BRH Devanagari Extra" w:hAnsi="BRH Devanagari Extra" w:cs="BRH Devanagari Extra"/>
-                <w:color w:val="000000"/>
-                <w:sz w:val="40"/>
-                <w:szCs w:val="40"/>
-              </w:rPr>
-              <w:t xml:space="preserve"> |</w:t>
+            <w:r>
+              <w:rPr>
+                <w:rFonts w:ascii="BRH Devanagari Extra" w:hAnsi="BRH Devanagari Extra" w:cs="BRH Devanagari Extra"/>
+                <w:color w:val="000000"/>
+                <w:sz w:val="40"/>
+                <w:szCs w:val="40"/>
+              </w:rPr>
+              <w:t xml:space="preserve"> | qÉÉ |</w:t>
             </w:r>
             <w:r>
               <w:rPr>
@@ -2485,27 +2959,7 @@
                 <w:sz w:val="40"/>
                 <w:szCs w:val="40"/>
               </w:rPr>
-              <w:t xml:space="preserve">AÉ </w:t>
-            </w:r>
-            <w:proofErr w:type="spellStart"/>
-            <w:r>
-              <w:rPr>
-                <w:rFonts w:ascii="BRH Devanagari Extra" w:hAnsi="BRH Devanagari Extra" w:cs="BRH Devanagari Extra"/>
-                <w:color w:val="000000"/>
-                <w:sz w:val="40"/>
-                <w:szCs w:val="40"/>
-              </w:rPr>
-              <w:t>ÌuÉþzÉ</w:t>
-            </w:r>
-            <w:proofErr w:type="spellEnd"/>
-            <w:r>
-              <w:rPr>
-                <w:rFonts w:ascii="BRH Devanagari Extra" w:hAnsi="BRH Devanagari Extra" w:cs="BRH Devanagari Extra"/>
-                <w:color w:val="000000"/>
-                <w:sz w:val="40"/>
-                <w:szCs w:val="40"/>
-              </w:rPr>
-              <w:t xml:space="preserve"> |</w:t>
+              <w:t>AÉ ÌuÉþzÉ |</w:t>
             </w:r>
           </w:p>
         </w:tc>
@@ -2523,25 +2977,14 @@
                 <w:szCs w:val="40"/>
               </w:rPr>
             </w:pPr>
-            <w:proofErr w:type="spellStart"/>
-            <w:r>
-              <w:rPr>
-                <w:rFonts w:ascii="BRH Devanagari Extra" w:hAnsi="BRH Devanagari Extra" w:cs="BRH Devanagari Extra"/>
-                <w:color w:val="000000"/>
-                <w:sz w:val="40"/>
-                <w:szCs w:val="40"/>
-              </w:rPr>
-              <w:t>LÌWûþ</w:t>
-            </w:r>
-            <w:proofErr w:type="spellEnd"/>
-            <w:r>
-              <w:rPr>
-                <w:rFonts w:ascii="BRH Devanagari Extra" w:hAnsi="BRH Devanagari Extra" w:cs="BRH Devanagari Extra"/>
-                <w:color w:val="000000"/>
-                <w:sz w:val="40"/>
-                <w:szCs w:val="40"/>
-              </w:rPr>
-              <w:t xml:space="preserve"> | C</w:t>
+            <w:r>
+              <w:rPr>
+                <w:rFonts w:ascii="BRH Devanagari Extra" w:hAnsi="BRH Devanagari Extra" w:cs="BRH Devanagari Extra"/>
+                <w:color w:val="000000"/>
+                <w:sz w:val="40"/>
+                <w:szCs w:val="40"/>
+              </w:rPr>
+              <w:t>LÌWûþ | C</w:t>
             </w:r>
             <w:r>
               <w:rPr>
@@ -2553,7 +2996,6 @@
               </w:rPr>
               <w:t>–</w:t>
             </w:r>
-            <w:proofErr w:type="spellStart"/>
             <w:r>
               <w:rPr>
                 <w:rFonts w:ascii="BRH Devanagari Extra" w:hAnsi="BRH Devanagari Extra" w:cs="BRH Devanagari Extra"/>
@@ -2563,7 +3005,6 @@
               </w:rPr>
               <w:t>ÌWû</w:t>
             </w:r>
-            <w:proofErr w:type="spellEnd"/>
             <w:r>
               <w:rPr>
                 <w:rFonts w:ascii="BRH Malayalam Extra" w:hAnsi="BRH Malayalam Extra" w:cs="BRH Devanagari Extra"/>
@@ -2583,7 +3024,6 @@
               </w:rPr>
               <w:t xml:space="preserve"> </w:t>
             </w:r>
-            <w:proofErr w:type="spellStart"/>
             <w:r>
               <w:rPr>
                 <w:rFonts w:ascii="BRH Devanagari Extra" w:hAnsi="BRH Devanagari Extra" w:cs="BRH Devanagari Extra"/>
@@ -2594,7 +3034,6 @@
               </w:rPr>
               <w:t>qÉÉ</w:t>
             </w:r>
-            <w:proofErr w:type="spellEnd"/>
             <w:r>
               <w:rPr>
                 <w:rFonts w:ascii="BRH Malayalam Extra" w:hAnsi="BRH Malayalam Extra" w:cs="BRH Devanagari Extra"/>
@@ -2613,27 +3052,7 @@
                 <w:sz w:val="40"/>
                 <w:szCs w:val="40"/>
               </w:rPr>
-              <w:t xml:space="preserve"> | </w:t>
-            </w:r>
-            <w:proofErr w:type="spellStart"/>
-            <w:r>
-              <w:rPr>
-                <w:rFonts w:ascii="BRH Devanagari Extra" w:hAnsi="BRH Devanagari Extra" w:cs="BRH Devanagari Extra"/>
-                <w:color w:val="000000"/>
-                <w:sz w:val="40"/>
-                <w:szCs w:val="40"/>
-              </w:rPr>
-              <w:t>qÉÉ</w:t>
-            </w:r>
-            <w:proofErr w:type="spellEnd"/>
-            <w:r>
-              <w:rPr>
-                <w:rFonts w:ascii="BRH Devanagari Extra" w:hAnsi="BRH Devanagari Extra" w:cs="BRH Devanagari Extra"/>
-                <w:color w:val="000000"/>
-                <w:sz w:val="40"/>
-                <w:szCs w:val="40"/>
-              </w:rPr>
-              <w:t xml:space="preserve"> |</w:t>
+              <w:t xml:space="preserve"> | qÉÉ |</w:t>
             </w:r>
             <w:r>
               <w:rPr>
@@ -2651,50 +3070,14 @@
                 <w:sz w:val="40"/>
                 <w:szCs w:val="40"/>
               </w:rPr>
-              <w:t xml:space="preserve">AÉ </w:t>
-            </w:r>
-            <w:proofErr w:type="spellStart"/>
-            <w:r>
-              <w:rPr>
-                <w:rFonts w:ascii="BRH Devanagari Extra" w:hAnsi="BRH Devanagari Extra" w:cs="BRH Devanagari Extra"/>
-                <w:color w:val="000000"/>
-                <w:sz w:val="40"/>
-                <w:szCs w:val="40"/>
-              </w:rPr>
-              <w:t>ÌuÉþzÉ</w:t>
-            </w:r>
-            <w:proofErr w:type="spellEnd"/>
-            <w:r>
-              <w:rPr>
-                <w:rFonts w:ascii="BRH Devanagari Extra" w:hAnsi="BRH Devanagari Extra" w:cs="BRH Devanagari Extra"/>
-                <w:color w:val="000000"/>
-                <w:sz w:val="40"/>
-                <w:szCs w:val="40"/>
-              </w:rPr>
-              <w:t xml:space="preserve"> </w:t>
+              <w:t xml:space="preserve">AÉ ÌuÉþzÉ </w:t>
             </w:r>
             <w:r>
               <w:rPr>
                 <w:b/>
                 <w:bCs/>
               </w:rPr>
-              <w:t xml:space="preserve">(not </w:t>
-            </w:r>
-            <w:proofErr w:type="spellStart"/>
-            <w:r>
-              <w:rPr>
-                <w:b/>
-                <w:bCs/>
-              </w:rPr>
-              <w:t>trikramam</w:t>
-            </w:r>
-            <w:proofErr w:type="spellEnd"/>
-            <w:r>
-              <w:rPr>
-                <w:b/>
-                <w:bCs/>
-              </w:rPr>
-              <w:t>)</w:t>
+              <w:t>(not trikramam)</w:t>
             </w:r>
           </w:p>
         </w:tc>
@@ -2754,20 +3137,8 @@
                 <w:sz w:val="28"/>
                 <w:szCs w:val="32"/>
               </w:rPr>
-              <w:t xml:space="preserve">– </w:t>
-            </w:r>
-            <w:proofErr w:type="spellStart"/>
-            <w:r>
-              <w:rPr>
-                <w:rFonts w:cs="Arial"/>
-                <w:b/>
-                <w:color w:val="000000"/>
-                <w:sz w:val="28"/>
-                <w:szCs w:val="32"/>
-              </w:rPr>
-              <w:t>Kramam</w:t>
-            </w:r>
-            <w:proofErr w:type="spellEnd"/>
+              <w:t>– Kramam</w:t>
+            </w:r>
           </w:p>
           <w:p>
             <w:pPr>
@@ -2788,49 +3159,15 @@
                 <w:szCs w:val="32"/>
               </w:rPr>
             </w:pPr>
-            <w:proofErr w:type="spellStart"/>
-            <w:r>
-              <w:rPr>
-                <w:rFonts w:cs="Arial"/>
-                <w:b/>
-                <w:color w:val="000000"/>
-                <w:sz w:val="28"/>
-                <w:szCs w:val="32"/>
-              </w:rPr>
-              <w:t>Krama</w:t>
-            </w:r>
-            <w:proofErr w:type="spellEnd"/>
-            <w:r>
-              <w:rPr>
-                <w:rFonts w:cs="Arial"/>
-                <w:b/>
-                <w:color w:val="000000"/>
-                <w:sz w:val="28"/>
-                <w:szCs w:val="32"/>
-              </w:rPr>
-              <w:t xml:space="preserve"> </w:t>
-            </w:r>
-            <w:proofErr w:type="spellStart"/>
-            <w:r>
-              <w:rPr>
-                <w:rFonts w:cs="Arial"/>
-                <w:b/>
-                <w:color w:val="000000"/>
-                <w:sz w:val="28"/>
-                <w:szCs w:val="32"/>
-              </w:rPr>
-              <w:t>Vaakyam</w:t>
-            </w:r>
-            <w:proofErr w:type="spellEnd"/>
-            <w:r>
-              <w:rPr>
-                <w:rFonts w:cs="Arial"/>
-                <w:b/>
-                <w:color w:val="000000"/>
-                <w:sz w:val="28"/>
-                <w:szCs w:val="32"/>
-              </w:rPr>
-              <w:t xml:space="preserve"> No. - </w:t>
+            <w:r>
+              <w:rPr>
+                <w:rFonts w:cs="Arial"/>
+                <w:b/>
+                <w:color w:val="000000"/>
+                <w:sz w:val="28"/>
+                <w:szCs w:val="32"/>
+              </w:rPr>
+              <w:t xml:space="preserve">Krama Vaakyam No. - </w:t>
             </w:r>
             <w:r>
               <w:rPr>
@@ -2862,27 +3199,15 @@
                 <w:szCs w:val="32"/>
               </w:rPr>
             </w:pPr>
-            <w:proofErr w:type="spellStart"/>
-            <w:r>
-              <w:rPr>
-                <w:rFonts w:cs="Arial"/>
-                <w:b/>
-                <w:color w:val="000000"/>
-                <w:sz w:val="28"/>
-                <w:szCs w:val="32"/>
-              </w:rPr>
-              <w:t>Panchaati</w:t>
-            </w:r>
-            <w:proofErr w:type="spellEnd"/>
-            <w:r>
-              <w:rPr>
-                <w:rFonts w:cs="Arial"/>
-                <w:b/>
-                <w:color w:val="000000"/>
-                <w:sz w:val="28"/>
-                <w:szCs w:val="32"/>
-              </w:rPr>
-              <w:t xml:space="preserve"> No</w:t>
+            <w:r>
+              <w:rPr>
+                <w:rFonts w:cs="Arial"/>
+                <w:b/>
+                <w:color w:val="000000"/>
+                <w:sz w:val="28"/>
+                <w:szCs w:val="32"/>
+              </w:rPr>
+              <w:t>Panchaati No</w:t>
             </w:r>
             <w:r>
               <w:rPr>
@@ -2947,7 +3272,6 @@
               </w:rPr>
               <w:t>–</w:t>
             </w:r>
-            <w:proofErr w:type="spellStart"/>
             <w:r>
               <w:rPr>
                 <w:rFonts w:ascii="BRH Devanagari Extra" w:hAnsi="BRH Devanagari Extra" w:cs="BRH Devanagari Extra"/>
@@ -2967,35 +3291,14 @@
               </w:rPr>
               <w:t>rÉÉïÿ</w:t>
             </w:r>
-            <w:proofErr w:type="spellEnd"/>
-            <w:r>
-              <w:rPr>
-                <w:rFonts w:ascii="BRH Devanagari Extra" w:hAnsi="BRH Devanagari Extra" w:cs="BRH Devanagari Extra"/>
-                <w:color w:val="000000"/>
-                <w:sz w:val="40"/>
-                <w:szCs w:val="40"/>
-              </w:rPr>
-              <w:t xml:space="preserve"> </w:t>
-            </w:r>
-            <w:proofErr w:type="spellStart"/>
-            <w:r>
-              <w:rPr>
-                <w:rFonts w:ascii="BRH Devanagari Extra" w:hAnsi="BRH Devanagari Extra" w:cs="BRH Devanagari Extra"/>
-                <w:color w:val="000000"/>
-                <w:sz w:val="40"/>
-                <w:szCs w:val="40"/>
-              </w:rPr>
-              <w:t>xjÉ</w:t>
-            </w:r>
-            <w:proofErr w:type="spellEnd"/>
-            <w:r>
-              <w:rPr>
-                <w:rFonts w:ascii="BRH Devanagari Extra" w:hAnsi="BRH Devanagari Extra" w:cs="BRH Devanagari Extra"/>
-                <w:color w:val="000000"/>
-                <w:sz w:val="40"/>
-                <w:szCs w:val="40"/>
-              </w:rPr>
-              <w:t xml:space="preserve"> | </w:t>
+            <w:r>
+              <w:rPr>
+                <w:rFonts w:ascii="BRH Devanagari Extra" w:hAnsi="BRH Devanagari Extra" w:cs="BRH Devanagari Extra"/>
+                <w:color w:val="000000"/>
+                <w:sz w:val="40"/>
+                <w:szCs w:val="40"/>
+              </w:rPr>
+              <w:t xml:space="preserve"> xjÉ | </w:t>
             </w:r>
           </w:p>
           <w:p>
@@ -3015,7 +3318,6 @@
                 <w:sz w:val="40"/>
                 <w:szCs w:val="40"/>
               </w:rPr>
-              <w:lastRenderedPageBreak/>
               <w:t>AÉ</w:t>
             </w:r>
             <w:r>
@@ -3028,7 +3330,6 @@
               </w:rPr>
               <w:t>–</w:t>
             </w:r>
-            <w:proofErr w:type="spellStart"/>
             <w:r>
               <w:rPr>
                 <w:rFonts w:ascii="BRH Devanagari Extra" w:hAnsi="BRH Devanagari Extra" w:cs="BRH Devanagari Extra"/>
@@ -3038,7 +3339,6 @@
               </w:rPr>
               <w:t>mÉÔrÉÉï</w:t>
             </w:r>
-            <w:proofErr w:type="spellEnd"/>
             <w:r>
               <w:rPr>
                 <w:rFonts w:ascii="BRH Malayalam Extra" w:hAnsi="BRH Malayalam Extra" w:cs="BRH Devanagari Extra"/>
@@ -3056,47 +3356,7 @@
                 <w:sz w:val="40"/>
                 <w:szCs w:val="40"/>
               </w:rPr>
-              <w:t xml:space="preserve"> </w:t>
-            </w:r>
-            <w:proofErr w:type="spellStart"/>
-            <w:r>
-              <w:rPr>
-                <w:rFonts w:ascii="BRH Devanagari Extra" w:hAnsi="BRH Devanagari Extra" w:cs="BRH Devanagari Extra"/>
-                <w:color w:val="000000"/>
-                <w:sz w:val="40"/>
-                <w:szCs w:val="40"/>
-              </w:rPr>
-              <w:t>CirÉÉÿ</w:t>
-            </w:r>
-            <w:proofErr w:type="spellEnd"/>
-            <w:r>
-              <w:rPr>
-                <w:rFonts w:ascii="BRH Devanagari Extra" w:hAnsi="BRH Devanagari Extra" w:cs="BRH Devanagari Extra"/>
-                <w:color w:val="000000"/>
-                <w:sz w:val="40"/>
-                <w:szCs w:val="40"/>
-              </w:rPr>
-              <w:t xml:space="preserve"> - </w:t>
-            </w:r>
-            <w:proofErr w:type="spellStart"/>
-            <w:r>
-              <w:rPr>
-                <w:rFonts w:ascii="BRH Devanagari Extra" w:hAnsi="BRH Devanagari Extra" w:cs="BRH Devanagari Extra"/>
-                <w:color w:val="000000"/>
-                <w:sz w:val="40"/>
-                <w:szCs w:val="40"/>
-              </w:rPr>
-              <w:t>mÉÔrÉÉïÿÈ</w:t>
-            </w:r>
-            <w:proofErr w:type="spellEnd"/>
-            <w:r>
-              <w:rPr>
-                <w:rFonts w:ascii="BRH Devanagari Extra" w:hAnsi="BRH Devanagari Extra" w:cs="BRH Devanagari Extra"/>
-                <w:color w:val="000000"/>
-                <w:sz w:val="40"/>
-                <w:szCs w:val="40"/>
-              </w:rPr>
-              <w:t xml:space="preserve"> |</w:t>
+              <w:t xml:space="preserve"> CirÉÉÿ - mÉÔrÉÉïÿÈ |</w:t>
             </w:r>
           </w:p>
         </w:tc>
@@ -3121,7 +3381,6 @@
                 <w:sz w:val="40"/>
                 <w:szCs w:val="40"/>
               </w:rPr>
-              <w:lastRenderedPageBreak/>
               <w:t>AÉ</w:t>
             </w:r>
             <w:r>
@@ -3134,7 +3393,6 @@
               </w:rPr>
               <w:t>–</w:t>
             </w:r>
-            <w:proofErr w:type="spellStart"/>
             <w:r>
               <w:rPr>
                 <w:rFonts w:ascii="BRH Devanagari Extra" w:hAnsi="BRH Devanagari Extra" w:cs="BRH Devanagari Extra"/>
@@ -3154,35 +3412,14 @@
               </w:rPr>
               <w:t>È</w:t>
             </w:r>
-            <w:proofErr w:type="spellEnd"/>
-            <w:r>
-              <w:rPr>
-                <w:rFonts w:ascii="BRH Devanagari Extra" w:hAnsi="BRH Devanagari Extra" w:cs="BRH Devanagari Extra"/>
-                <w:color w:val="000000"/>
-                <w:sz w:val="40"/>
-                <w:szCs w:val="40"/>
-              </w:rPr>
-              <w:t xml:space="preserve"> </w:t>
-            </w:r>
-            <w:proofErr w:type="spellStart"/>
-            <w:r>
-              <w:rPr>
-                <w:rFonts w:ascii="BRH Devanagari Extra" w:hAnsi="BRH Devanagari Extra" w:cs="BRH Devanagari Extra"/>
-                <w:color w:val="000000"/>
-                <w:sz w:val="40"/>
-                <w:szCs w:val="40"/>
-              </w:rPr>
-              <w:t>xjÉ</w:t>
-            </w:r>
-            <w:proofErr w:type="spellEnd"/>
-            <w:r>
-              <w:rPr>
-                <w:rFonts w:ascii="BRH Devanagari Extra" w:hAnsi="BRH Devanagari Extra" w:cs="BRH Devanagari Extra"/>
-                <w:color w:val="000000"/>
-                <w:sz w:val="40"/>
-                <w:szCs w:val="40"/>
-              </w:rPr>
-              <w:t xml:space="preserve"> | </w:t>
+            <w:r>
+              <w:rPr>
+                <w:rFonts w:ascii="BRH Devanagari Extra" w:hAnsi="BRH Devanagari Extra" w:cs="BRH Devanagari Extra"/>
+                <w:color w:val="000000"/>
+                <w:sz w:val="40"/>
+                <w:szCs w:val="40"/>
+              </w:rPr>
+              <w:t xml:space="preserve"> xjÉ | </w:t>
             </w:r>
           </w:p>
           <w:p>
@@ -3202,7 +3439,6 @@
                 <w:sz w:val="40"/>
                 <w:szCs w:val="40"/>
               </w:rPr>
-              <w:lastRenderedPageBreak/>
               <w:t>AÉ</w:t>
             </w:r>
             <w:r>
@@ -3215,7 +3451,6 @@
               </w:rPr>
               <w:t>–</w:t>
             </w:r>
-            <w:proofErr w:type="spellStart"/>
             <w:r>
               <w:rPr>
                 <w:rFonts w:ascii="BRH Devanagari Extra" w:hAnsi="BRH Devanagari Extra" w:cs="BRH Devanagari Extra"/>
@@ -3225,7 +3460,6 @@
               </w:rPr>
               <w:t>mÉÔrÉÉï</w:t>
             </w:r>
-            <w:proofErr w:type="spellEnd"/>
             <w:r>
               <w:rPr>
                 <w:rFonts w:ascii="BRH Malayalam Extra" w:hAnsi="BRH Malayalam Extra" w:cs="BRH Devanagari Extra"/>
@@ -3243,47 +3477,7 @@
                 <w:sz w:val="40"/>
                 <w:szCs w:val="40"/>
               </w:rPr>
-              <w:t xml:space="preserve"> </w:t>
-            </w:r>
-            <w:proofErr w:type="spellStart"/>
-            <w:r>
-              <w:rPr>
-                <w:rFonts w:ascii="BRH Devanagari Extra" w:hAnsi="BRH Devanagari Extra" w:cs="BRH Devanagari Extra"/>
-                <w:color w:val="000000"/>
-                <w:sz w:val="40"/>
-                <w:szCs w:val="40"/>
-              </w:rPr>
-              <w:t>CirÉÉÿ</w:t>
-            </w:r>
-            <w:proofErr w:type="spellEnd"/>
-            <w:r>
-              <w:rPr>
-                <w:rFonts w:ascii="BRH Devanagari Extra" w:hAnsi="BRH Devanagari Extra" w:cs="BRH Devanagari Extra"/>
-                <w:color w:val="000000"/>
-                <w:sz w:val="40"/>
-                <w:szCs w:val="40"/>
-              </w:rPr>
-              <w:t xml:space="preserve"> - </w:t>
-            </w:r>
-            <w:proofErr w:type="spellStart"/>
-            <w:r>
-              <w:rPr>
-                <w:rFonts w:ascii="BRH Devanagari Extra" w:hAnsi="BRH Devanagari Extra" w:cs="BRH Devanagari Extra"/>
-                <w:color w:val="000000"/>
-                <w:sz w:val="40"/>
-                <w:szCs w:val="40"/>
-              </w:rPr>
-              <w:t>mÉÔrÉÉïÿÈ</w:t>
-            </w:r>
-            <w:proofErr w:type="spellEnd"/>
-            <w:r>
-              <w:rPr>
-                <w:rFonts w:ascii="BRH Devanagari Extra" w:hAnsi="BRH Devanagari Extra" w:cs="BRH Devanagari Extra"/>
-                <w:color w:val="000000"/>
-                <w:sz w:val="40"/>
-                <w:szCs w:val="40"/>
-              </w:rPr>
-              <w:t xml:space="preserve"> |</w:t>
+              <w:t xml:space="preserve"> CirÉÉÿ - mÉÔrÉÉïÿÈ |</w:t>
             </w:r>
           </w:p>
         </w:tc>
@@ -3321,20 +3515,8 @@
                 <w:sz w:val="28"/>
                 <w:szCs w:val="32"/>
               </w:rPr>
-              <w:lastRenderedPageBreak/>
-              <w:t xml:space="preserve">T.S.3.2.8.3 – </w:t>
-            </w:r>
-            <w:proofErr w:type="spellStart"/>
-            <w:r>
-              <w:rPr>
-                <w:rFonts w:cs="Arial"/>
-                <w:b/>
-                <w:sz w:val="28"/>
-                <w:szCs w:val="32"/>
-              </w:rPr>
-              <w:t>Kramam</w:t>
-            </w:r>
-            <w:proofErr w:type="spellEnd"/>
+              <w:t>T.S.3.2.8.3 – Kramam</w:t>
+            </w:r>
           </w:p>
           <w:p>
             <w:pPr>
@@ -3354,45 +3536,14 @@
                 <w:szCs w:val="32"/>
               </w:rPr>
             </w:pPr>
-            <w:proofErr w:type="spellStart"/>
-            <w:r>
-              <w:rPr>
-                <w:rFonts w:cs="Arial"/>
-                <w:b/>
-                <w:sz w:val="28"/>
-                <w:szCs w:val="32"/>
-              </w:rPr>
-              <w:t>Krama</w:t>
-            </w:r>
-            <w:proofErr w:type="spellEnd"/>
-            <w:r>
-              <w:rPr>
-                <w:rFonts w:cs="Arial"/>
-                <w:b/>
-                <w:sz w:val="28"/>
-                <w:szCs w:val="32"/>
-              </w:rPr>
-              <w:t xml:space="preserve"> </w:t>
-            </w:r>
-            <w:proofErr w:type="spellStart"/>
-            <w:r>
-              <w:rPr>
-                <w:rFonts w:cs="Arial"/>
-                <w:b/>
-                <w:sz w:val="28"/>
-                <w:szCs w:val="32"/>
-              </w:rPr>
-              <w:t>Vaakyam</w:t>
-            </w:r>
-            <w:proofErr w:type="spellEnd"/>
-            <w:r>
-              <w:rPr>
-                <w:rFonts w:cs="Arial"/>
-                <w:b/>
-                <w:sz w:val="28"/>
-                <w:szCs w:val="32"/>
-              </w:rPr>
-              <w:t xml:space="preserve"> No. - 2</w:t>
+            <w:r>
+              <w:rPr>
+                <w:rFonts w:cs="Arial"/>
+                <w:b/>
+                <w:sz w:val="28"/>
+                <w:szCs w:val="32"/>
+              </w:rPr>
+              <w:t>Krama Vaakyam No. - 2</w:t>
             </w:r>
           </w:p>
           <w:p>
@@ -3413,25 +3564,14 @@
                 <w:szCs w:val="32"/>
               </w:rPr>
             </w:pPr>
-            <w:proofErr w:type="spellStart"/>
-            <w:r>
-              <w:rPr>
-                <w:rFonts w:cs="Arial"/>
-                <w:b/>
-                <w:sz w:val="28"/>
-                <w:szCs w:val="32"/>
-              </w:rPr>
-              <w:t>Panchaati</w:t>
-            </w:r>
-            <w:proofErr w:type="spellEnd"/>
-            <w:r>
-              <w:rPr>
-                <w:rFonts w:cs="Arial"/>
-                <w:b/>
-                <w:sz w:val="28"/>
-                <w:szCs w:val="32"/>
-              </w:rPr>
-              <w:t xml:space="preserve"> No</w:t>
+            <w:r>
+              <w:rPr>
+                <w:rFonts w:cs="Arial"/>
+                <w:b/>
+                <w:sz w:val="28"/>
+                <w:szCs w:val="32"/>
+              </w:rPr>
+              <w:t>Panchaati No</w:t>
             </w:r>
             <w:r>
               <w:rPr>
@@ -3471,57 +3611,15 @@
                 <w:szCs w:val="40"/>
               </w:rPr>
             </w:pPr>
-            <w:proofErr w:type="spellStart"/>
-            <w:r>
-              <w:rPr>
-                <w:rFonts w:ascii="BRH Devanagari Extra" w:hAnsi="BRH Devanagari Extra" w:cs="BRH Devanagari Extra"/>
-                <w:color w:val="000000"/>
-                <w:sz w:val="40"/>
-                <w:szCs w:val="40"/>
-              </w:rPr>
-              <w:t>mÉë</w:t>
-            </w:r>
-            <w:proofErr w:type="spellEnd"/>
-            <w:r>
-              <w:rPr>
-                <w:rFonts w:ascii="BRH Devanagari Extra" w:hAnsi="BRH Devanagari Extra" w:cs="BRH Devanagari Extra"/>
-                <w:color w:val="000000"/>
-                <w:sz w:val="40"/>
-                <w:szCs w:val="40"/>
-              </w:rPr>
-              <w:t xml:space="preserve"> </w:t>
-            </w:r>
-            <w:proofErr w:type="spellStart"/>
-            <w:r>
-              <w:rPr>
-                <w:rFonts w:ascii="BRH Devanagari Extra" w:hAnsi="BRH Devanagari Extra" w:cs="BRH Devanagari Extra"/>
-                <w:color w:val="000000"/>
-                <w:sz w:val="40"/>
-                <w:szCs w:val="40"/>
-              </w:rPr>
-              <w:t>qÉÑþgcÉ</w:t>
-            </w:r>
-            <w:proofErr w:type="spellEnd"/>
-            <w:r>
-              <w:rPr>
-                <w:rFonts w:ascii="BRH Devanagari Extra" w:hAnsi="BRH Devanagari Extra" w:cs="BRH Devanagari Extra"/>
-                <w:color w:val="000000"/>
-                <w:sz w:val="40"/>
-                <w:szCs w:val="40"/>
-              </w:rPr>
-              <w:t xml:space="preserve"> | </w:t>
-            </w:r>
-            <w:proofErr w:type="spellStart"/>
-            <w:r>
-              <w:rPr>
-                <w:rFonts w:ascii="BRH Devanagari Extra" w:hAnsi="BRH Devanagari Extra" w:cs="BRH Devanagari Extra"/>
-                <w:color w:val="000000"/>
-                <w:sz w:val="40"/>
-                <w:szCs w:val="40"/>
-              </w:rPr>
-              <w:t>qÉÑ</w:t>
-            </w:r>
-            <w:proofErr w:type="spellEnd"/>
+            <w:r>
+              <w:rPr>
+                <w:rFonts w:ascii="BRH Devanagari Extra" w:hAnsi="BRH Devanagari Extra" w:cs="BRH Devanagari Extra"/>
+                <w:color w:val="000000"/>
+                <w:sz w:val="40"/>
+                <w:szCs w:val="40"/>
+              </w:rPr>
+              <w:t>mÉë qÉÑþgcÉ | qÉÑ</w:t>
+            </w:r>
             <w:r>
               <w:rPr>
                 <w:rFonts w:ascii="BRH Malayalam Extra" w:hAnsi="BRH Malayalam Extra" w:cs="BRH Devanagari Extra"/>
@@ -3532,7 +3630,6 @@
               </w:rPr>
               <w:t>–</w:t>
             </w:r>
-            <w:proofErr w:type="spellStart"/>
             <w:r>
               <w:rPr>
                 <w:rFonts w:ascii="BRH Devanagari Extra" w:hAnsi="BRH Devanagari Extra" w:cs="BRH Devanagari Extra"/>
@@ -3543,7 +3640,6 @@
               </w:rPr>
               <w:t>gcÉ</w:t>
             </w:r>
-            <w:proofErr w:type="spellEnd"/>
             <w:r>
               <w:rPr>
                 <w:rFonts w:ascii="BRH Malayalam Extra" w:hAnsi="BRH Malayalam Extra" w:cs="BRH Devanagari Extra"/>
@@ -3562,19 +3658,8 @@
                 <w:sz w:val="40"/>
                 <w:szCs w:val="40"/>
               </w:rPr>
-              <w:t xml:space="preserve"> </w:t>
-            </w:r>
-            <w:proofErr w:type="spellStart"/>
-            <w:r>
-              <w:rPr>
-                <w:rFonts w:ascii="BRH Devanagari Extra" w:hAnsi="BRH Devanagari Extra" w:cs="BRH Devanagari Extra"/>
-                <w:color w:val="000000"/>
-                <w:sz w:val="40"/>
-                <w:szCs w:val="40"/>
-              </w:rPr>
-              <w:t>xuÉ</w:t>
-            </w:r>
-            <w:proofErr w:type="spellEnd"/>
+              <w:t xml:space="preserve"> xuÉ</w:t>
+            </w:r>
             <w:r>
               <w:rPr>
                 <w:rFonts w:ascii="BRH Malayalam Extra" w:hAnsi="BRH Malayalam Extra" w:cs="BRH Devanagari Extra"/>
@@ -3585,25 +3670,14 @@
               </w:rPr>
               <w:t>–</w:t>
             </w:r>
-            <w:proofErr w:type="spellStart"/>
-            <w:r>
-              <w:rPr>
-                <w:rFonts w:ascii="BRH Devanagari Extra" w:hAnsi="BRH Devanagari Extra" w:cs="BRH Devanagari Extra"/>
-                <w:color w:val="000000"/>
-                <w:sz w:val="40"/>
-                <w:szCs w:val="40"/>
-              </w:rPr>
-              <w:t>xiÉrÉåÿ</w:t>
-            </w:r>
-            <w:proofErr w:type="spellEnd"/>
-            <w:r>
-              <w:rPr>
-                <w:rFonts w:ascii="BRH Devanagari Extra" w:hAnsi="BRH Devanagari Extra" w:cs="BRH Devanagari Extra"/>
-                <w:color w:val="000000"/>
-                <w:sz w:val="40"/>
-                <w:szCs w:val="40"/>
-              </w:rPr>
-              <w:t xml:space="preserve"> |</w:t>
+            <w:r>
+              <w:rPr>
+                <w:rFonts w:ascii="BRH Devanagari Extra" w:hAnsi="BRH Devanagari Extra" w:cs="BRH Devanagari Extra"/>
+                <w:color w:val="000000"/>
+                <w:sz w:val="40"/>
+                <w:szCs w:val="40"/>
+              </w:rPr>
+              <w:t>xiÉrÉåÿ |</w:t>
             </w:r>
           </w:p>
         </w:tc>
@@ -3621,57 +3695,15 @@
                 <w:szCs w:val="40"/>
               </w:rPr>
             </w:pPr>
-            <w:proofErr w:type="spellStart"/>
-            <w:r>
-              <w:rPr>
-                <w:rFonts w:ascii="BRH Devanagari Extra" w:hAnsi="BRH Devanagari Extra" w:cs="BRH Devanagari Extra"/>
-                <w:color w:val="000000"/>
-                <w:sz w:val="40"/>
-                <w:szCs w:val="40"/>
-              </w:rPr>
-              <w:t>mÉë</w:t>
-            </w:r>
-            <w:proofErr w:type="spellEnd"/>
-            <w:r>
-              <w:rPr>
-                <w:rFonts w:ascii="BRH Devanagari Extra" w:hAnsi="BRH Devanagari Extra" w:cs="BRH Devanagari Extra"/>
-                <w:color w:val="000000"/>
-                <w:sz w:val="40"/>
-                <w:szCs w:val="40"/>
-              </w:rPr>
-              <w:t xml:space="preserve"> </w:t>
-            </w:r>
-            <w:proofErr w:type="spellStart"/>
-            <w:r>
-              <w:rPr>
-                <w:rFonts w:ascii="BRH Devanagari Extra" w:hAnsi="BRH Devanagari Extra" w:cs="BRH Devanagari Extra"/>
-                <w:color w:val="000000"/>
-                <w:sz w:val="40"/>
-                <w:szCs w:val="40"/>
-              </w:rPr>
-              <w:t>qÉÑþgcÉ</w:t>
-            </w:r>
-            <w:proofErr w:type="spellEnd"/>
-            <w:r>
-              <w:rPr>
-                <w:rFonts w:ascii="BRH Devanagari Extra" w:hAnsi="BRH Devanagari Extra" w:cs="BRH Devanagari Extra"/>
-                <w:color w:val="000000"/>
-                <w:sz w:val="40"/>
-                <w:szCs w:val="40"/>
-              </w:rPr>
-              <w:t xml:space="preserve"> | </w:t>
-            </w:r>
-            <w:proofErr w:type="spellStart"/>
-            <w:r>
-              <w:rPr>
-                <w:rFonts w:ascii="BRH Devanagari Extra" w:hAnsi="BRH Devanagari Extra" w:cs="BRH Devanagari Extra"/>
-                <w:color w:val="000000"/>
-                <w:sz w:val="40"/>
-                <w:szCs w:val="40"/>
-              </w:rPr>
-              <w:t>qÉÑ</w:t>
-            </w:r>
-            <w:proofErr w:type="spellEnd"/>
+            <w:r>
+              <w:rPr>
+                <w:rFonts w:ascii="BRH Devanagari Extra" w:hAnsi="BRH Devanagari Extra" w:cs="BRH Devanagari Extra"/>
+                <w:color w:val="000000"/>
+                <w:sz w:val="40"/>
+                <w:szCs w:val="40"/>
+              </w:rPr>
+              <w:t>mÉë qÉÑþgcÉ | qÉÑ</w:t>
+            </w:r>
             <w:r>
               <w:rPr>
                 <w:rFonts w:ascii="BRH Malayalam Extra" w:hAnsi="BRH Malayalam Extra" w:cs="BRH Devanagari Extra"/>
@@ -3682,7 +3714,6 @@
               </w:rPr>
               <w:t>–</w:t>
             </w:r>
-            <w:proofErr w:type="spellStart"/>
             <w:r>
               <w:rPr>
                 <w:rFonts w:ascii="BRH Devanagari Extra" w:hAnsi="BRH Devanagari Extra" w:cs="BRH Devanagari Extra"/>
@@ -3693,7 +3724,6 @@
               </w:rPr>
               <w:t>gcÉ</w:t>
             </w:r>
-            <w:proofErr w:type="spellEnd"/>
             <w:r>
               <w:rPr>
                 <w:rFonts w:ascii="BRH Malayalam Extra" w:hAnsi="BRH Malayalam Extra" w:cs="BRH Devanagari Extra"/>
@@ -3722,19 +3752,8 @@
                 <w:sz w:val="40"/>
                 <w:szCs w:val="40"/>
               </w:rPr>
-              <w:t xml:space="preserve"> </w:t>
-            </w:r>
-            <w:proofErr w:type="spellStart"/>
-            <w:r>
-              <w:rPr>
-                <w:rFonts w:ascii="BRH Devanagari Extra" w:hAnsi="BRH Devanagari Extra" w:cs="BRH Devanagari Extra"/>
-                <w:color w:val="000000"/>
-                <w:sz w:val="40"/>
-                <w:szCs w:val="40"/>
-              </w:rPr>
-              <w:t>xuÉ</w:t>
-            </w:r>
-            <w:proofErr w:type="spellEnd"/>
+              <w:t xml:space="preserve"> xuÉ</w:t>
+            </w:r>
             <w:r>
               <w:rPr>
                 <w:rFonts w:ascii="BRH Malayalam Extra" w:hAnsi="BRH Malayalam Extra" w:cs="BRH Devanagari Extra"/>
@@ -3745,25 +3764,14 @@
               </w:rPr>
               <w:t>–</w:t>
             </w:r>
-            <w:proofErr w:type="spellStart"/>
-            <w:r>
-              <w:rPr>
-                <w:rFonts w:ascii="BRH Devanagari Extra" w:hAnsi="BRH Devanagari Extra" w:cs="BRH Devanagari Extra"/>
-                <w:color w:val="000000"/>
-                <w:sz w:val="40"/>
-                <w:szCs w:val="40"/>
-              </w:rPr>
-              <w:t>xiÉrÉåÿ</w:t>
-            </w:r>
-            <w:proofErr w:type="spellEnd"/>
-            <w:r>
-              <w:rPr>
-                <w:rFonts w:ascii="BRH Devanagari Extra" w:hAnsi="BRH Devanagari Extra" w:cs="BRH Devanagari Extra"/>
-                <w:color w:val="000000"/>
-                <w:sz w:val="40"/>
-                <w:szCs w:val="40"/>
-              </w:rPr>
-              <w:t xml:space="preserve"> |</w:t>
+            <w:r>
+              <w:rPr>
+                <w:rFonts w:ascii="BRH Devanagari Extra" w:hAnsi="BRH Devanagari Extra" w:cs="BRH Devanagari Extra"/>
+                <w:color w:val="000000"/>
+                <w:sz w:val="40"/>
+                <w:szCs w:val="40"/>
+              </w:rPr>
+              <w:t>xiÉrÉåÿ |</w:t>
             </w:r>
           </w:p>
         </w:tc>
@@ -3823,20 +3831,8 @@
                 <w:sz w:val="28"/>
                 <w:szCs w:val="32"/>
               </w:rPr>
-              <w:t xml:space="preserve">– </w:t>
-            </w:r>
-            <w:proofErr w:type="spellStart"/>
-            <w:r>
-              <w:rPr>
-                <w:rFonts w:cs="Arial"/>
-                <w:b/>
-                <w:color w:val="000000"/>
-                <w:sz w:val="28"/>
-                <w:szCs w:val="32"/>
-              </w:rPr>
-              <w:t>Kramam</w:t>
-            </w:r>
-            <w:proofErr w:type="spellEnd"/>
+              <w:t>– Kramam</w:t>
+            </w:r>
           </w:p>
           <w:p>
             <w:pPr>
@@ -3857,49 +3853,15 @@
                 <w:szCs w:val="32"/>
               </w:rPr>
             </w:pPr>
-            <w:proofErr w:type="spellStart"/>
-            <w:r>
-              <w:rPr>
-                <w:rFonts w:cs="Arial"/>
-                <w:b/>
-                <w:color w:val="000000"/>
-                <w:sz w:val="28"/>
-                <w:szCs w:val="32"/>
-              </w:rPr>
-              <w:t>Krama</w:t>
-            </w:r>
-            <w:proofErr w:type="spellEnd"/>
-            <w:r>
-              <w:rPr>
-                <w:rFonts w:cs="Arial"/>
-                <w:b/>
-                <w:color w:val="000000"/>
-                <w:sz w:val="28"/>
-                <w:szCs w:val="32"/>
-              </w:rPr>
-              <w:t xml:space="preserve"> </w:t>
-            </w:r>
-            <w:proofErr w:type="spellStart"/>
-            <w:r>
-              <w:rPr>
-                <w:rFonts w:cs="Arial"/>
-                <w:b/>
-                <w:color w:val="000000"/>
-                <w:sz w:val="28"/>
-                <w:szCs w:val="32"/>
-              </w:rPr>
-              <w:t>Vaakyam</w:t>
-            </w:r>
-            <w:proofErr w:type="spellEnd"/>
-            <w:r>
-              <w:rPr>
-                <w:rFonts w:cs="Arial"/>
-                <w:b/>
-                <w:color w:val="000000"/>
-                <w:sz w:val="28"/>
-                <w:szCs w:val="32"/>
-              </w:rPr>
-              <w:t xml:space="preserve"> No. - </w:t>
+            <w:r>
+              <w:rPr>
+                <w:rFonts w:cs="Arial"/>
+                <w:b/>
+                <w:color w:val="000000"/>
+                <w:sz w:val="28"/>
+                <w:szCs w:val="32"/>
+              </w:rPr>
+              <w:t xml:space="preserve">Krama Vaakyam No. - </w:t>
             </w:r>
             <w:r>
               <w:rPr>
@@ -3931,27 +3893,15 @@
                 <w:szCs w:val="32"/>
               </w:rPr>
             </w:pPr>
-            <w:proofErr w:type="spellStart"/>
-            <w:r>
-              <w:rPr>
-                <w:rFonts w:cs="Arial"/>
-                <w:b/>
-                <w:color w:val="000000"/>
-                <w:sz w:val="28"/>
-                <w:szCs w:val="32"/>
-              </w:rPr>
-              <w:t>Panchaati</w:t>
-            </w:r>
-            <w:proofErr w:type="spellEnd"/>
-            <w:r>
-              <w:rPr>
-                <w:rFonts w:cs="Arial"/>
-                <w:b/>
-                <w:color w:val="000000"/>
-                <w:sz w:val="28"/>
-                <w:szCs w:val="32"/>
-              </w:rPr>
-              <w:t xml:space="preserve"> No</w:t>
+            <w:r>
+              <w:rPr>
+                <w:rFonts w:cs="Arial"/>
+                <w:b/>
+                <w:color w:val="000000"/>
+                <w:sz w:val="28"/>
+                <w:szCs w:val="32"/>
+              </w:rPr>
+              <w:t>Panchaati No</w:t>
             </w:r>
             <w:r>
               <w:rPr>
@@ -4002,7 +3952,6 @@
                 <w:szCs w:val="40"/>
               </w:rPr>
             </w:pPr>
-            <w:proofErr w:type="spellStart"/>
             <w:r>
               <w:rPr>
                 <w:rFonts w:ascii="BRH Devanagari Extra" w:hAnsi="BRH Devanagari Extra" w:cs="BRH Devanagari Extra"/>
@@ -4012,7 +3961,6 @@
               </w:rPr>
               <w:t>xÉ</w:t>
             </w:r>
-            <w:proofErr w:type="spellEnd"/>
             <w:r>
               <w:rPr>
                 <w:rFonts w:ascii="BRH Malayalam Extra" w:hAnsi="BRH Malayalam Extra" w:cs="BRH Devanagari Extra"/>
@@ -4042,27 +3990,15 @@
               </w:rPr>
               <w:t>–</w:t>
             </w:r>
-            <w:proofErr w:type="spellStart"/>
-            <w:r>
-              <w:rPr>
-                <w:rFonts w:ascii="BRH Devanagari Extra" w:hAnsi="BRH Devanagari Extra" w:cs="BRH Devanagari Extra"/>
-                <w:color w:val="000000"/>
-                <w:sz w:val="40"/>
-                <w:szCs w:val="40"/>
-              </w:rPr>
-              <w:t>xrÉÉÿxiÉå</w:t>
-            </w:r>
-            <w:proofErr w:type="spellEnd"/>
-            <w:r>
-              <w:rPr>
-                <w:rFonts w:ascii="BRH Devanagari Extra" w:hAnsi="BRH Devanagari Extra" w:cs="BRH Devanagari Extra"/>
-                <w:color w:val="000000"/>
-                <w:sz w:val="40"/>
-                <w:szCs w:val="40"/>
-              </w:rPr>
-              <w:t xml:space="preserve"> | </w:t>
-            </w:r>
-            <w:proofErr w:type="spellStart"/>
+            <w:r>
+              <w:rPr>
+                <w:rFonts w:ascii="BRH Devanagari Extra" w:hAnsi="BRH Devanagari Extra" w:cs="BRH Devanagari Extra"/>
+                <w:color w:val="000000"/>
+                <w:sz w:val="40"/>
+                <w:szCs w:val="40"/>
+              </w:rPr>
+              <w:t xml:space="preserve">xrÉÉÿxiÉå | </w:t>
+            </w:r>
             <w:r>
               <w:rPr>
                 <w:rFonts w:ascii="BRH Devanagari Extra" w:hAnsi="BRH Devanagari Extra" w:cs="BRH Devanagari Extra"/>
@@ -4073,35 +4009,14 @@
               </w:rPr>
               <w:t>iÉå</w:t>
             </w:r>
-            <w:proofErr w:type="spellEnd"/>
-            <w:r>
-              <w:rPr>
-                <w:rFonts w:ascii="BRH Devanagari Extra" w:hAnsi="BRH Devanagari Extra" w:cs="BRH Devanagari Extra"/>
-                <w:color w:val="000000"/>
-                <w:sz w:val="40"/>
-                <w:szCs w:val="40"/>
-              </w:rPr>
-              <w:t xml:space="preserve"> </w:t>
-            </w:r>
-            <w:proofErr w:type="spellStart"/>
-            <w:r>
-              <w:rPr>
-                <w:rFonts w:ascii="BRH Devanagari Extra" w:hAnsi="BRH Devanagari Extra" w:cs="BRH Devanagari Extra"/>
-                <w:color w:val="000000"/>
-                <w:sz w:val="40"/>
-                <w:szCs w:val="40"/>
-              </w:rPr>
-              <w:t>xÉuÉåïÿ</w:t>
-            </w:r>
-            <w:proofErr w:type="spellEnd"/>
-            <w:r>
-              <w:rPr>
-                <w:rFonts w:ascii="BRH Devanagari Extra" w:hAnsi="BRH Devanagari Extra" w:cs="BRH Devanagari Extra"/>
-                <w:color w:val="000000"/>
-                <w:sz w:val="40"/>
-                <w:szCs w:val="40"/>
-              </w:rPr>
-              <w:t xml:space="preserve"> |</w:t>
+            <w:r>
+              <w:rPr>
+                <w:rFonts w:ascii="BRH Devanagari Extra" w:hAnsi="BRH Devanagari Extra" w:cs="BRH Devanagari Extra"/>
+                <w:color w:val="000000"/>
+                <w:sz w:val="40"/>
+                <w:szCs w:val="40"/>
+              </w:rPr>
+              <w:t xml:space="preserve"> xÉuÉåïÿ |</w:t>
             </w:r>
           </w:p>
         </w:tc>
@@ -4119,7 +4034,6 @@
                 <w:szCs w:val="40"/>
               </w:rPr>
             </w:pPr>
-            <w:proofErr w:type="spellStart"/>
             <w:r>
               <w:rPr>
                 <w:rFonts w:ascii="BRH Devanagari Extra" w:hAnsi="BRH Devanagari Extra" w:cs="BRH Devanagari Extra"/>
@@ -4129,7 +4043,6 @@
               </w:rPr>
               <w:t>xÉ</w:t>
             </w:r>
-            <w:proofErr w:type="spellEnd"/>
             <w:r>
               <w:rPr>
                 <w:rFonts w:ascii="BRH Malayalam Extra" w:hAnsi="BRH Malayalam Extra" w:cs="BRH Devanagari Extra"/>
@@ -4159,27 +4072,15 @@
               </w:rPr>
               <w:t>–</w:t>
             </w:r>
-            <w:proofErr w:type="spellStart"/>
-            <w:r>
-              <w:rPr>
-                <w:rFonts w:ascii="BRH Devanagari Extra" w:hAnsi="BRH Devanagari Extra" w:cs="BRH Devanagari Extra"/>
-                <w:color w:val="000000"/>
-                <w:sz w:val="40"/>
-                <w:szCs w:val="40"/>
-              </w:rPr>
-              <w:t>xrÉÉÿxiÉå</w:t>
-            </w:r>
-            <w:proofErr w:type="spellEnd"/>
-            <w:r>
-              <w:rPr>
-                <w:rFonts w:ascii="BRH Devanagari Extra" w:hAnsi="BRH Devanagari Extra" w:cs="BRH Devanagari Extra"/>
-                <w:color w:val="000000"/>
-                <w:sz w:val="40"/>
-                <w:szCs w:val="40"/>
-              </w:rPr>
-              <w:t xml:space="preserve"> | </w:t>
-            </w:r>
-            <w:proofErr w:type="spellStart"/>
+            <w:r>
+              <w:rPr>
+                <w:rFonts w:ascii="BRH Devanagari Extra" w:hAnsi="BRH Devanagari Extra" w:cs="BRH Devanagari Extra"/>
+                <w:color w:val="000000"/>
+                <w:sz w:val="40"/>
+                <w:szCs w:val="40"/>
+              </w:rPr>
+              <w:t xml:space="preserve">xrÉÉÿxiÉå | </w:t>
+            </w:r>
             <w:r>
               <w:rPr>
                 <w:rFonts w:ascii="BRH Devanagari Extra" w:hAnsi="BRH Devanagari Extra" w:cs="BRH Devanagari Extra"/>
@@ -4190,7 +4091,6 @@
               </w:rPr>
               <w:t>iÉ</w:t>
             </w:r>
-            <w:proofErr w:type="spellEnd"/>
             <w:r>
               <w:rPr>
                 <w:rFonts w:ascii="BRH Malayalam Extra" w:hAnsi="BRH Malayalam Extra" w:cs="BRH Devanagari Extra"/>
@@ -4208,27 +4108,7 @@
                 <w:sz w:val="40"/>
                 <w:szCs w:val="40"/>
               </w:rPr>
-              <w:t xml:space="preserve">å </w:t>
-            </w:r>
-            <w:proofErr w:type="spellStart"/>
-            <w:r>
-              <w:rPr>
-                <w:rFonts w:ascii="BRH Devanagari Extra" w:hAnsi="BRH Devanagari Extra" w:cs="BRH Devanagari Extra"/>
-                <w:color w:val="000000"/>
-                <w:sz w:val="40"/>
-                <w:szCs w:val="40"/>
-              </w:rPr>
-              <w:t>xÉuÉåïÿ</w:t>
-            </w:r>
-            <w:proofErr w:type="spellEnd"/>
-            <w:r>
-              <w:rPr>
-                <w:rFonts w:ascii="BRH Devanagari Extra" w:hAnsi="BRH Devanagari Extra" w:cs="BRH Devanagari Extra"/>
-                <w:color w:val="000000"/>
-                <w:sz w:val="40"/>
-                <w:szCs w:val="40"/>
-              </w:rPr>
-              <w:t xml:space="preserve"> |</w:t>
+              <w:t>å xÉuÉåïÿ |</w:t>
             </w:r>
           </w:p>
         </w:tc>
@@ -4288,20 +4168,8 @@
                 <w:sz w:val="28"/>
                 <w:szCs w:val="32"/>
               </w:rPr>
-              <w:t xml:space="preserve">– </w:t>
-            </w:r>
-            <w:proofErr w:type="spellStart"/>
-            <w:r>
-              <w:rPr>
-                <w:rFonts w:cs="Arial"/>
-                <w:b/>
-                <w:color w:val="000000"/>
-                <w:sz w:val="28"/>
-                <w:szCs w:val="32"/>
-              </w:rPr>
-              <w:t>Kramam</w:t>
-            </w:r>
-            <w:proofErr w:type="spellEnd"/>
+              <w:t>– Kramam</w:t>
+            </w:r>
           </w:p>
           <w:p>
             <w:pPr>
@@ -4322,49 +4190,15 @@
                 <w:szCs w:val="32"/>
               </w:rPr>
             </w:pPr>
-            <w:proofErr w:type="spellStart"/>
-            <w:r>
-              <w:rPr>
-                <w:rFonts w:cs="Arial"/>
-                <w:b/>
-                <w:color w:val="000000"/>
-                <w:sz w:val="28"/>
-                <w:szCs w:val="32"/>
-              </w:rPr>
-              <w:t>Krama</w:t>
-            </w:r>
-            <w:proofErr w:type="spellEnd"/>
-            <w:r>
-              <w:rPr>
-                <w:rFonts w:cs="Arial"/>
-                <w:b/>
-                <w:color w:val="000000"/>
-                <w:sz w:val="28"/>
-                <w:szCs w:val="32"/>
-              </w:rPr>
-              <w:t xml:space="preserve"> </w:t>
-            </w:r>
-            <w:proofErr w:type="spellStart"/>
-            <w:r>
-              <w:rPr>
-                <w:rFonts w:cs="Arial"/>
-                <w:b/>
-                <w:color w:val="000000"/>
-                <w:sz w:val="28"/>
-                <w:szCs w:val="32"/>
-              </w:rPr>
-              <w:t>Vaakyam</w:t>
-            </w:r>
-            <w:proofErr w:type="spellEnd"/>
-            <w:r>
-              <w:rPr>
-                <w:rFonts w:cs="Arial"/>
-                <w:b/>
-                <w:color w:val="000000"/>
-                <w:sz w:val="28"/>
-                <w:szCs w:val="32"/>
-              </w:rPr>
-              <w:t xml:space="preserve"> No. - </w:t>
+            <w:r>
+              <w:rPr>
+                <w:rFonts w:cs="Arial"/>
+                <w:b/>
+                <w:color w:val="000000"/>
+                <w:sz w:val="28"/>
+                <w:szCs w:val="32"/>
+              </w:rPr>
+              <w:t xml:space="preserve">Krama Vaakyam No. - </w:t>
             </w:r>
             <w:r>
               <w:rPr>
@@ -4396,27 +4230,15 @@
                 <w:szCs w:val="32"/>
               </w:rPr>
             </w:pPr>
-            <w:proofErr w:type="spellStart"/>
-            <w:r>
-              <w:rPr>
-                <w:rFonts w:cs="Arial"/>
-                <w:b/>
-                <w:color w:val="000000"/>
-                <w:sz w:val="28"/>
-                <w:szCs w:val="32"/>
-              </w:rPr>
-              <w:t>Panchaati</w:t>
-            </w:r>
-            <w:proofErr w:type="spellEnd"/>
-            <w:r>
-              <w:rPr>
-                <w:rFonts w:cs="Arial"/>
-                <w:b/>
-                <w:color w:val="000000"/>
-                <w:sz w:val="28"/>
-                <w:szCs w:val="32"/>
-              </w:rPr>
-              <w:t xml:space="preserve"> No</w:t>
+            <w:r>
+              <w:rPr>
+                <w:rFonts w:cs="Arial"/>
+                <w:b/>
+                <w:color w:val="000000"/>
+                <w:sz w:val="28"/>
+                <w:szCs w:val="32"/>
+              </w:rPr>
+              <w:t>Panchaati No</w:t>
             </w:r>
             <w:r>
               <w:rPr>
@@ -4467,7 +4289,6 @@
                 <w:szCs w:val="40"/>
               </w:rPr>
             </w:pPr>
-            <w:proofErr w:type="spellStart"/>
             <w:r>
               <w:rPr>
                 <w:rFonts w:ascii="BRH Devanagari Extra" w:hAnsi="BRH Devanagari Extra" w:cs="BRH Devanagari Extra"/>
@@ -4495,7 +4316,6 @@
               </w:rPr>
               <w:t>xÉþÌiÉ</w:t>
             </w:r>
-            <w:proofErr w:type="spellEnd"/>
             <w:r>
               <w:rPr>
                 <w:rFonts w:ascii="BRH Malayalam Extra" w:hAnsi="BRH Malayalam Extra" w:cs="BRH Devanagari Extra"/>
@@ -4513,27 +4333,7 @@
                 <w:sz w:val="40"/>
                 <w:szCs w:val="40"/>
               </w:rPr>
-              <w:t xml:space="preserve"> </w:t>
-            </w:r>
-            <w:proofErr w:type="spellStart"/>
-            <w:r>
-              <w:rPr>
-                <w:rFonts w:ascii="BRH Devanagari Extra" w:hAnsi="BRH Devanagari Extra" w:cs="BRH Devanagari Extra"/>
-                <w:color w:val="000000"/>
-                <w:sz w:val="40"/>
-                <w:szCs w:val="40"/>
-              </w:rPr>
-              <w:t>iÉxqÉÉÿiÉç</w:t>
-            </w:r>
-            <w:proofErr w:type="spellEnd"/>
-            <w:r>
-              <w:rPr>
-                <w:rFonts w:ascii="BRH Devanagari Extra" w:hAnsi="BRH Devanagari Extra" w:cs="BRH Devanagari Extra"/>
-                <w:color w:val="000000"/>
-                <w:sz w:val="40"/>
-                <w:szCs w:val="40"/>
-              </w:rPr>
-              <w:t xml:space="preserve"> | </w:t>
+              <w:t xml:space="preserve"> iÉxqÉÉÿiÉç | </w:t>
             </w:r>
           </w:p>
           <w:p>
@@ -4545,7 +4345,6 @@
                 <w:szCs w:val="40"/>
               </w:rPr>
             </w:pPr>
-            <w:proofErr w:type="spellStart"/>
             <w:r>
               <w:rPr>
                 <w:rFonts w:ascii="BRH Devanagari Extra" w:hAnsi="BRH Devanagari Extra" w:cs="BRH Devanagari Extra"/>
@@ -4569,16 +4368,7 @@
                 <w:sz w:val="40"/>
                 <w:szCs w:val="40"/>
               </w:rPr>
-              <w:t>ç</w:t>
-            </w:r>
-            <w:proofErr w:type="spellEnd"/>
-            <w:r>
-              <w:rPr>
-                <w:rFonts w:ascii="BRH Devanagari Extra" w:hAnsi="BRH Devanagari Extra" w:cs="BRH Devanagari Extra"/>
-                <w:sz w:val="40"/>
-                <w:szCs w:val="40"/>
-              </w:rPr>
-              <w:t xml:space="preserve"> ÌS</w:t>
+              <w:t>ç ÌS</w:t>
             </w:r>
             <w:r>
               <w:rPr>
@@ -4589,23 +4379,13 @@
               </w:rPr>
               <w:t>–</w:t>
             </w:r>
-            <w:proofErr w:type="spellStart"/>
-            <w:r>
-              <w:rPr>
-                <w:rFonts w:ascii="BRH Devanagari Extra" w:hAnsi="BRH Devanagari Extra" w:cs="BRH Devanagari Extra"/>
-                <w:sz w:val="40"/>
-                <w:szCs w:val="40"/>
-              </w:rPr>
-              <w:t>iÉÈmÉëþSÉlÉqÉç</w:t>
-            </w:r>
-            <w:proofErr w:type="spellEnd"/>
-            <w:r>
-              <w:rPr>
-                <w:rFonts w:ascii="BRH Devanagari Extra" w:hAnsi="BRH Devanagari Extra" w:cs="BRH Devanagari Extra"/>
-                <w:sz w:val="40"/>
-                <w:szCs w:val="40"/>
-              </w:rPr>
-              <w:t xml:space="preserve"> | </w:t>
+            <w:r>
+              <w:rPr>
+                <w:rFonts w:ascii="BRH Devanagari Extra" w:hAnsi="BRH Devanagari Extra" w:cs="BRH Devanagari Extra"/>
+                <w:sz w:val="40"/>
+                <w:szCs w:val="40"/>
+              </w:rPr>
+              <w:t xml:space="preserve">iÉÈmÉëþSÉlÉqÉç | </w:t>
             </w:r>
           </w:p>
           <w:p>
@@ -4624,6 +4404,7 @@
                 <w:sz w:val="40"/>
                 <w:szCs w:val="40"/>
               </w:rPr>
+              <w:lastRenderedPageBreak/>
               <w:t>C</w:t>
             </w:r>
             <w:r>
@@ -4635,32 +4416,13 @@
               </w:rPr>
               <w:t>–</w:t>
             </w:r>
-            <w:proofErr w:type="spellStart"/>
-            <w:r>
-              <w:rPr>
-                <w:rFonts w:ascii="BRH Devanagari Extra" w:hAnsi="BRH Devanagari Extra" w:cs="BRH Devanagari Extra"/>
-                <w:sz w:val="40"/>
-                <w:szCs w:val="40"/>
-              </w:rPr>
-              <w:t>iÉÈmÉëþSÉlÉqÉç</w:t>
-            </w:r>
-            <w:proofErr w:type="spellEnd"/>
-            <w:r>
-              <w:rPr>
-                <w:rFonts w:ascii="BRH Devanagari Extra" w:hAnsi="BRH Devanagari Extra" w:cs="BRH Devanagari Extra"/>
-                <w:sz w:val="40"/>
-                <w:szCs w:val="40"/>
-              </w:rPr>
-              <w:t xml:space="preserve"> </w:t>
-            </w:r>
-            <w:proofErr w:type="spellStart"/>
-            <w:r>
-              <w:rPr>
-                <w:rFonts w:ascii="BRH Devanagari Extra" w:hAnsi="BRH Devanagari Extra" w:cs="BRH Devanagari Extra"/>
-                <w:sz w:val="40"/>
-                <w:szCs w:val="40"/>
-              </w:rPr>
-              <w:t>S</w:t>
+            <w:r>
+              <w:rPr>
+                <w:rFonts w:ascii="BRH Devanagari Extra" w:hAnsi="BRH Devanagari Extra" w:cs="BRH Devanagari Extra"/>
+                <w:sz w:val="40"/>
+                <w:szCs w:val="40"/>
+              </w:rPr>
+              <w:t>iÉÈmÉëþSÉlÉqÉç S</w:t>
             </w:r>
             <w:r>
               <w:rPr>
@@ -4670,7 +4432,6 @@
               </w:rPr>
               <w:t>å</w:t>
             </w:r>
-            <w:proofErr w:type="spellEnd"/>
             <w:r>
               <w:rPr>
                 <w:rFonts w:ascii="BRH Malayalam Extra" w:hAnsi="BRH Malayalam Extra" w:cs="BRH Devanagari Extra"/>
@@ -4680,23 +4441,13 @@
               </w:rPr>
               <w:t>–</w:t>
             </w:r>
-            <w:proofErr w:type="spellStart"/>
-            <w:r>
-              <w:rPr>
-                <w:rFonts w:ascii="BRH Devanagari Extra" w:hAnsi="BRH Devanagari Extra" w:cs="BRH Devanagari Extra"/>
-                <w:sz w:val="40"/>
-                <w:szCs w:val="40"/>
-              </w:rPr>
-              <w:t>uÉÉÈ</w:t>
-            </w:r>
-            <w:proofErr w:type="spellEnd"/>
-            <w:r>
-              <w:rPr>
-                <w:rFonts w:ascii="BRH Devanagari Extra" w:hAnsi="BRH Devanagari Extra" w:cs="BRH Devanagari Extra"/>
-                <w:sz w:val="40"/>
-                <w:szCs w:val="40"/>
-              </w:rPr>
-              <w:t xml:space="preserve"> | </w:t>
+            <w:r>
+              <w:rPr>
+                <w:rFonts w:ascii="BRH Devanagari Extra" w:hAnsi="BRH Devanagari Extra" w:cs="BRH Devanagari Extra"/>
+                <w:sz w:val="40"/>
+                <w:szCs w:val="40"/>
+              </w:rPr>
+              <w:t xml:space="preserve">uÉÉÈ | </w:t>
             </w:r>
           </w:p>
         </w:tc>
@@ -4719,14 +4470,14 @@
                 <w:szCs w:val="40"/>
               </w:rPr>
             </w:pPr>
-            <w:proofErr w:type="spellStart"/>
-            <w:r>
-              <w:rPr>
-                <w:rFonts w:ascii="BRH Devanagari Extra" w:hAnsi="BRH Devanagari Extra" w:cs="BRH Devanagari Extra"/>
-                <w:color w:val="000000"/>
-                <w:sz w:val="40"/>
-                <w:szCs w:val="40"/>
-              </w:rPr>
+            <w:r>
+              <w:rPr>
+                <w:rFonts w:ascii="BRH Devanagari Extra" w:hAnsi="BRH Devanagari Extra" w:cs="BRH Devanagari Extra"/>
+                <w:color w:val="000000"/>
+                <w:sz w:val="40"/>
+                <w:szCs w:val="40"/>
+              </w:rPr>
+              <w:lastRenderedPageBreak/>
               <w:t>zÉ</w:t>
             </w:r>
             <w:r>
@@ -4747,7 +4498,6 @@
               </w:rPr>
               <w:t>xÉþÌiÉ</w:t>
             </w:r>
-            <w:proofErr w:type="spellEnd"/>
             <w:r>
               <w:rPr>
                 <w:rFonts w:ascii="BRH Malayalam Extra" w:hAnsi="BRH Malayalam Extra" w:cs="BRH Devanagari Extra"/>
@@ -4765,27 +4515,7 @@
                 <w:sz w:val="40"/>
                 <w:szCs w:val="40"/>
               </w:rPr>
-              <w:t xml:space="preserve"> </w:t>
-            </w:r>
-            <w:proofErr w:type="spellStart"/>
-            <w:r>
-              <w:rPr>
-                <w:rFonts w:ascii="BRH Devanagari Extra" w:hAnsi="BRH Devanagari Extra" w:cs="BRH Devanagari Extra"/>
-                <w:color w:val="000000"/>
-                <w:sz w:val="40"/>
-                <w:szCs w:val="40"/>
-              </w:rPr>
-              <w:t>iÉxqÉÉÿiÉç</w:t>
-            </w:r>
-            <w:proofErr w:type="spellEnd"/>
-            <w:r>
-              <w:rPr>
-                <w:rFonts w:ascii="BRH Devanagari Extra" w:hAnsi="BRH Devanagari Extra" w:cs="BRH Devanagari Extra"/>
-                <w:color w:val="000000"/>
-                <w:sz w:val="40"/>
-                <w:szCs w:val="40"/>
-              </w:rPr>
-              <w:t xml:space="preserve"> | </w:t>
+              <w:t xml:space="preserve"> iÉxqÉÉÿiÉç | </w:t>
             </w:r>
           </w:p>
           <w:p>
@@ -4797,7 +4527,6 @@
                 <w:szCs w:val="40"/>
               </w:rPr>
             </w:pPr>
-            <w:proofErr w:type="spellStart"/>
             <w:r>
               <w:rPr>
                 <w:rFonts w:ascii="BRH Devanagari Extra" w:hAnsi="BRH Devanagari Extra" w:cs="BRH Devanagari Extra"/>
@@ -4815,7 +4544,6 @@
               </w:rPr>
               <w:t>þÌS</w:t>
             </w:r>
-            <w:proofErr w:type="spellEnd"/>
             <w:r>
               <w:rPr>
                 <w:rFonts w:ascii="BRH Malayalam Extra" w:hAnsi="BRH Malayalam Extra" w:cs="BRH Devanagari Extra"/>
@@ -4825,23 +4553,13 @@
               </w:rPr>
               <w:t>–</w:t>
             </w:r>
-            <w:proofErr w:type="spellStart"/>
-            <w:r>
-              <w:rPr>
-                <w:rFonts w:ascii="BRH Devanagari Extra" w:hAnsi="BRH Devanagari Extra" w:cs="BRH Devanagari Extra"/>
-                <w:sz w:val="40"/>
-                <w:szCs w:val="40"/>
-              </w:rPr>
-              <w:t>iÉÈmÉëþSÉlÉqÉç</w:t>
-            </w:r>
-            <w:proofErr w:type="spellEnd"/>
-            <w:r>
-              <w:rPr>
-                <w:rFonts w:ascii="BRH Devanagari Extra" w:hAnsi="BRH Devanagari Extra" w:cs="BRH Devanagari Extra"/>
-                <w:sz w:val="40"/>
-                <w:szCs w:val="40"/>
-              </w:rPr>
-              <w:t xml:space="preserve"> | </w:t>
+            <w:r>
+              <w:rPr>
+                <w:rFonts w:ascii="BRH Devanagari Extra" w:hAnsi="BRH Devanagari Extra" w:cs="BRH Devanagari Extra"/>
+                <w:sz w:val="40"/>
+                <w:szCs w:val="40"/>
+              </w:rPr>
+              <w:t xml:space="preserve">iÉÈmÉëþSÉlÉqÉç | </w:t>
             </w:r>
           </w:p>
           <w:p>
@@ -4860,6 +4578,7 @@
                 <w:sz w:val="40"/>
                 <w:szCs w:val="40"/>
               </w:rPr>
+              <w:lastRenderedPageBreak/>
               <w:t>C</w:t>
             </w:r>
             <w:r>
@@ -4871,32 +4590,13 @@
               </w:rPr>
               <w:t>–</w:t>
             </w:r>
-            <w:proofErr w:type="spellStart"/>
-            <w:r>
-              <w:rPr>
-                <w:rFonts w:ascii="BRH Devanagari Extra" w:hAnsi="BRH Devanagari Extra" w:cs="BRH Devanagari Extra"/>
-                <w:sz w:val="40"/>
-                <w:szCs w:val="40"/>
-              </w:rPr>
-              <w:t>iÉÈmÉëþSÉlÉqÉç</w:t>
-            </w:r>
-            <w:proofErr w:type="spellEnd"/>
-            <w:r>
-              <w:rPr>
-                <w:rFonts w:ascii="BRH Devanagari Extra" w:hAnsi="BRH Devanagari Extra" w:cs="BRH Devanagari Extra"/>
-                <w:sz w:val="40"/>
-                <w:szCs w:val="40"/>
-              </w:rPr>
-              <w:t xml:space="preserve"> </w:t>
-            </w:r>
-            <w:proofErr w:type="spellStart"/>
-            <w:r>
-              <w:rPr>
-                <w:rFonts w:ascii="BRH Devanagari Extra" w:hAnsi="BRH Devanagari Extra" w:cs="BRH Devanagari Extra"/>
-                <w:sz w:val="40"/>
-                <w:szCs w:val="40"/>
-              </w:rPr>
-              <w:t>S</w:t>
+            <w:r>
+              <w:rPr>
+                <w:rFonts w:ascii="BRH Devanagari Extra" w:hAnsi="BRH Devanagari Extra" w:cs="BRH Devanagari Extra"/>
+                <w:sz w:val="40"/>
+                <w:szCs w:val="40"/>
+              </w:rPr>
+              <w:t>iÉÈmÉëþSÉlÉqÉç S</w:t>
             </w:r>
             <w:r>
               <w:rPr>
@@ -4906,7 +4606,6 @@
               </w:rPr>
               <w:t>å</w:t>
             </w:r>
-            <w:proofErr w:type="spellEnd"/>
             <w:r>
               <w:rPr>
                 <w:rFonts w:ascii="BRH Malayalam Extra" w:hAnsi="BRH Malayalam Extra" w:cs="BRH Devanagari Extra"/>
@@ -4916,23 +4615,13 @@
               </w:rPr>
               <w:t>–</w:t>
             </w:r>
-            <w:proofErr w:type="spellStart"/>
-            <w:r>
-              <w:rPr>
-                <w:rFonts w:ascii="BRH Devanagari Extra" w:hAnsi="BRH Devanagari Extra" w:cs="BRH Devanagari Extra"/>
-                <w:sz w:val="40"/>
-                <w:szCs w:val="40"/>
-              </w:rPr>
-              <w:t>uÉÉÈ</w:t>
-            </w:r>
-            <w:proofErr w:type="spellEnd"/>
-            <w:r>
-              <w:rPr>
-                <w:rFonts w:ascii="BRH Devanagari Extra" w:hAnsi="BRH Devanagari Extra" w:cs="BRH Devanagari Extra"/>
-                <w:sz w:val="40"/>
-                <w:szCs w:val="40"/>
-              </w:rPr>
-              <w:t xml:space="preserve"> |</w:t>
+            <w:r>
+              <w:rPr>
+                <w:rFonts w:ascii="BRH Devanagari Extra" w:hAnsi="BRH Devanagari Extra" w:cs="BRH Devanagari Extra"/>
+                <w:sz w:val="40"/>
+                <w:szCs w:val="40"/>
+              </w:rPr>
+              <w:t>uÉÉÈ |</w:t>
             </w:r>
           </w:p>
           <w:p>
@@ -4950,23 +4639,7 @@
                 <w:b/>
                 <w:bCs/>
               </w:rPr>
-              <w:t>(</w:t>
-            </w:r>
-            <w:proofErr w:type="spellStart"/>
-            <w:r>
-              <w:rPr>
-                <w:b/>
-                <w:bCs/>
-              </w:rPr>
-              <w:t>halant</w:t>
-            </w:r>
-            <w:proofErr w:type="spellEnd"/>
-            <w:r>
-              <w:rPr>
-                <w:b/>
-                <w:bCs/>
-              </w:rPr>
-              <w:t xml:space="preserve"> </w:t>
+              <w:t xml:space="preserve">(halant </w:t>
             </w:r>
             <w:r>
               <w:rPr>
@@ -5032,19 +4705,9 @@
                 <w:sz w:val="28"/>
                 <w:szCs w:val="32"/>
               </w:rPr>
-              <w:t xml:space="preserve">T.S.3.2.11.1 – </w:t>
-            </w:r>
-            <w:proofErr w:type="spellStart"/>
-            <w:r>
-              <w:rPr>
-                <w:rFonts w:cs="Arial"/>
-                <w:b/>
-                <w:sz w:val="28"/>
-                <w:szCs w:val="32"/>
-              </w:rPr>
-              <w:t>Kramam</w:t>
-            </w:r>
-            <w:proofErr w:type="spellEnd"/>
+              <w:lastRenderedPageBreak/>
+              <w:t>T.S.3.2.11.1 – Kramam</w:t>
+            </w:r>
           </w:p>
           <w:p>
             <w:pPr>
@@ -5064,45 +4727,14 @@
                 <w:szCs w:val="32"/>
               </w:rPr>
             </w:pPr>
-            <w:proofErr w:type="spellStart"/>
-            <w:r>
-              <w:rPr>
-                <w:rFonts w:cs="Arial"/>
-                <w:b/>
-                <w:sz w:val="28"/>
-                <w:szCs w:val="32"/>
-              </w:rPr>
-              <w:t>Krama</w:t>
-            </w:r>
-            <w:proofErr w:type="spellEnd"/>
-            <w:r>
-              <w:rPr>
-                <w:rFonts w:cs="Arial"/>
-                <w:b/>
-                <w:sz w:val="28"/>
-                <w:szCs w:val="32"/>
-              </w:rPr>
-              <w:t xml:space="preserve"> </w:t>
-            </w:r>
-            <w:proofErr w:type="spellStart"/>
-            <w:r>
-              <w:rPr>
-                <w:rFonts w:cs="Arial"/>
-                <w:b/>
-                <w:sz w:val="28"/>
-                <w:szCs w:val="32"/>
-              </w:rPr>
-              <w:t>Vaakyam</w:t>
-            </w:r>
-            <w:proofErr w:type="spellEnd"/>
-            <w:r>
-              <w:rPr>
-                <w:rFonts w:cs="Arial"/>
-                <w:b/>
-                <w:sz w:val="28"/>
-                <w:szCs w:val="32"/>
-              </w:rPr>
-              <w:t xml:space="preserve"> No. - 32</w:t>
+            <w:r>
+              <w:rPr>
+                <w:rFonts w:cs="Arial"/>
+                <w:b/>
+                <w:sz w:val="28"/>
+                <w:szCs w:val="32"/>
+              </w:rPr>
+              <w:t>Krama Vaakyam No. - 32</w:t>
             </w:r>
           </w:p>
           <w:p>
@@ -5123,25 +4755,14 @@
                 <w:szCs w:val="32"/>
               </w:rPr>
             </w:pPr>
-            <w:proofErr w:type="spellStart"/>
-            <w:r>
-              <w:rPr>
-                <w:rFonts w:cs="Arial"/>
-                <w:b/>
-                <w:sz w:val="28"/>
-                <w:szCs w:val="32"/>
-              </w:rPr>
-              <w:t>Panchaati</w:t>
-            </w:r>
-            <w:proofErr w:type="spellEnd"/>
-            <w:r>
-              <w:rPr>
-                <w:rFonts w:cs="Arial"/>
-                <w:b/>
-                <w:sz w:val="28"/>
-                <w:szCs w:val="32"/>
-              </w:rPr>
-              <w:t xml:space="preserve"> No</w:t>
+            <w:r>
+              <w:rPr>
+                <w:rFonts w:cs="Arial"/>
+                <w:b/>
+                <w:sz w:val="28"/>
+                <w:szCs w:val="32"/>
+              </w:rPr>
+              <w:t>Panchaati No</w:t>
             </w:r>
             <w:r>
               <w:rPr>
@@ -5189,7 +4810,6 @@
               </w:rPr>
               <w:t xml:space="preserve">§ÉÏ </w:t>
             </w:r>
-            <w:proofErr w:type="spellStart"/>
             <w:r>
               <w:rPr>
                 <w:rFonts w:ascii="BRH Devanagari Extra" w:hAnsi="BRH Devanagari Extra" w:cs="BRH Devanagari Extra"/>
@@ -5200,7 +4820,6 @@
               </w:rPr>
               <w:t>xÉ</w:t>
             </w:r>
-            <w:proofErr w:type="spellEnd"/>
             <w:r>
               <w:rPr>
                 <w:rFonts w:ascii="BRH Malayalam Extra" w:hAnsi="BRH Malayalam Extra" w:cs="BRH Devanagari Extra"/>
@@ -5211,37 +4830,15 @@
               </w:rPr>
               <w:t>–</w:t>
             </w:r>
-            <w:proofErr w:type="spellStart"/>
-            <w:r>
-              <w:rPr>
-                <w:rFonts w:ascii="BRH Devanagari Extra" w:hAnsi="BRH Devanagari Extra" w:cs="BRH Devanagari Extra"/>
-                <w:color w:val="000000"/>
-                <w:sz w:val="40"/>
-                <w:szCs w:val="40"/>
-              </w:rPr>
-              <w:t>kÉxjÉÉÿ</w:t>
-            </w:r>
-            <w:proofErr w:type="spellEnd"/>
-            <w:r>
-              <w:rPr>
-                <w:rFonts w:ascii="BRH Devanagari Extra" w:hAnsi="BRH Devanagari Extra" w:cs="BRH Devanagari Extra"/>
-                <w:color w:val="000000"/>
-                <w:sz w:val="40"/>
-                <w:szCs w:val="40"/>
-              </w:rPr>
-              <w:t xml:space="preserve"> | </w:t>
-            </w:r>
-            <w:proofErr w:type="spellStart"/>
-            <w:r>
-              <w:rPr>
-                <w:rFonts w:ascii="BRH Devanagari Extra" w:hAnsi="BRH Devanagari Extra" w:cs="BRH Devanagari Extra"/>
-                <w:color w:val="000000"/>
-                <w:sz w:val="40"/>
-                <w:szCs w:val="40"/>
-              </w:rPr>
-              <w:t>xÉ</w:t>
-            </w:r>
-            <w:proofErr w:type="spellEnd"/>
+            <w:r>
+              <w:rPr>
+                <w:rFonts w:ascii="BRH Devanagari Extra" w:hAnsi="BRH Devanagari Extra" w:cs="BRH Devanagari Extra"/>
+                <w:color w:val="000000"/>
+                <w:sz w:val="40"/>
+                <w:szCs w:val="40"/>
+              </w:rPr>
+              <w:t>kÉxjÉÉÿ | xÉ</w:t>
+            </w:r>
             <w:r>
               <w:rPr>
                 <w:rFonts w:ascii="BRH Malayalam Extra" w:hAnsi="BRH Malayalam Extra" w:cs="BRH Devanagari Extra"/>
@@ -5252,37 +4849,15 @@
               </w:rPr>
               <w:t>–</w:t>
             </w:r>
-            <w:proofErr w:type="spellStart"/>
-            <w:r>
-              <w:rPr>
-                <w:rFonts w:ascii="BRH Devanagari Extra" w:hAnsi="BRH Devanagari Extra" w:cs="BRH Devanagari Extra"/>
-                <w:color w:val="000000"/>
-                <w:sz w:val="40"/>
-                <w:szCs w:val="40"/>
-              </w:rPr>
-              <w:t>kÉxjÉÉþ</w:t>
-            </w:r>
-            <w:proofErr w:type="spellEnd"/>
-            <w:r>
-              <w:rPr>
-                <w:rFonts w:ascii="BRH Devanagari Extra" w:hAnsi="BRH Devanagari Extra" w:cs="BRH Devanagari Extra"/>
-                <w:color w:val="000000"/>
-                <w:sz w:val="40"/>
-                <w:szCs w:val="40"/>
-              </w:rPr>
-              <w:t xml:space="preserve"> </w:t>
-            </w:r>
-            <w:proofErr w:type="spellStart"/>
-            <w:r>
-              <w:rPr>
-                <w:rFonts w:ascii="BRH Devanagari Extra" w:hAnsi="BRH Devanagari Extra" w:cs="BRH Devanagari Extra"/>
-                <w:color w:val="000000"/>
-                <w:sz w:val="40"/>
-                <w:szCs w:val="40"/>
-              </w:rPr>
-              <w:t>ÌiÉ</w:t>
-            </w:r>
-            <w:proofErr w:type="spellEnd"/>
+            <w:r>
+              <w:rPr>
+                <w:rFonts w:ascii="BRH Devanagari Extra" w:hAnsi="BRH Devanagari Extra" w:cs="BRH Devanagari Extra"/>
+                <w:color w:val="000000"/>
+                <w:sz w:val="40"/>
+                <w:szCs w:val="40"/>
+              </w:rPr>
+              <w:t>kÉxjÉÉþ ÌiÉ</w:t>
+            </w:r>
             <w:r>
               <w:rPr>
                 <w:rFonts w:ascii="BRH Malayalam Extra" w:hAnsi="BRH Malayalam Extra" w:cs="BRH Devanagari Extra"/>
@@ -5293,25 +4868,14 @@
               </w:rPr>
               <w:t>–</w:t>
             </w:r>
-            <w:proofErr w:type="spellStart"/>
-            <w:r>
-              <w:rPr>
-                <w:rFonts w:ascii="BRH Devanagari Extra" w:hAnsi="BRH Devanagari Extra" w:cs="BRH Devanagari Extra"/>
-                <w:color w:val="000000"/>
-                <w:sz w:val="40"/>
-                <w:szCs w:val="40"/>
-              </w:rPr>
-              <w:t>xÉëÈ</w:t>
-            </w:r>
-            <w:proofErr w:type="spellEnd"/>
-            <w:r>
-              <w:rPr>
-                <w:rFonts w:ascii="BRH Devanagari Extra" w:hAnsi="BRH Devanagari Extra" w:cs="BRH Devanagari Extra"/>
-                <w:color w:val="000000"/>
-                <w:sz w:val="40"/>
-                <w:szCs w:val="40"/>
-              </w:rPr>
-              <w:t xml:space="preserve"> |</w:t>
+            <w:r>
+              <w:rPr>
+                <w:rFonts w:ascii="BRH Devanagari Extra" w:hAnsi="BRH Devanagari Extra" w:cs="BRH Devanagari Extra"/>
+                <w:color w:val="000000"/>
+                <w:sz w:val="40"/>
+                <w:szCs w:val="40"/>
+              </w:rPr>
+              <w:t>xÉëÈ |</w:t>
             </w:r>
           </w:p>
         </w:tc>
@@ -5342,7 +4906,6 @@
               </w:rPr>
               <w:t xml:space="preserve">§ÉÏ </w:t>
             </w:r>
-            <w:proofErr w:type="spellStart"/>
             <w:r>
               <w:rPr>
                 <w:rFonts w:ascii="BRH Devanagari" w:hAnsi="BRH Devanagari" w:cs="BRH Devanagari"/>
@@ -5363,7 +4926,6 @@
               </w:rPr>
               <w:t>É</w:t>
             </w:r>
-            <w:proofErr w:type="spellEnd"/>
             <w:r>
               <w:rPr>
                 <w:rFonts w:ascii="BRH Malayalam Extra" w:hAnsi="BRH Malayalam Extra" w:cs="BRH Devanagari Extra"/>
@@ -5375,37 +4937,15 @@
               </w:rPr>
               <w:t>–</w:t>
             </w:r>
-            <w:proofErr w:type="spellStart"/>
-            <w:r>
-              <w:rPr>
-                <w:rFonts w:ascii="BRH Devanagari Extra" w:hAnsi="BRH Devanagari Extra" w:cs="BRH Devanagari Extra"/>
-                <w:color w:val="000000"/>
-                <w:sz w:val="40"/>
-                <w:szCs w:val="40"/>
-              </w:rPr>
-              <w:t>kÉxjÉÉÿ</w:t>
-            </w:r>
-            <w:proofErr w:type="spellEnd"/>
-            <w:r>
-              <w:rPr>
-                <w:rFonts w:ascii="BRH Devanagari Extra" w:hAnsi="BRH Devanagari Extra" w:cs="BRH Devanagari Extra"/>
-                <w:color w:val="000000"/>
-                <w:sz w:val="40"/>
-                <w:szCs w:val="40"/>
-              </w:rPr>
-              <w:t xml:space="preserve"> | </w:t>
-            </w:r>
-            <w:proofErr w:type="spellStart"/>
-            <w:r>
-              <w:rPr>
-                <w:rFonts w:ascii="BRH Devanagari Extra" w:hAnsi="BRH Devanagari Extra" w:cs="BRH Devanagari Extra"/>
-                <w:color w:val="000000"/>
-                <w:sz w:val="40"/>
-                <w:szCs w:val="40"/>
-              </w:rPr>
-              <w:t>xÉ</w:t>
-            </w:r>
-            <w:proofErr w:type="spellEnd"/>
+            <w:r>
+              <w:rPr>
+                <w:rFonts w:ascii="BRH Devanagari Extra" w:hAnsi="BRH Devanagari Extra" w:cs="BRH Devanagari Extra"/>
+                <w:color w:val="000000"/>
+                <w:sz w:val="40"/>
+                <w:szCs w:val="40"/>
+              </w:rPr>
+              <w:t>kÉxjÉÉÿ | xÉ</w:t>
+            </w:r>
             <w:r>
               <w:rPr>
                 <w:rFonts w:ascii="BRH Malayalam Extra" w:hAnsi="BRH Malayalam Extra" w:cs="BRH Devanagari Extra"/>
@@ -5416,37 +4956,15 @@
               </w:rPr>
               <w:t>–</w:t>
             </w:r>
-            <w:proofErr w:type="spellStart"/>
-            <w:r>
-              <w:rPr>
-                <w:rFonts w:ascii="BRH Devanagari Extra" w:hAnsi="BRH Devanagari Extra" w:cs="BRH Devanagari Extra"/>
-                <w:color w:val="000000"/>
-                <w:sz w:val="40"/>
-                <w:szCs w:val="40"/>
-              </w:rPr>
-              <w:t>kÉxjÉÉþ</w:t>
-            </w:r>
-            <w:proofErr w:type="spellEnd"/>
-            <w:r>
-              <w:rPr>
-                <w:rFonts w:ascii="BRH Devanagari Extra" w:hAnsi="BRH Devanagari Extra" w:cs="BRH Devanagari Extra"/>
-                <w:color w:val="000000"/>
-                <w:sz w:val="40"/>
-                <w:szCs w:val="40"/>
-              </w:rPr>
-              <w:t xml:space="preserve"> </w:t>
-            </w:r>
-            <w:proofErr w:type="spellStart"/>
-            <w:r>
-              <w:rPr>
-                <w:rFonts w:ascii="BRH Devanagari Extra" w:hAnsi="BRH Devanagari Extra" w:cs="BRH Devanagari Extra"/>
-                <w:color w:val="000000"/>
-                <w:sz w:val="40"/>
-                <w:szCs w:val="40"/>
-              </w:rPr>
-              <w:t>ÌiÉ</w:t>
-            </w:r>
-            <w:proofErr w:type="spellEnd"/>
+            <w:r>
+              <w:rPr>
+                <w:rFonts w:ascii="BRH Devanagari Extra" w:hAnsi="BRH Devanagari Extra" w:cs="BRH Devanagari Extra"/>
+                <w:color w:val="000000"/>
+                <w:sz w:val="40"/>
+                <w:szCs w:val="40"/>
+              </w:rPr>
+              <w:t>kÉxjÉÉþ ÌiÉ</w:t>
+            </w:r>
             <w:r>
               <w:rPr>
                 <w:rFonts w:ascii="BRH Malayalam Extra" w:hAnsi="BRH Malayalam Extra" w:cs="BRH Devanagari Extra"/>
@@ -5457,25 +4975,14 @@
               </w:rPr>
               <w:t>–</w:t>
             </w:r>
-            <w:proofErr w:type="spellStart"/>
-            <w:r>
-              <w:rPr>
-                <w:rFonts w:ascii="BRH Devanagari Extra" w:hAnsi="BRH Devanagari Extra" w:cs="BRH Devanagari Extra"/>
-                <w:color w:val="000000"/>
-                <w:sz w:val="40"/>
-                <w:szCs w:val="40"/>
-              </w:rPr>
-              <w:t>xÉëÈ</w:t>
-            </w:r>
-            <w:proofErr w:type="spellEnd"/>
-            <w:r>
-              <w:rPr>
-                <w:rFonts w:ascii="BRH Devanagari Extra" w:hAnsi="BRH Devanagari Extra" w:cs="BRH Devanagari Extra"/>
-                <w:color w:val="000000"/>
-                <w:sz w:val="40"/>
-                <w:szCs w:val="40"/>
-              </w:rPr>
-              <w:t xml:space="preserve"> |</w:t>
+            <w:r>
+              <w:rPr>
+                <w:rFonts w:ascii="BRH Devanagari Extra" w:hAnsi="BRH Devanagari Extra" w:cs="BRH Devanagari Extra"/>
+                <w:color w:val="000000"/>
+                <w:sz w:val="40"/>
+                <w:szCs w:val="40"/>
+              </w:rPr>
+              <w:t>xÉëÈ |</w:t>
             </w:r>
           </w:p>
         </w:tc>
@@ -5509,29 +5016,7 @@
           <w:szCs w:val="40"/>
           <w:lang w:val="en-IN" w:eastAsia="en-IN"/>
         </w:rPr>
-        <w:t>"</w:t>
-      </w:r>
-      <w:proofErr w:type="spellStart"/>
-      <w:r>
-        <w:rPr>
-          <w:rFonts w:ascii="BRH Devanagari" w:hAnsi="BRH Devanagari" w:cs="BRH Devanagari"/>
-          <w:color w:val="000000"/>
-          <w:sz w:val="40"/>
-          <w:szCs w:val="40"/>
-          <w:lang w:val="en-IN" w:eastAsia="en-IN"/>
-        </w:rPr>
-        <w:t>zlÉ</w:t>
-      </w:r>
-      <w:proofErr w:type="spellEnd"/>
-      <w:r>
-        <w:rPr>
-          <w:rFonts w:ascii="BRH Devanagari" w:hAnsi="BRH Devanagari" w:cs="BRH Devanagari"/>
-          <w:color w:val="000000"/>
-          <w:sz w:val="40"/>
-          <w:szCs w:val="40"/>
-          <w:lang w:val="en-IN" w:eastAsia="en-IN"/>
-        </w:rPr>
-        <w:t xml:space="preserve">" </w:t>
+        <w:t xml:space="preserve">"zlÉ" </w:t>
       </w:r>
       <w:r>
         <w:rPr>
@@ -5539,16 +5024,7 @@
           <w:bCs/>
           <w:sz w:val="32"/>
         </w:rPr>
-        <w:t xml:space="preserve">replaced </w:t>
-      </w:r>
-      <w:proofErr w:type="gramStart"/>
-      <w:r>
-        <w:rPr>
-          <w:b/>
-          <w:bCs/>
-          <w:sz w:val="32"/>
-        </w:rPr>
-        <w:t>with</w:t>
+        <w:t>replaced with</w:t>
       </w:r>
       <w:r>
         <w:rPr>
@@ -5570,8 +5046,6 @@
         </w:rPr>
         <w:t>"</w:t>
       </w:r>
-      <w:proofErr w:type="spellStart"/>
-      <w:proofErr w:type="gramEnd"/>
       <w:r>
         <w:rPr>
           <w:rFonts w:ascii="BRH Devanagari" w:hAnsi="BRH Devanagari" w:cs="BRH Devanagari"/>
@@ -5583,7 +5057,6 @@
         </w:rPr>
         <w:t>zgÉ</w:t>
       </w:r>
-      <w:proofErr w:type="spellEnd"/>
       <w:r>
         <w:rPr>
           <w:rFonts w:ascii="BRH Devanagari" w:hAnsi="BRH Devanagari" w:cs="BRH Devanagari"/>
@@ -5661,8 +5134,6 @@
           <w:u w:val="single"/>
         </w:rPr>
       </w:pPr>
-      <w:bookmarkStart w:id="0" w:name="_GoBack"/>
-      <w:bookmarkEnd w:id="0"/>
       <w:r>
         <w:rPr>
           <w:b/>
@@ -5671,52 +5142,7 @@
           <w:szCs w:val="32"/>
           <w:u w:val="single"/>
         </w:rPr>
-        <w:lastRenderedPageBreak/>
-        <w:t xml:space="preserve">TS </w:t>
-      </w:r>
-      <w:proofErr w:type="spellStart"/>
-      <w:r>
-        <w:rPr>
-          <w:b/>
-          <w:bCs/>
-          <w:sz w:val="28"/>
-          <w:szCs w:val="32"/>
-          <w:u w:val="single"/>
-        </w:rPr>
-        <w:t>Krama</w:t>
-      </w:r>
-      <w:proofErr w:type="spellEnd"/>
-      <w:r>
-        <w:rPr>
-          <w:b/>
-          <w:bCs/>
-          <w:sz w:val="28"/>
-          <w:szCs w:val="32"/>
-          <w:u w:val="single"/>
-        </w:rPr>
-        <w:t xml:space="preserve"> </w:t>
-      </w:r>
-      <w:proofErr w:type="spellStart"/>
-      <w:r>
-        <w:rPr>
-          <w:b/>
-          <w:bCs/>
-          <w:sz w:val="28"/>
-          <w:szCs w:val="32"/>
-          <w:u w:val="single"/>
-        </w:rPr>
-        <w:t>Paatam</w:t>
-      </w:r>
-      <w:proofErr w:type="spellEnd"/>
-      <w:r>
-        <w:rPr>
-          <w:b/>
-          <w:bCs/>
-          <w:sz w:val="28"/>
-          <w:szCs w:val="32"/>
-          <w:u w:val="single"/>
-        </w:rPr>
-        <w:t xml:space="preserve"> – TS </w:t>
+        <w:t xml:space="preserve">TS Krama Paatam – TS </w:t>
       </w:r>
       <w:r>
         <w:rPr>
@@ -6046,7 +5472,7 @@
 </file>
 
 <file path=word/endnotes.xml><?xml version="1.0" encoding="utf-8"?>
-<w:endnotes xmlns:wpc="http://schemas.microsoft.com/office/word/2010/wordprocessingCanvas" xmlns:cx="http://schemas.microsoft.com/office/drawing/2014/chartex" xmlns:cx1="http://schemas.microsoft.com/office/drawing/2015/9/8/chartex" xmlns:mc="http://schemas.openxmlformats.org/markup-compatibility/2006" xmlns:o="urn:schemas-microsoft-com:office:office" xmlns:r="http://schemas.openxmlformats.org/officeDocument/2006/relationships" xmlns:m="http://schemas.openxmlformats.org/officeDocument/2006/math" xmlns:v="urn:schemas-microsoft-com:vml" xmlns:wp14="http://schemas.microsoft.com/office/word/2010/wordprocessingDrawing" xmlns:wp="http://schemas.openxmlformats.org/drawingml/2006/wordprocessingDrawing" xmlns:w10="urn:schemas-microsoft-com:office:word" xmlns:w="http://schemas.openxmlformats.org/wordprocessingml/2006/main" xmlns:w14="http://schemas.microsoft.com/office/word/2010/wordml" xmlns:w15="http://schemas.microsoft.com/office/word/2012/wordml" xmlns:w16se="http://schemas.microsoft.com/office/word/2015/wordml/symex" xmlns:wpg="http://schemas.microsoft.com/office/word/2010/wordprocessingGroup" xmlns:wpi="http://schemas.microsoft.com/office/word/2010/wordprocessingInk" xmlns:wne="http://schemas.microsoft.com/office/word/2006/wordml" xmlns:wps="http://schemas.microsoft.com/office/word/2010/wordprocessingShape" mc:Ignorable="w14 w15 w16se wp14">
+<w:endnotes xmlns:wpc="http://schemas.microsoft.com/office/word/2010/wordprocessingCanvas" xmlns:cx="http://schemas.microsoft.com/office/drawing/2014/chartex" xmlns:cx1="http://schemas.microsoft.com/office/drawing/2015/9/8/chartex" xmlns:cx2="http://schemas.microsoft.com/office/drawing/2015/10/21/chartex" xmlns:cx3="http://schemas.microsoft.com/office/drawing/2016/5/9/chartex" xmlns:cx4="http://schemas.microsoft.com/office/drawing/2016/5/10/chartex" xmlns:cx5="http://schemas.microsoft.com/office/drawing/2016/5/11/chartex" xmlns:cx6="http://schemas.microsoft.com/office/drawing/2016/5/12/chartex" xmlns:cx7="http://schemas.microsoft.com/office/drawing/2016/5/13/chartex" xmlns:cx8="http://schemas.microsoft.com/office/drawing/2016/5/14/chartex" xmlns:mc="http://schemas.openxmlformats.org/markup-compatibility/2006" xmlns:aink="http://schemas.microsoft.com/office/drawing/2016/ink" xmlns:am3d="http://schemas.microsoft.com/office/drawing/2017/model3d" xmlns:o="urn:schemas-microsoft-com:office:office" xmlns:oel="http://schemas.microsoft.com/office/2019/extlst" xmlns:r="http://schemas.openxmlformats.org/officeDocument/2006/relationships" xmlns:m="http://schemas.openxmlformats.org/officeDocument/2006/math" xmlns:v="urn:schemas-microsoft-com:vml" xmlns:wp14="http://schemas.microsoft.com/office/word/2010/wordprocessingDrawing" xmlns:wp="http://schemas.openxmlformats.org/drawingml/2006/wordprocessingDrawing" xmlns:w10="urn:schemas-microsoft-com:office:word" xmlns:w="http://schemas.openxmlformats.org/wordprocessingml/2006/main" xmlns:w14="http://schemas.microsoft.com/office/word/2010/wordml" xmlns:w15="http://schemas.microsoft.com/office/word/2012/wordml" xmlns:w16cex="http://schemas.microsoft.com/office/word/2018/wordml/cex" xmlns:w16cid="http://schemas.microsoft.com/office/word/2016/wordml/cid" xmlns:w16="http://schemas.microsoft.com/office/word/2018/wordml" xmlns:w16du="http://schemas.microsoft.com/office/word/2023/wordml/word16du" xmlns:w16sdtdh="http://schemas.microsoft.com/office/word/2020/wordml/sdtdatahash" xmlns:w16sdtfl="http://schemas.microsoft.com/office/word/2024/wordml/sdtformatlock" xmlns:w16se="http://schemas.microsoft.com/office/word/2015/wordml/symex" xmlns:wpg="http://schemas.microsoft.com/office/word/2010/wordprocessingGroup" xmlns:wpi="http://schemas.microsoft.com/office/word/2010/wordprocessingInk" xmlns:wne="http://schemas.microsoft.com/office/word/2006/wordml" xmlns:wps="http://schemas.microsoft.com/office/word/2010/wordprocessingShape" mc:Ignorable="w14 w15 w16se w16cid w16 w16cex w16sdtdh w16sdtfl w16du wp14">
   <w:endnote w:type="separator" w:id="-1">
     <w:p>
       <w:pPr>
@@ -6071,7 +5497,7 @@
 </file>
 
 <file path=word/footer1.xml><?xml version="1.0" encoding="utf-8"?>
-<w:ftr xmlns:wpc="http://schemas.microsoft.com/office/word/2010/wordprocessingCanvas" xmlns:cx="http://schemas.microsoft.com/office/drawing/2014/chartex" xmlns:cx1="http://schemas.microsoft.com/office/drawing/2015/9/8/chartex" xmlns:mc="http://schemas.openxmlformats.org/markup-compatibility/2006" xmlns:o="urn:schemas-microsoft-com:office:office" xmlns:r="http://schemas.openxmlformats.org/officeDocument/2006/relationships" xmlns:m="http://schemas.openxmlformats.org/officeDocument/2006/math" xmlns:v="urn:schemas-microsoft-com:vml" xmlns:wp14="http://schemas.microsoft.com/office/word/2010/wordprocessingDrawing" xmlns:wp="http://schemas.openxmlformats.org/drawingml/2006/wordprocessingDrawing" xmlns:w10="urn:schemas-microsoft-com:office:word" xmlns:w="http://schemas.openxmlformats.org/wordprocessingml/2006/main" xmlns:w14="http://schemas.microsoft.com/office/word/2010/wordml" xmlns:w15="http://schemas.microsoft.com/office/word/2012/wordml" xmlns:w16se="http://schemas.microsoft.com/office/word/2015/wordml/symex" xmlns:wpg="http://schemas.microsoft.com/office/word/2010/wordprocessingGroup" xmlns:wpi="http://schemas.microsoft.com/office/word/2010/wordprocessingInk" xmlns:wne="http://schemas.microsoft.com/office/word/2006/wordml" xmlns:wps="http://schemas.microsoft.com/office/word/2010/wordprocessingShape" mc:Ignorable="w14 w15 w16se wp14">
+<w:ftr xmlns:wpc="http://schemas.microsoft.com/office/word/2010/wordprocessingCanvas" xmlns:cx="http://schemas.microsoft.com/office/drawing/2014/chartex" xmlns:cx1="http://schemas.microsoft.com/office/drawing/2015/9/8/chartex" xmlns:cx2="http://schemas.microsoft.com/office/drawing/2015/10/21/chartex" xmlns:cx3="http://schemas.microsoft.com/office/drawing/2016/5/9/chartex" xmlns:cx4="http://schemas.microsoft.com/office/drawing/2016/5/10/chartex" xmlns:cx5="http://schemas.microsoft.com/office/drawing/2016/5/11/chartex" xmlns:cx6="http://schemas.microsoft.com/office/drawing/2016/5/12/chartex" xmlns:cx7="http://schemas.microsoft.com/office/drawing/2016/5/13/chartex" xmlns:cx8="http://schemas.microsoft.com/office/drawing/2016/5/14/chartex" xmlns:mc="http://schemas.openxmlformats.org/markup-compatibility/2006" xmlns:aink="http://schemas.microsoft.com/office/drawing/2016/ink" xmlns:am3d="http://schemas.microsoft.com/office/drawing/2017/model3d" xmlns:o="urn:schemas-microsoft-com:office:office" xmlns:oel="http://schemas.microsoft.com/office/2019/extlst" xmlns:r="http://schemas.openxmlformats.org/officeDocument/2006/relationships" xmlns:m="http://schemas.openxmlformats.org/officeDocument/2006/math" xmlns:v="urn:schemas-microsoft-com:vml" xmlns:wp14="http://schemas.microsoft.com/office/word/2010/wordprocessingDrawing" xmlns:wp="http://schemas.openxmlformats.org/drawingml/2006/wordprocessingDrawing" xmlns:w10="urn:schemas-microsoft-com:office:word" xmlns:w="http://schemas.openxmlformats.org/wordprocessingml/2006/main" xmlns:w14="http://schemas.microsoft.com/office/word/2010/wordml" xmlns:w15="http://schemas.microsoft.com/office/word/2012/wordml" xmlns:w16cex="http://schemas.microsoft.com/office/word/2018/wordml/cex" xmlns:w16cid="http://schemas.microsoft.com/office/word/2016/wordml/cid" xmlns:w16="http://schemas.microsoft.com/office/word/2018/wordml" xmlns:w16du="http://schemas.microsoft.com/office/word/2023/wordml/word16du" xmlns:w16sdtdh="http://schemas.microsoft.com/office/word/2020/wordml/sdtdatahash" xmlns:w16sdtfl="http://schemas.microsoft.com/office/word/2024/wordml/sdtformatlock" xmlns:w16se="http://schemas.microsoft.com/office/word/2015/wordml/symex" xmlns:wpg="http://schemas.microsoft.com/office/word/2010/wordprocessingGroup" xmlns:wpi="http://schemas.microsoft.com/office/word/2010/wordprocessingInk" xmlns:wne="http://schemas.microsoft.com/office/word/2006/wordml" xmlns:wps="http://schemas.microsoft.com/office/word/2010/wordprocessingShape" mc:Ignorable="w14 w15 w16se w16cid w16 w16cex w16sdtdh w16sdtfl w16du wp14">
   <w:p>
     <w:pPr>
       <w:pBdr>
@@ -6253,7 +5679,7 @@
 </file>
 
 <file path=word/footer2.xml><?xml version="1.0" encoding="utf-8"?>
-<w:ftr xmlns:wpc="http://schemas.microsoft.com/office/word/2010/wordprocessingCanvas" xmlns:cx="http://schemas.microsoft.com/office/drawing/2014/chartex" xmlns:cx1="http://schemas.microsoft.com/office/drawing/2015/9/8/chartex" xmlns:mc="http://schemas.openxmlformats.org/markup-compatibility/2006" xmlns:o="urn:schemas-microsoft-com:office:office" xmlns:r="http://schemas.openxmlformats.org/officeDocument/2006/relationships" xmlns:m="http://schemas.openxmlformats.org/officeDocument/2006/math" xmlns:v="urn:schemas-microsoft-com:vml" xmlns:wp14="http://schemas.microsoft.com/office/word/2010/wordprocessingDrawing" xmlns:wp="http://schemas.openxmlformats.org/drawingml/2006/wordprocessingDrawing" xmlns:w10="urn:schemas-microsoft-com:office:word" xmlns:w="http://schemas.openxmlformats.org/wordprocessingml/2006/main" xmlns:w14="http://schemas.microsoft.com/office/word/2010/wordml" xmlns:w15="http://schemas.microsoft.com/office/word/2012/wordml" xmlns:w16se="http://schemas.microsoft.com/office/word/2015/wordml/symex" xmlns:wpg="http://schemas.microsoft.com/office/word/2010/wordprocessingGroup" xmlns:wpi="http://schemas.microsoft.com/office/word/2010/wordprocessingInk" xmlns:wne="http://schemas.microsoft.com/office/word/2006/wordml" xmlns:wps="http://schemas.microsoft.com/office/word/2010/wordprocessingShape" mc:Ignorable="w14 w15 w16se wp14">
+<w:ftr xmlns:wpc="http://schemas.microsoft.com/office/word/2010/wordprocessingCanvas" xmlns:cx="http://schemas.microsoft.com/office/drawing/2014/chartex" xmlns:cx1="http://schemas.microsoft.com/office/drawing/2015/9/8/chartex" xmlns:cx2="http://schemas.microsoft.com/office/drawing/2015/10/21/chartex" xmlns:cx3="http://schemas.microsoft.com/office/drawing/2016/5/9/chartex" xmlns:cx4="http://schemas.microsoft.com/office/drawing/2016/5/10/chartex" xmlns:cx5="http://schemas.microsoft.com/office/drawing/2016/5/11/chartex" xmlns:cx6="http://schemas.microsoft.com/office/drawing/2016/5/12/chartex" xmlns:cx7="http://schemas.microsoft.com/office/drawing/2016/5/13/chartex" xmlns:cx8="http://schemas.microsoft.com/office/drawing/2016/5/14/chartex" xmlns:mc="http://schemas.openxmlformats.org/markup-compatibility/2006" xmlns:aink="http://schemas.microsoft.com/office/drawing/2016/ink" xmlns:am3d="http://schemas.microsoft.com/office/drawing/2017/model3d" xmlns:o="urn:schemas-microsoft-com:office:office" xmlns:oel="http://schemas.microsoft.com/office/2019/extlst" xmlns:r="http://schemas.openxmlformats.org/officeDocument/2006/relationships" xmlns:m="http://schemas.openxmlformats.org/officeDocument/2006/math" xmlns:v="urn:schemas-microsoft-com:vml" xmlns:wp14="http://schemas.microsoft.com/office/word/2010/wordprocessingDrawing" xmlns:wp="http://schemas.openxmlformats.org/drawingml/2006/wordprocessingDrawing" xmlns:w10="urn:schemas-microsoft-com:office:word" xmlns:w="http://schemas.openxmlformats.org/wordprocessingml/2006/main" xmlns:w14="http://schemas.microsoft.com/office/word/2010/wordml" xmlns:w15="http://schemas.microsoft.com/office/word/2012/wordml" xmlns:w16cex="http://schemas.microsoft.com/office/word/2018/wordml/cex" xmlns:w16cid="http://schemas.microsoft.com/office/word/2016/wordml/cid" xmlns:w16="http://schemas.microsoft.com/office/word/2018/wordml" xmlns:w16du="http://schemas.microsoft.com/office/word/2023/wordml/word16du" xmlns:w16sdtdh="http://schemas.microsoft.com/office/word/2020/wordml/sdtdatahash" xmlns:w16sdtfl="http://schemas.microsoft.com/office/word/2024/wordml/sdtformatlock" xmlns:w16se="http://schemas.microsoft.com/office/word/2015/wordml/symex" xmlns:wpg="http://schemas.microsoft.com/office/word/2010/wordprocessingGroup" xmlns:wpi="http://schemas.microsoft.com/office/word/2010/wordprocessingInk" xmlns:wne="http://schemas.microsoft.com/office/word/2006/wordml" xmlns:wps="http://schemas.microsoft.com/office/word/2010/wordprocessingShape" mc:Ignorable="w14 w15 w16se w16cid w16 w16cex w16sdtdh w16sdtfl w16du wp14">
   <w:p>
     <w:pPr>
       <w:pBdr>
@@ -6456,7 +5882,7 @@
 </file>
 
 <file path=word/footnotes.xml><?xml version="1.0" encoding="utf-8"?>
-<w:footnotes xmlns:wpc="http://schemas.microsoft.com/office/word/2010/wordprocessingCanvas" xmlns:cx="http://schemas.microsoft.com/office/drawing/2014/chartex" xmlns:cx1="http://schemas.microsoft.com/office/drawing/2015/9/8/chartex" xmlns:mc="http://schemas.openxmlformats.org/markup-compatibility/2006" xmlns:o="urn:schemas-microsoft-com:office:office" xmlns:r="http://schemas.openxmlformats.org/officeDocument/2006/relationships" xmlns:m="http://schemas.openxmlformats.org/officeDocument/2006/math" xmlns:v="urn:schemas-microsoft-com:vml" xmlns:wp14="http://schemas.microsoft.com/office/word/2010/wordprocessingDrawing" xmlns:wp="http://schemas.openxmlformats.org/drawingml/2006/wordprocessingDrawing" xmlns:w10="urn:schemas-microsoft-com:office:word" xmlns:w="http://schemas.openxmlformats.org/wordprocessingml/2006/main" xmlns:w14="http://schemas.microsoft.com/office/word/2010/wordml" xmlns:w15="http://schemas.microsoft.com/office/word/2012/wordml" xmlns:w16se="http://schemas.microsoft.com/office/word/2015/wordml/symex" xmlns:wpg="http://schemas.microsoft.com/office/word/2010/wordprocessingGroup" xmlns:wpi="http://schemas.microsoft.com/office/word/2010/wordprocessingInk" xmlns:wne="http://schemas.microsoft.com/office/word/2006/wordml" xmlns:wps="http://schemas.microsoft.com/office/word/2010/wordprocessingShape" mc:Ignorable="w14 w15 w16se wp14">
+<w:footnotes xmlns:wpc="http://schemas.microsoft.com/office/word/2010/wordprocessingCanvas" xmlns:cx="http://schemas.microsoft.com/office/drawing/2014/chartex" xmlns:cx1="http://schemas.microsoft.com/office/drawing/2015/9/8/chartex" xmlns:cx2="http://schemas.microsoft.com/office/drawing/2015/10/21/chartex" xmlns:cx3="http://schemas.microsoft.com/office/drawing/2016/5/9/chartex" xmlns:cx4="http://schemas.microsoft.com/office/drawing/2016/5/10/chartex" xmlns:cx5="http://schemas.microsoft.com/office/drawing/2016/5/11/chartex" xmlns:cx6="http://schemas.microsoft.com/office/drawing/2016/5/12/chartex" xmlns:cx7="http://schemas.microsoft.com/office/drawing/2016/5/13/chartex" xmlns:cx8="http://schemas.microsoft.com/office/drawing/2016/5/14/chartex" xmlns:mc="http://schemas.openxmlformats.org/markup-compatibility/2006" xmlns:aink="http://schemas.microsoft.com/office/drawing/2016/ink" xmlns:am3d="http://schemas.microsoft.com/office/drawing/2017/model3d" xmlns:o="urn:schemas-microsoft-com:office:office" xmlns:oel="http://schemas.microsoft.com/office/2019/extlst" xmlns:r="http://schemas.openxmlformats.org/officeDocument/2006/relationships" xmlns:m="http://schemas.openxmlformats.org/officeDocument/2006/math" xmlns:v="urn:schemas-microsoft-com:vml" xmlns:wp14="http://schemas.microsoft.com/office/word/2010/wordprocessingDrawing" xmlns:wp="http://schemas.openxmlformats.org/drawingml/2006/wordprocessingDrawing" xmlns:w10="urn:schemas-microsoft-com:office:word" xmlns:w="http://schemas.openxmlformats.org/wordprocessingml/2006/main" xmlns:w14="http://schemas.microsoft.com/office/word/2010/wordml" xmlns:w15="http://schemas.microsoft.com/office/word/2012/wordml" xmlns:w16cex="http://schemas.microsoft.com/office/word/2018/wordml/cex" xmlns:w16cid="http://schemas.microsoft.com/office/word/2016/wordml/cid" xmlns:w16="http://schemas.microsoft.com/office/word/2018/wordml" xmlns:w16du="http://schemas.microsoft.com/office/word/2023/wordml/word16du" xmlns:w16sdtdh="http://schemas.microsoft.com/office/word/2020/wordml/sdtdatahash" xmlns:w16sdtfl="http://schemas.microsoft.com/office/word/2024/wordml/sdtformatlock" xmlns:w16se="http://schemas.microsoft.com/office/word/2015/wordml/symex" xmlns:wpg="http://schemas.microsoft.com/office/word/2010/wordprocessingGroup" xmlns:wpi="http://schemas.microsoft.com/office/word/2010/wordprocessingInk" xmlns:wne="http://schemas.microsoft.com/office/word/2006/wordml" xmlns:wps="http://schemas.microsoft.com/office/word/2010/wordprocessingShape" mc:Ignorable="w14 w15 w16se w16cid w16 w16cex w16sdtdh w16sdtfl w16du wp14">
   <w:footnote w:type="separator" w:id="-1">
     <w:p>
       <w:pPr>
@@ -6481,7 +5907,7 @@
 </file>
 
 <file path=word/header1.xml><?xml version="1.0" encoding="utf-8"?>
-<w:hdr xmlns:wpc="http://schemas.microsoft.com/office/word/2010/wordprocessingCanvas" xmlns:cx="http://schemas.microsoft.com/office/drawing/2014/chartex" xmlns:cx1="http://schemas.microsoft.com/office/drawing/2015/9/8/chartex" xmlns:mc="http://schemas.openxmlformats.org/markup-compatibility/2006" xmlns:o="urn:schemas-microsoft-com:office:office" xmlns:r="http://schemas.openxmlformats.org/officeDocument/2006/relationships" xmlns:m="http://schemas.openxmlformats.org/officeDocument/2006/math" xmlns:v="urn:schemas-microsoft-com:vml" xmlns:wp14="http://schemas.microsoft.com/office/word/2010/wordprocessingDrawing" xmlns:wp="http://schemas.openxmlformats.org/drawingml/2006/wordprocessingDrawing" xmlns:w10="urn:schemas-microsoft-com:office:word" xmlns:w="http://schemas.openxmlformats.org/wordprocessingml/2006/main" xmlns:w14="http://schemas.microsoft.com/office/word/2010/wordml" xmlns:w15="http://schemas.microsoft.com/office/word/2012/wordml" xmlns:w16se="http://schemas.microsoft.com/office/word/2015/wordml/symex" xmlns:wpg="http://schemas.microsoft.com/office/word/2010/wordprocessingGroup" xmlns:wpi="http://schemas.microsoft.com/office/word/2010/wordprocessingInk" xmlns:wne="http://schemas.microsoft.com/office/word/2006/wordml" xmlns:wps="http://schemas.microsoft.com/office/word/2010/wordprocessingShape" mc:Ignorable="w14 w15 w16se wp14">
+<w:hdr xmlns:wpc="http://schemas.microsoft.com/office/word/2010/wordprocessingCanvas" xmlns:cx="http://schemas.microsoft.com/office/drawing/2014/chartex" xmlns:cx1="http://schemas.microsoft.com/office/drawing/2015/9/8/chartex" xmlns:cx2="http://schemas.microsoft.com/office/drawing/2015/10/21/chartex" xmlns:cx3="http://schemas.microsoft.com/office/drawing/2016/5/9/chartex" xmlns:cx4="http://schemas.microsoft.com/office/drawing/2016/5/10/chartex" xmlns:cx5="http://schemas.microsoft.com/office/drawing/2016/5/11/chartex" xmlns:cx6="http://schemas.microsoft.com/office/drawing/2016/5/12/chartex" xmlns:cx7="http://schemas.microsoft.com/office/drawing/2016/5/13/chartex" xmlns:cx8="http://schemas.microsoft.com/office/drawing/2016/5/14/chartex" xmlns:mc="http://schemas.openxmlformats.org/markup-compatibility/2006" xmlns:aink="http://schemas.microsoft.com/office/drawing/2016/ink" xmlns:am3d="http://schemas.microsoft.com/office/drawing/2017/model3d" xmlns:o="urn:schemas-microsoft-com:office:office" xmlns:oel="http://schemas.microsoft.com/office/2019/extlst" xmlns:r="http://schemas.openxmlformats.org/officeDocument/2006/relationships" xmlns:m="http://schemas.openxmlformats.org/officeDocument/2006/math" xmlns:v="urn:schemas-microsoft-com:vml" xmlns:wp14="http://schemas.microsoft.com/office/word/2010/wordprocessingDrawing" xmlns:wp="http://schemas.openxmlformats.org/drawingml/2006/wordprocessingDrawing" xmlns:w10="urn:schemas-microsoft-com:office:word" xmlns:w="http://schemas.openxmlformats.org/wordprocessingml/2006/main" xmlns:w14="http://schemas.microsoft.com/office/word/2010/wordml" xmlns:w15="http://schemas.microsoft.com/office/word/2012/wordml" xmlns:w16cex="http://schemas.microsoft.com/office/word/2018/wordml/cex" xmlns:w16cid="http://schemas.microsoft.com/office/word/2016/wordml/cid" xmlns:w16="http://schemas.microsoft.com/office/word/2018/wordml" xmlns:w16du="http://schemas.microsoft.com/office/word/2023/wordml/word16du" xmlns:w16sdtdh="http://schemas.microsoft.com/office/word/2020/wordml/sdtdatahash" xmlns:w16sdtfl="http://schemas.microsoft.com/office/word/2024/wordml/sdtformatlock" xmlns:w16se="http://schemas.microsoft.com/office/word/2015/wordml/symex" xmlns:wpg="http://schemas.microsoft.com/office/word/2010/wordprocessingGroup" xmlns:wpi="http://schemas.microsoft.com/office/word/2010/wordprocessingInk" xmlns:wne="http://schemas.microsoft.com/office/word/2006/wordml" xmlns:wps="http://schemas.microsoft.com/office/word/2010/wordprocessingShape" mc:Ignorable="w14 w15 w16se w16cid w16 w16cex w16sdtdh w16sdtfl w16du wp14">
   <w:p>
     <w:pPr>
       <w:pStyle w:val="Header"/>
@@ -6494,7 +5920,7 @@
 </file>
 
 <file path=word/header2.xml><?xml version="1.0" encoding="utf-8"?>
-<w:hdr xmlns:wpc="http://schemas.microsoft.com/office/word/2010/wordprocessingCanvas" xmlns:cx="http://schemas.microsoft.com/office/drawing/2014/chartex" xmlns:cx1="http://schemas.microsoft.com/office/drawing/2015/9/8/chartex" xmlns:mc="http://schemas.openxmlformats.org/markup-compatibility/2006" xmlns:o="urn:schemas-microsoft-com:office:office" xmlns:r="http://schemas.openxmlformats.org/officeDocument/2006/relationships" xmlns:m="http://schemas.openxmlformats.org/officeDocument/2006/math" xmlns:v="urn:schemas-microsoft-com:vml" xmlns:wp14="http://schemas.microsoft.com/office/word/2010/wordprocessingDrawing" xmlns:wp="http://schemas.openxmlformats.org/drawingml/2006/wordprocessingDrawing" xmlns:w10="urn:schemas-microsoft-com:office:word" xmlns:w="http://schemas.openxmlformats.org/wordprocessingml/2006/main" xmlns:w14="http://schemas.microsoft.com/office/word/2010/wordml" xmlns:w15="http://schemas.microsoft.com/office/word/2012/wordml" xmlns:w16se="http://schemas.microsoft.com/office/word/2015/wordml/symex" xmlns:wpg="http://schemas.microsoft.com/office/word/2010/wordprocessingGroup" xmlns:wpi="http://schemas.microsoft.com/office/word/2010/wordprocessingInk" xmlns:wne="http://schemas.microsoft.com/office/word/2006/wordml" xmlns:wps="http://schemas.microsoft.com/office/word/2010/wordprocessingShape" mc:Ignorable="w14 w15 w16se wp14">
+<w:hdr xmlns:wpc="http://schemas.microsoft.com/office/word/2010/wordprocessingCanvas" xmlns:cx="http://schemas.microsoft.com/office/drawing/2014/chartex" xmlns:cx1="http://schemas.microsoft.com/office/drawing/2015/9/8/chartex" xmlns:cx2="http://schemas.microsoft.com/office/drawing/2015/10/21/chartex" xmlns:cx3="http://schemas.microsoft.com/office/drawing/2016/5/9/chartex" xmlns:cx4="http://schemas.microsoft.com/office/drawing/2016/5/10/chartex" xmlns:cx5="http://schemas.microsoft.com/office/drawing/2016/5/11/chartex" xmlns:cx6="http://schemas.microsoft.com/office/drawing/2016/5/12/chartex" xmlns:cx7="http://schemas.microsoft.com/office/drawing/2016/5/13/chartex" xmlns:cx8="http://schemas.microsoft.com/office/drawing/2016/5/14/chartex" xmlns:mc="http://schemas.openxmlformats.org/markup-compatibility/2006" xmlns:aink="http://schemas.microsoft.com/office/drawing/2016/ink" xmlns:am3d="http://schemas.microsoft.com/office/drawing/2017/model3d" xmlns:o="urn:schemas-microsoft-com:office:office" xmlns:oel="http://schemas.microsoft.com/office/2019/extlst" xmlns:r="http://schemas.openxmlformats.org/officeDocument/2006/relationships" xmlns:m="http://schemas.openxmlformats.org/officeDocument/2006/math" xmlns:v="urn:schemas-microsoft-com:vml" xmlns:wp14="http://schemas.microsoft.com/office/word/2010/wordprocessingDrawing" xmlns:wp="http://schemas.openxmlformats.org/drawingml/2006/wordprocessingDrawing" xmlns:w10="urn:schemas-microsoft-com:office:word" xmlns:w="http://schemas.openxmlformats.org/wordprocessingml/2006/main" xmlns:w14="http://schemas.microsoft.com/office/word/2010/wordml" xmlns:w15="http://schemas.microsoft.com/office/word/2012/wordml" xmlns:w16cex="http://schemas.microsoft.com/office/word/2018/wordml/cex" xmlns:w16cid="http://schemas.microsoft.com/office/word/2016/wordml/cid" xmlns:w16="http://schemas.microsoft.com/office/word/2018/wordml" xmlns:w16du="http://schemas.microsoft.com/office/word/2023/wordml/word16du" xmlns:w16sdtdh="http://schemas.microsoft.com/office/word/2020/wordml/sdtdatahash" xmlns:w16sdtfl="http://schemas.microsoft.com/office/word/2024/wordml/sdtformatlock" xmlns:w16se="http://schemas.microsoft.com/office/word/2015/wordml/symex" xmlns:wpg="http://schemas.microsoft.com/office/word/2010/wordprocessingGroup" xmlns:wpi="http://schemas.microsoft.com/office/word/2010/wordprocessingInk" xmlns:wne="http://schemas.microsoft.com/office/word/2006/wordml" xmlns:wps="http://schemas.microsoft.com/office/word/2010/wordprocessingShape" mc:Ignorable="w14 w15 w16se w16cid w16 w16cex w16sdtdh w16sdtfl w16du wp14">
   <w:p>
     <w:pPr>
       <w:pStyle w:val="Header"/>
@@ -6507,7 +5933,7 @@
 </file>
 
 <file path=word/styles.xml><?xml version="1.0" encoding="utf-8"?>
-<w:styles xmlns:mc="http://schemas.openxmlformats.org/markup-compatibility/2006" xmlns:r="http://schemas.openxmlformats.org/officeDocument/2006/relationships" xmlns:w="http://schemas.openxmlformats.org/wordprocessingml/2006/main" xmlns:w14="http://schemas.microsoft.com/office/word/2010/wordml" xmlns:w15="http://schemas.microsoft.com/office/word/2012/wordml" xmlns:w16se="http://schemas.microsoft.com/office/word/2015/wordml/symex" mc:Ignorable="w14 w15 w16se">
+<w:styles xmlns:mc="http://schemas.openxmlformats.org/markup-compatibility/2006" xmlns:r="http://schemas.openxmlformats.org/officeDocument/2006/relationships" xmlns:w="http://schemas.openxmlformats.org/wordprocessingml/2006/main" xmlns:w14="http://schemas.microsoft.com/office/word/2010/wordml" xmlns:w15="http://schemas.microsoft.com/office/word/2012/wordml" xmlns:w16cex="http://schemas.microsoft.com/office/word/2018/wordml/cex" xmlns:w16cid="http://schemas.microsoft.com/office/word/2016/wordml/cid" xmlns:w16="http://schemas.microsoft.com/office/word/2018/wordml" xmlns:w16du="http://schemas.microsoft.com/office/word/2023/wordml/word16du" xmlns:w16sdtdh="http://schemas.microsoft.com/office/word/2020/wordml/sdtdatahash" xmlns:w16sdtfl="http://schemas.microsoft.com/office/word/2024/wordml/sdtformatlock" xmlns:w16se="http://schemas.microsoft.com/office/word/2015/wordml/symex" mc:Ignorable="w14 w15 w16se w16cid w16 w16cex w16sdtdh w16sdtfl w16du">
   <w:docDefaults>
     <w:rPrDefault>
       <w:rPr>
@@ -6517,7 +5943,7 @@
     </w:rPrDefault>
     <w:pPrDefault/>
   </w:docDefaults>
-  <w:latentStyles w:defLockedState="0" w:defUIPriority="99" w:defSemiHidden="0" w:defUnhideWhenUsed="0" w:defQFormat="0" w:count="371">
+  <w:latentStyles w:defLockedState="0" w:defUIPriority="99" w:defSemiHidden="0" w:defUnhideWhenUsed="0" w:defQFormat="0" w:count="376">
     <w:lsdException w:name="Normal" w:uiPriority="0" w:qFormat="1"/>
     <w:lsdException w:name="heading 1" w:uiPriority="9" w:qFormat="1"/>
     <w:lsdException w:name="heading 2" w:semiHidden="1" w:uiPriority="9" w:unhideWhenUsed="1" w:qFormat="1"/>
@@ -6889,6 +6315,11 @@
     <w:lsdException w:name="List Table 5 Dark Accent 6" w:uiPriority="50"/>
     <w:lsdException w:name="List Table 6 Colorful Accent 6" w:uiPriority="51"/>
     <w:lsdException w:name="List Table 7 Colorful Accent 6" w:uiPriority="52"/>
+    <w:lsdException w:name="Mention" w:semiHidden="1" w:unhideWhenUsed="1"/>
+    <w:lsdException w:name="Smart Hyperlink" w:semiHidden="1" w:unhideWhenUsed="1"/>
+    <w:lsdException w:name="Hashtag" w:semiHidden="1" w:unhideWhenUsed="1"/>
+    <w:lsdException w:name="Unresolved Mention" w:semiHidden="1" w:unhideWhenUsed="1"/>
+    <w:lsdException w:name="Smart Link" w:semiHidden="1" w:unhideWhenUsed="1"/>
   </w:latentStyles>
   <w:style w:type="paragraph" w:default="1" w:styleId="Normal">
     <w:name w:val="Normal"/>

--- a/TS-Kramam/TS-3.2/TS 3.2 Sanskrit Krama Paatam Corrections.docx
+++ b/TS-Kramam/TS-3.2/TS 3.2 Sanskrit Krama Paatam Corrections.docx
@@ -94,7 +94,7 @@
     </w:p>
     <w:tbl>
       <w:tblPr>
-        <w:tblW w:w="14537" w:type="dxa"/>
+        <w:tblW w:w="14821" w:type="dxa"/>
         <w:tblInd w:w="-792" w:type="dxa"/>
         <w:tblBorders>
           <w:top w:val="single" w:sz="4" w:space="0" w:color="000000"/>
@@ -107,14 +107,19 @@
         <w:tblLook w:val="04A0" w:firstRow="1" w:lastRow="0" w:firstColumn="1" w:lastColumn="0" w:noHBand="0" w:noVBand="1"/>
       </w:tblPr>
       <w:tblGrid>
-        <w:gridCol w:w="3906"/>
-        <w:gridCol w:w="5245"/>
-        <w:gridCol w:w="5386"/>
+        <w:gridCol w:w="78"/>
+        <w:gridCol w:w="3828"/>
+        <w:gridCol w:w="5103"/>
+        <w:gridCol w:w="5812"/>
       </w:tblGrid>
       <w:tr>
+        <w:trPr>
+          <w:trHeight w:val="867"/>
+        </w:trPr>
         <w:tc>
           <w:tcPr>
             <w:tcW w:w="3906" w:type="dxa"/>
+            <w:gridSpan w:val="2"/>
           </w:tcPr>
           <w:p>
             <w:pPr>
@@ -153,7 +158,7 @@
         </w:tc>
         <w:tc>
           <w:tcPr>
-            <w:tcW w:w="5245" w:type="dxa"/>
+            <w:tcW w:w="5103" w:type="dxa"/>
           </w:tcPr>
           <w:p>
             <w:pPr>
@@ -175,7 +180,7 @@
         </w:tc>
         <w:tc>
           <w:tcPr>
-            <w:tcW w:w="5386" w:type="dxa"/>
+            <w:tcW w:w="5812" w:type="dxa"/>
           </w:tcPr>
           <w:p>
             <w:pPr>
@@ -199,11 +204,13 @@
       </w:tr>
       <w:tr>
         <w:trPr>
-          <w:trHeight w:val="1387"/>
+          <w:gridBefore w:val="1"/>
+          <w:wBefore w:w="78" w:type="dxa"/>
+          <w:trHeight w:val="1489"/>
         </w:trPr>
         <w:tc>
           <w:tcPr>
-            <w:tcW w:w="3906" w:type="dxa"/>
+            <w:tcW w:w="3828" w:type="dxa"/>
           </w:tcPr>
           <w:p>
             <w:pPr>
@@ -222,39 +229,549 @@
                 <w:color w:val="000000"/>
                 <w:sz w:val="28"/>
                 <w:szCs w:val="32"/>
-              </w:rPr>
-            </w:pPr>
-            <w:r>
-              <w:rPr>
-                <w:rFonts w:cs="Arial"/>
-                <w:b/>
-                <w:color w:val="000000"/>
-                <w:sz w:val="28"/>
-                <w:szCs w:val="32"/>
-              </w:rPr>
-              <w:t>T.S.</w:t>
-            </w:r>
-            <w:r>
-              <w:rPr>
-                <w:rFonts w:cs="Arial"/>
-                <w:b/>
-                <w:color w:val="000000"/>
-                <w:sz w:val="28"/>
-                <w:szCs w:val="32"/>
-              </w:rPr>
-              <w:t xml:space="preserve">3.2.8.3 </w:t>
-            </w:r>
-            <w:r>
-              <w:rPr>
-                <w:rFonts w:cs="Arial"/>
-                <w:b/>
-                <w:color w:val="000000"/>
-                <w:sz w:val="28"/>
-                <w:szCs w:val="32"/>
-              </w:rPr>
-              <w:t>– Kramam</w:t>
-            </w:r>
-          </w:p>
+                <w:lang w:val="it-IT"/>
+              </w:rPr>
+            </w:pPr>
+            <w:r>
+              <w:rPr>
+                <w:rFonts w:eastAsia="Times New Roman" w:cs="Arial"/>
+                <w:b/>
+                <w:bCs/>
+                <w:sz w:val="28"/>
+                <w:szCs w:val="28"/>
+                <w:lang w:val="it-IT" w:eastAsia="en-IN" w:bidi="ml-IN"/>
+              </w:rPr>
+              <w:t xml:space="preserve">TS 3.2.2.1 - </w:t>
+            </w:r>
+            <w:r>
+              <w:rPr>
+                <w:rFonts w:cs="Arial"/>
+                <w:b/>
+                <w:color w:val="000000"/>
+                <w:sz w:val="28"/>
+                <w:szCs w:val="32"/>
+                <w:lang w:val="it-IT"/>
+              </w:rPr>
+              <w:t>Kramam</w:t>
+            </w:r>
+          </w:p>
+          <w:p>
+            <w:pPr>
+              <w:widowControl w:val="0"/>
+              <w:autoSpaceDE w:val="0"/>
+              <w:autoSpaceDN w:val="0"/>
+              <w:adjustRightInd w:val="0"/>
+              <w:spacing w:before="0" w:line="240" w:lineRule="auto"/>
+              <w:ind w:right="-320"/>
+              <w:jc w:val="both"/>
+              <w:rPr>
+                <w:rFonts w:eastAsia="Times New Roman" w:cs="Arial"/>
+                <w:b/>
+                <w:bCs/>
+                <w:sz w:val="28"/>
+                <w:szCs w:val="28"/>
+                <w:lang w:val="it-IT" w:eastAsia="en-IN" w:bidi="ml-IN"/>
+              </w:rPr>
+            </w:pPr>
+            <w:r>
+              <w:rPr>
+                <w:rFonts w:cs="Arial"/>
+                <w:b/>
+                <w:color w:val="000000"/>
+                <w:sz w:val="28"/>
+                <w:szCs w:val="32"/>
+                <w:lang w:val="it-IT"/>
+              </w:rPr>
+              <w:t>Krama Vaakyam No</w:t>
+            </w:r>
+            <w:r>
+              <w:rPr>
+                <w:rFonts w:eastAsia="Times New Roman" w:cs="Arial"/>
+                <w:b/>
+                <w:bCs/>
+                <w:sz w:val="28"/>
+                <w:szCs w:val="28"/>
+                <w:lang w:val="it-IT" w:eastAsia="en-IN" w:bidi="ml-IN"/>
+              </w:rPr>
+              <w:t>. 44</w:t>
+            </w:r>
+          </w:p>
+          <w:p>
+            <w:pPr>
+              <w:spacing w:before="0" w:line="240" w:lineRule="auto"/>
+              <w:rPr>
+                <w:rFonts w:cs="Arial"/>
+                <w:bCs/>
+                <w:sz w:val="28"/>
+                <w:szCs w:val="28"/>
+                <w:lang w:val="it-IT"/>
+              </w:rPr>
+            </w:pPr>
+            <w:r>
+              <w:rPr>
+                <w:rFonts w:eastAsia="Times New Roman" w:cs="Arial"/>
+                <w:b/>
+                <w:bCs/>
+                <w:sz w:val="28"/>
+                <w:szCs w:val="28"/>
+                <w:lang w:val="it-IT" w:eastAsia="en-IN" w:bidi="ml-IN"/>
+              </w:rPr>
+              <w:t>Panchaati No. 4</w:t>
+            </w:r>
+          </w:p>
+        </w:tc>
+        <w:tc>
+          <w:tcPr>
+            <w:tcW w:w="5103" w:type="dxa"/>
+          </w:tcPr>
+          <w:p>
+            <w:pPr>
+              <w:widowControl w:val="0"/>
+              <w:autoSpaceDE w:val="0"/>
+              <w:autoSpaceDN w:val="0"/>
+              <w:adjustRightInd w:val="0"/>
+              <w:spacing w:before="0" w:line="240" w:lineRule="auto"/>
+              <w:rPr>
+                <w:rFonts w:ascii="BRH Devanagari Extra" w:hAnsi="BRH Devanagari Extra" w:cs="BRH Devanagari Extra"/>
+                <w:color w:val="000000"/>
+                <w:sz w:val="40"/>
+                <w:szCs w:val="40"/>
+                <w:lang w:val="it-IT"/>
+              </w:rPr>
+            </w:pPr>
+            <w:r>
+              <w:rPr>
+                <w:rFonts w:ascii="BRH Devanagari Extra" w:hAnsi="BRH Devanagari Extra" w:cs="BRH Devanagari Extra"/>
+                <w:sz w:val="40"/>
+                <w:szCs w:val="40"/>
+                <w:lang w:val="it-IT"/>
+              </w:rPr>
+              <w:t>zÉÑ</w:t>
+            </w:r>
+            <w:r>
+              <w:rPr>
+                <w:rFonts w:ascii="BRH Malayalam Extra" w:hAnsi="BRH Malayalam Extra" w:cs="BRH Devanagari Extra"/>
+                <w:b/>
+                <w:sz w:val="32"/>
+                <w:szCs w:val="40"/>
+                <w:lang w:val="it-IT"/>
+              </w:rPr>
+              <w:t>–</w:t>
+            </w:r>
+            <w:r>
+              <w:rPr>
+                <w:rFonts w:ascii="BRH Devanagari Extra" w:hAnsi="BRH Devanagari Extra" w:cs="BRH Devanagari Extra"/>
+                <w:sz w:val="40"/>
+                <w:szCs w:val="40"/>
+                <w:lang w:val="it-IT"/>
+              </w:rPr>
+              <w:t xml:space="preserve">¢üuÉþÎliÉ </w:t>
+            </w:r>
+            <w:r>
+              <w:rPr>
+                <w:rFonts w:ascii="BRH Devanagari Extra" w:hAnsi="BRH Devanagari Extra" w:cs="BRH Devanagari Extra"/>
+                <w:color w:val="000000"/>
+                <w:sz w:val="40"/>
+                <w:szCs w:val="40"/>
+                <w:lang w:val="it-IT"/>
+              </w:rPr>
+              <w:t>xÉ</w:t>
+            </w:r>
+            <w:r>
+              <w:rPr>
+                <w:rFonts w:ascii="BRH Malayalam Extra" w:hAnsi="BRH Malayalam Extra" w:cs="BRH Devanagari Extra"/>
+                <w:b/>
+                <w:color w:val="000000"/>
+                <w:sz w:val="32"/>
+                <w:szCs w:val="40"/>
+                <w:lang w:val="it-IT"/>
+              </w:rPr>
+              <w:t>–</w:t>
+            </w:r>
+            <w:r>
+              <w:rPr>
+                <w:rFonts w:ascii="BRH Devanagari Extra" w:hAnsi="BRH Devanagari Extra" w:cs="BRH Devanagari Extra"/>
+                <w:color w:val="000000"/>
+                <w:sz w:val="40"/>
+                <w:szCs w:val="40"/>
+                <w:lang w:val="it-IT"/>
+              </w:rPr>
+              <w:t xml:space="preserve">qÉÉuÉþ²ÏrÉÉïÍhÉ | </w:t>
+            </w:r>
+          </w:p>
+          <w:p>
+            <w:pPr>
+              <w:widowControl w:val="0"/>
+              <w:autoSpaceDE w:val="0"/>
+              <w:autoSpaceDN w:val="0"/>
+              <w:adjustRightInd w:val="0"/>
+              <w:spacing w:before="0" w:line="240" w:lineRule="auto"/>
+              <w:rPr>
+                <w:rFonts w:ascii="BRH Malayalam Extra" w:hAnsi="BRH Malayalam Extra" w:cs="BRH Malayalam Extra"/>
+                <w:sz w:val="40"/>
+                <w:szCs w:val="40"/>
+                <w:lang w:val="it-IT"/>
+              </w:rPr>
+            </w:pPr>
+            <w:r>
+              <w:rPr>
+                <w:rFonts w:ascii="BRH Devanagari Extra" w:hAnsi="BRH Devanagari Extra" w:cs="BRH Devanagari Extra"/>
+                <w:color w:val="000000"/>
+                <w:sz w:val="40"/>
+                <w:szCs w:val="40"/>
+                <w:lang w:val="it-IT"/>
+              </w:rPr>
+              <w:t>zÉÑ</w:t>
+            </w:r>
+            <w:r>
+              <w:rPr>
+                <w:rFonts w:ascii="BRH Malayalam Extra" w:hAnsi="BRH Malayalam Extra" w:cs="BRH Devanagari Extra"/>
+                <w:b/>
+                <w:color w:val="000000"/>
+                <w:sz w:val="32"/>
+                <w:szCs w:val="40"/>
+                <w:lang w:val="it-IT"/>
+              </w:rPr>
+              <w:t>–</w:t>
+            </w:r>
+            <w:r>
+              <w:rPr>
+                <w:rFonts w:ascii="BRH Devanagari Extra" w:hAnsi="BRH Devanagari Extra" w:cs="BRH Devanagari Extra"/>
+                <w:color w:val="000000"/>
+                <w:sz w:val="40"/>
+                <w:szCs w:val="40"/>
+                <w:highlight w:val="yellow"/>
+                <w:lang w:val="it-IT"/>
+              </w:rPr>
+              <w:t>Mü</w:t>
+            </w:r>
+            <w:r>
+              <w:rPr>
+                <w:rFonts w:ascii="BRH Devanagari Extra" w:hAnsi="BRH Devanagari Extra" w:cs="BRH Devanagari Extra"/>
+                <w:color w:val="000000"/>
+                <w:sz w:val="40"/>
+                <w:szCs w:val="40"/>
+                <w:lang w:val="it-IT"/>
+              </w:rPr>
+              <w:t>uÉ</w:t>
+            </w:r>
+            <w:r>
+              <w:rPr>
+                <w:rFonts w:ascii="BRH Malayalam Extra" w:hAnsi="BRH Malayalam Extra" w:cs="BRH Devanagari Extra"/>
+                <w:b/>
+                <w:color w:val="000000"/>
+                <w:sz w:val="32"/>
+                <w:szCs w:val="40"/>
+                <w:lang w:val="it-IT"/>
+              </w:rPr>
+              <w:t>–</w:t>
+            </w:r>
+            <w:r>
+              <w:rPr>
+                <w:rFonts w:ascii="BRH Devanagari Extra" w:hAnsi="BRH Devanagari Extra" w:cs="BRH Devanagari Extra"/>
+                <w:color w:val="000000"/>
+                <w:sz w:val="40"/>
+                <w:szCs w:val="40"/>
+                <w:lang w:val="it-IT"/>
+              </w:rPr>
+              <w:t>liÉÏÌiÉþ zÉÑ</w:t>
+            </w:r>
+            <w:r>
+              <w:rPr>
+                <w:rFonts w:ascii="BRH Malayalam Extra" w:hAnsi="BRH Malayalam Extra" w:cs="BRH Devanagari Extra"/>
+                <w:b/>
+                <w:color w:val="000000"/>
+                <w:sz w:val="32"/>
+                <w:szCs w:val="40"/>
+                <w:lang w:val="it-IT"/>
+              </w:rPr>
+              <w:t>–</w:t>
+            </w:r>
+            <w:r>
+              <w:rPr>
+                <w:rFonts w:ascii="BRH Devanagari Extra" w:hAnsi="BRH Devanagari Extra" w:cs="BRH Devanagari Extra"/>
+                <w:color w:val="000000"/>
+                <w:sz w:val="40"/>
+                <w:szCs w:val="40"/>
+                <w:lang w:val="it-IT"/>
+              </w:rPr>
+              <w:t>¢ü - uÉ</w:t>
+            </w:r>
+            <w:r>
+              <w:rPr>
+                <w:rFonts w:ascii="BRH Malayalam Extra" w:hAnsi="BRH Malayalam Extra" w:cs="BRH Devanagari Extra"/>
+                <w:b/>
+                <w:color w:val="000000"/>
+                <w:sz w:val="32"/>
+                <w:szCs w:val="40"/>
+                <w:lang w:val="it-IT"/>
+              </w:rPr>
+              <w:t>–</w:t>
+            </w:r>
+            <w:r>
+              <w:rPr>
+                <w:rFonts w:ascii="BRH Devanagari Extra" w:hAnsi="BRH Devanagari Extra" w:cs="BRH Devanagari Extra"/>
+                <w:color w:val="000000"/>
+                <w:sz w:val="40"/>
+                <w:szCs w:val="40"/>
+                <w:lang w:val="it-IT"/>
+              </w:rPr>
+              <w:t>ÎliÉ</w:t>
+            </w:r>
+            <w:r>
+              <w:rPr>
+                <w:rFonts w:ascii="BRH Malayalam Extra" w:hAnsi="BRH Malayalam Extra" w:cs="BRH Devanagari Extra"/>
+                <w:b/>
+                <w:color w:val="000000"/>
+                <w:sz w:val="32"/>
+                <w:szCs w:val="40"/>
+                <w:lang w:val="it-IT"/>
+              </w:rPr>
+              <w:t>–</w:t>
+            </w:r>
+            <w:r>
+              <w:rPr>
+                <w:rFonts w:ascii="BRH Devanagari Extra" w:hAnsi="BRH Devanagari Extra" w:cs="BRH Devanagari Extra"/>
+                <w:color w:val="000000"/>
+                <w:sz w:val="40"/>
+                <w:szCs w:val="40"/>
+                <w:lang w:val="it-IT"/>
+              </w:rPr>
+              <w:t xml:space="preserve"> |</w:t>
+            </w:r>
+          </w:p>
+        </w:tc>
+        <w:tc>
+          <w:tcPr>
+            <w:tcW w:w="5812" w:type="dxa"/>
+          </w:tcPr>
+          <w:p>
+            <w:pPr>
+              <w:widowControl w:val="0"/>
+              <w:autoSpaceDE w:val="0"/>
+              <w:autoSpaceDN w:val="0"/>
+              <w:adjustRightInd w:val="0"/>
+              <w:spacing w:before="0" w:line="240" w:lineRule="auto"/>
+              <w:rPr>
+                <w:rFonts w:ascii="BRH Devanagari Extra" w:hAnsi="BRH Devanagari Extra" w:cs="BRH Devanagari Extra"/>
+                <w:color w:val="000000"/>
+                <w:sz w:val="40"/>
+                <w:szCs w:val="40"/>
+                <w:lang w:val="it-IT"/>
+              </w:rPr>
+            </w:pPr>
+            <w:r>
+              <w:rPr>
+                <w:rFonts w:ascii="BRH Devanagari Extra" w:hAnsi="BRH Devanagari Extra" w:cs="BRH Devanagari Extra"/>
+                <w:sz w:val="40"/>
+                <w:szCs w:val="40"/>
+                <w:lang w:val="it-IT"/>
+              </w:rPr>
+              <w:t>zÉÑ</w:t>
+            </w:r>
+            <w:r>
+              <w:rPr>
+                <w:rFonts w:ascii="BRH Malayalam Extra" w:hAnsi="BRH Malayalam Extra" w:cs="BRH Devanagari Extra"/>
+                <w:b/>
+                <w:sz w:val="32"/>
+                <w:szCs w:val="40"/>
+                <w:lang w:val="it-IT"/>
+              </w:rPr>
+              <w:t>–</w:t>
+            </w:r>
+            <w:r>
+              <w:rPr>
+                <w:rFonts w:ascii="BRH Devanagari Extra" w:hAnsi="BRH Devanagari Extra" w:cs="BRH Devanagari Extra"/>
+                <w:sz w:val="40"/>
+                <w:szCs w:val="40"/>
+                <w:lang w:val="it-IT"/>
+              </w:rPr>
+              <w:t xml:space="preserve">¢üuÉþÎliÉ </w:t>
+            </w:r>
+            <w:r>
+              <w:rPr>
+                <w:rFonts w:ascii="BRH Devanagari Extra" w:hAnsi="BRH Devanagari Extra" w:cs="BRH Devanagari Extra"/>
+                <w:color w:val="000000"/>
+                <w:sz w:val="40"/>
+                <w:szCs w:val="40"/>
+                <w:lang w:val="it-IT"/>
+              </w:rPr>
+              <w:t>xÉ</w:t>
+            </w:r>
+            <w:r>
+              <w:rPr>
+                <w:rFonts w:ascii="BRH Malayalam Extra" w:hAnsi="BRH Malayalam Extra" w:cs="BRH Devanagari Extra"/>
+                <w:b/>
+                <w:color w:val="000000"/>
+                <w:sz w:val="32"/>
+                <w:szCs w:val="40"/>
+                <w:lang w:val="it-IT"/>
+              </w:rPr>
+              <w:t>–</w:t>
+            </w:r>
+            <w:r>
+              <w:rPr>
+                <w:rFonts w:ascii="BRH Devanagari Extra" w:hAnsi="BRH Devanagari Extra" w:cs="BRH Devanagari Extra"/>
+                <w:color w:val="000000"/>
+                <w:sz w:val="40"/>
+                <w:szCs w:val="40"/>
+                <w:lang w:val="it-IT"/>
+              </w:rPr>
+              <w:t xml:space="preserve">qÉÉuÉþ²ÏrÉÉïÍhÉ | </w:t>
+            </w:r>
+          </w:p>
+          <w:p>
+            <w:pPr>
+              <w:widowControl w:val="0"/>
+              <w:autoSpaceDE w:val="0"/>
+              <w:autoSpaceDN w:val="0"/>
+              <w:adjustRightInd w:val="0"/>
+              <w:spacing w:before="0" w:line="240" w:lineRule="auto"/>
+              <w:rPr>
+                <w:rFonts w:ascii="BRH Malayalam Extra" w:hAnsi="BRH Malayalam Extra" w:cs="BRH Malayalam Extra"/>
+                <w:sz w:val="40"/>
+                <w:szCs w:val="40"/>
+                <w:lang w:val="it-IT"/>
+              </w:rPr>
+            </w:pPr>
+            <w:r>
+              <w:rPr>
+                <w:rFonts w:ascii="BRH Devanagari Extra" w:hAnsi="BRH Devanagari Extra" w:cs="BRH Devanagari Extra"/>
+                <w:color w:val="000000"/>
+                <w:sz w:val="40"/>
+                <w:szCs w:val="40"/>
+                <w:lang w:val="it-IT"/>
+              </w:rPr>
+              <w:t>zÉÑ</w:t>
+            </w:r>
+            <w:r>
+              <w:rPr>
+                <w:rFonts w:ascii="BRH Malayalam Extra" w:hAnsi="BRH Malayalam Extra" w:cs="BRH Devanagari Extra"/>
+                <w:b/>
+                <w:color w:val="000000"/>
+                <w:sz w:val="32"/>
+                <w:szCs w:val="40"/>
+                <w:lang w:val="it-IT"/>
+              </w:rPr>
+              <w:t>–</w:t>
+            </w:r>
+            <w:r>
+              <w:rPr>
+                <w:rFonts w:ascii="BRH Devanagari Extra" w:hAnsi="BRH Devanagari Extra" w:cs="BRH Devanagari Extra"/>
+                <w:sz w:val="40"/>
+                <w:szCs w:val="40"/>
+                <w:highlight w:val="green"/>
+                <w:lang w:val="it-IT"/>
+              </w:rPr>
+              <w:t>¢ü</w:t>
+            </w:r>
+            <w:r>
+              <w:rPr>
+                <w:rFonts w:ascii="BRH Devanagari Extra" w:hAnsi="BRH Devanagari Extra" w:cs="BRH Devanagari Extra"/>
+                <w:color w:val="000000"/>
+                <w:sz w:val="40"/>
+                <w:szCs w:val="40"/>
+                <w:lang w:val="it-IT"/>
+              </w:rPr>
+              <w:t>uÉ</w:t>
+            </w:r>
+            <w:r>
+              <w:rPr>
+                <w:rFonts w:ascii="BRH Malayalam Extra" w:hAnsi="BRH Malayalam Extra" w:cs="BRH Devanagari Extra"/>
+                <w:b/>
+                <w:color w:val="000000"/>
+                <w:sz w:val="32"/>
+                <w:szCs w:val="40"/>
+                <w:lang w:val="it-IT"/>
+              </w:rPr>
+              <w:t>–</w:t>
+            </w:r>
+            <w:r>
+              <w:rPr>
+                <w:rFonts w:ascii="BRH Devanagari Extra" w:hAnsi="BRH Devanagari Extra" w:cs="BRH Devanagari Extra"/>
+                <w:color w:val="000000"/>
+                <w:sz w:val="40"/>
+                <w:szCs w:val="40"/>
+                <w:lang w:val="it-IT"/>
+              </w:rPr>
+              <w:t>liÉÏÌiÉþ zÉÑ</w:t>
+            </w:r>
+            <w:r>
+              <w:rPr>
+                <w:rFonts w:ascii="BRH Malayalam Extra" w:hAnsi="BRH Malayalam Extra" w:cs="BRH Devanagari Extra"/>
+                <w:b/>
+                <w:color w:val="000000"/>
+                <w:sz w:val="32"/>
+                <w:szCs w:val="40"/>
+                <w:lang w:val="it-IT"/>
+              </w:rPr>
+              <w:t>–</w:t>
+            </w:r>
+            <w:r>
+              <w:rPr>
+                <w:rFonts w:ascii="BRH Devanagari Extra" w:hAnsi="BRH Devanagari Extra" w:cs="BRH Devanagari Extra"/>
+                <w:color w:val="000000"/>
+                <w:sz w:val="40"/>
+                <w:szCs w:val="40"/>
+                <w:lang w:val="it-IT"/>
+              </w:rPr>
+              <w:t>¢ü - uÉ</w:t>
+            </w:r>
+            <w:r>
+              <w:rPr>
+                <w:rFonts w:ascii="BRH Malayalam Extra" w:hAnsi="BRH Malayalam Extra" w:cs="BRH Devanagari Extra"/>
+                <w:b/>
+                <w:color w:val="000000"/>
+                <w:sz w:val="32"/>
+                <w:szCs w:val="40"/>
+                <w:lang w:val="it-IT"/>
+              </w:rPr>
+              <w:t>–</w:t>
+            </w:r>
+            <w:r>
+              <w:rPr>
+                <w:rFonts w:ascii="BRH Devanagari Extra" w:hAnsi="BRH Devanagari Extra" w:cs="BRH Devanagari Extra"/>
+                <w:color w:val="000000"/>
+                <w:sz w:val="40"/>
+                <w:szCs w:val="40"/>
+                <w:lang w:val="it-IT"/>
+              </w:rPr>
+              <w:t>ÎliÉ</w:t>
+            </w:r>
+            <w:r>
+              <w:rPr>
+                <w:rFonts w:ascii="BRH Malayalam Extra" w:hAnsi="BRH Malayalam Extra" w:cs="BRH Devanagari Extra"/>
+                <w:b/>
+                <w:color w:val="000000"/>
+                <w:sz w:val="32"/>
+                <w:szCs w:val="40"/>
+                <w:lang w:val="it-IT"/>
+              </w:rPr>
+              <w:t>–</w:t>
+            </w:r>
+            <w:r>
+              <w:rPr>
+                <w:rFonts w:ascii="BRH Devanagari Extra" w:hAnsi="BRH Devanagari Extra" w:cs="BRH Devanagari Extra"/>
+                <w:color w:val="000000"/>
+                <w:sz w:val="40"/>
+                <w:szCs w:val="40"/>
+                <w:lang w:val="it-IT"/>
+              </w:rPr>
+              <w:t xml:space="preserve"> |</w:t>
+            </w:r>
+          </w:p>
+        </w:tc>
+      </w:tr>
+      <w:tr>
+        <w:trPr>
+          <w:gridBefore w:val="1"/>
+          <w:wBefore w:w="78" w:type="dxa"/>
+          <w:trHeight w:val="1525"/>
+        </w:trPr>
+        <w:tc>
+          <w:tcPr>
+            <w:tcW w:w="3828" w:type="dxa"/>
+          </w:tcPr>
           <w:p>
             <w:pPr>
               <w:widowControl w:val="0"/>
@@ -272,21 +789,482 @@
                 <w:color w:val="000000"/>
                 <w:sz w:val="28"/>
                 <w:szCs w:val="32"/>
-                <w:lang w:val="en-IN"/>
-              </w:rPr>
-            </w:pPr>
-            <w:r>
-              <w:rPr>
-                <w:rFonts w:cs="Arial"/>
-                <w:b/>
-                <w:color w:val="000000"/>
-                <w:sz w:val="28"/>
-                <w:szCs w:val="32"/>
-                <w:lang w:val="en-IN"/>
-              </w:rPr>
-              <w:t>Krama Vaakyam No. - 35</w:t>
-            </w:r>
-          </w:p>
+                <w:lang w:val="it-IT"/>
+              </w:rPr>
+            </w:pPr>
+            <w:r>
+              <w:rPr>
+                <w:rFonts w:eastAsia="Times New Roman" w:cs="Arial"/>
+                <w:b/>
+                <w:bCs/>
+                <w:sz w:val="28"/>
+                <w:szCs w:val="28"/>
+                <w:lang w:val="it-IT" w:eastAsia="en-IN" w:bidi="ml-IN"/>
+              </w:rPr>
+              <w:t xml:space="preserve">TS 3.2.2.3- </w:t>
+            </w:r>
+            <w:r>
+              <w:rPr>
+                <w:rFonts w:cs="Arial"/>
+                <w:b/>
+                <w:color w:val="000000"/>
+                <w:sz w:val="28"/>
+                <w:szCs w:val="32"/>
+                <w:lang w:val="it-IT"/>
+              </w:rPr>
+              <w:t>Kramam</w:t>
+            </w:r>
+          </w:p>
+          <w:p>
+            <w:pPr>
+              <w:widowControl w:val="0"/>
+              <w:autoSpaceDE w:val="0"/>
+              <w:autoSpaceDN w:val="0"/>
+              <w:adjustRightInd w:val="0"/>
+              <w:spacing w:before="0" w:line="240" w:lineRule="auto"/>
+              <w:ind w:right="-320"/>
+              <w:jc w:val="both"/>
+              <w:rPr>
+                <w:rFonts w:eastAsia="Times New Roman" w:cs="Arial"/>
+                <w:b/>
+                <w:bCs/>
+                <w:sz w:val="28"/>
+                <w:szCs w:val="28"/>
+                <w:lang w:val="it-IT" w:eastAsia="en-IN" w:bidi="ml-IN"/>
+              </w:rPr>
+            </w:pPr>
+            <w:r>
+              <w:rPr>
+                <w:rFonts w:cs="Arial"/>
+                <w:b/>
+                <w:color w:val="000000"/>
+                <w:sz w:val="28"/>
+                <w:szCs w:val="32"/>
+                <w:lang w:val="it-IT"/>
+              </w:rPr>
+              <w:t>Krama Vaakyam No</w:t>
+            </w:r>
+            <w:r>
+              <w:rPr>
+                <w:rFonts w:eastAsia="Times New Roman" w:cs="Arial"/>
+                <w:b/>
+                <w:bCs/>
+                <w:sz w:val="28"/>
+                <w:szCs w:val="28"/>
+                <w:lang w:val="it-IT" w:eastAsia="en-IN" w:bidi="ml-IN"/>
+              </w:rPr>
+              <w:t>. 21</w:t>
+            </w:r>
+          </w:p>
+          <w:p>
+            <w:pPr>
+              <w:widowControl w:val="0"/>
+              <w:autoSpaceDE w:val="0"/>
+              <w:autoSpaceDN w:val="0"/>
+              <w:adjustRightInd w:val="0"/>
+              <w:spacing w:before="0" w:line="240" w:lineRule="auto"/>
+              <w:ind w:right="-320"/>
+              <w:jc w:val="both"/>
+              <w:rPr>
+                <w:rFonts w:eastAsia="Times New Roman" w:cs="Arial"/>
+                <w:b/>
+                <w:bCs/>
+                <w:sz w:val="28"/>
+                <w:szCs w:val="28"/>
+                <w:lang w:val="it-IT" w:eastAsia="en-IN" w:bidi="ml-IN"/>
+              </w:rPr>
+            </w:pPr>
+            <w:r>
+              <w:rPr>
+                <w:rFonts w:eastAsia="Times New Roman" w:cs="Arial"/>
+                <w:b/>
+                <w:bCs/>
+                <w:sz w:val="28"/>
+                <w:szCs w:val="28"/>
+                <w:lang w:val="it-IT" w:eastAsia="en-IN" w:bidi="ml-IN"/>
+              </w:rPr>
+              <w:t>Panchaati No. 6</w:t>
+            </w:r>
+          </w:p>
+        </w:tc>
+        <w:tc>
+          <w:tcPr>
+            <w:tcW w:w="5103" w:type="dxa"/>
+          </w:tcPr>
+          <w:p>
+            <w:pPr>
+              <w:widowControl w:val="0"/>
+              <w:autoSpaceDE w:val="0"/>
+              <w:autoSpaceDN w:val="0"/>
+              <w:adjustRightInd w:val="0"/>
+              <w:spacing w:before="0" w:line="240" w:lineRule="auto"/>
+              <w:rPr>
+                <w:rFonts w:ascii="BRH Malayalam Extra" w:hAnsi="BRH Malayalam Extra" w:cs="BRH Malayalam Extra"/>
+                <w:color w:val="000000"/>
+                <w:sz w:val="40"/>
+                <w:szCs w:val="40"/>
+                <w:lang w:val="it-IT"/>
+              </w:rPr>
+            </w:pPr>
+            <w:r>
+              <w:rPr>
+                <w:rFonts w:ascii="BRH Devanagari Extra" w:hAnsi="BRH Devanagari Extra" w:cs="BRH Devanagari Extra"/>
+                <w:color w:val="000000"/>
+                <w:sz w:val="40"/>
+                <w:szCs w:val="40"/>
+                <w:lang w:val="it-IT"/>
+              </w:rPr>
+              <w:t>ÌmÉ</w:t>
+            </w:r>
+            <w:r>
+              <w:rPr>
+                <w:rFonts w:ascii="BRH Malayalam Extra" w:hAnsi="BRH Malayalam Extra" w:cs="BRH Devanagari Extra"/>
+                <w:b/>
+                <w:color w:val="000000"/>
+                <w:sz w:val="32"/>
+                <w:szCs w:val="40"/>
+                <w:lang w:val="it-IT"/>
+              </w:rPr>
+              <w:t>–</w:t>
+            </w:r>
+            <w:r>
+              <w:rPr>
+                <w:rFonts w:ascii="BRH Devanagari Extra" w:hAnsi="BRH Devanagari Extra" w:cs="BRH Devanagari Extra"/>
+                <w:color w:val="000000"/>
+                <w:sz w:val="40"/>
+                <w:szCs w:val="40"/>
+                <w:lang w:val="it-IT"/>
+              </w:rPr>
+              <w:t>iÉ×</w:t>
+            </w:r>
+            <w:r>
+              <w:rPr>
+                <w:rFonts w:ascii="BRH Malayalam Extra" w:hAnsi="BRH Malayalam Extra" w:cs="BRH Devanagari Extra"/>
+                <w:b/>
+                <w:color w:val="000000"/>
+                <w:sz w:val="32"/>
+                <w:szCs w:val="40"/>
+                <w:lang w:val="it-IT"/>
+              </w:rPr>
+              <w:t>–</w:t>
+            </w:r>
+            <w:r>
+              <w:rPr>
+                <w:rFonts w:ascii="BRH Devanagari Extra" w:hAnsi="BRH Devanagari Extra" w:cs="BRH Devanagari Extra"/>
+                <w:color w:val="000000"/>
+                <w:sz w:val="40"/>
+                <w:szCs w:val="40"/>
+                <w:lang w:val="it-IT"/>
+              </w:rPr>
+              <w:t>rÉ</w:t>
+            </w:r>
+            <w:r>
+              <w:rPr>
+                <w:rFonts w:ascii="BRH Malayalam Extra" w:hAnsi="BRH Malayalam Extra" w:cs="BRH Devanagari Extra"/>
+                <w:b/>
+                <w:color w:val="000000"/>
+                <w:sz w:val="32"/>
+                <w:szCs w:val="40"/>
+                <w:lang w:val="it-IT"/>
+              </w:rPr>
+              <w:t>–</w:t>
+            </w:r>
+            <w:r>
+              <w:rPr>
+                <w:rFonts w:ascii="BRH Devanagari Extra" w:hAnsi="BRH Devanagari Extra" w:cs="BRH Devanagari Extra"/>
+                <w:color w:val="000000"/>
+                <w:sz w:val="40"/>
+                <w:szCs w:val="40"/>
+                <w:lang w:val="it-IT"/>
+              </w:rPr>
+              <w:t>¥ÉÍqÉÌiÉþ ÌmÉiÉ× - rÉ</w:t>
+            </w:r>
+            <w:r>
+              <w:rPr>
+                <w:rFonts w:ascii="BRH Malayalam Extra" w:hAnsi="BRH Malayalam Extra" w:cs="BRH Devanagari Extra"/>
+                <w:b/>
+                <w:color w:val="000000"/>
+                <w:sz w:val="32"/>
+                <w:szCs w:val="40"/>
+                <w:lang w:val="it-IT"/>
+              </w:rPr>
+              <w:t>–</w:t>
+            </w:r>
+            <w:r>
+              <w:rPr>
+                <w:rFonts w:ascii="BRH Devanagari Extra" w:hAnsi="BRH Devanagari Extra" w:cs="BRH Devanagari Extra"/>
+                <w:color w:val="000000"/>
+                <w:sz w:val="40"/>
+                <w:szCs w:val="40"/>
+                <w:lang w:val="it-IT"/>
+              </w:rPr>
+              <w:t>¥ÉqÉç | §rÉþqoÉMüÉ</w:t>
+            </w:r>
+            <w:r>
+              <w:rPr>
+                <w:rFonts w:ascii="BRH Devanagari Extra" w:hAnsi="BRH Devanagari Extra" w:cs="BRH Devanagari Extra"/>
+                <w:color w:val="000000"/>
+                <w:sz w:val="36"/>
+                <w:szCs w:val="40"/>
+                <w:highlight w:val="yellow"/>
+                <w:lang w:val="it-IT"/>
+              </w:rPr>
+              <w:t>óè</w:t>
+            </w:r>
+            <w:r>
+              <w:rPr>
+                <w:rFonts w:ascii="BRH Devanagari Extra" w:hAnsi="BRH Devanagari Extra" w:cs="BRH Devanagari Extra"/>
+                <w:color w:val="000000"/>
+                <w:sz w:val="40"/>
+                <w:szCs w:val="40"/>
+                <w:highlight w:val="yellow"/>
+                <w:lang w:val="it-IT"/>
+              </w:rPr>
+              <w:t xml:space="preserve"> iÉ</w:t>
+            </w:r>
+            <w:r>
+              <w:rPr>
+                <w:rFonts w:ascii="BRH Devanagari Extra" w:hAnsi="BRH Devanagari Extra" w:cs="BRH Devanagari Extra"/>
+                <w:color w:val="000000"/>
+                <w:sz w:val="40"/>
+                <w:szCs w:val="40"/>
+                <w:lang w:val="it-IT"/>
+              </w:rPr>
+              <w:t>×iÉÏrÉxÉuÉ</w:t>
+            </w:r>
+            <w:r>
+              <w:rPr>
+                <w:rFonts w:ascii="BRH Malayalam Extra" w:hAnsi="BRH Malayalam Extra" w:cs="BRH Devanagari Extra"/>
+                <w:b/>
+                <w:color w:val="000000"/>
+                <w:sz w:val="32"/>
+                <w:szCs w:val="40"/>
+                <w:lang w:val="it-IT"/>
+              </w:rPr>
+              <w:t>–</w:t>
+            </w:r>
+            <w:r>
+              <w:rPr>
+                <w:rFonts w:ascii="BRH Devanagari Extra" w:hAnsi="BRH Devanagari Extra" w:cs="BRH Devanagari Extra"/>
+                <w:color w:val="000000"/>
+                <w:sz w:val="40"/>
+                <w:szCs w:val="40"/>
+                <w:lang w:val="it-IT"/>
+              </w:rPr>
+              <w:t xml:space="preserve">lÉqÉç | </w:t>
+            </w:r>
+          </w:p>
+        </w:tc>
+        <w:tc>
+          <w:tcPr>
+            <w:tcW w:w="5812" w:type="dxa"/>
+          </w:tcPr>
+          <w:p>
+            <w:pPr>
+              <w:widowControl w:val="0"/>
+              <w:autoSpaceDE w:val="0"/>
+              <w:autoSpaceDN w:val="0"/>
+              <w:adjustRightInd w:val="0"/>
+              <w:spacing w:before="0" w:line="240" w:lineRule="auto"/>
+              <w:rPr>
+                <w:rFonts w:ascii="BRH Devanagari Extra" w:hAnsi="BRH Devanagari Extra" w:cs="BRH Devanagari Extra"/>
+                <w:color w:val="000000"/>
+                <w:sz w:val="40"/>
+                <w:szCs w:val="40"/>
+                <w:lang w:val="it-IT"/>
+              </w:rPr>
+            </w:pPr>
+            <w:r>
+              <w:rPr>
+                <w:rFonts w:ascii="BRH Devanagari Extra" w:hAnsi="BRH Devanagari Extra" w:cs="BRH Devanagari Extra"/>
+                <w:color w:val="000000"/>
+                <w:sz w:val="40"/>
+                <w:szCs w:val="40"/>
+                <w:lang w:val="it-IT"/>
+              </w:rPr>
+              <w:t>ÌmÉ</w:t>
+            </w:r>
+            <w:r>
+              <w:rPr>
+                <w:rFonts w:ascii="BRH Malayalam Extra" w:hAnsi="BRH Malayalam Extra" w:cs="BRH Devanagari Extra"/>
+                <w:b/>
+                <w:color w:val="000000"/>
+                <w:sz w:val="32"/>
+                <w:szCs w:val="40"/>
+                <w:lang w:val="it-IT"/>
+              </w:rPr>
+              <w:t>–</w:t>
+            </w:r>
+            <w:r>
+              <w:rPr>
+                <w:rFonts w:ascii="BRH Devanagari Extra" w:hAnsi="BRH Devanagari Extra" w:cs="BRH Devanagari Extra"/>
+                <w:color w:val="000000"/>
+                <w:sz w:val="40"/>
+                <w:szCs w:val="40"/>
+                <w:lang w:val="it-IT"/>
+              </w:rPr>
+              <w:t>iÉ×</w:t>
+            </w:r>
+            <w:r>
+              <w:rPr>
+                <w:rFonts w:ascii="BRH Malayalam Extra" w:hAnsi="BRH Malayalam Extra" w:cs="BRH Devanagari Extra"/>
+                <w:b/>
+                <w:color w:val="000000"/>
+                <w:sz w:val="32"/>
+                <w:szCs w:val="40"/>
+                <w:lang w:val="it-IT"/>
+              </w:rPr>
+              <w:t>–</w:t>
+            </w:r>
+            <w:r>
+              <w:rPr>
+                <w:rFonts w:ascii="BRH Devanagari Extra" w:hAnsi="BRH Devanagari Extra" w:cs="BRH Devanagari Extra"/>
+                <w:color w:val="000000"/>
+                <w:sz w:val="40"/>
+                <w:szCs w:val="40"/>
+                <w:lang w:val="it-IT"/>
+              </w:rPr>
+              <w:t>rÉ</w:t>
+            </w:r>
+            <w:r>
+              <w:rPr>
+                <w:rFonts w:ascii="BRH Malayalam Extra" w:hAnsi="BRH Malayalam Extra" w:cs="BRH Devanagari Extra"/>
+                <w:b/>
+                <w:color w:val="000000"/>
+                <w:sz w:val="32"/>
+                <w:szCs w:val="40"/>
+                <w:lang w:val="it-IT"/>
+              </w:rPr>
+              <w:t>–</w:t>
+            </w:r>
+            <w:r>
+              <w:rPr>
+                <w:rFonts w:ascii="BRH Devanagari Extra" w:hAnsi="BRH Devanagari Extra" w:cs="BRH Devanagari Extra"/>
+                <w:color w:val="000000"/>
+                <w:sz w:val="40"/>
+                <w:szCs w:val="40"/>
+                <w:lang w:val="it-IT"/>
+              </w:rPr>
+              <w:t>¥ÉÍqÉÌiÉþ ÌmÉiÉ× - rÉ</w:t>
+            </w:r>
+            <w:r>
+              <w:rPr>
+                <w:rFonts w:ascii="BRH Malayalam Extra" w:hAnsi="BRH Malayalam Extra" w:cs="BRH Devanagari Extra"/>
+                <w:b/>
+                <w:color w:val="000000"/>
+                <w:sz w:val="32"/>
+                <w:szCs w:val="40"/>
+                <w:lang w:val="it-IT"/>
+              </w:rPr>
+              <w:t>–</w:t>
+            </w:r>
+            <w:r>
+              <w:rPr>
+                <w:rFonts w:ascii="BRH Devanagari Extra" w:hAnsi="BRH Devanagari Extra" w:cs="BRH Devanagari Extra"/>
+                <w:color w:val="000000"/>
+                <w:sz w:val="40"/>
+                <w:szCs w:val="40"/>
+                <w:lang w:val="it-IT"/>
+              </w:rPr>
+              <w:t xml:space="preserve">¥ÉqÉç | </w:t>
+            </w:r>
+          </w:p>
+          <w:p>
+            <w:pPr>
+              <w:widowControl w:val="0"/>
+              <w:autoSpaceDE w:val="0"/>
+              <w:autoSpaceDN w:val="0"/>
+              <w:adjustRightInd w:val="0"/>
+              <w:spacing w:before="0" w:line="240" w:lineRule="auto"/>
+              <w:rPr>
+                <w:rFonts w:ascii="BRH Malayalam Extra" w:hAnsi="BRH Malayalam Extra" w:cs="BRH Malayalam Extra"/>
+                <w:color w:val="000000"/>
+                <w:sz w:val="40"/>
+                <w:szCs w:val="40"/>
+                <w:lang w:val="it-IT"/>
+              </w:rPr>
+            </w:pPr>
+            <w:r>
+              <w:rPr>
+                <w:rFonts w:ascii="BRH Devanagari Extra" w:hAnsi="BRH Devanagari Extra" w:cs="BRH Devanagari Extra"/>
+                <w:sz w:val="40"/>
+                <w:szCs w:val="40"/>
+              </w:rPr>
+              <w:t>§rÉþqoÉMüÉ</w:t>
+            </w:r>
+            <w:r>
+              <w:rPr>
+                <w:rFonts w:ascii="BRH Devanagari Extra" w:hAnsi="BRH Devanagari Extra" w:cs="BRH Devanagari Extra"/>
+                <w:sz w:val="40"/>
+                <w:szCs w:val="40"/>
+                <w:highlight w:val="green"/>
+              </w:rPr>
+              <w:t>ò</w:t>
+            </w:r>
+            <w:r>
+              <w:rPr>
+                <w:rFonts w:ascii="BRH Devanagari Extra" w:hAnsi="BRH Devanagari Extra" w:cs="BRH Devanagari Extra"/>
+                <w:sz w:val="40"/>
+                <w:szCs w:val="40"/>
+                <w:highlight w:val="green"/>
+              </w:rPr>
+              <w:t xml:space="preserve"> </w:t>
+            </w:r>
+            <w:r>
+              <w:rPr>
+                <w:rFonts w:ascii="BRH Devanagari Extra" w:hAnsi="BRH Devanagari Extra" w:cs="BRH Devanagari Extra"/>
+                <w:sz w:val="40"/>
+                <w:szCs w:val="40"/>
+                <w:highlight w:val="green"/>
+              </w:rPr>
+              <w:t>xiÉ</w:t>
+            </w:r>
+            <w:r>
+              <w:rPr>
+                <w:rFonts w:ascii="BRH Devanagari Extra" w:hAnsi="BRH Devanagari Extra" w:cs="BRH Devanagari Extra"/>
+                <w:sz w:val="40"/>
+                <w:szCs w:val="40"/>
+              </w:rPr>
+              <w:t>×iÉÏrÉxÉuÉ</w:t>
+            </w:r>
+            <w:r>
+              <w:rPr>
+                <w:rFonts w:ascii="BRH Malayalam Extra" w:hAnsi="BRH Malayalam Extra" w:cs="BRH Devanagari Extra"/>
+                <w:sz w:val="34"/>
+                <w:szCs w:val="40"/>
+              </w:rPr>
+              <w:t>–</w:t>
+            </w:r>
+            <w:r>
+              <w:rPr>
+                <w:rFonts w:ascii="BRH Devanagari Extra" w:hAnsi="BRH Devanagari Extra" w:cs="BRH Devanagari Extra"/>
+                <w:sz w:val="40"/>
+                <w:szCs w:val="40"/>
+              </w:rPr>
+              <w:t>lÉ</w:t>
+            </w:r>
+            <w:r>
+              <w:rPr>
+                <w:rFonts w:ascii="BRH Devanagari Extra" w:hAnsi="BRH Devanagari Extra" w:cs="BRH Devanagari Extra"/>
+                <w:color w:val="000000"/>
+                <w:sz w:val="40"/>
+                <w:szCs w:val="40"/>
+                <w:lang w:val="it-IT"/>
+              </w:rPr>
+              <w:t xml:space="preserve">qÉç | </w:t>
+            </w:r>
+          </w:p>
+        </w:tc>
+      </w:tr>
+      <w:tr>
+        <w:trPr>
+          <w:trHeight w:val="1661"/>
+        </w:trPr>
+        <w:tc>
+          <w:tcPr>
+            <w:tcW w:w="3906" w:type="dxa"/>
+            <w:gridSpan w:val="2"/>
+          </w:tcPr>
           <w:p>
             <w:pPr>
               <w:widowControl w:val="0"/>
@@ -304,6 +1282,110 @@
                 <w:color w:val="000000"/>
                 <w:sz w:val="28"/>
                 <w:szCs w:val="32"/>
+              </w:rPr>
+            </w:pPr>
+            <w:r>
+              <w:rPr>
+                <w:rFonts w:cs="Arial"/>
+                <w:b/>
+                <w:color w:val="000000"/>
+                <w:sz w:val="28"/>
+                <w:szCs w:val="32"/>
+              </w:rPr>
+              <w:t>T.S.</w:t>
+            </w:r>
+            <w:r>
+              <w:rPr>
+                <w:rFonts w:cs="Arial"/>
+                <w:b/>
+                <w:color w:val="000000"/>
+                <w:sz w:val="28"/>
+                <w:szCs w:val="32"/>
+              </w:rPr>
+              <w:t xml:space="preserve">3.2.8.3 </w:t>
+            </w:r>
+            <w:r>
+              <w:rPr>
+                <w:rFonts w:cs="Arial"/>
+                <w:b/>
+                <w:color w:val="000000"/>
+                <w:sz w:val="28"/>
+                <w:szCs w:val="32"/>
+              </w:rPr>
+              <w:t>– Kramam</w:t>
+            </w:r>
+          </w:p>
+          <w:p>
+            <w:pPr>
+              <w:widowControl w:val="0"/>
+              <w:tabs>
+                <w:tab w:val="left" w:pos="993"/>
+              </w:tabs>
+              <w:autoSpaceDE w:val="0"/>
+              <w:autoSpaceDN w:val="0"/>
+              <w:adjustRightInd w:val="0"/>
+              <w:spacing w:before="0" w:line="240" w:lineRule="auto"/>
+              <w:ind w:right="297"/>
+              <w:rPr>
+                <w:rFonts w:cs="Arial"/>
+                <w:b/>
+                <w:color w:val="000000"/>
+                <w:sz w:val="28"/>
+                <w:szCs w:val="32"/>
+                <w:lang w:val="en-IN"/>
+              </w:rPr>
+            </w:pPr>
+            <w:r>
+              <w:rPr>
+                <w:rFonts w:cs="Arial"/>
+                <w:b/>
+                <w:color w:val="000000"/>
+                <w:sz w:val="28"/>
+                <w:szCs w:val="32"/>
+                <w:lang w:val="en-IN"/>
+              </w:rPr>
+              <w:t xml:space="preserve">Krama Vaakyam No. - </w:t>
+            </w:r>
+            <w:r>
+              <w:rPr>
+                <w:rFonts w:cs="Arial"/>
+                <w:b/>
+                <w:color w:val="000000"/>
+                <w:sz w:val="28"/>
+                <w:szCs w:val="32"/>
+                <w:lang w:val="en-IN"/>
+              </w:rPr>
+              <w:t>3</w:t>
+            </w:r>
+            <w:r>
+              <w:rPr>
+                <w:rFonts w:cs="Arial"/>
+                <w:b/>
+                <w:color w:val="000000"/>
+                <w:sz w:val="28"/>
+                <w:szCs w:val="32"/>
+                <w:lang w:val="en-IN"/>
+              </w:rPr>
+              <w:t>5</w:t>
+            </w:r>
+          </w:p>
+          <w:p>
+            <w:pPr>
+              <w:widowControl w:val="0"/>
+              <w:tabs>
+                <w:tab w:val="left" w:pos="993"/>
+              </w:tabs>
+              <w:autoSpaceDE w:val="0"/>
+              <w:autoSpaceDN w:val="0"/>
+              <w:adjustRightInd w:val="0"/>
+              <w:spacing w:before="0" w:line="240" w:lineRule="auto"/>
+              <w:ind w:right="297"/>
+              <w:rPr>
+                <w:rFonts w:cs="Arial"/>
+                <w:b/>
+                <w:color w:val="000000"/>
+                <w:sz w:val="28"/>
+                <w:szCs w:val="32"/>
                 <w:lang w:val="it-IT"/>
               </w:rPr>
             </w:pPr>
@@ -343,7 +1425,7 @@
         </w:tc>
         <w:tc>
           <w:tcPr>
-            <w:tcW w:w="5245" w:type="dxa"/>
+            <w:tcW w:w="5103" w:type="dxa"/>
           </w:tcPr>
           <w:p>
             <w:pPr>
@@ -353,365 +1435,66 @@
               <w:adjustRightInd w:val="0"/>
               <w:spacing w:before="0" w:line="240" w:lineRule="auto"/>
               <w:rPr>
-                <w:rFonts w:ascii="BRH Malayalam Extra" w:hAnsi="BRH Malayalam Extra" w:cs="BRH Malayalam Extra"/>
-                <w:color w:val="000000"/>
-                <w:sz w:val="40"/>
-                <w:szCs w:val="40"/>
-                <w:lang w:val="it-IT"/>
-              </w:rPr>
-            </w:pPr>
-            <w:r>
-              <w:rPr>
-                <w:rFonts w:ascii="Latha" w:hAnsi="Latha" w:cs="Latha"/>
-                <w:sz w:val="28"/>
-                <w:szCs w:val="28"/>
-                <w:cs/>
-                <w:lang w:bidi="ta-IN"/>
-              </w:rPr>
-              <w:t>ய</w:t>
-            </w:r>
-            <w:r>
-              <w:rPr>
-                <w:rFonts w:ascii="BRH Tamil Tab Extra" w:hAnsi="BRH Tamil Tab Extra" w:cs="Latha"/>
-                <w:b/>
-                <w:sz w:val="32"/>
-                <w:szCs w:val="28"/>
-                <w:lang w:val="it-IT" w:bidi="ta-IN"/>
-              </w:rPr>
-              <w:t>…</w:t>
-            </w:r>
-            <w:r>
-              <w:rPr>
-                <w:rFonts w:ascii="Latha" w:hAnsi="Latha" w:cs="Latha"/>
-                <w:sz w:val="28"/>
-                <w:szCs w:val="28"/>
-                <w:cs/>
-                <w:lang w:bidi="ta-IN"/>
-              </w:rPr>
-              <w:t>ஜ்ஞகா</w:t>
-            </w:r>
-            <w:r>
-              <w:rPr>
-                <w:rFonts w:ascii="BRH Tamil Tab Extra" w:hAnsi="BRH Tamil Tab Extra" w:cs="Latha"/>
-                <w:b/>
-                <w:sz w:val="36"/>
-                <w:szCs w:val="28"/>
-                <w:lang w:val="it-IT" w:bidi="ta-IN"/>
-              </w:rPr>
-              <w:t>†</w:t>
-            </w:r>
-            <w:r>
-              <w:rPr>
-                <w:rFonts w:ascii="Latha" w:hAnsi="Latha" w:cs="Latha"/>
-                <w:sz w:val="28"/>
-                <w:szCs w:val="28"/>
-                <w:cs/>
-                <w:lang w:bidi="ta-IN"/>
-              </w:rPr>
-              <w:t>மா</w:t>
-            </w:r>
-            <w:r>
-              <w:rPr>
-                <w:rFonts w:ascii="Latha" w:hAnsi="Latha" w:cs="Latha"/>
-                <w:b/>
-                <w:bCs/>
-                <w:sz w:val="32"/>
-                <w:szCs w:val="32"/>
-                <w:cs/>
-                <w:lang w:bidi="ta-IN"/>
-              </w:rPr>
-              <w:t>:</w:t>
-            </w:r>
-            <w:r>
-              <w:rPr>
-                <w:rFonts w:ascii="Latha" w:hAnsi="Latha" w:cs="Latha"/>
-                <w:sz w:val="28"/>
-                <w:szCs w:val="28"/>
-                <w:cs/>
-                <w:lang w:bidi="ta-IN"/>
-              </w:rPr>
-              <w:t xml:space="preserve"> ஸுதே</w:t>
-            </w:r>
-            <w:r>
-              <w:rPr>
-                <w:rFonts w:ascii="BRH Tamil Tab Extra" w:hAnsi="BRH Tamil Tab Extra" w:cs="Latha"/>
-                <w:b/>
-                <w:sz w:val="32"/>
-                <w:szCs w:val="28"/>
-                <w:lang w:val="it-IT" w:bidi="ta-IN"/>
-              </w:rPr>
-              <w:t>…</w:t>
-            </w:r>
-            <w:r>
-              <w:rPr>
-                <w:rFonts w:ascii="Latha" w:hAnsi="Latha" w:cs="Latha"/>
-                <w:b/>
-                <w:bCs/>
-                <w:position w:val="-12"/>
-                <w:sz w:val="28"/>
-                <w:szCs w:val="28"/>
-                <w:cs/>
-                <w:lang w:bidi="ta-IN"/>
-              </w:rPr>
-              <w:t>3</w:t>
-            </w:r>
-            <w:r>
-              <w:rPr>
-                <w:rFonts w:ascii="Latha" w:hAnsi="Latha" w:cs="Latha"/>
-                <w:sz w:val="28"/>
-                <w:szCs w:val="28"/>
-                <w:cs/>
-                <w:lang w:bidi="ta-IN"/>
-              </w:rPr>
-              <w:t>வா</w:t>
-            </w:r>
-            <w:r>
-              <w:rPr>
-                <w:rFonts w:ascii="Latha" w:hAnsi="Latha" w:cs="Latha"/>
-                <w:b/>
-                <w:bCs/>
-                <w:sz w:val="32"/>
-                <w:szCs w:val="32"/>
-                <w:cs/>
-                <w:lang w:bidi="ta-IN"/>
-              </w:rPr>
-              <w:t>:</w:t>
-            </w:r>
-            <w:r>
-              <w:rPr>
-                <w:rFonts w:ascii="Latha" w:hAnsi="Latha" w:cs="Latha"/>
-                <w:sz w:val="28"/>
-                <w:szCs w:val="28"/>
-                <w:cs/>
-                <w:lang w:bidi="ta-IN"/>
-              </w:rPr>
-              <w:t xml:space="preserve"> </w:t>
-            </w:r>
-            <w:r>
-              <w:rPr>
-                <w:rFonts w:ascii="Latha" w:hAnsi="Latha" w:cs="Latha"/>
-                <w:sz w:val="28"/>
-                <w:szCs w:val="28"/>
-                <w:lang w:val="it-IT" w:bidi="ta-IN"/>
-              </w:rPr>
-              <w:t xml:space="preserve">| </w:t>
-            </w:r>
-            <w:r>
-              <w:rPr>
-                <w:rFonts w:ascii="Latha" w:hAnsi="Latha" w:cs="Latha"/>
-                <w:sz w:val="28"/>
-                <w:szCs w:val="28"/>
-                <w:cs/>
-                <w:lang w:bidi="ta-IN"/>
-              </w:rPr>
-              <w:t>ய</w:t>
-            </w:r>
-            <w:r>
-              <w:rPr>
-                <w:rFonts w:ascii="BRH Tamil Tab Extra" w:hAnsi="BRH Tamil Tab Extra" w:cs="Latha"/>
-                <w:b/>
-                <w:sz w:val="32"/>
-                <w:szCs w:val="28"/>
-                <w:lang w:val="it-IT" w:bidi="ta-IN"/>
-              </w:rPr>
-              <w:t>…</w:t>
-            </w:r>
-            <w:r>
-              <w:rPr>
-                <w:rFonts w:ascii="Latha" w:hAnsi="Latha" w:cs="Latha"/>
-                <w:sz w:val="28"/>
-                <w:szCs w:val="28"/>
-                <w:cs/>
-                <w:lang w:bidi="ta-IN"/>
-              </w:rPr>
-              <w:t>ஜ்ஞகா</w:t>
-            </w:r>
-            <w:r>
-              <w:rPr>
-                <w:rFonts w:ascii="BRH Tamil Tab Extra" w:hAnsi="BRH Tamil Tab Extra" w:cs="Latha"/>
-                <w:b/>
-                <w:sz w:val="36"/>
-                <w:szCs w:val="28"/>
-                <w:highlight w:val="yellow"/>
-                <w:lang w:val="it-IT" w:bidi="ta-IN"/>
-              </w:rPr>
-              <w:t>†</w:t>
-            </w:r>
-            <w:r>
-              <w:rPr>
-                <w:rFonts w:ascii="Latha" w:hAnsi="Latha" w:cs="Latha"/>
-                <w:sz w:val="28"/>
-                <w:szCs w:val="28"/>
-                <w:highlight w:val="yellow"/>
-                <w:cs/>
-                <w:lang w:bidi="ta-IN"/>
-              </w:rPr>
-              <w:t>ம</w:t>
-            </w:r>
-            <w:r>
-              <w:rPr>
-                <w:rFonts w:ascii="BRH Tamil Tab Extra" w:hAnsi="BRH Tamil Tab Extra" w:cs="Latha"/>
-                <w:b/>
-                <w:sz w:val="32"/>
-                <w:szCs w:val="28"/>
-                <w:lang w:val="it-IT" w:bidi="ta-IN"/>
-              </w:rPr>
-              <w:t>…</w:t>
-            </w:r>
-            <w:r>
-              <w:rPr>
-                <w:rFonts w:ascii="Latha" w:hAnsi="Latha" w:cs="Latha"/>
-                <w:sz w:val="28"/>
-                <w:szCs w:val="28"/>
-                <w:lang w:val="it-IT" w:bidi="ta-IN"/>
-              </w:rPr>
-              <w:t xml:space="preserve"> </w:t>
-            </w:r>
-            <w:r>
-              <w:rPr>
-                <w:rFonts w:ascii="Latha" w:hAnsi="Latha" w:cs="Latha"/>
-                <w:sz w:val="28"/>
-                <w:szCs w:val="28"/>
-                <w:cs/>
-                <w:lang w:bidi="ta-IN"/>
-              </w:rPr>
-              <w:t>இதி</w:t>
-            </w:r>
-            <w:r>
-              <w:rPr>
-                <w:rFonts w:ascii="BRH Tamil Tab Extra" w:hAnsi="BRH Tamil Tab Extra" w:cs="Latha"/>
-                <w:b/>
-                <w:sz w:val="36"/>
-                <w:szCs w:val="28"/>
-                <w:lang w:val="it-IT" w:bidi="ta-IN"/>
-              </w:rPr>
-              <w:t>†</w:t>
-            </w:r>
-            <w:r>
-              <w:rPr>
-                <w:rFonts w:ascii="Latha" w:hAnsi="Latha" w:cs="Latha"/>
-                <w:sz w:val="28"/>
-                <w:szCs w:val="28"/>
-                <w:lang w:val="it-IT" w:bidi="ta-IN"/>
-              </w:rPr>
-              <w:t xml:space="preserve"> </w:t>
-            </w:r>
-            <w:r>
-              <w:rPr>
-                <w:rFonts w:ascii="Latha" w:hAnsi="Latha" w:cs="Latha"/>
-                <w:sz w:val="28"/>
-                <w:szCs w:val="28"/>
-                <w:cs/>
-                <w:lang w:bidi="ta-IN"/>
-              </w:rPr>
-              <w:t>ய</w:t>
-            </w:r>
-            <w:r>
-              <w:rPr>
-                <w:rFonts w:ascii="BRH Tamil Tab Extra" w:hAnsi="BRH Tamil Tab Extra" w:cs="Latha"/>
-                <w:b/>
-                <w:sz w:val="32"/>
-                <w:szCs w:val="28"/>
-                <w:lang w:val="it-IT" w:bidi="ta-IN"/>
-              </w:rPr>
-              <w:t>…</w:t>
-            </w:r>
-            <w:r>
-              <w:rPr>
-                <w:rFonts w:ascii="Latha" w:hAnsi="Latha" w:cs="Latha"/>
-                <w:sz w:val="28"/>
-                <w:szCs w:val="28"/>
-                <w:cs/>
-                <w:lang w:bidi="ta-IN"/>
-              </w:rPr>
-              <w:t xml:space="preserve">ஜ்ஞ </w:t>
-            </w:r>
-            <w:r>
-              <w:rPr>
-                <w:rFonts w:ascii="Latha" w:hAnsi="Latha" w:cs="Latha"/>
-                <w:sz w:val="28"/>
-                <w:szCs w:val="28"/>
-                <w:lang w:val="it-IT" w:bidi="ta-IN"/>
-              </w:rPr>
-              <w:t xml:space="preserve">- </w:t>
-            </w:r>
-            <w:r>
-              <w:rPr>
-                <w:rFonts w:ascii="Latha" w:hAnsi="Latha" w:cs="Latha"/>
-                <w:sz w:val="28"/>
-                <w:szCs w:val="28"/>
-                <w:cs/>
-                <w:lang w:bidi="ta-IN"/>
-              </w:rPr>
-              <w:t>கா</w:t>
-            </w:r>
-            <w:r>
-              <w:rPr>
-                <w:rFonts w:ascii="BRH Tamil Tab Extra" w:hAnsi="BRH Tamil Tab Extra" w:cs="Latha"/>
-                <w:b/>
-                <w:sz w:val="32"/>
-                <w:szCs w:val="28"/>
-                <w:lang w:val="it-IT" w:bidi="ta-IN"/>
-              </w:rPr>
-              <w:t>…</w:t>
-            </w:r>
-            <w:r>
-              <w:rPr>
-                <w:rFonts w:ascii="Latha" w:hAnsi="Latha" w:cs="Latha"/>
-                <w:sz w:val="28"/>
-                <w:szCs w:val="28"/>
-                <w:cs/>
-                <w:lang w:bidi="ta-IN"/>
-              </w:rPr>
-              <w:t>மா</w:t>
-            </w:r>
-            <w:r>
-              <w:rPr>
-                <w:rFonts w:ascii="BRH Tamil Tab Extra" w:hAnsi="BRH Tamil Tab Extra" w:cs="Latha"/>
-                <w:b/>
-                <w:sz w:val="32"/>
-                <w:szCs w:val="28"/>
-                <w:lang w:val="it-IT" w:bidi="ta-IN"/>
-              </w:rPr>
-              <w:t>…</w:t>
-            </w:r>
-            <w:r>
-              <w:rPr>
-                <w:rFonts w:ascii="Latha" w:hAnsi="Latha" w:cs="Latha"/>
-                <w:b/>
-                <w:bCs/>
-                <w:sz w:val="32"/>
-                <w:szCs w:val="32"/>
-                <w:cs/>
-                <w:lang w:bidi="ta-IN"/>
-              </w:rPr>
-              <w:t>:</w:t>
-            </w:r>
-            <w:r>
-              <w:rPr>
-                <w:rFonts w:ascii="Latha" w:hAnsi="Latha" w:cs="Latha"/>
-                <w:sz w:val="28"/>
-                <w:szCs w:val="28"/>
-                <w:cs/>
-                <w:lang w:bidi="ta-IN"/>
-              </w:rPr>
-              <w:t xml:space="preserve"> </w:t>
-            </w:r>
-            <w:r>
-              <w:rPr>
-                <w:rFonts w:ascii="Latha" w:hAnsi="Latha" w:cs="Latha"/>
-                <w:sz w:val="28"/>
-                <w:szCs w:val="28"/>
-                <w:lang w:val="it-IT" w:bidi="ta-IN"/>
-              </w:rPr>
-              <w:t>|</w:t>
-            </w:r>
-          </w:p>
-        </w:tc>
-        <w:tc>
-          <w:tcPr>
-            <w:tcW w:w="5386" w:type="dxa"/>
-          </w:tcPr>
+                <w:rFonts w:ascii="BRH Devanagari Extra" w:hAnsi="BRH Devanagari Extra" w:cs="BRH Devanagari Extra"/>
+                <w:color w:val="000000"/>
+                <w:sz w:val="40"/>
+                <w:szCs w:val="40"/>
+                <w:lang w:val="it-IT"/>
+              </w:rPr>
+            </w:pPr>
+            <w:r>
+              <w:rPr>
+                <w:rFonts w:ascii="BRH Devanagari Extra" w:hAnsi="BRH Devanagari Extra" w:cs="BRH Devanagari Extra"/>
+                <w:color w:val="000000"/>
+                <w:sz w:val="40"/>
+                <w:szCs w:val="40"/>
+                <w:lang w:val="it-IT"/>
+              </w:rPr>
+              <w:t>rÉ</w:t>
+            </w:r>
+            <w:r>
+              <w:rPr>
+                <w:rFonts w:ascii="BRH Malayalam Extra" w:hAnsi="BRH Malayalam Extra" w:cs="BRH Devanagari Extra"/>
+                <w:b/>
+                <w:color w:val="000000"/>
+                <w:sz w:val="32"/>
+                <w:szCs w:val="40"/>
+                <w:lang w:val="it-IT"/>
+              </w:rPr>
+              <w:t>–</w:t>
+            </w:r>
+            <w:r>
+              <w:rPr>
+                <w:rFonts w:ascii="BRH Devanagari Extra" w:hAnsi="BRH Devanagari Extra" w:cs="BRH Devanagari Extra"/>
+                <w:color w:val="000000"/>
+                <w:sz w:val="40"/>
+                <w:szCs w:val="40"/>
+                <w:lang w:val="it-IT"/>
+              </w:rPr>
+              <w:t>¥ÉMüÉþqÉÉÈ xÉÑSå</w:t>
+            </w:r>
+            <w:r>
+              <w:rPr>
+                <w:rFonts w:ascii="BRH Malayalam Extra" w:hAnsi="BRH Malayalam Extra" w:cs="BRH Devanagari Extra"/>
+                <w:b/>
+                <w:color w:val="000000"/>
+                <w:sz w:val="32"/>
+                <w:szCs w:val="40"/>
+                <w:lang w:val="it-IT"/>
+              </w:rPr>
+              <w:t>–</w:t>
+            </w:r>
+            <w:r>
+              <w:rPr>
+                <w:rFonts w:ascii="BRH Devanagari Extra" w:hAnsi="BRH Devanagari Extra" w:cs="BRH Devanagari Extra"/>
+                <w:color w:val="000000"/>
+                <w:sz w:val="40"/>
+                <w:szCs w:val="40"/>
+                <w:lang w:val="it-IT"/>
+              </w:rPr>
+              <w:t xml:space="preserve">uÉÉÈ | </w:t>
+            </w:r>
+          </w:p>
           <w:p>
             <w:pPr>
               <w:widowControl w:val="0"/>
@@ -729,375 +1512,360 @@
             </w:pPr>
             <w:r>
               <w:rPr>
-                <w:rFonts w:ascii="Latha" w:hAnsi="Latha" w:cs="Latha"/>
-                <w:sz w:val="28"/>
-                <w:szCs w:val="28"/>
-                <w:cs/>
-                <w:lang w:bidi="ta-IN"/>
-              </w:rPr>
-              <w:t>ய</w:t>
-            </w:r>
-            <w:r>
-              <w:rPr>
-                <w:rFonts w:ascii="BRH Tamil Tab Extra" w:hAnsi="BRH Tamil Tab Extra" w:cs="Latha"/>
-                <w:b/>
-                <w:sz w:val="32"/>
-                <w:szCs w:val="28"/>
-                <w:lang w:val="it-IT" w:bidi="ta-IN"/>
-              </w:rPr>
-              <w:t>…</w:t>
-            </w:r>
-            <w:r>
-              <w:rPr>
-                <w:rFonts w:ascii="Latha" w:hAnsi="Latha" w:cs="Latha"/>
-                <w:sz w:val="28"/>
-                <w:szCs w:val="28"/>
-                <w:cs/>
-                <w:lang w:bidi="ta-IN"/>
-              </w:rPr>
-              <w:t>ஜ்ஞகா</w:t>
-            </w:r>
-            <w:r>
-              <w:rPr>
-                <w:rFonts w:ascii="BRH Tamil Tab Extra" w:hAnsi="BRH Tamil Tab Extra" w:cs="Latha"/>
-                <w:b/>
-                <w:sz w:val="36"/>
-                <w:szCs w:val="28"/>
-                <w:lang w:val="it-IT" w:bidi="ta-IN"/>
-              </w:rPr>
-              <w:t>†</w:t>
-            </w:r>
-            <w:r>
-              <w:rPr>
-                <w:rFonts w:ascii="Latha" w:hAnsi="Latha" w:cs="Latha"/>
-                <w:sz w:val="28"/>
-                <w:szCs w:val="28"/>
-                <w:cs/>
-                <w:lang w:bidi="ta-IN"/>
-              </w:rPr>
-              <w:t>மா</w:t>
-            </w:r>
-            <w:r>
-              <w:rPr>
-                <w:rFonts w:ascii="Latha" w:hAnsi="Latha" w:cs="Latha"/>
-                <w:b/>
-                <w:bCs/>
-                <w:sz w:val="32"/>
-                <w:szCs w:val="32"/>
-                <w:cs/>
-                <w:lang w:bidi="ta-IN"/>
-              </w:rPr>
-              <w:t>:</w:t>
-            </w:r>
-            <w:r>
-              <w:rPr>
-                <w:rFonts w:ascii="Latha" w:hAnsi="Latha" w:cs="Latha"/>
-                <w:sz w:val="28"/>
-                <w:szCs w:val="28"/>
-                <w:cs/>
-                <w:lang w:bidi="ta-IN"/>
-              </w:rPr>
-              <w:t xml:space="preserve"> ஸுதே</w:t>
-            </w:r>
-            <w:r>
-              <w:rPr>
-                <w:rFonts w:ascii="BRH Tamil Tab Extra" w:hAnsi="BRH Tamil Tab Extra" w:cs="Latha"/>
-                <w:b/>
-                <w:sz w:val="32"/>
-                <w:szCs w:val="28"/>
-                <w:lang w:val="it-IT" w:bidi="ta-IN"/>
-              </w:rPr>
-              <w:t>…</w:t>
-            </w:r>
-            <w:r>
-              <w:rPr>
-                <w:rFonts w:ascii="Latha" w:hAnsi="Latha" w:cs="Latha"/>
-                <w:b/>
-                <w:bCs/>
-                <w:position w:val="-12"/>
-                <w:sz w:val="28"/>
-                <w:szCs w:val="28"/>
-                <w:cs/>
-                <w:lang w:bidi="ta-IN"/>
-              </w:rPr>
-              <w:t>3</w:t>
-            </w:r>
-            <w:r>
-              <w:rPr>
-                <w:rFonts w:ascii="Latha" w:hAnsi="Latha" w:cs="Latha"/>
-                <w:sz w:val="28"/>
-                <w:szCs w:val="28"/>
-                <w:cs/>
-                <w:lang w:bidi="ta-IN"/>
-              </w:rPr>
-              <w:t>வா</w:t>
-            </w:r>
-            <w:r>
-              <w:rPr>
-                <w:rFonts w:ascii="Latha" w:hAnsi="Latha" w:cs="Latha"/>
-                <w:b/>
-                <w:bCs/>
-                <w:sz w:val="32"/>
-                <w:szCs w:val="32"/>
-                <w:cs/>
-                <w:lang w:bidi="ta-IN"/>
-              </w:rPr>
-              <w:t>:</w:t>
-            </w:r>
-            <w:r>
-              <w:rPr>
-                <w:rFonts w:ascii="Latha" w:hAnsi="Latha" w:cs="Latha"/>
-                <w:sz w:val="28"/>
-                <w:szCs w:val="28"/>
-                <w:cs/>
-                <w:lang w:bidi="ta-IN"/>
-              </w:rPr>
-              <w:t xml:space="preserve"> </w:t>
-            </w:r>
-            <w:r>
-              <w:rPr>
-                <w:rFonts w:ascii="Latha" w:hAnsi="Latha" w:cs="Latha"/>
-                <w:sz w:val="28"/>
-                <w:szCs w:val="28"/>
-                <w:lang w:val="it-IT" w:bidi="ta-IN"/>
-              </w:rPr>
-              <w:t xml:space="preserve">| </w:t>
-            </w:r>
-            <w:r>
-              <w:rPr>
-                <w:rFonts w:ascii="Latha" w:hAnsi="Latha" w:cs="Latha"/>
-                <w:sz w:val="28"/>
-                <w:szCs w:val="28"/>
-                <w:cs/>
-                <w:lang w:bidi="ta-IN"/>
-              </w:rPr>
-              <w:t>ய</w:t>
-            </w:r>
-            <w:r>
-              <w:rPr>
-                <w:rFonts w:ascii="BRH Tamil Tab Extra" w:hAnsi="BRH Tamil Tab Extra" w:cs="Latha"/>
-                <w:b/>
-                <w:sz w:val="32"/>
-                <w:szCs w:val="28"/>
-                <w:lang w:val="it-IT" w:bidi="ta-IN"/>
-              </w:rPr>
-              <w:t>…</w:t>
-            </w:r>
-            <w:r>
-              <w:rPr>
-                <w:rFonts w:ascii="Latha" w:hAnsi="Latha" w:cs="Latha"/>
-                <w:sz w:val="28"/>
-                <w:szCs w:val="28"/>
-                <w:cs/>
-                <w:lang w:bidi="ta-IN"/>
-              </w:rPr>
-              <w:t>ஜ்ஞகா</w:t>
-            </w:r>
-            <w:r>
-              <w:rPr>
-                <w:rFonts w:ascii="BRH Tamil Tab Extra" w:hAnsi="BRH Tamil Tab Extra" w:cs="Latha"/>
-                <w:b/>
-                <w:sz w:val="36"/>
-                <w:szCs w:val="28"/>
-                <w:lang w:val="it-IT" w:bidi="ta-IN"/>
-              </w:rPr>
-              <w:t>††</w:t>
-            </w:r>
-            <w:r>
-              <w:rPr>
-                <w:rFonts w:ascii="Latha" w:hAnsi="Latha" w:cs="Latha"/>
-                <w:sz w:val="28"/>
-                <w:szCs w:val="28"/>
+                <w:rFonts w:ascii="BRH Devanagari Extra" w:hAnsi="BRH Devanagari Extra" w:cs="BRH Devanagari Extra"/>
+                <w:color w:val="000000"/>
+                <w:sz w:val="40"/>
+                <w:szCs w:val="40"/>
+                <w:lang w:val="it-IT"/>
+              </w:rPr>
+              <w:t>rÉ</w:t>
+            </w:r>
+            <w:r>
+              <w:rPr>
+                <w:rFonts w:ascii="BRH Malayalam Extra" w:hAnsi="BRH Malayalam Extra" w:cs="BRH Devanagari Extra"/>
+                <w:b/>
+                <w:color w:val="000000"/>
+                <w:sz w:val="32"/>
+                <w:szCs w:val="40"/>
+                <w:lang w:val="it-IT"/>
+              </w:rPr>
+              <w:t>–</w:t>
+            </w:r>
+            <w:r>
+              <w:rPr>
+                <w:rFonts w:ascii="BRH Devanagari Extra" w:hAnsi="BRH Devanagari Extra" w:cs="BRH Devanagari Extra"/>
+                <w:color w:val="000000"/>
+                <w:sz w:val="40"/>
+                <w:szCs w:val="40"/>
+                <w:lang w:val="it-IT"/>
+              </w:rPr>
+              <w:t>¥ÉMüÉ</w:t>
+            </w:r>
+            <w:r>
+              <w:rPr>
+                <w:rFonts w:ascii="BRH Devanagari Extra" w:hAnsi="BRH Devanagari Extra" w:cs="BRH Devanagari Extra"/>
+                <w:color w:val="000000"/>
+                <w:sz w:val="40"/>
+                <w:szCs w:val="40"/>
                 <w:highlight w:val="green"/>
-                <w:cs/>
-                <w:lang w:bidi="ta-IN"/>
-              </w:rPr>
-              <w:t>மா</w:t>
-            </w:r>
-            <w:r>
-              <w:rPr>
-                <w:rFonts w:ascii="BRH Tamil Tab Extra" w:hAnsi="BRH Tamil Tab Extra" w:cs="Latha"/>
-                <w:b/>
-                <w:sz w:val="32"/>
-                <w:szCs w:val="28"/>
-                <w:lang w:val="it-IT" w:bidi="ta-IN"/>
-              </w:rPr>
-              <w:t>…</w:t>
-            </w:r>
-            <w:r>
-              <w:rPr>
-                <w:rFonts w:ascii="Latha" w:hAnsi="Latha" w:cs="Latha"/>
-                <w:sz w:val="28"/>
-                <w:szCs w:val="28"/>
-                <w:lang w:val="it-IT" w:bidi="ta-IN"/>
-              </w:rPr>
-              <w:t xml:space="preserve"> </w:t>
-            </w:r>
-            <w:r>
-              <w:rPr>
-                <w:rFonts w:ascii="Latha" w:hAnsi="Latha" w:cs="Latha"/>
-                <w:sz w:val="28"/>
-                <w:szCs w:val="28"/>
-                <w:cs/>
-                <w:lang w:bidi="ta-IN"/>
-              </w:rPr>
-              <w:t>இதி</w:t>
-            </w:r>
-            <w:r>
-              <w:rPr>
-                <w:rFonts w:ascii="BRH Tamil Tab Extra" w:hAnsi="BRH Tamil Tab Extra" w:cs="Latha"/>
-                <w:b/>
-                <w:sz w:val="36"/>
-                <w:szCs w:val="28"/>
-                <w:lang w:val="it-IT" w:bidi="ta-IN"/>
-              </w:rPr>
-              <w:t>†</w:t>
-            </w:r>
-            <w:r>
-              <w:rPr>
-                <w:rFonts w:ascii="Latha" w:hAnsi="Latha" w:cs="Latha"/>
-                <w:sz w:val="28"/>
-                <w:szCs w:val="28"/>
-                <w:lang w:val="it-IT" w:bidi="ta-IN"/>
-              </w:rPr>
-              <w:t xml:space="preserve"> </w:t>
-            </w:r>
-            <w:r>
-              <w:rPr>
-                <w:rFonts w:ascii="Latha" w:hAnsi="Latha" w:cs="Latha"/>
-                <w:sz w:val="28"/>
-                <w:szCs w:val="28"/>
-                <w:cs/>
-                <w:lang w:bidi="ta-IN"/>
-              </w:rPr>
-              <w:t>ய</w:t>
-            </w:r>
-            <w:r>
-              <w:rPr>
-                <w:rFonts w:ascii="BRH Tamil Tab Extra" w:hAnsi="BRH Tamil Tab Extra" w:cs="Latha"/>
-                <w:b/>
-                <w:sz w:val="32"/>
-                <w:szCs w:val="28"/>
-                <w:lang w:val="it-IT" w:bidi="ta-IN"/>
-              </w:rPr>
-              <w:t>…</w:t>
-            </w:r>
-            <w:r>
-              <w:rPr>
-                <w:rFonts w:ascii="Latha" w:hAnsi="Latha" w:cs="Latha"/>
-                <w:sz w:val="28"/>
-                <w:szCs w:val="28"/>
-                <w:cs/>
-                <w:lang w:bidi="ta-IN"/>
-              </w:rPr>
-              <w:t>ஜ்ஞ</w:t>
-            </w:r>
-            <w:r>
-              <w:rPr>
-                <w:rFonts w:ascii="Latha" w:hAnsi="Latha" w:cs="Latha"/>
-                <w:sz w:val="28"/>
-                <w:szCs w:val="28"/>
-                <w:lang w:val="it-IT" w:bidi="ta-IN"/>
-              </w:rPr>
-              <w:t>-</w:t>
-            </w:r>
-            <w:r>
-              <w:rPr>
-                <w:rFonts w:ascii="Latha" w:hAnsi="Latha" w:cs="Latha"/>
-                <w:sz w:val="28"/>
-                <w:szCs w:val="28"/>
-                <w:lang w:val="it-IT" w:bidi="ta-IN"/>
-              </w:rPr>
-              <w:t>-</w:t>
-            </w:r>
-            <w:r>
-              <w:rPr>
-                <w:rFonts w:ascii="Latha" w:hAnsi="Latha" w:cs="Latha"/>
-                <w:sz w:val="28"/>
-                <w:szCs w:val="28"/>
-                <w:cs/>
-                <w:lang w:bidi="ta-IN"/>
-              </w:rPr>
-              <w:t>கா</w:t>
-            </w:r>
-            <w:r>
-              <w:rPr>
-                <w:rFonts w:ascii="BRH Tamil Tab Extra" w:hAnsi="BRH Tamil Tab Extra" w:cs="Latha"/>
-                <w:b/>
-                <w:sz w:val="32"/>
-                <w:szCs w:val="28"/>
-                <w:lang w:val="it-IT" w:bidi="ta-IN"/>
-              </w:rPr>
-              <w:t>…</w:t>
-            </w:r>
-            <w:r>
-              <w:rPr>
-                <w:rFonts w:ascii="Latha" w:hAnsi="Latha" w:cs="Latha"/>
-                <w:sz w:val="28"/>
-                <w:szCs w:val="28"/>
-                <w:cs/>
-                <w:lang w:bidi="ta-IN"/>
-              </w:rPr>
-              <w:t>மா</w:t>
-            </w:r>
-            <w:r>
-              <w:rPr>
-                <w:rFonts w:ascii="BRH Tamil Tab Extra" w:hAnsi="BRH Tamil Tab Extra" w:cs="Latha"/>
-                <w:b/>
-                <w:sz w:val="32"/>
-                <w:szCs w:val="28"/>
-                <w:lang w:val="it-IT" w:bidi="ta-IN"/>
-              </w:rPr>
-              <w:t>…</w:t>
-            </w:r>
-            <w:r>
-              <w:rPr>
-                <w:rFonts w:ascii="Latha" w:hAnsi="Latha" w:cs="Latha"/>
-                <w:b/>
-                <w:bCs/>
-                <w:sz w:val="32"/>
-                <w:szCs w:val="32"/>
-                <w:cs/>
-                <w:lang w:bidi="ta-IN"/>
-              </w:rPr>
-              <w:t>:</w:t>
-            </w:r>
-            <w:r>
-              <w:rPr>
-                <w:rFonts w:ascii="Latha" w:hAnsi="Latha" w:cs="Latha"/>
-                <w:sz w:val="28"/>
-                <w:szCs w:val="28"/>
-                <w:cs/>
-                <w:lang w:bidi="ta-IN"/>
-              </w:rPr>
-              <w:t xml:space="preserve"> </w:t>
-            </w:r>
-            <w:r>
-              <w:rPr>
-                <w:rFonts w:ascii="Latha" w:hAnsi="Latha" w:cs="Latha"/>
-                <w:sz w:val="28"/>
-                <w:szCs w:val="28"/>
-                <w:lang w:val="it-IT" w:bidi="ta-IN"/>
-              </w:rPr>
-              <w:t>|</w:t>
+                <w:lang w:val="it-IT"/>
+              </w:rPr>
+              <w:t>þ</w:t>
+            </w:r>
+            <w:r>
+              <w:rPr>
+                <w:rFonts w:ascii="BRH Devanagari Extra" w:hAnsi="BRH Devanagari Extra" w:cs="BRH Devanagari Extra"/>
+                <w:color w:val="000000"/>
+                <w:sz w:val="40"/>
+                <w:szCs w:val="40"/>
+                <w:highlight w:val="yellow"/>
+                <w:lang w:val="it-IT"/>
+              </w:rPr>
+              <w:t>qÉ</w:t>
+            </w:r>
+            <w:r>
+              <w:rPr>
+                <w:rFonts w:ascii="BRH Malayalam Extra" w:hAnsi="BRH Malayalam Extra" w:cs="BRH Devanagari Extra"/>
+                <w:b/>
+                <w:color w:val="000000"/>
+                <w:sz w:val="32"/>
+                <w:szCs w:val="40"/>
+                <w:lang w:val="it-IT"/>
+              </w:rPr>
+              <w:t>–</w:t>
+            </w:r>
+            <w:r>
+              <w:rPr>
+                <w:rFonts w:ascii="BRH Devanagari Extra" w:hAnsi="BRH Devanagari Extra" w:cs="BRH Devanagari Extra"/>
+                <w:color w:val="000000"/>
+                <w:sz w:val="40"/>
+                <w:szCs w:val="40"/>
+                <w:lang w:val="it-IT"/>
+              </w:rPr>
+              <w:t xml:space="preserve"> CÌiÉþ rÉ</w:t>
+            </w:r>
+            <w:r>
+              <w:rPr>
+                <w:rFonts w:ascii="BRH Malayalam Extra" w:hAnsi="BRH Malayalam Extra" w:cs="BRH Devanagari Extra"/>
+                <w:b/>
+                <w:color w:val="000000"/>
+                <w:sz w:val="32"/>
+                <w:szCs w:val="40"/>
+                <w:lang w:val="it-IT"/>
+              </w:rPr>
+              <w:t>–</w:t>
+            </w:r>
+            <w:r>
+              <w:rPr>
+                <w:rFonts w:ascii="BRH Devanagari Extra" w:hAnsi="BRH Devanagari Extra" w:cs="BRH Devanagari Extra"/>
+                <w:color w:val="000000"/>
+                <w:sz w:val="40"/>
+                <w:szCs w:val="40"/>
+                <w:lang w:val="it-IT"/>
+              </w:rPr>
+              <w:t>¥É - MüÉ</w:t>
+            </w:r>
+            <w:r>
+              <w:rPr>
+                <w:rFonts w:ascii="BRH Malayalam Extra" w:hAnsi="BRH Malayalam Extra" w:cs="BRH Devanagari Extra"/>
+                <w:b/>
+                <w:color w:val="000000"/>
+                <w:sz w:val="32"/>
+                <w:szCs w:val="40"/>
+                <w:lang w:val="it-IT"/>
+              </w:rPr>
+              <w:t>–</w:t>
+            </w:r>
+            <w:r>
+              <w:rPr>
+                <w:rFonts w:ascii="BRH Devanagari Extra" w:hAnsi="BRH Devanagari Extra" w:cs="BRH Devanagari Extra"/>
+                <w:color w:val="000000"/>
+                <w:sz w:val="40"/>
+                <w:szCs w:val="40"/>
+                <w:lang w:val="it-IT"/>
+              </w:rPr>
+              <w:t>qÉÉ</w:t>
+            </w:r>
+            <w:r>
+              <w:rPr>
+                <w:rFonts w:ascii="BRH Malayalam Extra" w:hAnsi="BRH Malayalam Extra" w:cs="BRH Devanagari Extra"/>
+                <w:b/>
+                <w:color w:val="000000"/>
+                <w:sz w:val="32"/>
+                <w:szCs w:val="40"/>
+                <w:lang w:val="it-IT"/>
+              </w:rPr>
+              <w:t>–</w:t>
+            </w:r>
+            <w:r>
+              <w:rPr>
+                <w:rFonts w:ascii="BRH Devanagari Extra" w:hAnsi="BRH Devanagari Extra" w:cs="BRH Devanagari Extra"/>
+                <w:color w:val="000000"/>
+                <w:sz w:val="40"/>
+                <w:szCs w:val="40"/>
+                <w:lang w:val="it-IT"/>
+              </w:rPr>
+              <w:t>È |</w:t>
+            </w:r>
+          </w:p>
+        </w:tc>
+        <w:tc>
+          <w:tcPr>
+            <w:tcW w:w="5812" w:type="dxa"/>
+          </w:tcPr>
+          <w:p>
+            <w:pPr>
+              <w:widowControl w:val="0"/>
+              <w:autoSpaceDE w:val="0"/>
+              <w:autoSpaceDN w:val="0"/>
+              <w:adjustRightInd w:val="0"/>
+              <w:spacing w:before="0" w:line="240" w:lineRule="auto"/>
+              <w:rPr>
+                <w:rFonts w:ascii="BRH Devanagari Extra" w:hAnsi="BRH Devanagari Extra" w:cs="BRH Devanagari Extra"/>
+                <w:color w:val="000000"/>
+                <w:sz w:val="40"/>
+                <w:szCs w:val="40"/>
+                <w:lang w:val="it-IT"/>
+              </w:rPr>
+            </w:pPr>
+            <w:r>
+              <w:rPr>
+                <w:rFonts w:ascii="BRH Devanagari Extra" w:hAnsi="BRH Devanagari Extra" w:cs="BRH Devanagari Extra"/>
+                <w:color w:val="000000"/>
+                <w:sz w:val="40"/>
+                <w:szCs w:val="40"/>
+                <w:lang w:val="it-IT"/>
+              </w:rPr>
+              <w:t>rÉ</w:t>
+            </w:r>
+            <w:r>
+              <w:rPr>
+                <w:rFonts w:ascii="BRH Malayalam Extra" w:hAnsi="BRH Malayalam Extra" w:cs="BRH Devanagari Extra"/>
+                <w:b/>
+                <w:color w:val="000000"/>
+                <w:sz w:val="32"/>
+                <w:szCs w:val="40"/>
+                <w:lang w:val="it-IT"/>
+              </w:rPr>
+              <w:t>–</w:t>
+            </w:r>
+            <w:r>
+              <w:rPr>
+                <w:rFonts w:ascii="BRH Devanagari Extra" w:hAnsi="BRH Devanagari Extra" w:cs="BRH Devanagari Extra"/>
+                <w:color w:val="000000"/>
+                <w:sz w:val="40"/>
+                <w:szCs w:val="40"/>
+                <w:lang w:val="it-IT"/>
+              </w:rPr>
+              <w:t>¥ÉMüÉþqÉÉÈ xÉÑSå</w:t>
+            </w:r>
+            <w:r>
+              <w:rPr>
+                <w:rFonts w:ascii="BRH Malayalam Extra" w:hAnsi="BRH Malayalam Extra" w:cs="BRH Devanagari Extra"/>
+                <w:b/>
+                <w:color w:val="000000"/>
+                <w:sz w:val="32"/>
+                <w:szCs w:val="40"/>
+                <w:lang w:val="it-IT"/>
+              </w:rPr>
+              <w:t>–</w:t>
+            </w:r>
+            <w:r>
+              <w:rPr>
+                <w:rFonts w:ascii="BRH Devanagari Extra" w:hAnsi="BRH Devanagari Extra" w:cs="BRH Devanagari Extra"/>
+                <w:color w:val="000000"/>
+                <w:sz w:val="40"/>
+                <w:szCs w:val="40"/>
+                <w:lang w:val="it-IT"/>
+              </w:rPr>
+              <w:t xml:space="preserve">uÉÉÈ | </w:t>
+            </w:r>
+          </w:p>
+          <w:p>
+            <w:pPr>
+              <w:widowControl w:val="0"/>
+              <w:autoSpaceDE w:val="0"/>
+              <w:autoSpaceDN w:val="0"/>
+              <w:adjustRightInd w:val="0"/>
+              <w:spacing w:before="0" w:line="240" w:lineRule="auto"/>
+              <w:rPr>
+                <w:rFonts w:ascii="BRH Malayalam Extra" w:hAnsi="BRH Malayalam Extra" w:cs="BRH Malayalam Extra"/>
+                <w:color w:val="000000"/>
+                <w:sz w:val="40"/>
+                <w:szCs w:val="40"/>
+                <w:lang w:val="it-IT"/>
+              </w:rPr>
+            </w:pPr>
+            <w:r>
+              <w:rPr>
+                <w:rFonts w:ascii="BRH Devanagari Extra" w:hAnsi="BRH Devanagari Extra" w:cs="BRH Devanagari Extra"/>
+                <w:color w:val="000000"/>
+                <w:sz w:val="40"/>
+                <w:szCs w:val="40"/>
+                <w:lang w:val="it-IT"/>
+              </w:rPr>
+              <w:t>rÉ</w:t>
+            </w:r>
+            <w:r>
+              <w:rPr>
+                <w:rFonts w:ascii="BRH Malayalam Extra" w:hAnsi="BRH Malayalam Extra" w:cs="BRH Devanagari Extra"/>
+                <w:b/>
+                <w:color w:val="000000"/>
+                <w:sz w:val="32"/>
+                <w:szCs w:val="40"/>
+                <w:lang w:val="it-IT"/>
+              </w:rPr>
+              <w:t>–</w:t>
+            </w:r>
+            <w:r>
+              <w:rPr>
+                <w:rFonts w:ascii="BRH Devanagari Extra" w:hAnsi="BRH Devanagari Extra" w:cs="BRH Devanagari Extra"/>
+                <w:color w:val="000000"/>
+                <w:sz w:val="40"/>
+                <w:szCs w:val="40"/>
+                <w:lang w:val="it-IT"/>
+              </w:rPr>
+              <w:t>¥ÉMüÉ</w:t>
+            </w:r>
+            <w:r>
+              <w:rPr>
+                <w:rFonts w:ascii="BRH Devanagari Extra" w:hAnsi="BRH Devanagari Extra" w:cs="BRH Devanagari Extra"/>
+                <w:color w:val="000000"/>
+                <w:sz w:val="40"/>
+                <w:szCs w:val="40"/>
+                <w:highlight w:val="green"/>
+                <w:lang w:val="it-IT"/>
+              </w:rPr>
+              <w:t>þqÉÉ</w:t>
+            </w:r>
+            <w:r>
+              <w:rPr>
+                <w:rFonts w:ascii="BRH Malayalam Extra" w:hAnsi="BRH Malayalam Extra" w:cs="BRH Devanagari Extra"/>
+                <w:b/>
+                <w:color w:val="000000"/>
+                <w:sz w:val="32"/>
+                <w:szCs w:val="40"/>
+                <w:lang w:val="it-IT"/>
+              </w:rPr>
+              <w:t>–</w:t>
+            </w:r>
+            <w:r>
+              <w:rPr>
+                <w:rFonts w:ascii="BRH Devanagari Extra" w:hAnsi="BRH Devanagari Extra" w:cs="BRH Devanagari Extra"/>
+                <w:color w:val="000000"/>
+                <w:sz w:val="40"/>
+                <w:szCs w:val="40"/>
+                <w:lang w:val="it-IT"/>
+              </w:rPr>
+              <w:t xml:space="preserve"> CÌiÉþ rÉ</w:t>
+            </w:r>
+            <w:r>
+              <w:rPr>
+                <w:rFonts w:ascii="BRH Malayalam Extra" w:hAnsi="BRH Malayalam Extra" w:cs="BRH Devanagari Extra"/>
+                <w:b/>
+                <w:color w:val="000000"/>
+                <w:sz w:val="32"/>
+                <w:szCs w:val="40"/>
+                <w:lang w:val="it-IT"/>
+              </w:rPr>
+              <w:t>–</w:t>
+            </w:r>
+            <w:r>
+              <w:rPr>
+                <w:rFonts w:ascii="BRH Devanagari Extra" w:hAnsi="BRH Devanagari Extra" w:cs="BRH Devanagari Extra"/>
+                <w:color w:val="000000"/>
+                <w:sz w:val="40"/>
+                <w:szCs w:val="40"/>
+                <w:lang w:val="it-IT"/>
+              </w:rPr>
+              <w:t>¥É - MüÉ</w:t>
+            </w:r>
+            <w:r>
+              <w:rPr>
+                <w:rFonts w:ascii="BRH Malayalam Extra" w:hAnsi="BRH Malayalam Extra" w:cs="BRH Devanagari Extra"/>
+                <w:b/>
+                <w:color w:val="000000"/>
+                <w:sz w:val="32"/>
+                <w:szCs w:val="40"/>
+                <w:lang w:val="it-IT"/>
+              </w:rPr>
+              <w:t>–</w:t>
+            </w:r>
+            <w:r>
+              <w:rPr>
+                <w:rFonts w:ascii="BRH Devanagari Extra" w:hAnsi="BRH Devanagari Extra" w:cs="BRH Devanagari Extra"/>
+                <w:color w:val="000000"/>
+                <w:sz w:val="40"/>
+                <w:szCs w:val="40"/>
+                <w:lang w:val="it-IT"/>
+              </w:rPr>
+              <w:t>qÉÉ</w:t>
+            </w:r>
+            <w:r>
+              <w:rPr>
+                <w:rFonts w:ascii="BRH Malayalam Extra" w:hAnsi="BRH Malayalam Extra" w:cs="BRH Devanagari Extra"/>
+                <w:b/>
+                <w:color w:val="000000"/>
+                <w:sz w:val="32"/>
+                <w:szCs w:val="40"/>
+                <w:lang w:val="it-IT"/>
+              </w:rPr>
+              <w:t>–</w:t>
+            </w:r>
+            <w:r>
+              <w:rPr>
+                <w:rFonts w:ascii="BRH Devanagari Extra" w:hAnsi="BRH Devanagari Extra" w:cs="BRH Devanagari Extra"/>
+                <w:color w:val="000000"/>
+                <w:sz w:val="40"/>
+                <w:szCs w:val="40"/>
+                <w:lang w:val="it-IT"/>
+              </w:rPr>
+              <w:t>È |</w:t>
             </w:r>
           </w:p>
         </w:tc>
       </w:tr>
     </w:tbl>
-    <w:p>
-      <w:pPr>
-        <w:jc w:val="center"/>
-        <w:rPr>
-          <w:b/>
-          <w:bCs/>
-          <w:sz w:val="32"/>
-          <w:szCs w:val="32"/>
-          <w:u w:val="single"/>
-          <w:lang w:val="it-IT"/>
-        </w:rPr>
-      </w:pPr>
-    </w:p>
     <w:p>
       <w:pPr>
         <w:jc w:val="center"/>
@@ -1360,6 +2128,7 @@
                 <w:sz w:val="28"/>
                 <w:szCs w:val="32"/>
               </w:rPr>
+              <w:lastRenderedPageBreak/>
               <w:t>T.S.</w:t>
             </w:r>
             <w:r>
@@ -2120,7 +2889,6 @@
                 <w:sz w:val="28"/>
                 <w:szCs w:val="32"/>
               </w:rPr>
-              <w:lastRenderedPageBreak/>
               <w:t>T.S.</w:t>
             </w:r>
             <w:r>
@@ -3811,6 +4579,7 @@
                 <w:sz w:val="28"/>
                 <w:szCs w:val="32"/>
               </w:rPr>
+              <w:lastRenderedPageBreak/>
               <w:t>T.S.</w:t>
             </w:r>
             <w:r>
@@ -4404,7 +5173,6 @@
                 <w:sz w:val="40"/>
                 <w:szCs w:val="40"/>
               </w:rPr>
-              <w:lastRenderedPageBreak/>
               <w:t>C</w:t>
             </w:r>
             <w:r>
@@ -4477,7 +5245,6 @@
                 <w:sz w:val="40"/>
                 <w:szCs w:val="40"/>
               </w:rPr>
-              <w:lastRenderedPageBreak/>
               <w:t>zÉ</w:t>
             </w:r>
             <w:r>
@@ -4578,7 +5345,6 @@
                 <w:sz w:val="40"/>
                 <w:szCs w:val="40"/>
               </w:rPr>
-              <w:lastRenderedPageBreak/>
               <w:t>C</w:t>
             </w:r>
             <w:r>
@@ -4705,7 +5471,6 @@
                 <w:sz w:val="28"/>
                 <w:szCs w:val="32"/>
               </w:rPr>
-              <w:lastRenderedPageBreak/>
               <w:t>T.S.3.2.11.1 – Kramam</w:t>
             </w:r>
           </w:p>
@@ -5369,6 +6134,7 @@
                 <w:sz w:val="28"/>
                 <w:szCs w:val="32"/>
               </w:rPr>
+              <w:lastRenderedPageBreak/>
               <w:t>NONE</w:t>
             </w:r>
           </w:p>

--- a/TS-Kramam/TS-3.2/TS 3.2 Sanskrit Krama Paatam Corrections.docx
+++ b/TS-Kramam/TS-3.2/TS 3.2 Sanskrit Krama Paatam Corrections.docx
@@ -61,7 +61,18 @@
           <w:szCs w:val="32"/>
           <w:u w:val="single"/>
         </w:rPr>
-        <w:t xml:space="preserve"> Corrections –Observed till </w:t>
+        <w:t xml:space="preserve"> Corrections –Observed </w:t>
+      </w:r>
+      <w:proofErr w:type="gramStart"/>
+      <w:r>
+        <w:rPr>
+          <w:b/>
+          <w:bCs/>
+          <w:sz w:val="32"/>
+          <w:szCs w:val="32"/>
+          <w:u w:val="single"/>
+        </w:rPr>
+        <w:t xml:space="preserve">till </w:t>
       </w:r>
       <w:r>
         <w:rPr>
@@ -74,6 +85,7 @@
         </w:rPr>
         <w:t>?????</w:t>
       </w:r>
+      <w:proofErr w:type="gramEnd"/>
     </w:p>
     <w:p>
       <w:pPr>
@@ -126,12 +138,16 @@
               <w:spacing w:before="0" w:line="240" w:lineRule="auto"/>
               <w:jc w:val="center"/>
               <w:rPr>
-                <w:sz w:val="32"/>
-                <w:szCs w:val="32"/>
-              </w:rPr>
-            </w:pPr>
-            <w:r>
-              <w:rPr>
+                <w:b/>
+                <w:bCs/>
+                <w:sz w:val="32"/>
+                <w:szCs w:val="32"/>
+              </w:rPr>
+            </w:pPr>
+            <w:r>
+              <w:rPr>
+                <w:b/>
+                <w:bCs/>
                 <w:sz w:val="32"/>
                 <w:szCs w:val="32"/>
               </w:rPr>
@@ -143,12 +159,16 @@
               <w:spacing w:before="0" w:line="240" w:lineRule="auto"/>
               <w:jc w:val="center"/>
               <w:rPr>
-                <w:sz w:val="32"/>
-                <w:szCs w:val="32"/>
-              </w:rPr>
-            </w:pPr>
-            <w:r>
-              <w:rPr>
+                <w:b/>
+                <w:bCs/>
+                <w:sz w:val="32"/>
+                <w:szCs w:val="32"/>
+              </w:rPr>
+            </w:pPr>
+            <w:r>
+              <w:rPr>
+                <w:b/>
+                <w:bCs/>
                 <w:sz w:val="32"/>
                 <w:szCs w:val="32"/>
               </w:rPr>
@@ -165,12 +185,16 @@
               <w:spacing w:before="0" w:line="240" w:lineRule="auto"/>
               <w:jc w:val="center"/>
               <w:rPr>
-                <w:sz w:val="32"/>
-                <w:szCs w:val="32"/>
-              </w:rPr>
-            </w:pPr>
-            <w:r>
-              <w:rPr>
+                <w:b/>
+                <w:bCs/>
+                <w:sz w:val="32"/>
+                <w:szCs w:val="32"/>
+              </w:rPr>
+            </w:pPr>
+            <w:r>
+              <w:rPr>
+                <w:b/>
+                <w:bCs/>
                 <w:sz w:val="32"/>
                 <w:szCs w:val="32"/>
               </w:rPr>
@@ -188,12 +212,16 @@
               <w:ind w:right="-18"/>
               <w:jc w:val="center"/>
               <w:rPr>
-                <w:sz w:val="32"/>
-                <w:szCs w:val="32"/>
-              </w:rPr>
-            </w:pPr>
-            <w:r>
-              <w:rPr>
+                <w:b/>
+                <w:bCs/>
+                <w:sz w:val="32"/>
+                <w:szCs w:val="32"/>
+              </w:rPr>
+            </w:pPr>
+            <w:r>
+              <w:rPr>
+                <w:b/>
+                <w:bCs/>
                 <w:sz w:val="32"/>
                 <w:szCs w:val="32"/>
               </w:rPr>
@@ -1190,7 +1218,16 @@
                 <w:sz w:val="40"/>
                 <w:szCs w:val="40"/>
               </w:rPr>
-              <w:t>§rÉþqoÉMüÉ</w:t>
+              <w:t>§</w:t>
+            </w:r>
+            <w:proofErr w:type="spellStart"/>
+            <w:r>
+              <w:rPr>
+                <w:rFonts w:ascii="BRH Devanagari Extra" w:hAnsi="BRH Devanagari Extra" w:cs="BRH Devanagari Extra"/>
+                <w:sz w:val="40"/>
+                <w:szCs w:val="40"/>
+              </w:rPr>
+              <w:t>rÉþqoÉMüÉ</w:t>
             </w:r>
             <w:r>
               <w:rPr>
@@ -1201,6 +1238,7 @@
               </w:rPr>
               <w:t>ò</w:t>
             </w:r>
+            <w:proofErr w:type="spellEnd"/>
             <w:r>
               <w:rPr>
                 <w:rFonts w:ascii="BRH Devanagari Extra" w:hAnsi="BRH Devanagari Extra" w:cs="BRH Devanagari Extra"/>
@@ -1210,6 +1248,7 @@
               </w:rPr>
               <w:t xml:space="preserve"> </w:t>
             </w:r>
+            <w:proofErr w:type="spellStart"/>
             <w:r>
               <w:rPr>
                 <w:rFonts w:ascii="BRH Devanagari Extra" w:hAnsi="BRH Devanagari Extra" w:cs="BRH Devanagari Extra"/>
@@ -1227,6 +1266,7 @@
               </w:rPr>
               <w:t>×iÉÏrÉxÉuÉ</w:t>
             </w:r>
+            <w:proofErr w:type="spellEnd"/>
             <w:r>
               <w:rPr>
                 <w:rFonts w:ascii="BRH Malayalam Extra" w:hAnsi="BRH Malayalam Extra" w:cs="BRH Devanagari Extra"/>
@@ -1866,6 +1906,45 @@
         </w:tc>
       </w:tr>
     </w:tbl>
+    <w:p>
+      <w:pPr>
+        <w:jc w:val="center"/>
+        <w:rPr>
+          <w:b/>
+          <w:bCs/>
+          <w:sz w:val="32"/>
+          <w:szCs w:val="32"/>
+          <w:u w:val="single"/>
+          <w:lang w:val="it-IT"/>
+        </w:rPr>
+      </w:pPr>
+    </w:p>
+    <w:p>
+      <w:pPr>
+        <w:jc w:val="center"/>
+        <w:rPr>
+          <w:b/>
+          <w:bCs/>
+          <w:sz w:val="32"/>
+          <w:szCs w:val="32"/>
+          <w:u w:val="single"/>
+          <w:lang w:val="it-IT"/>
+        </w:rPr>
+      </w:pPr>
+    </w:p>
+    <w:p>
+      <w:pPr>
+        <w:jc w:val="center"/>
+        <w:rPr>
+          <w:b/>
+          <w:bCs/>
+          <w:sz w:val="32"/>
+          <w:szCs w:val="32"/>
+          <w:u w:val="single"/>
+          <w:lang w:val="it-IT"/>
+        </w:rPr>
+      </w:pPr>
+    </w:p>
     <w:p>
       <w:pPr>
         <w:jc w:val="center"/>
@@ -1898,6 +1977,7 @@
           <w:szCs w:val="32"/>
           <w:u w:val="single"/>
         </w:rPr>
+        <w:lastRenderedPageBreak/>
         <w:t xml:space="preserve">TS </w:t>
       </w:r>
       <w:r>
@@ -2017,12 +2097,16 @@
               <w:spacing w:before="0" w:line="240" w:lineRule="auto"/>
               <w:jc w:val="center"/>
               <w:rPr>
-                <w:sz w:val="32"/>
-                <w:szCs w:val="32"/>
-              </w:rPr>
-            </w:pPr>
-            <w:r>
-              <w:rPr>
+                <w:b/>
+                <w:bCs/>
+                <w:sz w:val="32"/>
+                <w:szCs w:val="32"/>
+              </w:rPr>
+            </w:pPr>
+            <w:r>
+              <w:rPr>
+                <w:b/>
+                <w:bCs/>
                 <w:sz w:val="32"/>
                 <w:szCs w:val="32"/>
               </w:rPr>
@@ -2034,12 +2118,16 @@
               <w:spacing w:before="0" w:line="240" w:lineRule="auto"/>
               <w:jc w:val="center"/>
               <w:rPr>
-                <w:sz w:val="32"/>
-                <w:szCs w:val="32"/>
-              </w:rPr>
-            </w:pPr>
-            <w:r>
-              <w:rPr>
+                <w:b/>
+                <w:bCs/>
+                <w:sz w:val="32"/>
+                <w:szCs w:val="32"/>
+              </w:rPr>
+            </w:pPr>
+            <w:r>
+              <w:rPr>
+                <w:b/>
+                <w:bCs/>
                 <w:sz w:val="32"/>
                 <w:szCs w:val="32"/>
               </w:rPr>
@@ -2056,12 +2144,16 @@
               <w:spacing w:before="0" w:line="240" w:lineRule="auto"/>
               <w:jc w:val="center"/>
               <w:rPr>
-                <w:sz w:val="32"/>
-                <w:szCs w:val="32"/>
-              </w:rPr>
-            </w:pPr>
-            <w:r>
-              <w:rPr>
+                <w:b/>
+                <w:bCs/>
+                <w:sz w:val="32"/>
+                <w:szCs w:val="32"/>
+              </w:rPr>
+            </w:pPr>
+            <w:r>
+              <w:rPr>
+                <w:b/>
+                <w:bCs/>
                 <w:sz w:val="32"/>
                 <w:szCs w:val="32"/>
               </w:rPr>
@@ -2079,12 +2171,16 @@
               <w:ind w:right="-18"/>
               <w:jc w:val="center"/>
               <w:rPr>
-                <w:sz w:val="32"/>
-                <w:szCs w:val="32"/>
-              </w:rPr>
-            </w:pPr>
-            <w:r>
-              <w:rPr>
+                <w:b/>
+                <w:bCs/>
+                <w:sz w:val="32"/>
+                <w:szCs w:val="32"/>
+              </w:rPr>
+            </w:pPr>
+            <w:r>
+              <w:rPr>
+                <w:b/>
+                <w:bCs/>
                 <w:sz w:val="32"/>
                 <w:szCs w:val="32"/>
               </w:rPr>
@@ -2128,7 +2224,6 @@
                 <w:sz w:val="28"/>
                 <w:szCs w:val="32"/>
               </w:rPr>
-              <w:lastRenderedPageBreak/>
               <w:t>T.S.</w:t>
             </w:r>
             <w:r>
@@ -2269,6 +2364,7 @@
                 <w:szCs w:val="40"/>
               </w:rPr>
             </w:pPr>
+            <w:proofErr w:type="spellStart"/>
             <w:r>
               <w:rPr>
                 <w:rFonts w:ascii="BRH Devanagari Extra" w:hAnsi="BRH Devanagari Extra" w:cs="BRH Devanagari Extra"/>
@@ -2278,6 +2374,7 @@
               </w:rPr>
               <w:t>mÉÉ</w:t>
             </w:r>
+            <w:proofErr w:type="spellEnd"/>
             <w:r>
               <w:rPr>
                 <w:rFonts w:ascii="BRH Malayalam Extra" w:hAnsi="BRH Malayalam Extra" w:cs="BRH Devanagari Extra"/>
@@ -2333,8 +2430,19 @@
                 <w:sz w:val="40"/>
                 <w:szCs w:val="40"/>
               </w:rPr>
-              <w:t xml:space="preserve"> xÉÑ</w:t>
-            </w:r>
+              <w:t xml:space="preserve"> </w:t>
+            </w:r>
+            <w:proofErr w:type="spellStart"/>
+            <w:r>
+              <w:rPr>
+                <w:rFonts w:ascii="BRH Devanagari Extra" w:hAnsi="BRH Devanagari Extra" w:cs="BRH Devanagari Extra"/>
+                <w:color w:val="000000"/>
+                <w:sz w:val="40"/>
+                <w:szCs w:val="40"/>
+              </w:rPr>
+              <w:t>xÉÑ</w:t>
+            </w:r>
+            <w:proofErr w:type="spellEnd"/>
             <w:r>
               <w:rPr>
                 <w:rFonts w:ascii="BRH Malayalam Extra" w:hAnsi="BRH Malayalam Extra" w:cs="BRH Devanagari Extra"/>
@@ -2364,15 +2472,37 @@
               </w:rPr>
               <w:t>–</w:t>
             </w:r>
-            <w:r>
-              <w:rPr>
-                <w:rFonts w:ascii="BRH Devanagari Extra" w:hAnsi="BRH Devanagari Extra" w:cs="BRH Devanagari Extra"/>
-                <w:color w:val="000000"/>
-                <w:sz w:val="40"/>
-                <w:szCs w:val="40"/>
-              </w:rPr>
-              <w:t>hÉïÈ | xÉÑ</w:t>
-            </w:r>
+            <w:proofErr w:type="spellStart"/>
+            <w:r>
+              <w:rPr>
+                <w:rFonts w:ascii="BRH Devanagari Extra" w:hAnsi="BRH Devanagari Extra" w:cs="BRH Devanagari Extra"/>
+                <w:color w:val="000000"/>
+                <w:sz w:val="40"/>
+                <w:szCs w:val="40"/>
+              </w:rPr>
+              <w:t>hÉïÈ</w:t>
+            </w:r>
+            <w:proofErr w:type="spellEnd"/>
+            <w:r>
+              <w:rPr>
+                <w:rFonts w:ascii="BRH Devanagari Extra" w:hAnsi="BRH Devanagari Extra" w:cs="BRH Devanagari Extra"/>
+                <w:color w:val="000000"/>
+                <w:sz w:val="40"/>
+                <w:szCs w:val="40"/>
+              </w:rPr>
+              <w:t xml:space="preserve"> | </w:t>
+            </w:r>
+            <w:proofErr w:type="spellStart"/>
+            <w:r>
+              <w:rPr>
+                <w:rFonts w:ascii="BRH Devanagari Extra" w:hAnsi="BRH Devanagari Extra" w:cs="BRH Devanagari Extra"/>
+                <w:color w:val="000000"/>
+                <w:sz w:val="40"/>
+                <w:szCs w:val="40"/>
+              </w:rPr>
+              <w:t>xÉÑ</w:t>
+            </w:r>
+            <w:proofErr w:type="spellEnd"/>
             <w:r>
               <w:rPr>
                 <w:rFonts w:ascii="BRH Malayalam Extra" w:hAnsi="BRH Malayalam Extra" w:cs="BRH Devanagari Extra"/>
@@ -2402,6 +2532,7 @@
               </w:rPr>
               <w:t>–</w:t>
             </w:r>
+            <w:proofErr w:type="spellStart"/>
             <w:r>
               <w:rPr>
                 <w:rFonts w:ascii="BRH Devanagari Extra" w:hAnsi="BRH Devanagari Extra" w:cs="BRH Devanagari Extra"/>
@@ -2419,7 +2550,37 @@
                 <w:sz w:val="40"/>
                 <w:szCs w:val="40"/>
               </w:rPr>
-              <w:t>åþ ÅÍxÉ |</w:t>
+              <w:t>åþ</w:t>
+            </w:r>
+            <w:proofErr w:type="spellEnd"/>
+            <w:r>
+              <w:rPr>
+                <w:rFonts w:ascii="BRH Devanagari Extra" w:hAnsi="BRH Devanagari Extra" w:cs="BRH Devanagari Extra"/>
+                <w:color w:val="000000"/>
+                <w:sz w:val="40"/>
+                <w:szCs w:val="40"/>
+              </w:rPr>
+              <w:t xml:space="preserve"> </w:t>
+            </w:r>
+            <w:proofErr w:type="spellStart"/>
+            <w:r>
+              <w:rPr>
+                <w:rFonts w:ascii="BRH Devanagari Extra" w:hAnsi="BRH Devanagari Extra" w:cs="BRH Devanagari Extra"/>
+                <w:color w:val="000000"/>
+                <w:sz w:val="40"/>
+                <w:szCs w:val="40"/>
+              </w:rPr>
+              <w:t>ÅÍxÉ</w:t>
+            </w:r>
+            <w:proofErr w:type="spellEnd"/>
+            <w:r>
+              <w:rPr>
+                <w:rFonts w:ascii="BRH Devanagari Extra" w:hAnsi="BRH Devanagari Extra" w:cs="BRH Devanagari Extra"/>
+                <w:color w:val="000000"/>
+                <w:sz w:val="40"/>
+                <w:szCs w:val="40"/>
+              </w:rPr>
+              <w:t xml:space="preserve"> |</w:t>
             </w:r>
           </w:p>
         </w:tc>
@@ -2440,6 +2601,7 @@
                 <w:szCs w:val="40"/>
               </w:rPr>
             </w:pPr>
+            <w:proofErr w:type="spellStart"/>
             <w:r>
               <w:rPr>
                 <w:rFonts w:ascii="BRH Devanagari Extra" w:hAnsi="BRH Devanagari Extra" w:cs="BRH Devanagari Extra"/>
@@ -2449,6 +2611,7 @@
               </w:rPr>
               <w:t>mÉÉ</w:t>
             </w:r>
+            <w:proofErr w:type="spellEnd"/>
             <w:r>
               <w:rPr>
                 <w:rFonts w:ascii="BRH Malayalam Extra" w:hAnsi="BRH Malayalam Extra" w:cs="BRH Devanagari Extra"/>
@@ -2504,8 +2667,19 @@
                 <w:sz w:val="40"/>
                 <w:szCs w:val="40"/>
               </w:rPr>
-              <w:t xml:space="preserve"> xÉÑ</w:t>
-            </w:r>
+              <w:t xml:space="preserve"> </w:t>
+            </w:r>
+            <w:proofErr w:type="spellStart"/>
+            <w:r>
+              <w:rPr>
+                <w:rFonts w:ascii="BRH Devanagari Extra" w:hAnsi="BRH Devanagari Extra" w:cs="BRH Devanagari Extra"/>
+                <w:color w:val="000000"/>
+                <w:sz w:val="40"/>
+                <w:szCs w:val="40"/>
+              </w:rPr>
+              <w:t>xÉÑ</w:t>
+            </w:r>
+            <w:proofErr w:type="spellEnd"/>
             <w:r>
               <w:rPr>
                 <w:rFonts w:ascii="BRH Malayalam Extra" w:hAnsi="BRH Malayalam Extra" w:cs="BRH Devanagari Extra"/>
@@ -2535,15 +2709,37 @@
               </w:rPr>
               <w:t>–</w:t>
             </w:r>
-            <w:r>
-              <w:rPr>
-                <w:rFonts w:ascii="BRH Devanagari Extra" w:hAnsi="BRH Devanagari Extra" w:cs="BRH Devanagari Extra"/>
-                <w:color w:val="000000"/>
-                <w:sz w:val="40"/>
-                <w:szCs w:val="40"/>
-              </w:rPr>
-              <w:t>hÉïÈ | xÉÑ</w:t>
-            </w:r>
+            <w:proofErr w:type="spellStart"/>
+            <w:r>
+              <w:rPr>
+                <w:rFonts w:ascii="BRH Devanagari Extra" w:hAnsi="BRH Devanagari Extra" w:cs="BRH Devanagari Extra"/>
+                <w:color w:val="000000"/>
+                <w:sz w:val="40"/>
+                <w:szCs w:val="40"/>
+              </w:rPr>
+              <w:t>hÉïÈ</w:t>
+            </w:r>
+            <w:proofErr w:type="spellEnd"/>
+            <w:r>
+              <w:rPr>
+                <w:rFonts w:ascii="BRH Devanagari Extra" w:hAnsi="BRH Devanagari Extra" w:cs="BRH Devanagari Extra"/>
+                <w:color w:val="000000"/>
+                <w:sz w:val="40"/>
+                <w:szCs w:val="40"/>
+              </w:rPr>
+              <w:t xml:space="preserve"> | </w:t>
+            </w:r>
+            <w:proofErr w:type="spellStart"/>
+            <w:r>
+              <w:rPr>
+                <w:rFonts w:ascii="BRH Devanagari Extra" w:hAnsi="BRH Devanagari Extra" w:cs="BRH Devanagari Extra"/>
+                <w:color w:val="000000"/>
+                <w:sz w:val="40"/>
+                <w:szCs w:val="40"/>
+              </w:rPr>
+              <w:t>xÉÑ</w:t>
+            </w:r>
+            <w:proofErr w:type="spellEnd"/>
             <w:r>
               <w:rPr>
                 <w:rFonts w:ascii="BRH Malayalam Extra" w:hAnsi="BRH Malayalam Extra" w:cs="BRH Devanagari Extra"/>
@@ -2574,6 +2770,7 @@
               </w:rPr>
               <w:t>–</w:t>
             </w:r>
+            <w:proofErr w:type="spellStart"/>
             <w:r>
               <w:rPr>
                 <w:rFonts w:ascii="BRH Devanagari" w:hAnsi="BRH Devanagari" w:cs="BRH Devanagari"/>
@@ -2585,6 +2782,7 @@
               </w:rPr>
               <w:t>hÉÉåï</w:t>
             </w:r>
+            <w:proofErr w:type="spellEnd"/>
             <w:r>
               <w:rPr>
                 <w:rFonts w:ascii="BRH Devanagari Extra" w:hAnsi="BRH Devanagari Extra" w:cs="BRH Devanagari Extra"/>
@@ -2602,7 +2800,27 @@
                 <w:sz w:val="40"/>
                 <w:szCs w:val="40"/>
               </w:rPr>
-              <w:t xml:space="preserve"> ÅÍxÉ |</w:t>
+              <w:t xml:space="preserve"> </w:t>
+            </w:r>
+            <w:proofErr w:type="spellStart"/>
+            <w:r>
+              <w:rPr>
+                <w:rFonts w:ascii="BRH Devanagari Extra" w:hAnsi="BRH Devanagari Extra" w:cs="BRH Devanagari Extra"/>
+                <w:color w:val="000000"/>
+                <w:sz w:val="40"/>
+                <w:szCs w:val="40"/>
+              </w:rPr>
+              <w:t>ÅÍxÉ</w:t>
+            </w:r>
+            <w:proofErr w:type="spellEnd"/>
+            <w:r>
+              <w:rPr>
+                <w:rFonts w:ascii="BRH Devanagari Extra" w:hAnsi="BRH Devanagari Extra" w:cs="BRH Devanagari Extra"/>
+                <w:color w:val="000000"/>
+                <w:sz w:val="40"/>
+                <w:szCs w:val="40"/>
+              </w:rPr>
+              <w:t xml:space="preserve"> |</w:t>
             </w:r>
           </w:p>
         </w:tc>
@@ -3059,15 +3277,37 @@
                 <w:szCs w:val="40"/>
               </w:rPr>
             </w:pPr>
-            <w:r>
-              <w:rPr>
-                <w:rFonts w:ascii="BRH Devanagari Extra" w:hAnsi="BRH Devanagari Extra" w:cs="BRH Devanagari Extra"/>
-                <w:color w:val="000000"/>
-                <w:sz w:val="40"/>
-                <w:szCs w:val="40"/>
-              </w:rPr>
-              <w:t>AuÉþÎcNû±iÉå | ÍNû</w:t>
-            </w:r>
+            <w:proofErr w:type="spellStart"/>
+            <w:r>
+              <w:rPr>
+                <w:rFonts w:ascii="BRH Devanagari Extra" w:hAnsi="BRH Devanagari Extra" w:cs="BRH Devanagari Extra"/>
+                <w:color w:val="000000"/>
+                <w:sz w:val="40"/>
+                <w:szCs w:val="40"/>
+              </w:rPr>
+              <w:t>AuÉþÎcNû±iÉå</w:t>
+            </w:r>
+            <w:proofErr w:type="spellEnd"/>
+            <w:r>
+              <w:rPr>
+                <w:rFonts w:ascii="BRH Devanagari Extra" w:hAnsi="BRH Devanagari Extra" w:cs="BRH Devanagari Extra"/>
+                <w:color w:val="000000"/>
+                <w:sz w:val="40"/>
+                <w:szCs w:val="40"/>
+              </w:rPr>
+              <w:t xml:space="preserve"> | </w:t>
+            </w:r>
+            <w:proofErr w:type="spellStart"/>
+            <w:r>
+              <w:rPr>
+                <w:rFonts w:ascii="BRH Devanagari Extra" w:hAnsi="BRH Devanagari Extra" w:cs="BRH Devanagari Extra"/>
+                <w:color w:val="000000"/>
+                <w:sz w:val="40"/>
+                <w:szCs w:val="40"/>
+              </w:rPr>
+              <w:t>ÍNû</w:t>
+            </w:r>
+            <w:proofErr w:type="spellEnd"/>
             <w:r>
               <w:rPr>
                 <w:rFonts w:ascii="BRH Malayalam Extra" w:hAnsi="BRH Malayalam Extra" w:cs="BRH Devanagari Extra"/>
@@ -3088,6 +3328,7 @@
               </w:rPr>
               <w:t>±</w:t>
             </w:r>
+            <w:proofErr w:type="spellStart"/>
             <w:r>
               <w:rPr>
                 <w:rFonts w:ascii="BRH Devanagari Extra" w:hAnsi="BRH Devanagari Extra" w:cs="BRH Devanagari Extra"/>
@@ -3097,24 +3338,45 @@
               </w:rPr>
               <w:t>iÉå</w:t>
             </w:r>
-            <w:r>
-              <w:rPr>
-                <w:rFonts w:ascii="BRH Malayalam Extra" w:hAnsi="BRH Malayalam Extra" w:cs="BRH Devanagari Extra"/>
-                <w:b/>
-                <w:color w:val="000000"/>
-                <w:sz w:val="32"/>
-                <w:szCs w:val="40"/>
-              </w:rPr>
-              <w:t>–</w:t>
-            </w:r>
-            <w:r>
-              <w:rPr>
-                <w:rFonts w:ascii="BRH Devanagari Extra" w:hAnsi="BRH Devanagari Extra" w:cs="BRH Devanagari Extra"/>
-                <w:color w:val="000000"/>
-                <w:sz w:val="40"/>
-                <w:szCs w:val="40"/>
-              </w:rPr>
-              <w:t xml:space="preserve"> rÉÈ |</w:t>
+            <w:proofErr w:type="spellEnd"/>
+            <w:r>
+              <w:rPr>
+                <w:rFonts w:ascii="BRH Malayalam Extra" w:hAnsi="BRH Malayalam Extra" w:cs="BRH Devanagari Extra"/>
+                <w:b/>
+                <w:color w:val="000000"/>
+                <w:sz w:val="32"/>
+                <w:szCs w:val="40"/>
+              </w:rPr>
+              <w:t>–</w:t>
+            </w:r>
+            <w:r>
+              <w:rPr>
+                <w:rFonts w:ascii="BRH Devanagari Extra" w:hAnsi="BRH Devanagari Extra" w:cs="BRH Devanagari Extra"/>
+                <w:color w:val="000000"/>
+                <w:sz w:val="40"/>
+                <w:szCs w:val="40"/>
+              </w:rPr>
+              <w:t xml:space="preserve"> </w:t>
+            </w:r>
+            <w:proofErr w:type="spellStart"/>
+            <w:r>
+              <w:rPr>
+                <w:rFonts w:ascii="BRH Devanagari Extra" w:hAnsi="BRH Devanagari Extra" w:cs="BRH Devanagari Extra"/>
+                <w:color w:val="000000"/>
+                <w:sz w:val="40"/>
+                <w:szCs w:val="40"/>
+              </w:rPr>
+              <w:t>rÉÈ</w:t>
+            </w:r>
+            <w:proofErr w:type="spellEnd"/>
+            <w:r>
+              <w:rPr>
+                <w:rFonts w:ascii="BRH Devanagari Extra" w:hAnsi="BRH Devanagari Extra" w:cs="BRH Devanagari Extra"/>
+                <w:color w:val="000000"/>
+                <w:sz w:val="40"/>
+                <w:szCs w:val="40"/>
+              </w:rPr>
+              <w:t xml:space="preserve"> |</w:t>
             </w:r>
           </w:p>
         </w:tc>
@@ -3132,15 +3394,37 @@
                 <w:szCs w:val="40"/>
               </w:rPr>
             </w:pPr>
-            <w:r>
-              <w:rPr>
-                <w:rFonts w:ascii="BRH Devanagari Extra" w:hAnsi="BRH Devanagari Extra" w:cs="BRH Devanagari Extra"/>
-                <w:color w:val="000000"/>
-                <w:sz w:val="40"/>
-                <w:szCs w:val="40"/>
-              </w:rPr>
-              <w:t>AuÉþÎcNû±iÉå | ÍNû</w:t>
-            </w:r>
+            <w:proofErr w:type="spellStart"/>
+            <w:r>
+              <w:rPr>
+                <w:rFonts w:ascii="BRH Devanagari Extra" w:hAnsi="BRH Devanagari Extra" w:cs="BRH Devanagari Extra"/>
+                <w:color w:val="000000"/>
+                <w:sz w:val="40"/>
+                <w:szCs w:val="40"/>
+              </w:rPr>
+              <w:t>AuÉþÎcNû±iÉå</w:t>
+            </w:r>
+            <w:proofErr w:type="spellEnd"/>
+            <w:r>
+              <w:rPr>
+                <w:rFonts w:ascii="BRH Devanagari Extra" w:hAnsi="BRH Devanagari Extra" w:cs="BRH Devanagari Extra"/>
+                <w:color w:val="000000"/>
+                <w:sz w:val="40"/>
+                <w:szCs w:val="40"/>
+              </w:rPr>
+              <w:t xml:space="preserve"> | </w:t>
+            </w:r>
+            <w:proofErr w:type="spellStart"/>
+            <w:r>
+              <w:rPr>
+                <w:rFonts w:ascii="BRH Devanagari Extra" w:hAnsi="BRH Devanagari Extra" w:cs="BRH Devanagari Extra"/>
+                <w:color w:val="000000"/>
+                <w:sz w:val="40"/>
+                <w:szCs w:val="40"/>
+              </w:rPr>
+              <w:t>ÍNû</w:t>
+            </w:r>
+            <w:proofErr w:type="spellEnd"/>
             <w:r>
               <w:rPr>
                 <w:rFonts w:ascii="BRH Malayalam Extra" w:hAnsi="BRH Malayalam Extra" w:cs="BRH Devanagari Extra"/>
@@ -3171,6 +3455,7 @@
               </w:rPr>
               <w:t>–</w:t>
             </w:r>
+            <w:proofErr w:type="spellStart"/>
             <w:r>
               <w:rPr>
                 <w:rFonts w:ascii="BRH Devanagari Extra" w:hAnsi="BRH Devanagari Extra" w:cs="BRH Devanagari Extra"/>
@@ -3180,24 +3465,45 @@
               </w:rPr>
               <w:t>iÉå</w:t>
             </w:r>
-            <w:r>
-              <w:rPr>
-                <w:rFonts w:ascii="BRH Malayalam Extra" w:hAnsi="BRH Malayalam Extra" w:cs="BRH Devanagari Extra"/>
-                <w:b/>
-                <w:color w:val="000000"/>
-                <w:sz w:val="32"/>
-                <w:szCs w:val="40"/>
-              </w:rPr>
-              <w:t>–</w:t>
-            </w:r>
-            <w:r>
-              <w:rPr>
-                <w:rFonts w:ascii="BRH Devanagari Extra" w:hAnsi="BRH Devanagari Extra" w:cs="BRH Devanagari Extra"/>
-                <w:color w:val="000000"/>
-                <w:sz w:val="40"/>
-                <w:szCs w:val="40"/>
-              </w:rPr>
-              <w:t xml:space="preserve"> rÉÈ |</w:t>
+            <w:proofErr w:type="spellEnd"/>
+            <w:r>
+              <w:rPr>
+                <w:rFonts w:ascii="BRH Malayalam Extra" w:hAnsi="BRH Malayalam Extra" w:cs="BRH Devanagari Extra"/>
+                <w:b/>
+                <w:color w:val="000000"/>
+                <w:sz w:val="32"/>
+                <w:szCs w:val="40"/>
+              </w:rPr>
+              <w:t>–</w:t>
+            </w:r>
+            <w:r>
+              <w:rPr>
+                <w:rFonts w:ascii="BRH Devanagari Extra" w:hAnsi="BRH Devanagari Extra" w:cs="BRH Devanagari Extra"/>
+                <w:color w:val="000000"/>
+                <w:sz w:val="40"/>
+                <w:szCs w:val="40"/>
+              </w:rPr>
+              <w:t xml:space="preserve"> </w:t>
+            </w:r>
+            <w:proofErr w:type="spellStart"/>
+            <w:r>
+              <w:rPr>
+                <w:rFonts w:ascii="BRH Devanagari Extra" w:hAnsi="BRH Devanagari Extra" w:cs="BRH Devanagari Extra"/>
+                <w:color w:val="000000"/>
+                <w:sz w:val="40"/>
+                <w:szCs w:val="40"/>
+              </w:rPr>
+              <w:t>rÉÈ</w:t>
+            </w:r>
+            <w:proofErr w:type="spellEnd"/>
+            <w:r>
+              <w:rPr>
+                <w:rFonts w:ascii="BRH Devanagari Extra" w:hAnsi="BRH Devanagari Extra" w:cs="BRH Devanagari Extra"/>
+                <w:color w:val="000000"/>
+                <w:sz w:val="40"/>
+                <w:szCs w:val="40"/>
+              </w:rPr>
+              <w:t xml:space="preserve"> |</w:t>
             </w:r>
           </w:p>
         </w:tc>
@@ -3377,6 +3683,7 @@
                 <w:szCs w:val="40"/>
               </w:rPr>
             </w:pPr>
+            <w:proofErr w:type="spellStart"/>
             <w:r>
               <w:rPr>
                 <w:rFonts w:ascii="BRH Devanagari Extra" w:hAnsi="BRH Devanagari Extra" w:cs="BRH Devanagari Extra"/>
@@ -3386,6 +3693,7 @@
               </w:rPr>
               <w:t>iuÉå</w:t>
             </w:r>
+            <w:proofErr w:type="spellEnd"/>
             <w:r>
               <w:rPr>
                 <w:rFonts w:ascii="BRH Malayalam Extra" w:hAnsi="BRH Malayalam Extra" w:cs="BRH Devanagari Extra"/>
@@ -3396,30 +3704,78 @@
               </w:rPr>
               <w:t>–</w:t>
             </w:r>
-            <w:r>
-              <w:rPr>
-                <w:rFonts w:ascii="BRH Devanagari Extra" w:hAnsi="BRH Devanagari Extra" w:cs="BRH Devanagari Extra"/>
-                <w:sz w:val="40"/>
-                <w:szCs w:val="40"/>
-              </w:rPr>
-              <w:t>ÌiÉþ | CÌiÉþ SìÉåhÉMüsÉ</w:t>
-            </w:r>
-            <w:r>
-              <w:rPr>
-                <w:rFonts w:ascii="BRH Malayalam Extra" w:hAnsi="BRH Malayalam Extra" w:cs="BRH Devanagari Extra"/>
-                <w:b/>
-                <w:sz w:val="32"/>
-                <w:szCs w:val="40"/>
-              </w:rPr>
-              <w:t>–</w:t>
-            </w:r>
-            <w:r>
-              <w:rPr>
-                <w:rFonts w:ascii="BRH Devanagari Extra" w:hAnsi="BRH Devanagari Extra" w:cs="BRH Devanagari Extra"/>
-                <w:sz w:val="40"/>
-                <w:szCs w:val="40"/>
-              </w:rPr>
-              <w:t>zÉqÉç |</w:t>
+            <w:proofErr w:type="spellStart"/>
+            <w:r>
+              <w:rPr>
+                <w:rFonts w:ascii="BRH Devanagari Extra" w:hAnsi="BRH Devanagari Extra" w:cs="BRH Devanagari Extra"/>
+                <w:sz w:val="40"/>
+                <w:szCs w:val="40"/>
+              </w:rPr>
+              <w:t>ÌiÉþ</w:t>
+            </w:r>
+            <w:proofErr w:type="spellEnd"/>
+            <w:r>
+              <w:rPr>
+                <w:rFonts w:ascii="BRH Devanagari Extra" w:hAnsi="BRH Devanagari Extra" w:cs="BRH Devanagari Extra"/>
+                <w:sz w:val="40"/>
+                <w:szCs w:val="40"/>
+              </w:rPr>
+              <w:t xml:space="preserve"> | </w:t>
+            </w:r>
+            <w:proofErr w:type="spellStart"/>
+            <w:r>
+              <w:rPr>
+                <w:rFonts w:ascii="BRH Devanagari Extra" w:hAnsi="BRH Devanagari Extra" w:cs="BRH Devanagari Extra"/>
+                <w:sz w:val="40"/>
+                <w:szCs w:val="40"/>
+              </w:rPr>
+              <w:t>CÌiÉþ</w:t>
+            </w:r>
+            <w:proofErr w:type="spellEnd"/>
+            <w:r>
+              <w:rPr>
+                <w:rFonts w:ascii="BRH Devanagari Extra" w:hAnsi="BRH Devanagari Extra" w:cs="BRH Devanagari Extra"/>
+                <w:sz w:val="40"/>
+                <w:szCs w:val="40"/>
+              </w:rPr>
+              <w:t xml:space="preserve"> </w:t>
+            </w:r>
+            <w:proofErr w:type="spellStart"/>
+            <w:r>
+              <w:rPr>
+                <w:rFonts w:ascii="BRH Devanagari Extra" w:hAnsi="BRH Devanagari Extra" w:cs="BRH Devanagari Extra"/>
+                <w:sz w:val="40"/>
+                <w:szCs w:val="40"/>
+              </w:rPr>
+              <w:t>SìÉåhÉMüsÉ</w:t>
+            </w:r>
+            <w:proofErr w:type="spellEnd"/>
+            <w:r>
+              <w:rPr>
+                <w:rFonts w:ascii="BRH Malayalam Extra" w:hAnsi="BRH Malayalam Extra" w:cs="BRH Devanagari Extra"/>
+                <w:b/>
+                <w:sz w:val="32"/>
+                <w:szCs w:val="40"/>
+              </w:rPr>
+              <w:t>–</w:t>
+            </w:r>
+            <w:proofErr w:type="spellStart"/>
+            <w:r>
+              <w:rPr>
+                <w:rFonts w:ascii="BRH Devanagari Extra" w:hAnsi="BRH Devanagari Extra" w:cs="BRH Devanagari Extra"/>
+                <w:sz w:val="40"/>
+                <w:szCs w:val="40"/>
+              </w:rPr>
+              <w:t>zÉqÉç</w:t>
+            </w:r>
+            <w:proofErr w:type="spellEnd"/>
+            <w:r>
+              <w:rPr>
+                <w:rFonts w:ascii="BRH Devanagari Extra" w:hAnsi="BRH Devanagari Extra" w:cs="BRH Devanagari Extra"/>
+                <w:sz w:val="40"/>
+                <w:szCs w:val="40"/>
+              </w:rPr>
+              <w:t xml:space="preserve"> |</w:t>
             </w:r>
           </w:p>
         </w:tc>
@@ -3437,6 +3793,7 @@
                 <w:szCs w:val="40"/>
               </w:rPr>
             </w:pPr>
+            <w:proofErr w:type="spellStart"/>
             <w:r>
               <w:rPr>
                 <w:rFonts w:ascii="BRH Devanagari Extra" w:hAnsi="BRH Devanagari Extra" w:cs="BRH Devanagari Extra"/>
@@ -3452,24 +3809,71 @@
                 <w:sz w:val="40"/>
                 <w:szCs w:val="40"/>
               </w:rPr>
-              <w:t>åÌiÉþ | CÌiÉþ SìÉåhÉMüsÉ</w:t>
-            </w:r>
-            <w:r>
-              <w:rPr>
-                <w:rFonts w:ascii="BRH Malayalam Extra" w:hAnsi="BRH Malayalam Extra" w:cs="BRH Devanagari Extra"/>
-                <w:b/>
-                <w:sz w:val="32"/>
-                <w:szCs w:val="40"/>
-              </w:rPr>
-              <w:t>–</w:t>
-            </w:r>
-            <w:r>
-              <w:rPr>
-                <w:rFonts w:ascii="BRH Devanagari Extra" w:hAnsi="BRH Devanagari Extra" w:cs="BRH Devanagari Extra"/>
-                <w:sz w:val="40"/>
-                <w:szCs w:val="40"/>
-              </w:rPr>
-              <w:t>zÉqÉç |</w:t>
+              <w:t>åÌiÉþ</w:t>
+            </w:r>
+            <w:proofErr w:type="spellEnd"/>
+            <w:r>
+              <w:rPr>
+                <w:rFonts w:ascii="BRH Devanagari Extra" w:hAnsi="BRH Devanagari Extra" w:cs="BRH Devanagari Extra"/>
+                <w:sz w:val="40"/>
+                <w:szCs w:val="40"/>
+              </w:rPr>
+              <w:t xml:space="preserve"> | </w:t>
+            </w:r>
+            <w:proofErr w:type="spellStart"/>
+            <w:r>
+              <w:rPr>
+                <w:rFonts w:ascii="BRH Devanagari Extra" w:hAnsi="BRH Devanagari Extra" w:cs="BRH Devanagari Extra"/>
+                <w:sz w:val="40"/>
+                <w:szCs w:val="40"/>
+              </w:rPr>
+              <w:t>CÌiÉþ</w:t>
+            </w:r>
+            <w:proofErr w:type="spellEnd"/>
+            <w:r>
+              <w:rPr>
+                <w:rFonts w:ascii="BRH Devanagari Extra" w:hAnsi="BRH Devanagari Extra" w:cs="BRH Devanagari Extra"/>
+                <w:sz w:val="40"/>
+                <w:szCs w:val="40"/>
+              </w:rPr>
+              <w:t xml:space="preserve"> </w:t>
+            </w:r>
+            <w:proofErr w:type="spellStart"/>
+            <w:r>
+              <w:rPr>
+                <w:rFonts w:ascii="BRH Devanagari Extra" w:hAnsi="BRH Devanagari Extra" w:cs="BRH Devanagari Extra"/>
+                <w:sz w:val="40"/>
+                <w:szCs w:val="40"/>
+              </w:rPr>
+              <w:t>SìÉåhÉMüsÉ</w:t>
+            </w:r>
+            <w:proofErr w:type="spellEnd"/>
+            <w:r>
+              <w:rPr>
+                <w:rFonts w:ascii="BRH Malayalam Extra" w:hAnsi="BRH Malayalam Extra" w:cs="BRH Devanagari Extra"/>
+                <w:b/>
+                <w:sz w:val="32"/>
+                <w:szCs w:val="40"/>
+              </w:rPr>
+              <w:t>–</w:t>
+            </w:r>
+            <w:proofErr w:type="spellStart"/>
+            <w:r>
+              <w:rPr>
+                <w:rFonts w:ascii="BRH Devanagari Extra" w:hAnsi="BRH Devanagari Extra" w:cs="BRH Devanagari Extra"/>
+                <w:sz w:val="40"/>
+                <w:szCs w:val="40"/>
+              </w:rPr>
+              <w:t>zÉqÉç</w:t>
+            </w:r>
+            <w:proofErr w:type="spellEnd"/>
+            <w:r>
+              <w:rPr>
+                <w:rFonts w:ascii="BRH Devanagari Extra" w:hAnsi="BRH Devanagari Extra" w:cs="BRH Devanagari Extra"/>
+                <w:sz w:val="40"/>
+                <w:szCs w:val="40"/>
+              </w:rPr>
+              <w:t xml:space="preserve"> |</w:t>
             </w:r>
           </w:p>
         </w:tc>
@@ -3645,25 +4049,37 @@
                 <w:szCs w:val="40"/>
               </w:rPr>
             </w:pPr>
-            <w:r>
-              <w:rPr>
-                <w:rFonts w:ascii="BRH Devanagari Extra" w:hAnsi="BRH Devanagari Extra" w:cs="BRH Devanagari Extra"/>
-                <w:color w:val="000000"/>
-                <w:sz w:val="40"/>
-                <w:szCs w:val="40"/>
-              </w:rPr>
-              <w:t>LÌWûþ | C</w:t>
-            </w:r>
-            <w:r>
-              <w:rPr>
-                <w:rFonts w:ascii="BRH Malayalam Extra" w:hAnsi="BRH Malayalam Extra" w:cs="BRH Devanagari Extra"/>
-                <w:b/>
-                <w:color w:val="000000"/>
-                <w:sz w:val="32"/>
-                <w:szCs w:val="40"/>
-              </w:rPr>
-              <w:t>–</w:t>
-            </w:r>
+            <w:proofErr w:type="spellStart"/>
+            <w:r>
+              <w:rPr>
+                <w:rFonts w:ascii="BRH Devanagari Extra" w:hAnsi="BRH Devanagari Extra" w:cs="BRH Devanagari Extra"/>
+                <w:color w:val="000000"/>
+                <w:sz w:val="40"/>
+                <w:szCs w:val="40"/>
+              </w:rPr>
+              <w:t>LÌWûþ</w:t>
+            </w:r>
+            <w:proofErr w:type="spellEnd"/>
+            <w:r>
+              <w:rPr>
+                <w:rFonts w:ascii="BRH Devanagari Extra" w:hAnsi="BRH Devanagari Extra" w:cs="BRH Devanagari Extra"/>
+                <w:color w:val="000000"/>
+                <w:sz w:val="40"/>
+                <w:szCs w:val="40"/>
+              </w:rPr>
+              <w:t xml:space="preserve"> | C</w:t>
+            </w:r>
+            <w:r>
+              <w:rPr>
+                <w:rFonts w:ascii="BRH Malayalam Extra" w:hAnsi="BRH Malayalam Extra" w:cs="BRH Devanagari Extra"/>
+                <w:b/>
+                <w:color w:val="000000"/>
+                <w:sz w:val="32"/>
+                <w:szCs w:val="40"/>
+              </w:rPr>
+              <w:t>–</w:t>
+            </w:r>
+            <w:proofErr w:type="spellStart"/>
             <w:r>
               <w:rPr>
                 <w:rFonts w:ascii="BRH Devanagari Extra" w:hAnsi="BRH Devanagari Extra" w:cs="BRH Devanagari Extra"/>
@@ -3673,6 +4089,7 @@
               </w:rPr>
               <w:t>ÌWû</w:t>
             </w:r>
+            <w:proofErr w:type="spellEnd"/>
             <w:r>
               <w:rPr>
                 <w:rFonts w:ascii="BRH Malayalam Extra" w:hAnsi="BRH Malayalam Extra" w:cs="BRH Devanagari Extra"/>
@@ -3692,6 +4109,7 @@
               </w:rPr>
               <w:t xml:space="preserve"> </w:t>
             </w:r>
+            <w:proofErr w:type="spellStart"/>
             <w:r>
               <w:rPr>
                 <w:rFonts w:ascii="BRH Devanagari Extra" w:hAnsi="BRH Devanagari Extra" w:cs="BRH Devanagari Extra"/>
@@ -3702,14 +4120,35 @@
               </w:rPr>
               <w:t>qÉÉ</w:t>
             </w:r>
-            <w:r>
-              <w:rPr>
-                <w:rFonts w:ascii="BRH Devanagari Extra" w:hAnsi="BRH Devanagari Extra" w:cs="BRH Devanagari Extra"/>
-                <w:color w:val="000000"/>
-                <w:sz w:val="40"/>
-                <w:szCs w:val="40"/>
-              </w:rPr>
-              <w:t xml:space="preserve"> | qÉÉ |</w:t>
+            <w:proofErr w:type="spellEnd"/>
+            <w:r>
+              <w:rPr>
+                <w:rFonts w:ascii="BRH Devanagari Extra" w:hAnsi="BRH Devanagari Extra" w:cs="BRH Devanagari Extra"/>
+                <w:color w:val="000000"/>
+                <w:sz w:val="40"/>
+                <w:szCs w:val="40"/>
+              </w:rPr>
+              <w:t xml:space="preserve"> | </w:t>
+            </w:r>
+            <w:proofErr w:type="spellStart"/>
+            <w:r>
+              <w:rPr>
+                <w:rFonts w:ascii="BRH Devanagari Extra" w:hAnsi="BRH Devanagari Extra" w:cs="BRH Devanagari Extra"/>
+                <w:color w:val="000000"/>
+                <w:sz w:val="40"/>
+                <w:szCs w:val="40"/>
+              </w:rPr>
+              <w:t>qÉÉ</w:t>
+            </w:r>
+            <w:proofErr w:type="spellEnd"/>
+            <w:r>
+              <w:rPr>
+                <w:rFonts w:ascii="BRH Devanagari Extra" w:hAnsi="BRH Devanagari Extra" w:cs="BRH Devanagari Extra"/>
+                <w:color w:val="000000"/>
+                <w:sz w:val="40"/>
+                <w:szCs w:val="40"/>
+              </w:rPr>
+              <w:t xml:space="preserve"> |</w:t>
             </w:r>
             <w:r>
               <w:rPr>
@@ -3727,7 +4166,27 @@
                 <w:sz w:val="40"/>
                 <w:szCs w:val="40"/>
               </w:rPr>
-              <w:t>AÉ ÌuÉþzÉ |</w:t>
+              <w:t xml:space="preserve">AÉ </w:t>
+            </w:r>
+            <w:proofErr w:type="spellStart"/>
+            <w:r>
+              <w:rPr>
+                <w:rFonts w:ascii="BRH Devanagari Extra" w:hAnsi="BRH Devanagari Extra" w:cs="BRH Devanagari Extra"/>
+                <w:color w:val="000000"/>
+                <w:sz w:val="40"/>
+                <w:szCs w:val="40"/>
+              </w:rPr>
+              <w:t>ÌuÉþzÉ</w:t>
+            </w:r>
+            <w:proofErr w:type="spellEnd"/>
+            <w:r>
+              <w:rPr>
+                <w:rFonts w:ascii="BRH Devanagari Extra" w:hAnsi="BRH Devanagari Extra" w:cs="BRH Devanagari Extra"/>
+                <w:color w:val="000000"/>
+                <w:sz w:val="40"/>
+                <w:szCs w:val="40"/>
+              </w:rPr>
+              <w:t xml:space="preserve"> |</w:t>
             </w:r>
           </w:p>
         </w:tc>
@@ -3745,25 +4204,37 @@
                 <w:szCs w:val="40"/>
               </w:rPr>
             </w:pPr>
-            <w:r>
-              <w:rPr>
-                <w:rFonts w:ascii="BRH Devanagari Extra" w:hAnsi="BRH Devanagari Extra" w:cs="BRH Devanagari Extra"/>
-                <w:color w:val="000000"/>
-                <w:sz w:val="40"/>
-                <w:szCs w:val="40"/>
-              </w:rPr>
-              <w:t>LÌWûþ | C</w:t>
-            </w:r>
-            <w:r>
-              <w:rPr>
-                <w:rFonts w:ascii="BRH Malayalam Extra" w:hAnsi="BRH Malayalam Extra" w:cs="BRH Devanagari Extra"/>
-                <w:b/>
-                <w:color w:val="000000"/>
-                <w:sz w:val="32"/>
-                <w:szCs w:val="40"/>
-              </w:rPr>
-              <w:t>–</w:t>
-            </w:r>
+            <w:proofErr w:type="spellStart"/>
+            <w:r>
+              <w:rPr>
+                <w:rFonts w:ascii="BRH Devanagari Extra" w:hAnsi="BRH Devanagari Extra" w:cs="BRH Devanagari Extra"/>
+                <w:color w:val="000000"/>
+                <w:sz w:val="40"/>
+                <w:szCs w:val="40"/>
+              </w:rPr>
+              <w:t>LÌWûþ</w:t>
+            </w:r>
+            <w:proofErr w:type="spellEnd"/>
+            <w:r>
+              <w:rPr>
+                <w:rFonts w:ascii="BRH Devanagari Extra" w:hAnsi="BRH Devanagari Extra" w:cs="BRH Devanagari Extra"/>
+                <w:color w:val="000000"/>
+                <w:sz w:val="40"/>
+                <w:szCs w:val="40"/>
+              </w:rPr>
+              <w:t xml:space="preserve"> | C</w:t>
+            </w:r>
+            <w:r>
+              <w:rPr>
+                <w:rFonts w:ascii="BRH Malayalam Extra" w:hAnsi="BRH Malayalam Extra" w:cs="BRH Devanagari Extra"/>
+                <w:b/>
+                <w:color w:val="000000"/>
+                <w:sz w:val="32"/>
+                <w:szCs w:val="40"/>
+              </w:rPr>
+              <w:t>–</w:t>
+            </w:r>
+            <w:proofErr w:type="spellStart"/>
             <w:r>
               <w:rPr>
                 <w:rFonts w:ascii="BRH Devanagari Extra" w:hAnsi="BRH Devanagari Extra" w:cs="BRH Devanagari Extra"/>
@@ -3773,6 +4244,7 @@
               </w:rPr>
               <w:t>ÌWû</w:t>
             </w:r>
+            <w:proofErr w:type="spellEnd"/>
             <w:r>
               <w:rPr>
                 <w:rFonts w:ascii="BRH Malayalam Extra" w:hAnsi="BRH Malayalam Extra" w:cs="BRH Devanagari Extra"/>
@@ -3792,6 +4264,7 @@
               </w:rPr>
               <w:t xml:space="preserve"> </w:t>
             </w:r>
+            <w:proofErr w:type="spellStart"/>
             <w:r>
               <w:rPr>
                 <w:rFonts w:ascii="BRH Devanagari Extra" w:hAnsi="BRH Devanagari Extra" w:cs="BRH Devanagari Extra"/>
@@ -3802,6 +4275,7 @@
               </w:rPr>
               <w:t>qÉÉ</w:t>
             </w:r>
+            <w:proofErr w:type="spellEnd"/>
             <w:r>
               <w:rPr>
                 <w:rFonts w:ascii="BRH Malayalam Extra" w:hAnsi="BRH Malayalam Extra" w:cs="BRH Devanagari Extra"/>
@@ -3820,7 +4294,27 @@
                 <w:sz w:val="40"/>
                 <w:szCs w:val="40"/>
               </w:rPr>
-              <w:t xml:space="preserve"> | qÉÉ |</w:t>
+              <w:t xml:space="preserve"> | </w:t>
+            </w:r>
+            <w:proofErr w:type="spellStart"/>
+            <w:r>
+              <w:rPr>
+                <w:rFonts w:ascii="BRH Devanagari Extra" w:hAnsi="BRH Devanagari Extra" w:cs="BRH Devanagari Extra"/>
+                <w:color w:val="000000"/>
+                <w:sz w:val="40"/>
+                <w:szCs w:val="40"/>
+              </w:rPr>
+              <w:t>qÉÉ</w:t>
+            </w:r>
+            <w:proofErr w:type="spellEnd"/>
+            <w:r>
+              <w:rPr>
+                <w:rFonts w:ascii="BRH Devanagari Extra" w:hAnsi="BRH Devanagari Extra" w:cs="BRH Devanagari Extra"/>
+                <w:color w:val="000000"/>
+                <w:sz w:val="40"/>
+                <w:szCs w:val="40"/>
+              </w:rPr>
+              <w:t xml:space="preserve"> |</w:t>
             </w:r>
             <w:r>
               <w:rPr>
@@ -3838,14 +4332,50 @@
                 <w:sz w:val="40"/>
                 <w:szCs w:val="40"/>
               </w:rPr>
-              <w:t xml:space="preserve">AÉ ÌuÉþzÉ </w:t>
+              <w:t xml:space="preserve">AÉ </w:t>
+            </w:r>
+            <w:proofErr w:type="spellStart"/>
+            <w:r>
+              <w:rPr>
+                <w:rFonts w:ascii="BRH Devanagari Extra" w:hAnsi="BRH Devanagari Extra" w:cs="BRH Devanagari Extra"/>
+                <w:color w:val="000000"/>
+                <w:sz w:val="40"/>
+                <w:szCs w:val="40"/>
+              </w:rPr>
+              <w:t>ÌuÉþzÉ</w:t>
+            </w:r>
+            <w:proofErr w:type="spellEnd"/>
+            <w:r>
+              <w:rPr>
+                <w:rFonts w:ascii="BRH Devanagari Extra" w:hAnsi="BRH Devanagari Extra" w:cs="BRH Devanagari Extra"/>
+                <w:color w:val="000000"/>
+                <w:sz w:val="40"/>
+                <w:szCs w:val="40"/>
+              </w:rPr>
+              <w:t xml:space="preserve"> </w:t>
             </w:r>
             <w:r>
               <w:rPr>
                 <w:b/>
                 <w:bCs/>
               </w:rPr>
-              <w:t>(not trikramam)</w:t>
+              <w:t xml:space="preserve">(not </w:t>
+            </w:r>
+            <w:proofErr w:type="spellStart"/>
+            <w:r>
+              <w:rPr>
+                <w:b/>
+                <w:bCs/>
+              </w:rPr>
+              <w:t>trikramam</w:t>
+            </w:r>
+            <w:proofErr w:type="spellEnd"/>
+            <w:r>
+              <w:rPr>
+                <w:b/>
+                <w:bCs/>
+              </w:rPr>
+              <w:t>)</w:t>
             </w:r>
           </w:p>
         </w:tc>
@@ -4040,6 +4570,7 @@
               </w:rPr>
               <w:t>–</w:t>
             </w:r>
+            <w:proofErr w:type="spellStart"/>
             <w:r>
               <w:rPr>
                 <w:rFonts w:ascii="BRH Devanagari Extra" w:hAnsi="BRH Devanagari Extra" w:cs="BRH Devanagari Extra"/>
@@ -4059,14 +4590,35 @@
               </w:rPr>
               <w:t>rÉÉïÿ</w:t>
             </w:r>
-            <w:r>
-              <w:rPr>
-                <w:rFonts w:ascii="BRH Devanagari Extra" w:hAnsi="BRH Devanagari Extra" w:cs="BRH Devanagari Extra"/>
-                <w:color w:val="000000"/>
-                <w:sz w:val="40"/>
-                <w:szCs w:val="40"/>
-              </w:rPr>
-              <w:t xml:space="preserve"> xjÉ | </w:t>
+            <w:proofErr w:type="spellEnd"/>
+            <w:r>
+              <w:rPr>
+                <w:rFonts w:ascii="BRH Devanagari Extra" w:hAnsi="BRH Devanagari Extra" w:cs="BRH Devanagari Extra"/>
+                <w:color w:val="000000"/>
+                <w:sz w:val="40"/>
+                <w:szCs w:val="40"/>
+              </w:rPr>
+              <w:t xml:space="preserve"> </w:t>
+            </w:r>
+            <w:proofErr w:type="spellStart"/>
+            <w:r>
+              <w:rPr>
+                <w:rFonts w:ascii="BRH Devanagari Extra" w:hAnsi="BRH Devanagari Extra" w:cs="BRH Devanagari Extra"/>
+                <w:color w:val="000000"/>
+                <w:sz w:val="40"/>
+                <w:szCs w:val="40"/>
+              </w:rPr>
+              <w:t>xjÉ</w:t>
+            </w:r>
+            <w:proofErr w:type="spellEnd"/>
+            <w:r>
+              <w:rPr>
+                <w:rFonts w:ascii="BRH Devanagari Extra" w:hAnsi="BRH Devanagari Extra" w:cs="BRH Devanagari Extra"/>
+                <w:color w:val="000000"/>
+                <w:sz w:val="40"/>
+                <w:szCs w:val="40"/>
+              </w:rPr>
+              <w:t xml:space="preserve"> | </w:t>
             </w:r>
           </w:p>
           <w:p>
@@ -4086,6 +4638,7 @@
                 <w:sz w:val="40"/>
                 <w:szCs w:val="40"/>
               </w:rPr>
+              <w:lastRenderedPageBreak/>
               <w:t>AÉ</w:t>
             </w:r>
             <w:r>
@@ -4098,6 +4651,7 @@
               </w:rPr>
               <w:t>–</w:t>
             </w:r>
+            <w:proofErr w:type="spellStart"/>
             <w:r>
               <w:rPr>
                 <w:rFonts w:ascii="BRH Devanagari Extra" w:hAnsi="BRH Devanagari Extra" w:cs="BRH Devanagari Extra"/>
@@ -4107,24 +4661,65 @@
               </w:rPr>
               <w:t>mÉÔrÉÉï</w:t>
             </w:r>
-            <w:r>
-              <w:rPr>
-                <w:rFonts w:ascii="BRH Malayalam Extra" w:hAnsi="BRH Malayalam Extra" w:cs="BRH Devanagari Extra"/>
-                <w:b/>
-                <w:color w:val="000000"/>
-                <w:sz w:val="32"/>
-                <w:szCs w:val="40"/>
-              </w:rPr>
-              <w:t>–</w:t>
-            </w:r>
-            <w:r>
-              <w:rPr>
-                <w:rFonts w:ascii="BRH Devanagari Extra" w:hAnsi="BRH Devanagari Extra" w:cs="BRH Devanagari Extra"/>
-                <w:color w:val="000000"/>
-                <w:sz w:val="40"/>
-                <w:szCs w:val="40"/>
-              </w:rPr>
-              <w:t xml:space="preserve"> CirÉÉÿ - mÉÔrÉÉïÿÈ |</w:t>
+            <w:proofErr w:type="spellEnd"/>
+            <w:r>
+              <w:rPr>
+                <w:rFonts w:ascii="BRH Malayalam Extra" w:hAnsi="BRH Malayalam Extra" w:cs="BRH Devanagari Extra"/>
+                <w:b/>
+                <w:color w:val="000000"/>
+                <w:sz w:val="32"/>
+                <w:szCs w:val="40"/>
+              </w:rPr>
+              <w:t>–</w:t>
+            </w:r>
+            <w:r>
+              <w:rPr>
+                <w:rFonts w:ascii="BRH Devanagari Extra" w:hAnsi="BRH Devanagari Extra" w:cs="BRH Devanagari Extra"/>
+                <w:color w:val="000000"/>
+                <w:sz w:val="40"/>
+                <w:szCs w:val="40"/>
+              </w:rPr>
+              <w:t xml:space="preserve"> </w:t>
+            </w:r>
+            <w:proofErr w:type="spellStart"/>
+            <w:r>
+              <w:rPr>
+                <w:rFonts w:ascii="BRH Devanagari Extra" w:hAnsi="BRH Devanagari Extra" w:cs="BRH Devanagari Extra"/>
+                <w:color w:val="000000"/>
+                <w:sz w:val="40"/>
+                <w:szCs w:val="40"/>
+              </w:rPr>
+              <w:t>CirÉÉÿ</w:t>
+            </w:r>
+            <w:proofErr w:type="spellEnd"/>
+            <w:r>
+              <w:rPr>
+                <w:rFonts w:ascii="BRH Devanagari Extra" w:hAnsi="BRH Devanagari Extra" w:cs="BRH Devanagari Extra"/>
+                <w:color w:val="000000"/>
+                <w:sz w:val="40"/>
+                <w:szCs w:val="40"/>
+              </w:rPr>
+              <w:t xml:space="preserve"> - </w:t>
+            </w:r>
+            <w:proofErr w:type="spellStart"/>
+            <w:r>
+              <w:rPr>
+                <w:rFonts w:ascii="BRH Devanagari Extra" w:hAnsi="BRH Devanagari Extra" w:cs="BRH Devanagari Extra"/>
+                <w:color w:val="000000"/>
+                <w:sz w:val="40"/>
+                <w:szCs w:val="40"/>
+              </w:rPr>
+              <w:t>mÉÔrÉÉïÿÈ</w:t>
+            </w:r>
+            <w:proofErr w:type="spellEnd"/>
+            <w:r>
+              <w:rPr>
+                <w:rFonts w:ascii="BRH Devanagari Extra" w:hAnsi="BRH Devanagari Extra" w:cs="BRH Devanagari Extra"/>
+                <w:color w:val="000000"/>
+                <w:sz w:val="40"/>
+                <w:szCs w:val="40"/>
+              </w:rPr>
+              <w:t xml:space="preserve"> |</w:t>
             </w:r>
           </w:p>
         </w:tc>
@@ -4149,6 +4744,7 @@
                 <w:sz w:val="40"/>
                 <w:szCs w:val="40"/>
               </w:rPr>
+              <w:lastRenderedPageBreak/>
               <w:t>AÉ</w:t>
             </w:r>
             <w:r>
@@ -4161,6 +4757,7 @@
               </w:rPr>
               <w:t>–</w:t>
             </w:r>
+            <w:proofErr w:type="spellStart"/>
             <w:r>
               <w:rPr>
                 <w:rFonts w:ascii="BRH Devanagari Extra" w:hAnsi="BRH Devanagari Extra" w:cs="BRH Devanagari Extra"/>
@@ -4180,14 +4777,35 @@
               </w:rPr>
               <w:t>È</w:t>
             </w:r>
-            <w:r>
-              <w:rPr>
-                <w:rFonts w:ascii="BRH Devanagari Extra" w:hAnsi="BRH Devanagari Extra" w:cs="BRH Devanagari Extra"/>
-                <w:color w:val="000000"/>
-                <w:sz w:val="40"/>
-                <w:szCs w:val="40"/>
-              </w:rPr>
-              <w:t xml:space="preserve"> xjÉ | </w:t>
+            <w:proofErr w:type="spellEnd"/>
+            <w:r>
+              <w:rPr>
+                <w:rFonts w:ascii="BRH Devanagari Extra" w:hAnsi="BRH Devanagari Extra" w:cs="BRH Devanagari Extra"/>
+                <w:color w:val="000000"/>
+                <w:sz w:val="40"/>
+                <w:szCs w:val="40"/>
+              </w:rPr>
+              <w:t xml:space="preserve"> </w:t>
+            </w:r>
+            <w:proofErr w:type="spellStart"/>
+            <w:r>
+              <w:rPr>
+                <w:rFonts w:ascii="BRH Devanagari Extra" w:hAnsi="BRH Devanagari Extra" w:cs="BRH Devanagari Extra"/>
+                <w:color w:val="000000"/>
+                <w:sz w:val="40"/>
+                <w:szCs w:val="40"/>
+              </w:rPr>
+              <w:t>xjÉ</w:t>
+            </w:r>
+            <w:proofErr w:type="spellEnd"/>
+            <w:r>
+              <w:rPr>
+                <w:rFonts w:ascii="BRH Devanagari Extra" w:hAnsi="BRH Devanagari Extra" w:cs="BRH Devanagari Extra"/>
+                <w:color w:val="000000"/>
+                <w:sz w:val="40"/>
+                <w:szCs w:val="40"/>
+              </w:rPr>
+              <w:t xml:space="preserve"> | </w:t>
             </w:r>
           </w:p>
           <w:p>
@@ -4207,6 +4825,7 @@
                 <w:sz w:val="40"/>
                 <w:szCs w:val="40"/>
               </w:rPr>
+              <w:lastRenderedPageBreak/>
               <w:t>AÉ</w:t>
             </w:r>
             <w:r>
@@ -4219,6 +4838,7 @@
               </w:rPr>
               <w:t>–</w:t>
             </w:r>
+            <w:proofErr w:type="spellStart"/>
             <w:r>
               <w:rPr>
                 <w:rFonts w:ascii="BRH Devanagari Extra" w:hAnsi="BRH Devanagari Extra" w:cs="BRH Devanagari Extra"/>
@@ -4228,24 +4848,65 @@
               </w:rPr>
               <w:t>mÉÔrÉÉï</w:t>
             </w:r>
-            <w:r>
-              <w:rPr>
-                <w:rFonts w:ascii="BRH Malayalam Extra" w:hAnsi="BRH Malayalam Extra" w:cs="BRH Devanagari Extra"/>
-                <w:b/>
-                <w:color w:val="000000"/>
-                <w:sz w:val="32"/>
-                <w:szCs w:val="40"/>
-              </w:rPr>
-              <w:t>–</w:t>
-            </w:r>
-            <w:r>
-              <w:rPr>
-                <w:rFonts w:ascii="BRH Devanagari Extra" w:hAnsi="BRH Devanagari Extra" w:cs="BRH Devanagari Extra"/>
-                <w:color w:val="000000"/>
-                <w:sz w:val="40"/>
-                <w:szCs w:val="40"/>
-              </w:rPr>
-              <w:t xml:space="preserve"> CirÉÉÿ - mÉÔrÉÉïÿÈ |</w:t>
+            <w:proofErr w:type="spellEnd"/>
+            <w:r>
+              <w:rPr>
+                <w:rFonts w:ascii="BRH Malayalam Extra" w:hAnsi="BRH Malayalam Extra" w:cs="BRH Devanagari Extra"/>
+                <w:b/>
+                <w:color w:val="000000"/>
+                <w:sz w:val="32"/>
+                <w:szCs w:val="40"/>
+              </w:rPr>
+              <w:t>–</w:t>
+            </w:r>
+            <w:r>
+              <w:rPr>
+                <w:rFonts w:ascii="BRH Devanagari Extra" w:hAnsi="BRH Devanagari Extra" w:cs="BRH Devanagari Extra"/>
+                <w:color w:val="000000"/>
+                <w:sz w:val="40"/>
+                <w:szCs w:val="40"/>
+              </w:rPr>
+              <w:t xml:space="preserve"> </w:t>
+            </w:r>
+            <w:proofErr w:type="spellStart"/>
+            <w:r>
+              <w:rPr>
+                <w:rFonts w:ascii="BRH Devanagari Extra" w:hAnsi="BRH Devanagari Extra" w:cs="BRH Devanagari Extra"/>
+                <w:color w:val="000000"/>
+                <w:sz w:val="40"/>
+                <w:szCs w:val="40"/>
+              </w:rPr>
+              <w:t>CirÉÉÿ</w:t>
+            </w:r>
+            <w:proofErr w:type="spellEnd"/>
+            <w:r>
+              <w:rPr>
+                <w:rFonts w:ascii="BRH Devanagari Extra" w:hAnsi="BRH Devanagari Extra" w:cs="BRH Devanagari Extra"/>
+                <w:color w:val="000000"/>
+                <w:sz w:val="40"/>
+                <w:szCs w:val="40"/>
+              </w:rPr>
+              <w:t xml:space="preserve"> - </w:t>
+            </w:r>
+            <w:proofErr w:type="spellStart"/>
+            <w:r>
+              <w:rPr>
+                <w:rFonts w:ascii="BRH Devanagari Extra" w:hAnsi="BRH Devanagari Extra" w:cs="BRH Devanagari Extra"/>
+                <w:color w:val="000000"/>
+                <w:sz w:val="40"/>
+                <w:szCs w:val="40"/>
+              </w:rPr>
+              <w:t>mÉÔrÉÉïÿÈ</w:t>
+            </w:r>
+            <w:proofErr w:type="spellEnd"/>
+            <w:r>
+              <w:rPr>
+                <w:rFonts w:ascii="BRH Devanagari Extra" w:hAnsi="BRH Devanagari Extra" w:cs="BRH Devanagari Extra"/>
+                <w:color w:val="000000"/>
+                <w:sz w:val="40"/>
+                <w:szCs w:val="40"/>
+              </w:rPr>
+              <w:t xml:space="preserve"> |</w:t>
             </w:r>
           </w:p>
         </w:tc>
@@ -4283,6 +4944,7 @@
                 <w:sz w:val="28"/>
                 <w:szCs w:val="32"/>
               </w:rPr>
+              <w:lastRenderedPageBreak/>
               <w:t>T.S.3.2.8.3 – Kramam</w:t>
             </w:r>
           </w:p>
@@ -4379,25 +5041,68 @@
                 <w:szCs w:val="40"/>
               </w:rPr>
             </w:pPr>
-            <w:r>
-              <w:rPr>
-                <w:rFonts w:ascii="BRH Devanagari Extra" w:hAnsi="BRH Devanagari Extra" w:cs="BRH Devanagari Extra"/>
-                <w:color w:val="000000"/>
-                <w:sz w:val="40"/>
-                <w:szCs w:val="40"/>
-              </w:rPr>
-              <w:t>mÉë qÉÑþgcÉ | qÉÑ</w:t>
-            </w:r>
-            <w:r>
-              <w:rPr>
-                <w:rFonts w:ascii="BRH Malayalam Extra" w:hAnsi="BRH Malayalam Extra" w:cs="BRH Devanagari Extra"/>
-                <w:b/>
-                <w:color w:val="000000"/>
-                <w:sz w:val="32"/>
-                <w:szCs w:val="40"/>
-              </w:rPr>
-              <w:t>–</w:t>
-            </w:r>
+            <w:proofErr w:type="spellStart"/>
+            <w:r>
+              <w:rPr>
+                <w:rFonts w:ascii="BRH Devanagari Extra" w:hAnsi="BRH Devanagari Extra" w:cs="BRH Devanagari Extra"/>
+                <w:color w:val="000000"/>
+                <w:sz w:val="40"/>
+                <w:szCs w:val="40"/>
+              </w:rPr>
+              <w:t>mÉë</w:t>
+            </w:r>
+            <w:proofErr w:type="spellEnd"/>
+            <w:r>
+              <w:rPr>
+                <w:rFonts w:ascii="BRH Devanagari Extra" w:hAnsi="BRH Devanagari Extra" w:cs="BRH Devanagari Extra"/>
+                <w:color w:val="000000"/>
+                <w:sz w:val="40"/>
+                <w:szCs w:val="40"/>
+              </w:rPr>
+              <w:t xml:space="preserve"> </w:t>
+            </w:r>
+            <w:proofErr w:type="spellStart"/>
+            <w:r>
+              <w:rPr>
+                <w:rFonts w:ascii="BRH Devanagari Extra" w:hAnsi="BRH Devanagari Extra" w:cs="BRH Devanagari Extra"/>
+                <w:color w:val="000000"/>
+                <w:sz w:val="40"/>
+                <w:szCs w:val="40"/>
+              </w:rPr>
+              <w:t>qÉÑþgcÉ</w:t>
+            </w:r>
+            <w:proofErr w:type="spellEnd"/>
+            <w:r>
+              <w:rPr>
+                <w:rFonts w:ascii="BRH Devanagari Extra" w:hAnsi="BRH Devanagari Extra" w:cs="BRH Devanagari Extra"/>
+                <w:color w:val="000000"/>
+                <w:sz w:val="40"/>
+                <w:szCs w:val="40"/>
+              </w:rPr>
+              <w:t xml:space="preserve"> | </w:t>
+            </w:r>
+            <w:proofErr w:type="spellStart"/>
+            <w:r>
+              <w:rPr>
+                <w:rFonts w:ascii="BRH Devanagari Extra" w:hAnsi="BRH Devanagari Extra" w:cs="BRH Devanagari Extra"/>
+                <w:color w:val="000000"/>
+                <w:sz w:val="40"/>
+                <w:szCs w:val="40"/>
+              </w:rPr>
+              <w:t>qÉÑ</w:t>
+            </w:r>
+            <w:proofErr w:type="spellEnd"/>
+            <w:r>
+              <w:rPr>
+                <w:rFonts w:ascii="BRH Malayalam Extra" w:hAnsi="BRH Malayalam Extra" w:cs="BRH Devanagari Extra"/>
+                <w:b/>
+                <w:color w:val="000000"/>
+                <w:sz w:val="32"/>
+                <w:szCs w:val="40"/>
+              </w:rPr>
+              <w:t>–</w:t>
+            </w:r>
+            <w:proofErr w:type="spellStart"/>
             <w:r>
               <w:rPr>
                 <w:rFonts w:ascii="BRH Devanagari Extra" w:hAnsi="BRH Devanagari Extra" w:cs="BRH Devanagari Extra"/>
@@ -4408,6 +5113,7 @@
               </w:rPr>
               <w:t>gcÉ</w:t>
             </w:r>
+            <w:proofErr w:type="spellEnd"/>
             <w:r>
               <w:rPr>
                 <w:rFonts w:ascii="BRH Malayalam Extra" w:hAnsi="BRH Malayalam Extra" w:cs="BRH Devanagari Extra"/>
@@ -4426,26 +5132,48 @@
                 <w:sz w:val="40"/>
                 <w:szCs w:val="40"/>
               </w:rPr>
-              <w:t xml:space="preserve"> xuÉ</w:t>
-            </w:r>
-            <w:r>
-              <w:rPr>
-                <w:rFonts w:ascii="BRH Malayalam Extra" w:hAnsi="BRH Malayalam Extra" w:cs="BRH Devanagari Extra"/>
-                <w:b/>
-                <w:color w:val="000000"/>
-                <w:sz w:val="32"/>
-                <w:szCs w:val="40"/>
-              </w:rPr>
-              <w:t>–</w:t>
-            </w:r>
-            <w:r>
-              <w:rPr>
-                <w:rFonts w:ascii="BRH Devanagari Extra" w:hAnsi="BRH Devanagari Extra" w:cs="BRH Devanagari Extra"/>
-                <w:color w:val="000000"/>
-                <w:sz w:val="40"/>
-                <w:szCs w:val="40"/>
-              </w:rPr>
-              <w:t>xiÉrÉåÿ |</w:t>
+              <w:t xml:space="preserve"> </w:t>
+            </w:r>
+            <w:proofErr w:type="spellStart"/>
+            <w:r>
+              <w:rPr>
+                <w:rFonts w:ascii="BRH Devanagari Extra" w:hAnsi="BRH Devanagari Extra" w:cs="BRH Devanagari Extra"/>
+                <w:color w:val="000000"/>
+                <w:sz w:val="40"/>
+                <w:szCs w:val="40"/>
+              </w:rPr>
+              <w:t>xuÉ</w:t>
+            </w:r>
+            <w:proofErr w:type="spellEnd"/>
+            <w:r>
+              <w:rPr>
+                <w:rFonts w:ascii="BRH Malayalam Extra" w:hAnsi="BRH Malayalam Extra" w:cs="BRH Devanagari Extra"/>
+                <w:b/>
+                <w:color w:val="000000"/>
+                <w:sz w:val="32"/>
+                <w:szCs w:val="40"/>
+              </w:rPr>
+              <w:t>–</w:t>
+            </w:r>
+            <w:proofErr w:type="spellStart"/>
+            <w:r>
+              <w:rPr>
+                <w:rFonts w:ascii="BRH Devanagari Extra" w:hAnsi="BRH Devanagari Extra" w:cs="BRH Devanagari Extra"/>
+                <w:color w:val="000000"/>
+                <w:sz w:val="40"/>
+                <w:szCs w:val="40"/>
+              </w:rPr>
+              <w:t>xiÉrÉåÿ</w:t>
+            </w:r>
+            <w:proofErr w:type="spellEnd"/>
+            <w:r>
+              <w:rPr>
+                <w:rFonts w:ascii="BRH Devanagari Extra" w:hAnsi="BRH Devanagari Extra" w:cs="BRH Devanagari Extra"/>
+                <w:color w:val="000000"/>
+                <w:sz w:val="40"/>
+                <w:szCs w:val="40"/>
+              </w:rPr>
+              <w:t xml:space="preserve"> |</w:t>
             </w:r>
           </w:p>
         </w:tc>
@@ -4463,25 +5191,68 @@
                 <w:szCs w:val="40"/>
               </w:rPr>
             </w:pPr>
-            <w:r>
-              <w:rPr>
-                <w:rFonts w:ascii="BRH Devanagari Extra" w:hAnsi="BRH Devanagari Extra" w:cs="BRH Devanagari Extra"/>
-                <w:color w:val="000000"/>
-                <w:sz w:val="40"/>
-                <w:szCs w:val="40"/>
-              </w:rPr>
-              <w:t>mÉë qÉÑþgcÉ | qÉÑ</w:t>
-            </w:r>
-            <w:r>
-              <w:rPr>
-                <w:rFonts w:ascii="BRH Malayalam Extra" w:hAnsi="BRH Malayalam Extra" w:cs="BRH Devanagari Extra"/>
-                <w:b/>
-                <w:color w:val="000000"/>
-                <w:sz w:val="32"/>
-                <w:szCs w:val="40"/>
-              </w:rPr>
-              <w:t>–</w:t>
-            </w:r>
+            <w:proofErr w:type="spellStart"/>
+            <w:r>
+              <w:rPr>
+                <w:rFonts w:ascii="BRH Devanagari Extra" w:hAnsi="BRH Devanagari Extra" w:cs="BRH Devanagari Extra"/>
+                <w:color w:val="000000"/>
+                <w:sz w:val="40"/>
+                <w:szCs w:val="40"/>
+              </w:rPr>
+              <w:t>mÉë</w:t>
+            </w:r>
+            <w:proofErr w:type="spellEnd"/>
+            <w:r>
+              <w:rPr>
+                <w:rFonts w:ascii="BRH Devanagari Extra" w:hAnsi="BRH Devanagari Extra" w:cs="BRH Devanagari Extra"/>
+                <w:color w:val="000000"/>
+                <w:sz w:val="40"/>
+                <w:szCs w:val="40"/>
+              </w:rPr>
+              <w:t xml:space="preserve"> </w:t>
+            </w:r>
+            <w:proofErr w:type="spellStart"/>
+            <w:r>
+              <w:rPr>
+                <w:rFonts w:ascii="BRH Devanagari Extra" w:hAnsi="BRH Devanagari Extra" w:cs="BRH Devanagari Extra"/>
+                <w:color w:val="000000"/>
+                <w:sz w:val="40"/>
+                <w:szCs w:val="40"/>
+              </w:rPr>
+              <w:t>qÉÑþgcÉ</w:t>
+            </w:r>
+            <w:proofErr w:type="spellEnd"/>
+            <w:r>
+              <w:rPr>
+                <w:rFonts w:ascii="BRH Devanagari Extra" w:hAnsi="BRH Devanagari Extra" w:cs="BRH Devanagari Extra"/>
+                <w:color w:val="000000"/>
+                <w:sz w:val="40"/>
+                <w:szCs w:val="40"/>
+              </w:rPr>
+              <w:t xml:space="preserve"> | </w:t>
+            </w:r>
+            <w:proofErr w:type="spellStart"/>
+            <w:r>
+              <w:rPr>
+                <w:rFonts w:ascii="BRH Devanagari Extra" w:hAnsi="BRH Devanagari Extra" w:cs="BRH Devanagari Extra"/>
+                <w:color w:val="000000"/>
+                <w:sz w:val="40"/>
+                <w:szCs w:val="40"/>
+              </w:rPr>
+              <w:t>qÉÑ</w:t>
+            </w:r>
+            <w:proofErr w:type="spellEnd"/>
+            <w:r>
+              <w:rPr>
+                <w:rFonts w:ascii="BRH Malayalam Extra" w:hAnsi="BRH Malayalam Extra" w:cs="BRH Devanagari Extra"/>
+                <w:b/>
+                <w:color w:val="000000"/>
+                <w:sz w:val="32"/>
+                <w:szCs w:val="40"/>
+              </w:rPr>
+              <w:t>–</w:t>
+            </w:r>
+            <w:proofErr w:type="spellStart"/>
             <w:r>
               <w:rPr>
                 <w:rFonts w:ascii="BRH Devanagari Extra" w:hAnsi="BRH Devanagari Extra" w:cs="BRH Devanagari Extra"/>
@@ -4492,6 +5263,7 @@
               </w:rPr>
               <w:t>gcÉ</w:t>
             </w:r>
+            <w:proofErr w:type="spellEnd"/>
             <w:r>
               <w:rPr>
                 <w:rFonts w:ascii="BRH Malayalam Extra" w:hAnsi="BRH Malayalam Extra" w:cs="BRH Devanagari Extra"/>
@@ -4520,26 +5292,48 @@
                 <w:sz w:val="40"/>
                 <w:szCs w:val="40"/>
               </w:rPr>
-              <w:t xml:space="preserve"> xuÉ</w:t>
-            </w:r>
-            <w:r>
-              <w:rPr>
-                <w:rFonts w:ascii="BRH Malayalam Extra" w:hAnsi="BRH Malayalam Extra" w:cs="BRH Devanagari Extra"/>
-                <w:b/>
-                <w:color w:val="000000"/>
-                <w:sz w:val="32"/>
-                <w:szCs w:val="40"/>
-              </w:rPr>
-              <w:t>–</w:t>
-            </w:r>
-            <w:r>
-              <w:rPr>
-                <w:rFonts w:ascii="BRH Devanagari Extra" w:hAnsi="BRH Devanagari Extra" w:cs="BRH Devanagari Extra"/>
-                <w:color w:val="000000"/>
-                <w:sz w:val="40"/>
-                <w:szCs w:val="40"/>
-              </w:rPr>
-              <w:t>xiÉrÉåÿ |</w:t>
+              <w:t xml:space="preserve"> </w:t>
+            </w:r>
+            <w:proofErr w:type="spellStart"/>
+            <w:r>
+              <w:rPr>
+                <w:rFonts w:ascii="BRH Devanagari Extra" w:hAnsi="BRH Devanagari Extra" w:cs="BRH Devanagari Extra"/>
+                <w:color w:val="000000"/>
+                <w:sz w:val="40"/>
+                <w:szCs w:val="40"/>
+              </w:rPr>
+              <w:t>xuÉ</w:t>
+            </w:r>
+            <w:proofErr w:type="spellEnd"/>
+            <w:r>
+              <w:rPr>
+                <w:rFonts w:ascii="BRH Malayalam Extra" w:hAnsi="BRH Malayalam Extra" w:cs="BRH Devanagari Extra"/>
+                <w:b/>
+                <w:color w:val="000000"/>
+                <w:sz w:val="32"/>
+                <w:szCs w:val="40"/>
+              </w:rPr>
+              <w:t>–</w:t>
+            </w:r>
+            <w:proofErr w:type="spellStart"/>
+            <w:r>
+              <w:rPr>
+                <w:rFonts w:ascii="BRH Devanagari Extra" w:hAnsi="BRH Devanagari Extra" w:cs="BRH Devanagari Extra"/>
+                <w:color w:val="000000"/>
+                <w:sz w:val="40"/>
+                <w:szCs w:val="40"/>
+              </w:rPr>
+              <w:t>xiÉrÉåÿ</w:t>
+            </w:r>
+            <w:proofErr w:type="spellEnd"/>
+            <w:r>
+              <w:rPr>
+                <w:rFonts w:ascii="BRH Devanagari Extra" w:hAnsi="BRH Devanagari Extra" w:cs="BRH Devanagari Extra"/>
+                <w:color w:val="000000"/>
+                <w:sz w:val="40"/>
+                <w:szCs w:val="40"/>
+              </w:rPr>
+              <w:t xml:space="preserve"> |</w:t>
             </w:r>
           </w:p>
         </w:tc>
@@ -4579,7 +5373,6 @@
                 <w:sz w:val="28"/>
                 <w:szCs w:val="32"/>
               </w:rPr>
-              <w:lastRenderedPageBreak/>
               <w:t>T.S.</w:t>
             </w:r>
             <w:r>
@@ -4759,15 +5552,27 @@
               </w:rPr>
               <w:t>–</w:t>
             </w:r>
-            <w:r>
-              <w:rPr>
-                <w:rFonts w:ascii="BRH Devanagari Extra" w:hAnsi="BRH Devanagari Extra" w:cs="BRH Devanagari Extra"/>
-                <w:color w:val="000000"/>
-                <w:sz w:val="40"/>
-                <w:szCs w:val="40"/>
-              </w:rPr>
-              <w:t xml:space="preserve">xrÉÉÿxiÉå | </w:t>
-            </w:r>
+            <w:proofErr w:type="spellStart"/>
+            <w:r>
+              <w:rPr>
+                <w:rFonts w:ascii="BRH Devanagari Extra" w:hAnsi="BRH Devanagari Extra" w:cs="BRH Devanagari Extra"/>
+                <w:color w:val="000000"/>
+                <w:sz w:val="40"/>
+                <w:szCs w:val="40"/>
+              </w:rPr>
+              <w:t>xrÉÉÿxiÉå</w:t>
+            </w:r>
+            <w:proofErr w:type="spellEnd"/>
+            <w:r>
+              <w:rPr>
+                <w:rFonts w:ascii="BRH Devanagari Extra" w:hAnsi="BRH Devanagari Extra" w:cs="BRH Devanagari Extra"/>
+                <w:color w:val="000000"/>
+                <w:sz w:val="40"/>
+                <w:szCs w:val="40"/>
+              </w:rPr>
+              <w:t xml:space="preserve"> | </w:t>
+            </w:r>
+            <w:proofErr w:type="spellStart"/>
             <w:r>
               <w:rPr>
                 <w:rFonts w:ascii="BRH Devanagari Extra" w:hAnsi="BRH Devanagari Extra" w:cs="BRH Devanagari Extra"/>
@@ -4778,14 +5583,35 @@
               </w:rPr>
               <w:t>iÉå</w:t>
             </w:r>
-            <w:r>
-              <w:rPr>
-                <w:rFonts w:ascii="BRH Devanagari Extra" w:hAnsi="BRH Devanagari Extra" w:cs="BRH Devanagari Extra"/>
-                <w:color w:val="000000"/>
-                <w:sz w:val="40"/>
-                <w:szCs w:val="40"/>
-              </w:rPr>
-              <w:t xml:space="preserve"> xÉuÉåïÿ |</w:t>
+            <w:proofErr w:type="spellEnd"/>
+            <w:r>
+              <w:rPr>
+                <w:rFonts w:ascii="BRH Devanagari Extra" w:hAnsi="BRH Devanagari Extra" w:cs="BRH Devanagari Extra"/>
+                <w:color w:val="000000"/>
+                <w:sz w:val="40"/>
+                <w:szCs w:val="40"/>
+              </w:rPr>
+              <w:t xml:space="preserve"> </w:t>
+            </w:r>
+            <w:proofErr w:type="spellStart"/>
+            <w:r>
+              <w:rPr>
+                <w:rFonts w:ascii="BRH Devanagari Extra" w:hAnsi="BRH Devanagari Extra" w:cs="BRH Devanagari Extra"/>
+                <w:color w:val="000000"/>
+                <w:sz w:val="40"/>
+                <w:szCs w:val="40"/>
+              </w:rPr>
+              <w:t>xÉuÉåïÿ</w:t>
+            </w:r>
+            <w:proofErr w:type="spellEnd"/>
+            <w:r>
+              <w:rPr>
+                <w:rFonts w:ascii="BRH Devanagari Extra" w:hAnsi="BRH Devanagari Extra" w:cs="BRH Devanagari Extra"/>
+                <w:color w:val="000000"/>
+                <w:sz w:val="40"/>
+                <w:szCs w:val="40"/>
+              </w:rPr>
+              <w:t xml:space="preserve"> |</w:t>
             </w:r>
           </w:p>
         </w:tc>
@@ -4841,14 +5667,25 @@
               </w:rPr>
               <w:t>–</w:t>
             </w:r>
-            <w:r>
-              <w:rPr>
-                <w:rFonts w:ascii="BRH Devanagari Extra" w:hAnsi="BRH Devanagari Extra" w:cs="BRH Devanagari Extra"/>
-                <w:color w:val="000000"/>
-                <w:sz w:val="40"/>
-                <w:szCs w:val="40"/>
-              </w:rPr>
-              <w:t xml:space="preserve">xrÉÉÿxiÉå | </w:t>
+            <w:proofErr w:type="spellStart"/>
+            <w:r>
+              <w:rPr>
+                <w:rFonts w:ascii="BRH Devanagari Extra" w:hAnsi="BRH Devanagari Extra" w:cs="BRH Devanagari Extra"/>
+                <w:color w:val="000000"/>
+                <w:sz w:val="40"/>
+                <w:szCs w:val="40"/>
+              </w:rPr>
+              <w:t>xrÉÉÿxiÉå</w:t>
+            </w:r>
+            <w:proofErr w:type="spellEnd"/>
+            <w:r>
+              <w:rPr>
+                <w:rFonts w:ascii="BRH Devanagari Extra" w:hAnsi="BRH Devanagari Extra" w:cs="BRH Devanagari Extra"/>
+                <w:color w:val="000000"/>
+                <w:sz w:val="40"/>
+                <w:szCs w:val="40"/>
+              </w:rPr>
+              <w:t xml:space="preserve"> | </w:t>
             </w:r>
             <w:r>
               <w:rPr>
@@ -4877,7 +5714,27 @@
                 <w:sz w:val="40"/>
                 <w:szCs w:val="40"/>
               </w:rPr>
-              <w:t>å xÉuÉåïÿ |</w:t>
+              <w:t xml:space="preserve">å </w:t>
+            </w:r>
+            <w:proofErr w:type="spellStart"/>
+            <w:r>
+              <w:rPr>
+                <w:rFonts w:ascii="BRH Devanagari Extra" w:hAnsi="BRH Devanagari Extra" w:cs="BRH Devanagari Extra"/>
+                <w:color w:val="000000"/>
+                <w:sz w:val="40"/>
+                <w:szCs w:val="40"/>
+              </w:rPr>
+              <w:t>xÉuÉåïÿ</w:t>
+            </w:r>
+            <w:proofErr w:type="spellEnd"/>
+            <w:r>
+              <w:rPr>
+                <w:rFonts w:ascii="BRH Devanagari Extra" w:hAnsi="BRH Devanagari Extra" w:cs="BRH Devanagari Extra"/>
+                <w:color w:val="000000"/>
+                <w:sz w:val="40"/>
+                <w:szCs w:val="40"/>
+              </w:rPr>
+              <w:t xml:space="preserve"> |</w:t>
             </w:r>
           </w:p>
         </w:tc>
@@ -5058,6 +5915,7 @@
                 <w:szCs w:val="40"/>
               </w:rPr>
             </w:pPr>
+            <w:proofErr w:type="spellStart"/>
             <w:r>
               <w:rPr>
                 <w:rFonts w:ascii="BRH Devanagari Extra" w:hAnsi="BRH Devanagari Extra" w:cs="BRH Devanagari Extra"/>
@@ -5085,24 +5943,45 @@
               </w:rPr>
               <w:t>xÉþÌiÉ</w:t>
             </w:r>
-            <w:r>
-              <w:rPr>
-                <w:rFonts w:ascii="BRH Malayalam Extra" w:hAnsi="BRH Malayalam Extra" w:cs="BRH Devanagari Extra"/>
-                <w:b/>
-                <w:color w:val="000000"/>
-                <w:sz w:val="32"/>
-                <w:szCs w:val="40"/>
-              </w:rPr>
-              <w:t>–</w:t>
-            </w:r>
-            <w:r>
-              <w:rPr>
-                <w:rFonts w:ascii="BRH Devanagari Extra" w:hAnsi="BRH Devanagari Extra" w:cs="BRH Devanagari Extra"/>
-                <w:color w:val="000000"/>
-                <w:sz w:val="40"/>
-                <w:szCs w:val="40"/>
-              </w:rPr>
-              <w:t xml:space="preserve"> iÉxqÉÉÿiÉç | </w:t>
+            <w:proofErr w:type="spellEnd"/>
+            <w:r>
+              <w:rPr>
+                <w:rFonts w:ascii="BRH Malayalam Extra" w:hAnsi="BRH Malayalam Extra" w:cs="BRH Devanagari Extra"/>
+                <w:b/>
+                <w:color w:val="000000"/>
+                <w:sz w:val="32"/>
+                <w:szCs w:val="40"/>
+              </w:rPr>
+              <w:t>–</w:t>
+            </w:r>
+            <w:r>
+              <w:rPr>
+                <w:rFonts w:ascii="BRH Devanagari Extra" w:hAnsi="BRH Devanagari Extra" w:cs="BRH Devanagari Extra"/>
+                <w:color w:val="000000"/>
+                <w:sz w:val="40"/>
+                <w:szCs w:val="40"/>
+              </w:rPr>
+              <w:t xml:space="preserve"> </w:t>
+            </w:r>
+            <w:proofErr w:type="spellStart"/>
+            <w:r>
+              <w:rPr>
+                <w:rFonts w:ascii="BRH Devanagari Extra" w:hAnsi="BRH Devanagari Extra" w:cs="BRH Devanagari Extra"/>
+                <w:color w:val="000000"/>
+                <w:sz w:val="40"/>
+                <w:szCs w:val="40"/>
+              </w:rPr>
+              <w:t>iÉxqÉÉÿiÉç</w:t>
+            </w:r>
+            <w:proofErr w:type="spellEnd"/>
+            <w:r>
+              <w:rPr>
+                <w:rFonts w:ascii="BRH Devanagari Extra" w:hAnsi="BRH Devanagari Extra" w:cs="BRH Devanagari Extra"/>
+                <w:color w:val="000000"/>
+                <w:sz w:val="40"/>
+                <w:szCs w:val="40"/>
+              </w:rPr>
+              <w:t xml:space="preserve"> | </w:t>
             </w:r>
           </w:p>
           <w:p>
@@ -5114,6 +5993,7 @@
                 <w:szCs w:val="40"/>
               </w:rPr>
             </w:pPr>
+            <w:proofErr w:type="spellStart"/>
             <w:r>
               <w:rPr>
                 <w:rFonts w:ascii="BRH Devanagari Extra" w:hAnsi="BRH Devanagari Extra" w:cs="BRH Devanagari Extra"/>
@@ -5137,24 +6017,43 @@
                 <w:sz w:val="40"/>
                 <w:szCs w:val="40"/>
               </w:rPr>
-              <w:t>ç ÌS</w:t>
-            </w:r>
-            <w:r>
-              <w:rPr>
-                <w:rFonts w:ascii="BRH Malayalam Extra" w:hAnsi="BRH Malayalam Extra" w:cs="BRH Devanagari Extra"/>
-                <w:b/>
-                <w:sz w:val="32"/>
-                <w:szCs w:val="40"/>
-              </w:rPr>
-              <w:t>–</w:t>
-            </w:r>
-            <w:r>
-              <w:rPr>
-                <w:rFonts w:ascii="BRH Devanagari Extra" w:hAnsi="BRH Devanagari Extra" w:cs="BRH Devanagari Extra"/>
-                <w:sz w:val="40"/>
-                <w:szCs w:val="40"/>
-              </w:rPr>
-              <w:t xml:space="preserve">iÉÈmÉëþSÉlÉqÉç | </w:t>
+              <w:t>ç</w:t>
+            </w:r>
+            <w:proofErr w:type="spellEnd"/>
+            <w:r>
+              <w:rPr>
+                <w:rFonts w:ascii="BRH Devanagari Extra" w:hAnsi="BRH Devanagari Extra" w:cs="BRH Devanagari Extra"/>
+                <w:sz w:val="40"/>
+                <w:szCs w:val="40"/>
+              </w:rPr>
+              <w:t xml:space="preserve"> ÌS</w:t>
+            </w:r>
+            <w:r>
+              <w:rPr>
+                <w:rFonts w:ascii="BRH Malayalam Extra" w:hAnsi="BRH Malayalam Extra" w:cs="BRH Devanagari Extra"/>
+                <w:b/>
+                <w:sz w:val="32"/>
+                <w:szCs w:val="40"/>
+              </w:rPr>
+              <w:t>–</w:t>
+            </w:r>
+            <w:proofErr w:type="spellStart"/>
+            <w:r>
+              <w:rPr>
+                <w:rFonts w:ascii="BRH Devanagari Extra" w:hAnsi="BRH Devanagari Extra" w:cs="BRH Devanagari Extra"/>
+                <w:sz w:val="40"/>
+                <w:szCs w:val="40"/>
+              </w:rPr>
+              <w:t>iÉÈmÉëþSÉlÉqÉç</w:t>
+            </w:r>
+            <w:proofErr w:type="spellEnd"/>
+            <w:r>
+              <w:rPr>
+                <w:rFonts w:ascii="BRH Devanagari Extra" w:hAnsi="BRH Devanagari Extra" w:cs="BRH Devanagari Extra"/>
+                <w:sz w:val="40"/>
+                <w:szCs w:val="40"/>
+              </w:rPr>
+              <w:t xml:space="preserve"> | </w:t>
             </w:r>
           </w:p>
           <w:p>
@@ -5184,13 +6083,32 @@
               </w:rPr>
               <w:t>–</w:t>
             </w:r>
-            <w:r>
-              <w:rPr>
-                <w:rFonts w:ascii="BRH Devanagari Extra" w:hAnsi="BRH Devanagari Extra" w:cs="BRH Devanagari Extra"/>
-                <w:sz w:val="40"/>
-                <w:szCs w:val="40"/>
-              </w:rPr>
-              <w:t>iÉÈmÉëþSÉlÉqÉç S</w:t>
+            <w:proofErr w:type="spellStart"/>
+            <w:r>
+              <w:rPr>
+                <w:rFonts w:ascii="BRH Devanagari Extra" w:hAnsi="BRH Devanagari Extra" w:cs="BRH Devanagari Extra"/>
+                <w:sz w:val="40"/>
+                <w:szCs w:val="40"/>
+              </w:rPr>
+              <w:t>iÉÈmÉëþSÉlÉqÉç</w:t>
+            </w:r>
+            <w:proofErr w:type="spellEnd"/>
+            <w:r>
+              <w:rPr>
+                <w:rFonts w:ascii="BRH Devanagari Extra" w:hAnsi="BRH Devanagari Extra" w:cs="BRH Devanagari Extra"/>
+                <w:sz w:val="40"/>
+                <w:szCs w:val="40"/>
+              </w:rPr>
+              <w:t xml:space="preserve"> </w:t>
+            </w:r>
+            <w:proofErr w:type="spellStart"/>
+            <w:r>
+              <w:rPr>
+                <w:rFonts w:ascii="BRH Devanagari Extra" w:hAnsi="BRH Devanagari Extra" w:cs="BRH Devanagari Extra"/>
+                <w:sz w:val="40"/>
+                <w:szCs w:val="40"/>
+              </w:rPr>
+              <w:t>S</w:t>
             </w:r>
             <w:r>
               <w:rPr>
@@ -5200,22 +6118,33 @@
               </w:rPr>
               <w:t>å</w:t>
             </w:r>
-            <w:r>
-              <w:rPr>
-                <w:rFonts w:ascii="BRH Malayalam Extra" w:hAnsi="BRH Malayalam Extra" w:cs="BRH Devanagari Extra"/>
-                <w:b/>
-                <w:sz w:val="32"/>
-                <w:szCs w:val="40"/>
-              </w:rPr>
-              <w:t>–</w:t>
-            </w:r>
-            <w:r>
-              <w:rPr>
-                <w:rFonts w:ascii="BRH Devanagari Extra" w:hAnsi="BRH Devanagari Extra" w:cs="BRH Devanagari Extra"/>
-                <w:sz w:val="40"/>
-                <w:szCs w:val="40"/>
-              </w:rPr>
-              <w:t xml:space="preserve">uÉÉÈ | </w:t>
+            <w:proofErr w:type="spellEnd"/>
+            <w:r>
+              <w:rPr>
+                <w:rFonts w:ascii="BRH Malayalam Extra" w:hAnsi="BRH Malayalam Extra" w:cs="BRH Devanagari Extra"/>
+                <w:b/>
+                <w:sz w:val="32"/>
+                <w:szCs w:val="40"/>
+              </w:rPr>
+              <w:t>–</w:t>
+            </w:r>
+            <w:proofErr w:type="spellStart"/>
+            <w:r>
+              <w:rPr>
+                <w:rFonts w:ascii="BRH Devanagari Extra" w:hAnsi="BRH Devanagari Extra" w:cs="BRH Devanagari Extra"/>
+                <w:sz w:val="40"/>
+                <w:szCs w:val="40"/>
+              </w:rPr>
+              <w:t>uÉÉÈ</w:t>
+            </w:r>
+            <w:proofErr w:type="spellEnd"/>
+            <w:r>
+              <w:rPr>
+                <w:rFonts w:ascii="BRH Devanagari Extra" w:hAnsi="BRH Devanagari Extra" w:cs="BRH Devanagari Extra"/>
+                <w:sz w:val="40"/>
+                <w:szCs w:val="40"/>
+              </w:rPr>
+              <w:t xml:space="preserve"> | </w:t>
             </w:r>
           </w:p>
         </w:tc>
@@ -5238,6 +6167,7 @@
                 <w:szCs w:val="40"/>
               </w:rPr>
             </w:pPr>
+            <w:proofErr w:type="spellStart"/>
             <w:r>
               <w:rPr>
                 <w:rFonts w:ascii="BRH Devanagari Extra" w:hAnsi="BRH Devanagari Extra" w:cs="BRH Devanagari Extra"/>
@@ -5265,24 +6195,45 @@
               </w:rPr>
               <w:t>xÉþÌiÉ</w:t>
             </w:r>
-            <w:r>
-              <w:rPr>
-                <w:rFonts w:ascii="BRH Malayalam Extra" w:hAnsi="BRH Malayalam Extra" w:cs="BRH Devanagari Extra"/>
-                <w:b/>
-                <w:color w:val="000000"/>
-                <w:sz w:val="32"/>
-                <w:szCs w:val="40"/>
-              </w:rPr>
-              <w:t>–</w:t>
-            </w:r>
-            <w:r>
-              <w:rPr>
-                <w:rFonts w:ascii="BRH Devanagari Extra" w:hAnsi="BRH Devanagari Extra" w:cs="BRH Devanagari Extra"/>
-                <w:color w:val="000000"/>
-                <w:sz w:val="40"/>
-                <w:szCs w:val="40"/>
-              </w:rPr>
-              <w:t xml:space="preserve"> iÉxqÉÉÿiÉç | </w:t>
+            <w:proofErr w:type="spellEnd"/>
+            <w:r>
+              <w:rPr>
+                <w:rFonts w:ascii="BRH Malayalam Extra" w:hAnsi="BRH Malayalam Extra" w:cs="BRH Devanagari Extra"/>
+                <w:b/>
+                <w:color w:val="000000"/>
+                <w:sz w:val="32"/>
+                <w:szCs w:val="40"/>
+              </w:rPr>
+              <w:t>–</w:t>
+            </w:r>
+            <w:r>
+              <w:rPr>
+                <w:rFonts w:ascii="BRH Devanagari Extra" w:hAnsi="BRH Devanagari Extra" w:cs="BRH Devanagari Extra"/>
+                <w:color w:val="000000"/>
+                <w:sz w:val="40"/>
+                <w:szCs w:val="40"/>
+              </w:rPr>
+              <w:t xml:space="preserve"> </w:t>
+            </w:r>
+            <w:proofErr w:type="spellStart"/>
+            <w:r>
+              <w:rPr>
+                <w:rFonts w:ascii="BRH Devanagari Extra" w:hAnsi="BRH Devanagari Extra" w:cs="BRH Devanagari Extra"/>
+                <w:color w:val="000000"/>
+                <w:sz w:val="40"/>
+                <w:szCs w:val="40"/>
+              </w:rPr>
+              <w:t>iÉxqÉÉÿiÉç</w:t>
+            </w:r>
+            <w:proofErr w:type="spellEnd"/>
+            <w:r>
+              <w:rPr>
+                <w:rFonts w:ascii="BRH Devanagari Extra" w:hAnsi="BRH Devanagari Extra" w:cs="BRH Devanagari Extra"/>
+                <w:color w:val="000000"/>
+                <w:sz w:val="40"/>
+                <w:szCs w:val="40"/>
+              </w:rPr>
+              <w:t xml:space="preserve"> | </w:t>
             </w:r>
           </w:p>
           <w:p>
@@ -5294,6 +6245,7 @@
                 <w:szCs w:val="40"/>
               </w:rPr>
             </w:pPr>
+            <w:proofErr w:type="spellStart"/>
             <w:r>
               <w:rPr>
                 <w:rFonts w:ascii="BRH Devanagari Extra" w:hAnsi="BRH Devanagari Extra" w:cs="BRH Devanagari Extra"/>
@@ -5311,22 +6263,33 @@
               </w:rPr>
               <w:t>þÌS</w:t>
             </w:r>
-            <w:r>
-              <w:rPr>
-                <w:rFonts w:ascii="BRH Malayalam Extra" w:hAnsi="BRH Malayalam Extra" w:cs="BRH Devanagari Extra"/>
-                <w:b/>
-                <w:sz w:val="32"/>
-                <w:szCs w:val="40"/>
-              </w:rPr>
-              <w:t>–</w:t>
-            </w:r>
-            <w:r>
-              <w:rPr>
-                <w:rFonts w:ascii="BRH Devanagari Extra" w:hAnsi="BRH Devanagari Extra" w:cs="BRH Devanagari Extra"/>
-                <w:sz w:val="40"/>
-                <w:szCs w:val="40"/>
-              </w:rPr>
-              <w:t xml:space="preserve">iÉÈmÉëþSÉlÉqÉç | </w:t>
+            <w:proofErr w:type="spellEnd"/>
+            <w:r>
+              <w:rPr>
+                <w:rFonts w:ascii="BRH Malayalam Extra" w:hAnsi="BRH Malayalam Extra" w:cs="BRH Devanagari Extra"/>
+                <w:b/>
+                <w:sz w:val="32"/>
+                <w:szCs w:val="40"/>
+              </w:rPr>
+              <w:t>–</w:t>
+            </w:r>
+            <w:proofErr w:type="spellStart"/>
+            <w:r>
+              <w:rPr>
+                <w:rFonts w:ascii="BRH Devanagari Extra" w:hAnsi="BRH Devanagari Extra" w:cs="BRH Devanagari Extra"/>
+                <w:sz w:val="40"/>
+                <w:szCs w:val="40"/>
+              </w:rPr>
+              <w:t>iÉÈmÉëþSÉlÉqÉç</w:t>
+            </w:r>
+            <w:proofErr w:type="spellEnd"/>
+            <w:r>
+              <w:rPr>
+                <w:rFonts w:ascii="BRH Devanagari Extra" w:hAnsi="BRH Devanagari Extra" w:cs="BRH Devanagari Extra"/>
+                <w:sz w:val="40"/>
+                <w:szCs w:val="40"/>
+              </w:rPr>
+              <w:t xml:space="preserve"> | </w:t>
             </w:r>
           </w:p>
           <w:p>
@@ -5356,13 +6319,32 @@
               </w:rPr>
               <w:t>–</w:t>
             </w:r>
-            <w:r>
-              <w:rPr>
-                <w:rFonts w:ascii="BRH Devanagari Extra" w:hAnsi="BRH Devanagari Extra" w:cs="BRH Devanagari Extra"/>
-                <w:sz w:val="40"/>
-                <w:szCs w:val="40"/>
-              </w:rPr>
-              <w:t>iÉÈmÉëþSÉlÉqÉç S</w:t>
+            <w:proofErr w:type="spellStart"/>
+            <w:r>
+              <w:rPr>
+                <w:rFonts w:ascii="BRH Devanagari Extra" w:hAnsi="BRH Devanagari Extra" w:cs="BRH Devanagari Extra"/>
+                <w:sz w:val="40"/>
+                <w:szCs w:val="40"/>
+              </w:rPr>
+              <w:t>iÉÈmÉëþSÉlÉqÉç</w:t>
+            </w:r>
+            <w:proofErr w:type="spellEnd"/>
+            <w:r>
+              <w:rPr>
+                <w:rFonts w:ascii="BRH Devanagari Extra" w:hAnsi="BRH Devanagari Extra" w:cs="BRH Devanagari Extra"/>
+                <w:sz w:val="40"/>
+                <w:szCs w:val="40"/>
+              </w:rPr>
+              <w:t xml:space="preserve"> </w:t>
+            </w:r>
+            <w:proofErr w:type="spellStart"/>
+            <w:r>
+              <w:rPr>
+                <w:rFonts w:ascii="BRH Devanagari Extra" w:hAnsi="BRH Devanagari Extra" w:cs="BRH Devanagari Extra"/>
+                <w:sz w:val="40"/>
+                <w:szCs w:val="40"/>
+              </w:rPr>
+              <w:t>S</w:t>
             </w:r>
             <w:r>
               <w:rPr>
@@ -5372,22 +6354,33 @@
               </w:rPr>
               <w:t>å</w:t>
             </w:r>
-            <w:r>
-              <w:rPr>
-                <w:rFonts w:ascii="BRH Malayalam Extra" w:hAnsi="BRH Malayalam Extra" w:cs="BRH Devanagari Extra"/>
-                <w:b/>
-                <w:sz w:val="32"/>
-                <w:szCs w:val="40"/>
-              </w:rPr>
-              <w:t>–</w:t>
-            </w:r>
-            <w:r>
-              <w:rPr>
-                <w:rFonts w:ascii="BRH Devanagari Extra" w:hAnsi="BRH Devanagari Extra" w:cs="BRH Devanagari Extra"/>
-                <w:sz w:val="40"/>
-                <w:szCs w:val="40"/>
-              </w:rPr>
-              <w:t>uÉÉÈ |</w:t>
+            <w:proofErr w:type="spellEnd"/>
+            <w:r>
+              <w:rPr>
+                <w:rFonts w:ascii="BRH Malayalam Extra" w:hAnsi="BRH Malayalam Extra" w:cs="BRH Devanagari Extra"/>
+                <w:b/>
+                <w:sz w:val="32"/>
+                <w:szCs w:val="40"/>
+              </w:rPr>
+              <w:t>–</w:t>
+            </w:r>
+            <w:proofErr w:type="spellStart"/>
+            <w:r>
+              <w:rPr>
+                <w:rFonts w:ascii="BRH Devanagari Extra" w:hAnsi="BRH Devanagari Extra" w:cs="BRH Devanagari Extra"/>
+                <w:sz w:val="40"/>
+                <w:szCs w:val="40"/>
+              </w:rPr>
+              <w:t>uÉÉÈ</w:t>
+            </w:r>
+            <w:proofErr w:type="spellEnd"/>
+            <w:r>
+              <w:rPr>
+                <w:rFonts w:ascii="BRH Devanagari Extra" w:hAnsi="BRH Devanagari Extra" w:cs="BRH Devanagari Extra"/>
+                <w:sz w:val="40"/>
+                <w:szCs w:val="40"/>
+              </w:rPr>
+              <w:t xml:space="preserve"> |</w:t>
             </w:r>
           </w:p>
           <w:p>
@@ -5595,52 +6588,96 @@
               </w:rPr>
               <w:t>–</w:t>
             </w:r>
-            <w:r>
-              <w:rPr>
-                <w:rFonts w:ascii="BRH Devanagari Extra" w:hAnsi="BRH Devanagari Extra" w:cs="BRH Devanagari Extra"/>
-                <w:color w:val="000000"/>
-                <w:sz w:val="40"/>
-                <w:szCs w:val="40"/>
-              </w:rPr>
-              <w:t>kÉxjÉÉÿ | xÉ</w:t>
-            </w:r>
-            <w:r>
-              <w:rPr>
-                <w:rFonts w:ascii="BRH Malayalam Extra" w:hAnsi="BRH Malayalam Extra" w:cs="BRH Devanagari Extra"/>
-                <w:b/>
-                <w:color w:val="000000"/>
-                <w:sz w:val="32"/>
-                <w:szCs w:val="40"/>
-              </w:rPr>
-              <w:t>–</w:t>
-            </w:r>
-            <w:r>
-              <w:rPr>
-                <w:rFonts w:ascii="BRH Devanagari Extra" w:hAnsi="BRH Devanagari Extra" w:cs="BRH Devanagari Extra"/>
-                <w:color w:val="000000"/>
-                <w:sz w:val="40"/>
-                <w:szCs w:val="40"/>
-              </w:rPr>
-              <w:t>kÉxjÉÉþ ÌiÉ</w:t>
-            </w:r>
-            <w:r>
-              <w:rPr>
-                <w:rFonts w:ascii="BRH Malayalam Extra" w:hAnsi="BRH Malayalam Extra" w:cs="BRH Devanagari Extra"/>
-                <w:b/>
-                <w:color w:val="000000"/>
-                <w:sz w:val="32"/>
-                <w:szCs w:val="40"/>
-              </w:rPr>
-              <w:t>–</w:t>
-            </w:r>
-            <w:r>
-              <w:rPr>
-                <w:rFonts w:ascii="BRH Devanagari Extra" w:hAnsi="BRH Devanagari Extra" w:cs="BRH Devanagari Extra"/>
-                <w:color w:val="000000"/>
-                <w:sz w:val="40"/>
-                <w:szCs w:val="40"/>
-              </w:rPr>
-              <w:t>xÉëÈ |</w:t>
+            <w:proofErr w:type="spellStart"/>
+            <w:r>
+              <w:rPr>
+                <w:rFonts w:ascii="BRH Devanagari Extra" w:hAnsi="BRH Devanagari Extra" w:cs="BRH Devanagari Extra"/>
+                <w:color w:val="000000"/>
+                <w:sz w:val="40"/>
+                <w:szCs w:val="40"/>
+              </w:rPr>
+              <w:t>kÉxjÉÉÿ</w:t>
+            </w:r>
+            <w:proofErr w:type="spellEnd"/>
+            <w:r>
+              <w:rPr>
+                <w:rFonts w:ascii="BRH Devanagari Extra" w:hAnsi="BRH Devanagari Extra" w:cs="BRH Devanagari Extra"/>
+                <w:color w:val="000000"/>
+                <w:sz w:val="40"/>
+                <w:szCs w:val="40"/>
+              </w:rPr>
+              <w:t xml:space="preserve"> | xÉ</w:t>
+            </w:r>
+            <w:r>
+              <w:rPr>
+                <w:rFonts w:ascii="BRH Malayalam Extra" w:hAnsi="BRH Malayalam Extra" w:cs="BRH Devanagari Extra"/>
+                <w:b/>
+                <w:color w:val="000000"/>
+                <w:sz w:val="32"/>
+                <w:szCs w:val="40"/>
+              </w:rPr>
+              <w:t>–</w:t>
+            </w:r>
+            <w:proofErr w:type="spellStart"/>
+            <w:r>
+              <w:rPr>
+                <w:rFonts w:ascii="BRH Devanagari Extra" w:hAnsi="BRH Devanagari Extra" w:cs="BRH Devanagari Extra"/>
+                <w:color w:val="000000"/>
+                <w:sz w:val="40"/>
+                <w:szCs w:val="40"/>
+              </w:rPr>
+              <w:t>kÉxjÉÉþ</w:t>
+            </w:r>
+            <w:proofErr w:type="spellEnd"/>
+            <w:r>
+              <w:rPr>
+                <w:rFonts w:ascii="BRH Devanagari Extra" w:hAnsi="BRH Devanagari Extra" w:cs="BRH Devanagari Extra"/>
+                <w:color w:val="000000"/>
+                <w:sz w:val="40"/>
+                <w:szCs w:val="40"/>
+              </w:rPr>
+              <w:t xml:space="preserve"> </w:t>
+            </w:r>
+            <w:proofErr w:type="spellStart"/>
+            <w:r>
+              <w:rPr>
+                <w:rFonts w:ascii="BRH Devanagari Extra" w:hAnsi="BRH Devanagari Extra" w:cs="BRH Devanagari Extra"/>
+                <w:color w:val="000000"/>
+                <w:sz w:val="40"/>
+                <w:szCs w:val="40"/>
+              </w:rPr>
+              <w:t>ÌiÉ</w:t>
+            </w:r>
+            <w:proofErr w:type="spellEnd"/>
+            <w:r>
+              <w:rPr>
+                <w:rFonts w:ascii="BRH Malayalam Extra" w:hAnsi="BRH Malayalam Extra" w:cs="BRH Devanagari Extra"/>
+                <w:b/>
+                <w:color w:val="000000"/>
+                <w:sz w:val="32"/>
+                <w:szCs w:val="40"/>
+              </w:rPr>
+              <w:t>–</w:t>
+            </w:r>
+            <w:proofErr w:type="spellStart"/>
+            <w:r>
+              <w:rPr>
+                <w:rFonts w:ascii="BRH Devanagari Extra" w:hAnsi="BRH Devanagari Extra" w:cs="BRH Devanagari Extra"/>
+                <w:color w:val="000000"/>
+                <w:sz w:val="40"/>
+                <w:szCs w:val="40"/>
+              </w:rPr>
+              <w:t>xÉëÈ</w:t>
+            </w:r>
+            <w:proofErr w:type="spellEnd"/>
+            <w:r>
+              <w:rPr>
+                <w:rFonts w:ascii="BRH Devanagari Extra" w:hAnsi="BRH Devanagari Extra" w:cs="BRH Devanagari Extra"/>
+                <w:color w:val="000000"/>
+                <w:sz w:val="40"/>
+                <w:szCs w:val="40"/>
+              </w:rPr>
+              <w:t xml:space="preserve"> |</w:t>
             </w:r>
           </w:p>
         </w:tc>
@@ -5702,52 +6739,96 @@
               </w:rPr>
               <w:t>–</w:t>
             </w:r>
-            <w:r>
-              <w:rPr>
-                <w:rFonts w:ascii="BRH Devanagari Extra" w:hAnsi="BRH Devanagari Extra" w:cs="BRH Devanagari Extra"/>
-                <w:color w:val="000000"/>
-                <w:sz w:val="40"/>
-                <w:szCs w:val="40"/>
-              </w:rPr>
-              <w:t>kÉxjÉÉÿ | xÉ</w:t>
-            </w:r>
-            <w:r>
-              <w:rPr>
-                <w:rFonts w:ascii="BRH Malayalam Extra" w:hAnsi="BRH Malayalam Extra" w:cs="BRH Devanagari Extra"/>
-                <w:b/>
-                <w:color w:val="000000"/>
-                <w:sz w:val="32"/>
-                <w:szCs w:val="40"/>
-              </w:rPr>
-              <w:t>–</w:t>
-            </w:r>
-            <w:r>
-              <w:rPr>
-                <w:rFonts w:ascii="BRH Devanagari Extra" w:hAnsi="BRH Devanagari Extra" w:cs="BRH Devanagari Extra"/>
-                <w:color w:val="000000"/>
-                <w:sz w:val="40"/>
-                <w:szCs w:val="40"/>
-              </w:rPr>
-              <w:t>kÉxjÉÉþ ÌiÉ</w:t>
-            </w:r>
-            <w:r>
-              <w:rPr>
-                <w:rFonts w:ascii="BRH Malayalam Extra" w:hAnsi="BRH Malayalam Extra" w:cs="BRH Devanagari Extra"/>
-                <w:b/>
-                <w:color w:val="000000"/>
-                <w:sz w:val="32"/>
-                <w:szCs w:val="40"/>
-              </w:rPr>
-              <w:t>–</w:t>
-            </w:r>
-            <w:r>
-              <w:rPr>
-                <w:rFonts w:ascii="BRH Devanagari Extra" w:hAnsi="BRH Devanagari Extra" w:cs="BRH Devanagari Extra"/>
-                <w:color w:val="000000"/>
-                <w:sz w:val="40"/>
-                <w:szCs w:val="40"/>
-              </w:rPr>
-              <w:t>xÉëÈ |</w:t>
+            <w:proofErr w:type="spellStart"/>
+            <w:r>
+              <w:rPr>
+                <w:rFonts w:ascii="BRH Devanagari Extra" w:hAnsi="BRH Devanagari Extra" w:cs="BRH Devanagari Extra"/>
+                <w:color w:val="000000"/>
+                <w:sz w:val="40"/>
+                <w:szCs w:val="40"/>
+              </w:rPr>
+              <w:t>kÉxjÉÉÿ</w:t>
+            </w:r>
+            <w:proofErr w:type="spellEnd"/>
+            <w:r>
+              <w:rPr>
+                <w:rFonts w:ascii="BRH Devanagari Extra" w:hAnsi="BRH Devanagari Extra" w:cs="BRH Devanagari Extra"/>
+                <w:color w:val="000000"/>
+                <w:sz w:val="40"/>
+                <w:szCs w:val="40"/>
+              </w:rPr>
+              <w:t xml:space="preserve"> | xÉ</w:t>
+            </w:r>
+            <w:r>
+              <w:rPr>
+                <w:rFonts w:ascii="BRH Malayalam Extra" w:hAnsi="BRH Malayalam Extra" w:cs="BRH Devanagari Extra"/>
+                <w:b/>
+                <w:color w:val="000000"/>
+                <w:sz w:val="32"/>
+                <w:szCs w:val="40"/>
+              </w:rPr>
+              <w:t>–</w:t>
+            </w:r>
+            <w:proofErr w:type="spellStart"/>
+            <w:r>
+              <w:rPr>
+                <w:rFonts w:ascii="BRH Devanagari Extra" w:hAnsi="BRH Devanagari Extra" w:cs="BRH Devanagari Extra"/>
+                <w:color w:val="000000"/>
+                <w:sz w:val="40"/>
+                <w:szCs w:val="40"/>
+              </w:rPr>
+              <w:t>kÉxjÉÉþ</w:t>
+            </w:r>
+            <w:proofErr w:type="spellEnd"/>
+            <w:r>
+              <w:rPr>
+                <w:rFonts w:ascii="BRH Devanagari Extra" w:hAnsi="BRH Devanagari Extra" w:cs="BRH Devanagari Extra"/>
+                <w:color w:val="000000"/>
+                <w:sz w:val="40"/>
+                <w:szCs w:val="40"/>
+              </w:rPr>
+              <w:t xml:space="preserve"> </w:t>
+            </w:r>
+            <w:proofErr w:type="spellStart"/>
+            <w:r>
+              <w:rPr>
+                <w:rFonts w:ascii="BRH Devanagari Extra" w:hAnsi="BRH Devanagari Extra" w:cs="BRH Devanagari Extra"/>
+                <w:color w:val="000000"/>
+                <w:sz w:val="40"/>
+                <w:szCs w:val="40"/>
+              </w:rPr>
+              <w:t>ÌiÉ</w:t>
+            </w:r>
+            <w:proofErr w:type="spellEnd"/>
+            <w:r>
+              <w:rPr>
+                <w:rFonts w:ascii="BRH Malayalam Extra" w:hAnsi="BRH Malayalam Extra" w:cs="BRH Devanagari Extra"/>
+                <w:b/>
+                <w:color w:val="000000"/>
+                <w:sz w:val="32"/>
+                <w:szCs w:val="40"/>
+              </w:rPr>
+              <w:t>–</w:t>
+            </w:r>
+            <w:proofErr w:type="spellStart"/>
+            <w:r>
+              <w:rPr>
+                <w:rFonts w:ascii="BRH Devanagari Extra" w:hAnsi="BRH Devanagari Extra" w:cs="BRH Devanagari Extra"/>
+                <w:color w:val="000000"/>
+                <w:sz w:val="40"/>
+                <w:szCs w:val="40"/>
+              </w:rPr>
+              <w:t>xÉëÈ</w:t>
+            </w:r>
+            <w:proofErr w:type="spellEnd"/>
+            <w:r>
+              <w:rPr>
+                <w:rFonts w:ascii="BRH Devanagari Extra" w:hAnsi="BRH Devanagari Extra" w:cs="BRH Devanagari Extra"/>
+                <w:color w:val="000000"/>
+                <w:sz w:val="40"/>
+                <w:szCs w:val="40"/>
+              </w:rPr>
+              <w:t xml:space="preserve"> |</w:t>
             </w:r>
           </w:p>
         </w:tc>
@@ -5781,7 +6862,29 @@
           <w:szCs w:val="40"/>
           <w:lang w:val="en-IN" w:eastAsia="en-IN"/>
         </w:rPr>
-        <w:t xml:space="preserve">"zlÉ" </w:t>
+        <w:t>"</w:t>
+      </w:r>
+      <w:proofErr w:type="spellStart"/>
+      <w:r>
+        <w:rPr>
+          <w:rFonts w:ascii="BRH Devanagari" w:hAnsi="BRH Devanagari" w:cs="BRH Devanagari"/>
+          <w:color w:val="000000"/>
+          <w:sz w:val="40"/>
+          <w:szCs w:val="40"/>
+          <w:lang w:val="en-IN" w:eastAsia="en-IN"/>
+        </w:rPr>
+        <w:t>zlÉ</w:t>
+      </w:r>
+      <w:proofErr w:type="spellEnd"/>
+      <w:r>
+        <w:rPr>
+          <w:rFonts w:ascii="BRH Devanagari" w:hAnsi="BRH Devanagari" w:cs="BRH Devanagari"/>
+          <w:color w:val="000000"/>
+          <w:sz w:val="40"/>
+          <w:szCs w:val="40"/>
+          <w:lang w:val="en-IN" w:eastAsia="en-IN"/>
+        </w:rPr>
+        <w:t xml:space="preserve">" </w:t>
       </w:r>
       <w:r>
         <w:rPr>
@@ -5789,7 +6892,16 @@
           <w:bCs/>
           <w:sz w:val="32"/>
         </w:rPr>
-        <w:t>replaced with</w:t>
+        <w:t xml:space="preserve">replaced </w:t>
+      </w:r>
+      <w:proofErr w:type="gramStart"/>
+      <w:r>
+        <w:rPr>
+          <w:b/>
+          <w:bCs/>
+          <w:sz w:val="32"/>
+        </w:rPr>
+        <w:t>with</w:t>
       </w:r>
       <w:r>
         <w:rPr>
@@ -5811,6 +6923,8 @@
         </w:rPr>
         <w:t>"</w:t>
       </w:r>
+      <w:proofErr w:type="spellStart"/>
+      <w:proofErr w:type="gramEnd"/>
       <w:r>
         <w:rPr>
           <w:rFonts w:ascii="BRH Devanagari" w:hAnsi="BRH Devanagari" w:cs="BRH Devanagari"/>
@@ -5822,6 +6936,7 @@
         </w:rPr>
         <w:t>zgÉ</w:t>
       </w:r>
+      <w:proofErr w:type="spellEnd"/>
       <w:r>
         <w:rPr>
           <w:rFonts w:ascii="BRH Devanagari" w:hAnsi="BRH Devanagari" w:cs="BRH Devanagari"/>
@@ -5863,6 +6978,54 @@
         </w:rPr>
         <w:t>=========================</w:t>
       </w:r>
+    </w:p>
+    <w:p>
+      <w:pPr>
+        <w:jc w:val="center"/>
+        <w:rPr>
+          <w:b/>
+          <w:bCs/>
+          <w:sz w:val="28"/>
+          <w:szCs w:val="32"/>
+          <w:u w:val="single"/>
+        </w:rPr>
+      </w:pPr>
+    </w:p>
+    <w:p>
+      <w:pPr>
+        <w:jc w:val="center"/>
+        <w:rPr>
+          <w:b/>
+          <w:bCs/>
+          <w:sz w:val="28"/>
+          <w:szCs w:val="32"/>
+          <w:u w:val="single"/>
+        </w:rPr>
+      </w:pPr>
+    </w:p>
+    <w:p>
+      <w:pPr>
+        <w:jc w:val="center"/>
+        <w:rPr>
+          <w:b/>
+          <w:bCs/>
+          <w:sz w:val="28"/>
+          <w:szCs w:val="32"/>
+          <w:u w:val="single"/>
+        </w:rPr>
+      </w:pPr>
+    </w:p>
+    <w:p>
+      <w:pPr>
+        <w:jc w:val="center"/>
+        <w:rPr>
+          <w:b/>
+          <w:bCs/>
+          <w:sz w:val="28"/>
+          <w:szCs w:val="32"/>
+          <w:u w:val="single"/>
+        </w:rPr>
+      </w:pPr>
     </w:p>
     <w:p>
       <w:pPr>
@@ -6134,7 +7297,6 @@
                 <w:sz w:val="28"/>
                 <w:szCs w:val="32"/>
               </w:rPr>
-              <w:lastRenderedPageBreak/>
               <w:t>NONE</w:t>
             </w:r>
           </w:p>

--- a/TS-Kramam/TS-3.2/TS 3.2 Sanskrit Krama Paatam Corrections.docx
+++ b/TS-Kramam/TS-3.2/TS 3.2 Sanskrit Krama Paatam Corrections.docx
@@ -61,18 +61,7 @@
           <w:szCs w:val="32"/>
           <w:u w:val="single"/>
         </w:rPr>
-        <w:t xml:space="preserve"> Corrections –Observed </w:t>
-      </w:r>
-      <w:proofErr w:type="gramStart"/>
-      <w:r>
-        <w:rPr>
-          <w:b/>
-          <w:bCs/>
-          <w:sz w:val="32"/>
-          <w:szCs w:val="32"/>
-          <w:u w:val="single"/>
-        </w:rPr>
-        <w:t xml:space="preserve">till </w:t>
+        <w:t xml:space="preserve"> Corrections –Observed till </w:t>
       </w:r>
       <w:r>
         <w:rPr>
@@ -85,7 +74,6 @@
         </w:rPr>
         <w:t>?????</w:t>
       </w:r>
-      <w:proofErr w:type="gramEnd"/>
     </w:p>
     <w:p>
       <w:pPr>
@@ -106,8 +94,8 @@
     </w:p>
     <w:tbl>
       <w:tblPr>
-        <w:tblW w:w="14821" w:type="dxa"/>
-        <w:tblInd w:w="-792" w:type="dxa"/>
+        <w:tblW w:w="14317" w:type="dxa"/>
+        <w:tblInd w:w="-714" w:type="dxa"/>
         <w:tblBorders>
           <w:top w:val="single" w:sz="4" w:space="0" w:color="000000"/>
           <w:left w:val="single" w:sz="4" w:space="0" w:color="000000"/>
@@ -119,10 +107,9 @@
         <w:tblLook w:val="04A0" w:firstRow="1" w:lastRow="0" w:firstColumn="1" w:lastColumn="0" w:noHBand="0" w:noVBand="1"/>
       </w:tblPr>
       <w:tblGrid>
-        <w:gridCol w:w="78"/>
         <w:gridCol w:w="3828"/>
         <w:gridCol w:w="5103"/>
-        <w:gridCol w:w="5812"/>
+        <w:gridCol w:w="5386"/>
       </w:tblGrid>
       <w:tr>
         <w:trPr>
@@ -130,8 +117,7 @@
         </w:trPr>
         <w:tc>
           <w:tcPr>
-            <w:tcW w:w="3906" w:type="dxa"/>
-            <w:gridSpan w:val="2"/>
+            <w:tcW w:w="3828" w:type="dxa"/>
           </w:tcPr>
           <w:p>
             <w:pPr>
@@ -204,7 +190,7 @@
         </w:tc>
         <w:tc>
           <w:tcPr>
-            <w:tcW w:w="5812" w:type="dxa"/>
+            <w:tcW w:w="5386" w:type="dxa"/>
           </w:tcPr>
           <w:p>
             <w:pPr>
@@ -232,8 +218,6 @@
       </w:tr>
       <w:tr>
         <w:trPr>
-          <w:gridBefore w:val="1"/>
-          <w:wBefore w:w="78" w:type="dxa"/>
           <w:trHeight w:val="1489"/>
         </w:trPr>
         <w:tc>
@@ -257,7 +241,7 @@
                 <w:color w:val="000000"/>
                 <w:sz w:val="28"/>
                 <w:szCs w:val="32"/>
-                <w:lang w:val="it-IT"/>
+                <w:lang w:val="en-IN"/>
               </w:rPr>
             </w:pPr>
             <w:r>
@@ -267,7 +251,7 @@
                 <w:bCs/>
                 <w:sz w:val="28"/>
                 <w:szCs w:val="28"/>
-                <w:lang w:val="it-IT" w:eastAsia="en-IN" w:bidi="ml-IN"/>
+                <w:lang w:val="en-IN" w:eastAsia="en-IN" w:bidi="ml-IN"/>
               </w:rPr>
               <w:t xml:space="preserve">TS 3.2.2.1 - </w:t>
             </w:r>
@@ -278,7 +262,7 @@
                 <w:color w:val="000000"/>
                 <w:sz w:val="28"/>
                 <w:szCs w:val="32"/>
-                <w:lang w:val="it-IT"/>
+                <w:lang w:val="en-IN"/>
               </w:rPr>
               <w:t>Kramam</w:t>
             </w:r>
@@ -298,17 +282,17 @@
                 <w:bCs/>
                 <w:sz w:val="28"/>
                 <w:szCs w:val="28"/>
-                <w:lang w:val="it-IT" w:eastAsia="en-IN" w:bidi="ml-IN"/>
-              </w:rPr>
-            </w:pPr>
-            <w:r>
-              <w:rPr>
-                <w:rFonts w:cs="Arial"/>
-                <w:b/>
-                <w:color w:val="000000"/>
-                <w:sz w:val="28"/>
-                <w:szCs w:val="32"/>
-                <w:lang w:val="it-IT"/>
+                <w:lang w:val="en-IN" w:eastAsia="en-IN" w:bidi="ml-IN"/>
+              </w:rPr>
+            </w:pPr>
+            <w:r>
+              <w:rPr>
+                <w:rFonts w:cs="Arial"/>
+                <w:b/>
+                <w:color w:val="000000"/>
+                <w:sz w:val="28"/>
+                <w:szCs w:val="32"/>
+                <w:lang w:val="en-IN"/>
               </w:rPr>
               <w:t>Krama Vaakyam No</w:t>
             </w:r>
@@ -319,7 +303,7 @@
                 <w:bCs/>
                 <w:sz w:val="28"/>
                 <w:szCs w:val="28"/>
-                <w:lang w:val="it-IT" w:eastAsia="en-IN" w:bidi="ml-IN"/>
+                <w:lang w:val="en-IN" w:eastAsia="en-IN" w:bidi="ml-IN"/>
               </w:rPr>
               <w:t>. 44</w:t>
             </w:r>
@@ -571,7 +555,7 @@
         </w:tc>
         <w:tc>
           <w:tcPr>
-            <w:tcW w:w="5812" w:type="dxa"/>
+            <w:tcW w:w="5386" w:type="dxa"/>
           </w:tcPr>
           <w:p>
             <w:pPr>
@@ -792,8 +776,6 @@
       </w:tr>
       <w:tr>
         <w:trPr>
-          <w:gridBefore w:val="1"/>
-          <w:wBefore w:w="78" w:type="dxa"/>
           <w:trHeight w:val="1525"/>
         </w:trPr>
         <w:tc>
@@ -817,7 +799,7 @@
                 <w:color w:val="000000"/>
                 <w:sz w:val="28"/>
                 <w:szCs w:val="32"/>
-                <w:lang w:val="it-IT"/>
+                <w:lang w:val="en-IN"/>
               </w:rPr>
             </w:pPr>
             <w:r>
@@ -827,7 +809,7 @@
                 <w:bCs/>
                 <w:sz w:val="28"/>
                 <w:szCs w:val="28"/>
-                <w:lang w:val="it-IT" w:eastAsia="en-IN" w:bidi="ml-IN"/>
+                <w:lang w:val="en-IN" w:eastAsia="en-IN" w:bidi="ml-IN"/>
               </w:rPr>
               <w:t xml:space="preserve">TS 3.2.2.3- </w:t>
             </w:r>
@@ -838,7 +820,7 @@
                 <w:color w:val="000000"/>
                 <w:sz w:val="28"/>
                 <w:szCs w:val="32"/>
-                <w:lang w:val="it-IT"/>
+                <w:lang w:val="en-IN"/>
               </w:rPr>
               <w:t>Kramam</w:t>
             </w:r>
@@ -858,17 +840,17 @@
                 <w:bCs/>
                 <w:sz w:val="28"/>
                 <w:szCs w:val="28"/>
-                <w:lang w:val="it-IT" w:eastAsia="en-IN" w:bidi="ml-IN"/>
-              </w:rPr>
-            </w:pPr>
-            <w:r>
-              <w:rPr>
-                <w:rFonts w:cs="Arial"/>
-                <w:b/>
-                <w:color w:val="000000"/>
-                <w:sz w:val="28"/>
-                <w:szCs w:val="32"/>
-                <w:lang w:val="it-IT"/>
+                <w:lang w:val="en-IN" w:eastAsia="en-IN" w:bidi="ml-IN"/>
+              </w:rPr>
+            </w:pPr>
+            <w:r>
+              <w:rPr>
+                <w:rFonts w:cs="Arial"/>
+                <w:b/>
+                <w:color w:val="000000"/>
+                <w:sz w:val="28"/>
+                <w:szCs w:val="32"/>
+                <w:lang w:val="en-IN"/>
               </w:rPr>
               <w:t>Krama Vaakyam No</w:t>
             </w:r>
@@ -879,7 +861,7 @@
                 <w:bCs/>
                 <w:sz w:val="28"/>
                 <w:szCs w:val="28"/>
-                <w:lang w:val="it-IT" w:eastAsia="en-IN" w:bidi="ml-IN"/>
+                <w:lang w:val="en-IN" w:eastAsia="en-IN" w:bidi="ml-IN"/>
               </w:rPr>
               <w:t>. 21</w:t>
             </w:r>
@@ -1085,7 +1067,7 @@
         </w:tc>
         <w:tc>
           <w:tcPr>
-            <w:tcW w:w="5812" w:type="dxa"/>
+            <w:tcW w:w="5386" w:type="dxa"/>
           </w:tcPr>
           <w:p>
             <w:pPr>
@@ -1218,16 +1200,7 @@
                 <w:sz w:val="40"/>
                 <w:szCs w:val="40"/>
               </w:rPr>
-              <w:t>§</w:t>
-            </w:r>
-            <w:proofErr w:type="spellStart"/>
-            <w:r>
-              <w:rPr>
-                <w:rFonts w:ascii="BRH Devanagari Extra" w:hAnsi="BRH Devanagari Extra" w:cs="BRH Devanagari Extra"/>
-                <w:sz w:val="40"/>
-                <w:szCs w:val="40"/>
-              </w:rPr>
-              <w:t>rÉþqoÉMüÉ</w:t>
+              <w:t>§rÉþqoÉMüÉ</w:t>
             </w:r>
             <w:r>
               <w:rPr>
@@ -1236,27 +1209,7 @@
                 <w:szCs w:val="40"/>
                 <w:highlight w:val="green"/>
               </w:rPr>
-              <w:t>ò</w:t>
-            </w:r>
-            <w:proofErr w:type="spellEnd"/>
-            <w:r>
-              <w:rPr>
-                <w:rFonts w:ascii="BRH Devanagari Extra" w:hAnsi="BRH Devanagari Extra" w:cs="BRH Devanagari Extra"/>
-                <w:sz w:val="40"/>
-                <w:szCs w:val="40"/>
-                <w:highlight w:val="green"/>
-              </w:rPr>
-              <w:t xml:space="preserve"> </w:t>
-            </w:r>
-            <w:proofErr w:type="spellStart"/>
-            <w:r>
-              <w:rPr>
-                <w:rFonts w:ascii="BRH Devanagari Extra" w:hAnsi="BRH Devanagari Extra" w:cs="BRH Devanagari Extra"/>
-                <w:sz w:val="40"/>
-                <w:szCs w:val="40"/>
-                <w:highlight w:val="green"/>
-              </w:rPr>
-              <w:t>xiÉ</w:t>
+              <w:t>ò xiÉ</w:t>
             </w:r>
             <w:r>
               <w:rPr>
@@ -1266,7 +1219,6 @@
               </w:rPr>
               <w:t>×iÉÏrÉxÉuÉ</w:t>
             </w:r>
-            <w:proofErr w:type="spellEnd"/>
             <w:r>
               <w:rPr>
                 <w:rFonts w:ascii="BRH Malayalam Extra" w:hAnsi="BRH Malayalam Extra" w:cs="BRH Devanagari Extra"/>
@@ -1302,8 +1254,7 @@
         </w:trPr>
         <w:tc>
           <w:tcPr>
-            <w:tcW w:w="3906" w:type="dxa"/>
-            <w:gridSpan w:val="2"/>
+            <w:tcW w:w="3828" w:type="dxa"/>
           </w:tcPr>
           <w:p>
             <w:pPr>
@@ -1691,7 +1642,7 @@
         </w:tc>
         <w:tc>
           <w:tcPr>
-            <w:tcW w:w="5812" w:type="dxa"/>
+            <w:tcW w:w="5386" w:type="dxa"/>
           </w:tcPr>
           <w:p>
             <w:pPr>
@@ -1902,6 +1853,1137 @@
               </w:rPr>
               <w:t>È |</w:t>
             </w:r>
+          </w:p>
+        </w:tc>
+      </w:tr>
+      <w:tr>
+        <w:trPr>
+          <w:trHeight w:val="989"/>
+        </w:trPr>
+        <w:tc>
+          <w:tcPr>
+            <w:tcW w:w="3828" w:type="dxa"/>
+          </w:tcPr>
+          <w:p>
+            <w:pPr>
+              <w:widowControl w:val="0"/>
+              <w:tabs>
+                <w:tab w:val="left" w:pos="993"/>
+              </w:tabs>
+              <w:autoSpaceDE w:val="0"/>
+              <w:autoSpaceDN w:val="0"/>
+              <w:adjustRightInd w:val="0"/>
+              <w:spacing w:before="0" w:line="240" w:lineRule="auto"/>
+              <w:ind w:right="297"/>
+              <w:rPr>
+                <w:rFonts w:cs="Arial"/>
+                <w:b/>
+                <w:sz w:val="28"/>
+                <w:szCs w:val="32"/>
+              </w:rPr>
+            </w:pPr>
+            <w:r>
+              <w:rPr>
+                <w:rFonts w:cs="Arial"/>
+                <w:b/>
+                <w:sz w:val="28"/>
+                <w:szCs w:val="32"/>
+              </w:rPr>
+              <w:t>T.S.3.2.9.4 – Kramam</w:t>
+            </w:r>
+          </w:p>
+          <w:p>
+            <w:pPr>
+              <w:widowControl w:val="0"/>
+              <w:tabs>
+                <w:tab w:val="left" w:pos="993"/>
+              </w:tabs>
+              <w:autoSpaceDE w:val="0"/>
+              <w:autoSpaceDN w:val="0"/>
+              <w:adjustRightInd w:val="0"/>
+              <w:spacing w:before="0" w:line="240" w:lineRule="auto"/>
+              <w:ind w:right="297"/>
+              <w:rPr>
+                <w:rFonts w:cs="Arial"/>
+                <w:b/>
+                <w:sz w:val="28"/>
+                <w:szCs w:val="32"/>
+                <w:lang w:val="en-IN"/>
+              </w:rPr>
+            </w:pPr>
+            <w:r>
+              <w:rPr>
+                <w:rFonts w:cs="Arial"/>
+                <w:b/>
+                <w:sz w:val="28"/>
+                <w:szCs w:val="32"/>
+                <w:lang w:val="en-IN"/>
+              </w:rPr>
+              <w:t>Krama Vaakyam No. - 60</w:t>
+            </w:r>
+          </w:p>
+          <w:p>
+            <w:pPr>
+              <w:widowControl w:val="0"/>
+              <w:tabs>
+                <w:tab w:val="left" w:pos="993"/>
+              </w:tabs>
+              <w:autoSpaceDE w:val="0"/>
+              <w:autoSpaceDN w:val="0"/>
+              <w:adjustRightInd w:val="0"/>
+              <w:spacing w:before="0" w:line="240" w:lineRule="auto"/>
+              <w:ind w:right="297"/>
+              <w:rPr>
+                <w:rFonts w:cs="Arial"/>
+                <w:b/>
+                <w:sz w:val="28"/>
+                <w:szCs w:val="32"/>
+                <w:lang w:val="it-IT"/>
+              </w:rPr>
+            </w:pPr>
+            <w:r>
+              <w:rPr>
+                <w:rFonts w:cs="Arial"/>
+                <w:b/>
+                <w:sz w:val="28"/>
+                <w:szCs w:val="32"/>
+                <w:lang w:val="it-IT"/>
+              </w:rPr>
+              <w:t>Panchaati No</w:t>
+            </w:r>
+            <w:r>
+              <w:rPr>
+                <w:rFonts w:cs="Arial"/>
+                <w:b/>
+                <w:szCs w:val="32"/>
+                <w:lang w:val="it-IT"/>
+              </w:rPr>
+              <w:t>. - 3</w:t>
+            </w:r>
+            <w:r>
+              <w:rPr>
+                <w:rFonts w:cs="Arial"/>
+                <w:b/>
+                <w:sz w:val="28"/>
+                <w:szCs w:val="32"/>
+                <w:lang w:val="it-IT"/>
+              </w:rPr>
+              <w:t>8</w:t>
+            </w:r>
+          </w:p>
+        </w:tc>
+        <w:tc>
+          <w:tcPr>
+            <w:tcW w:w="5103" w:type="dxa"/>
+          </w:tcPr>
+          <w:p>
+            <w:pPr>
+              <w:widowControl w:val="0"/>
+              <w:autoSpaceDE w:val="0"/>
+              <w:autoSpaceDN w:val="0"/>
+              <w:adjustRightInd w:val="0"/>
+              <w:spacing w:before="0" w:line="240" w:lineRule="auto"/>
+              <w:rPr>
+                <w:rFonts w:ascii="BRH Malayalam Extra" w:hAnsi="BRH Malayalam Extra" w:cs="BRH Malayalam Extra"/>
+                <w:sz w:val="40"/>
+                <w:szCs w:val="40"/>
+                <w:lang w:val="it-IT"/>
+              </w:rPr>
+            </w:pPr>
+            <w:r>
+              <w:rPr>
+                <w:rFonts w:ascii="BRH Devanagari Extra" w:hAnsi="BRH Devanagari Extra" w:cs="BRH Devanagari Extra"/>
+                <w:color w:val="000000"/>
+                <w:sz w:val="40"/>
+                <w:szCs w:val="40"/>
+                <w:lang w:val="it-IT"/>
+              </w:rPr>
+              <w:t xml:space="preserve">rÉlÉç lÉ | </w:t>
+            </w:r>
+            <w:r>
+              <w:rPr>
+                <w:rFonts w:ascii="BRH Devanagari Extra" w:hAnsi="BRH Devanagari Extra" w:cs="BRH Devanagari Extra"/>
+                <w:color w:val="000000"/>
+                <w:sz w:val="40"/>
+                <w:szCs w:val="40"/>
+                <w:highlight w:val="yellow"/>
+                <w:lang w:val="it-IT"/>
+              </w:rPr>
+              <w:t>lÉÉ</w:t>
+            </w:r>
+            <w:r>
+              <w:rPr>
+                <w:rFonts w:ascii="BRH Malayalam Extra" w:hAnsi="BRH Malayalam Extra" w:cs="BRH Devanagari Extra"/>
+                <w:b/>
+                <w:color w:val="000000"/>
+                <w:sz w:val="32"/>
+                <w:szCs w:val="40"/>
+                <w:highlight w:val="yellow"/>
+                <w:lang w:val="it-IT"/>
+              </w:rPr>
+              <w:t>–</w:t>
+            </w:r>
+            <w:r>
+              <w:rPr>
+                <w:rFonts w:ascii="BRH Devanagari Extra" w:hAnsi="BRH Devanagari Extra" w:cs="BRH Devanagari Extra"/>
+                <w:color w:val="000000"/>
+                <w:sz w:val="40"/>
+                <w:szCs w:val="40"/>
+                <w:lang w:val="it-IT"/>
+              </w:rPr>
+              <w:t>mÉ</w:t>
+            </w:r>
+            <w:r>
+              <w:rPr>
+                <w:rFonts w:ascii="BRH Malayalam Extra" w:hAnsi="BRH Malayalam Extra" w:cs="BRH Devanagari Extra"/>
+                <w:b/>
+                <w:color w:val="000000"/>
+                <w:sz w:val="32"/>
+                <w:szCs w:val="40"/>
+                <w:lang w:val="it-IT"/>
+              </w:rPr>
+              <w:t>–</w:t>
+            </w:r>
+            <w:r>
+              <w:rPr>
+                <w:rFonts w:ascii="BRH Devanagari Extra" w:hAnsi="BRH Devanagari Extra" w:cs="BRH Devanagari Extra"/>
+                <w:color w:val="000000"/>
+                <w:sz w:val="40"/>
+                <w:szCs w:val="40"/>
+                <w:lang w:val="it-IT"/>
+              </w:rPr>
+              <w:t>WûlÉÏþiÉ |</w:t>
+            </w:r>
+          </w:p>
+        </w:tc>
+        <w:tc>
+          <w:tcPr>
+            <w:tcW w:w="5386" w:type="dxa"/>
+          </w:tcPr>
+          <w:p>
+            <w:pPr>
+              <w:widowControl w:val="0"/>
+              <w:autoSpaceDE w:val="0"/>
+              <w:autoSpaceDN w:val="0"/>
+              <w:adjustRightInd w:val="0"/>
+              <w:spacing w:before="0" w:line="240" w:lineRule="auto"/>
+              <w:rPr>
+                <w:rFonts w:ascii="BRH Malayalam Extra" w:hAnsi="BRH Malayalam Extra" w:cs="BRH Malayalam Extra"/>
+                <w:sz w:val="40"/>
+                <w:szCs w:val="40"/>
+                <w:lang w:val="it-IT"/>
+              </w:rPr>
+            </w:pPr>
+            <w:r>
+              <w:rPr>
+                <w:rFonts w:ascii="BRH Devanagari Extra" w:hAnsi="BRH Devanagari Extra" w:cs="BRH Devanagari Extra"/>
+                <w:color w:val="000000"/>
+                <w:sz w:val="40"/>
+                <w:szCs w:val="40"/>
+                <w:lang w:val="it-IT"/>
+              </w:rPr>
+              <w:t xml:space="preserve">rÉlÉç lÉ | </w:t>
+            </w:r>
+            <w:r>
+              <w:rPr>
+                <w:rFonts w:ascii="BRH Devanagari Extra" w:hAnsi="BRH Devanagari Extra" w:cs="BRH Devanagari Extra"/>
+                <w:color w:val="000000"/>
+                <w:sz w:val="40"/>
+                <w:szCs w:val="40"/>
+                <w:highlight w:val="green"/>
+                <w:lang w:val="it-IT"/>
+              </w:rPr>
+              <w:t>lÉÉ</w:t>
+            </w:r>
+            <w:r>
+              <w:rPr>
+                <w:rFonts w:ascii="BRH Devanagari Extra" w:hAnsi="BRH Devanagari Extra" w:cs="BRH Devanagari Extra"/>
+                <w:color w:val="000000"/>
+                <w:sz w:val="40"/>
+                <w:szCs w:val="40"/>
+                <w:lang w:val="it-IT"/>
+              </w:rPr>
+              <w:t>mÉ</w:t>
+            </w:r>
+            <w:r>
+              <w:rPr>
+                <w:rFonts w:ascii="BRH Malayalam Extra" w:hAnsi="BRH Malayalam Extra" w:cs="BRH Devanagari Extra"/>
+                <w:b/>
+                <w:color w:val="000000"/>
+                <w:sz w:val="32"/>
+                <w:szCs w:val="40"/>
+                <w:lang w:val="it-IT"/>
+              </w:rPr>
+              <w:t>–</w:t>
+            </w:r>
+            <w:r>
+              <w:rPr>
+                <w:rFonts w:ascii="BRH Devanagari Extra" w:hAnsi="BRH Devanagari Extra" w:cs="BRH Devanagari Extra"/>
+                <w:color w:val="000000"/>
+                <w:sz w:val="40"/>
+                <w:szCs w:val="40"/>
+                <w:lang w:val="it-IT"/>
+              </w:rPr>
+              <w:t>WûlÉÏþiÉ |</w:t>
+            </w:r>
+          </w:p>
+        </w:tc>
+      </w:tr>
+      <w:tr>
+        <w:trPr>
+          <w:trHeight w:val="983"/>
+        </w:trPr>
+        <w:tc>
+          <w:tcPr>
+            <w:tcW w:w="3828" w:type="dxa"/>
+          </w:tcPr>
+          <w:p>
+            <w:pPr>
+              <w:widowControl w:val="0"/>
+              <w:tabs>
+                <w:tab w:val="left" w:pos="993"/>
+              </w:tabs>
+              <w:autoSpaceDE w:val="0"/>
+              <w:autoSpaceDN w:val="0"/>
+              <w:adjustRightInd w:val="0"/>
+              <w:spacing w:before="0" w:line="240" w:lineRule="auto"/>
+              <w:ind w:right="297"/>
+              <w:rPr>
+                <w:rFonts w:cs="Arial"/>
+                <w:b/>
+                <w:sz w:val="28"/>
+                <w:szCs w:val="32"/>
+              </w:rPr>
+            </w:pPr>
+            <w:r>
+              <w:rPr>
+                <w:rFonts w:cs="Arial"/>
+                <w:b/>
+                <w:sz w:val="28"/>
+                <w:szCs w:val="32"/>
+              </w:rPr>
+              <w:t>T.S.3.2.9.7 – Kramam</w:t>
+            </w:r>
+          </w:p>
+          <w:p>
+            <w:pPr>
+              <w:widowControl w:val="0"/>
+              <w:tabs>
+                <w:tab w:val="left" w:pos="993"/>
+              </w:tabs>
+              <w:autoSpaceDE w:val="0"/>
+              <w:autoSpaceDN w:val="0"/>
+              <w:adjustRightInd w:val="0"/>
+              <w:spacing w:before="0" w:line="240" w:lineRule="auto"/>
+              <w:ind w:right="297"/>
+              <w:rPr>
+                <w:rFonts w:cs="Arial"/>
+                <w:b/>
+                <w:sz w:val="28"/>
+                <w:szCs w:val="32"/>
+                <w:lang w:val="en-IN"/>
+              </w:rPr>
+            </w:pPr>
+            <w:r>
+              <w:rPr>
+                <w:rFonts w:cs="Arial"/>
+                <w:b/>
+                <w:sz w:val="28"/>
+                <w:szCs w:val="32"/>
+                <w:lang w:val="en-IN"/>
+              </w:rPr>
+              <w:t>Krama Vaakyam No. - 29</w:t>
+            </w:r>
+          </w:p>
+          <w:p>
+            <w:pPr>
+              <w:widowControl w:val="0"/>
+              <w:tabs>
+                <w:tab w:val="left" w:pos="993"/>
+              </w:tabs>
+              <w:autoSpaceDE w:val="0"/>
+              <w:autoSpaceDN w:val="0"/>
+              <w:adjustRightInd w:val="0"/>
+              <w:spacing w:before="0" w:line="240" w:lineRule="auto"/>
+              <w:ind w:right="297"/>
+              <w:rPr>
+                <w:rFonts w:cs="Arial"/>
+                <w:b/>
+                <w:sz w:val="28"/>
+                <w:szCs w:val="32"/>
+                <w:lang w:val="it-IT"/>
+              </w:rPr>
+            </w:pPr>
+            <w:r>
+              <w:rPr>
+                <w:rFonts w:cs="Arial"/>
+                <w:b/>
+                <w:sz w:val="28"/>
+                <w:szCs w:val="32"/>
+                <w:lang w:val="it-IT"/>
+              </w:rPr>
+              <w:t>Panchaati No</w:t>
+            </w:r>
+            <w:r>
+              <w:rPr>
+                <w:rFonts w:cs="Arial"/>
+                <w:b/>
+                <w:szCs w:val="32"/>
+                <w:lang w:val="it-IT"/>
+              </w:rPr>
+              <w:t>. - 41</w:t>
+            </w:r>
+          </w:p>
+        </w:tc>
+        <w:tc>
+          <w:tcPr>
+            <w:tcW w:w="5103" w:type="dxa"/>
+          </w:tcPr>
+          <w:p>
+            <w:pPr>
+              <w:widowControl w:val="0"/>
+              <w:autoSpaceDE w:val="0"/>
+              <w:autoSpaceDN w:val="0"/>
+              <w:adjustRightInd w:val="0"/>
+              <w:spacing w:before="0" w:line="240" w:lineRule="auto"/>
+              <w:rPr>
+                <w:rFonts w:ascii="BRH Malayalam Extra" w:hAnsi="BRH Malayalam Extra" w:cs="BRH Malayalam Extra"/>
+                <w:sz w:val="40"/>
+                <w:szCs w:val="40"/>
+                <w:lang w:val="it-IT"/>
+              </w:rPr>
+            </w:pPr>
+            <w:r>
+              <w:rPr>
+                <w:rFonts w:ascii="BRH Devanagari Extra" w:hAnsi="BRH Devanagari Extra" w:cs="BRH Devanagari Extra"/>
+                <w:color w:val="000000"/>
+                <w:sz w:val="40"/>
+                <w:szCs w:val="40"/>
+                <w:lang w:val="it-IT"/>
+              </w:rPr>
+              <w:t xml:space="preserve">EmÉþ </w:t>
+            </w:r>
+            <w:r>
+              <w:rPr>
+                <w:rFonts w:ascii="BRH Devanagari Extra" w:hAnsi="BRH Devanagari Extra" w:cs="BRH Devanagari Extra"/>
+                <w:color w:val="000000"/>
+                <w:sz w:val="40"/>
+                <w:szCs w:val="40"/>
+                <w:highlight w:val="yellow"/>
+                <w:lang w:val="it-IT"/>
+              </w:rPr>
+              <w:t>Îe</w:t>
+            </w:r>
+            <w:r>
+              <w:rPr>
+                <w:rFonts w:ascii="BRH Devanagari Extra" w:hAnsi="BRH Devanagari Extra" w:cs="BRH Devanagari Extra"/>
+                <w:color w:val="000000"/>
+                <w:sz w:val="40"/>
+                <w:szCs w:val="40"/>
+                <w:lang w:val="it-IT"/>
+              </w:rPr>
+              <w:t>ÉuÉÎliÉ | eÉÏ</w:t>
+            </w:r>
+            <w:r>
+              <w:rPr>
+                <w:rFonts w:ascii="BRH Malayalam Extra" w:hAnsi="BRH Malayalam Extra" w:cs="BRH Devanagari Extra"/>
+                <w:b/>
+                <w:color w:val="000000"/>
+                <w:sz w:val="32"/>
+                <w:szCs w:val="40"/>
+                <w:lang w:val="it-IT"/>
+              </w:rPr>
+              <w:t>–</w:t>
+            </w:r>
+            <w:r>
+              <w:rPr>
+                <w:rFonts w:ascii="BRH Devanagari Extra" w:hAnsi="BRH Devanagari Extra" w:cs="BRH Devanagari Extra"/>
+                <w:color w:val="000000"/>
+                <w:sz w:val="40"/>
+                <w:szCs w:val="40"/>
+                <w:lang w:val="it-IT"/>
+              </w:rPr>
+              <w:t>uÉ</w:t>
+            </w:r>
+            <w:r>
+              <w:rPr>
+                <w:rFonts w:ascii="BRH Malayalam Extra" w:hAnsi="BRH Malayalam Extra" w:cs="BRH Devanagari Extra"/>
+                <w:b/>
+                <w:color w:val="000000"/>
+                <w:sz w:val="32"/>
+                <w:szCs w:val="40"/>
+                <w:lang w:val="it-IT"/>
+              </w:rPr>
+              <w:t>–</w:t>
+            </w:r>
+            <w:r>
+              <w:rPr>
+                <w:rFonts w:ascii="BRH Devanagari Extra" w:hAnsi="BRH Devanagari Extra" w:cs="BRH Devanagari Extra"/>
+                <w:color w:val="000000"/>
+                <w:sz w:val="40"/>
+                <w:szCs w:val="40"/>
+                <w:lang w:val="it-IT"/>
+              </w:rPr>
+              <w:t>ÎliÉ</w:t>
+            </w:r>
+            <w:r>
+              <w:rPr>
+                <w:rFonts w:ascii="BRH Malayalam Extra" w:hAnsi="BRH Malayalam Extra" w:cs="BRH Devanagari Extra"/>
+                <w:b/>
+                <w:color w:val="000000"/>
+                <w:sz w:val="32"/>
+                <w:szCs w:val="40"/>
+                <w:lang w:val="it-IT"/>
+              </w:rPr>
+              <w:t>–</w:t>
+            </w:r>
+            <w:r>
+              <w:rPr>
+                <w:rFonts w:ascii="BRH Devanagari Extra" w:hAnsi="BRH Devanagari Extra" w:cs="BRH Devanagari Extra"/>
+                <w:color w:val="000000"/>
+                <w:sz w:val="40"/>
+                <w:szCs w:val="40"/>
+                <w:lang w:val="it-IT"/>
+              </w:rPr>
+              <w:t xml:space="preserve"> rÉiÉç |</w:t>
+            </w:r>
+          </w:p>
+        </w:tc>
+        <w:tc>
+          <w:tcPr>
+            <w:tcW w:w="5386" w:type="dxa"/>
+          </w:tcPr>
+          <w:p>
+            <w:pPr>
+              <w:widowControl w:val="0"/>
+              <w:autoSpaceDE w:val="0"/>
+              <w:autoSpaceDN w:val="0"/>
+              <w:adjustRightInd w:val="0"/>
+              <w:spacing w:before="0" w:line="240" w:lineRule="auto"/>
+              <w:rPr>
+                <w:rFonts w:ascii="BRH Malayalam Extra" w:hAnsi="BRH Malayalam Extra" w:cs="BRH Malayalam Extra"/>
+                <w:sz w:val="40"/>
+                <w:szCs w:val="40"/>
+                <w:lang w:val="it-IT"/>
+              </w:rPr>
+            </w:pPr>
+            <w:r>
+              <w:rPr>
+                <w:rFonts w:ascii="BRH Devanagari Extra" w:hAnsi="BRH Devanagari Extra" w:cs="BRH Devanagari Extra"/>
+                <w:color w:val="000000"/>
+                <w:sz w:val="40"/>
+                <w:szCs w:val="40"/>
+                <w:lang w:val="it-IT"/>
+              </w:rPr>
+              <w:t xml:space="preserve">EmÉþ </w:t>
+            </w:r>
+            <w:r>
+              <w:rPr>
+                <w:rFonts w:ascii="BRH Devanagari Extra" w:hAnsi="BRH Devanagari Extra" w:cs="BRH Devanagari Extra"/>
+                <w:color w:val="000000"/>
+                <w:sz w:val="40"/>
+                <w:szCs w:val="40"/>
+                <w:highlight w:val="green"/>
+                <w:lang w:val="it-IT"/>
+              </w:rPr>
+              <w:t>eÉÏ</w:t>
+            </w:r>
+            <w:r>
+              <w:rPr>
+                <w:rFonts w:ascii="BRH Devanagari Extra" w:hAnsi="BRH Devanagari Extra" w:cs="BRH Devanagari Extra"/>
+                <w:color w:val="000000"/>
+                <w:sz w:val="40"/>
+                <w:szCs w:val="40"/>
+                <w:lang w:val="it-IT"/>
+              </w:rPr>
+              <w:t>uÉÎliÉ | eÉÏ</w:t>
+            </w:r>
+            <w:r>
+              <w:rPr>
+                <w:rFonts w:ascii="BRH Malayalam Extra" w:hAnsi="BRH Malayalam Extra" w:cs="BRH Devanagari Extra"/>
+                <w:b/>
+                <w:color w:val="000000"/>
+                <w:sz w:val="32"/>
+                <w:szCs w:val="40"/>
+                <w:lang w:val="it-IT"/>
+              </w:rPr>
+              <w:t>–</w:t>
+            </w:r>
+            <w:r>
+              <w:rPr>
+                <w:rFonts w:ascii="BRH Devanagari Extra" w:hAnsi="BRH Devanagari Extra" w:cs="BRH Devanagari Extra"/>
+                <w:color w:val="000000"/>
+                <w:sz w:val="40"/>
+                <w:szCs w:val="40"/>
+                <w:lang w:val="it-IT"/>
+              </w:rPr>
+              <w:t>uÉ</w:t>
+            </w:r>
+            <w:r>
+              <w:rPr>
+                <w:rFonts w:ascii="BRH Malayalam Extra" w:hAnsi="BRH Malayalam Extra" w:cs="BRH Devanagari Extra"/>
+                <w:b/>
+                <w:color w:val="000000"/>
+                <w:sz w:val="32"/>
+                <w:szCs w:val="40"/>
+                <w:lang w:val="it-IT"/>
+              </w:rPr>
+              <w:t>–</w:t>
+            </w:r>
+            <w:r>
+              <w:rPr>
+                <w:rFonts w:ascii="BRH Devanagari Extra" w:hAnsi="BRH Devanagari Extra" w:cs="BRH Devanagari Extra"/>
+                <w:color w:val="000000"/>
+                <w:sz w:val="40"/>
+                <w:szCs w:val="40"/>
+                <w:lang w:val="it-IT"/>
+              </w:rPr>
+              <w:t>ÎliÉ</w:t>
+            </w:r>
+            <w:r>
+              <w:rPr>
+                <w:rFonts w:ascii="BRH Malayalam Extra" w:hAnsi="BRH Malayalam Extra" w:cs="BRH Devanagari Extra"/>
+                <w:b/>
+                <w:color w:val="000000"/>
+                <w:sz w:val="32"/>
+                <w:szCs w:val="40"/>
+                <w:lang w:val="it-IT"/>
+              </w:rPr>
+              <w:t>–</w:t>
+            </w:r>
+            <w:r>
+              <w:rPr>
+                <w:rFonts w:ascii="BRH Devanagari Extra" w:hAnsi="BRH Devanagari Extra" w:cs="BRH Devanagari Extra"/>
+                <w:color w:val="000000"/>
+                <w:sz w:val="40"/>
+                <w:szCs w:val="40"/>
+                <w:lang w:val="it-IT"/>
+              </w:rPr>
+              <w:t xml:space="preserve"> rÉiÉç |</w:t>
+            </w:r>
+          </w:p>
+        </w:tc>
+      </w:tr>
+      <w:tr>
+        <w:trPr>
+          <w:trHeight w:val="1408"/>
+        </w:trPr>
+        <w:tc>
+          <w:tcPr>
+            <w:tcW w:w="3828" w:type="dxa"/>
+          </w:tcPr>
+          <w:p>
+            <w:pPr>
+              <w:widowControl w:val="0"/>
+              <w:tabs>
+                <w:tab w:val="left" w:pos="993"/>
+              </w:tabs>
+              <w:autoSpaceDE w:val="0"/>
+              <w:autoSpaceDN w:val="0"/>
+              <w:adjustRightInd w:val="0"/>
+              <w:spacing w:before="0" w:line="240" w:lineRule="auto"/>
+              <w:ind w:right="297"/>
+              <w:rPr>
+                <w:rFonts w:cs="Arial"/>
+                <w:b/>
+                <w:color w:val="000000"/>
+                <w:sz w:val="28"/>
+                <w:szCs w:val="32"/>
+              </w:rPr>
+            </w:pPr>
+            <w:r>
+              <w:rPr>
+                <w:rFonts w:cs="Arial"/>
+                <w:b/>
+                <w:color w:val="000000"/>
+                <w:sz w:val="28"/>
+                <w:szCs w:val="32"/>
+              </w:rPr>
+              <w:lastRenderedPageBreak/>
+              <w:t>T.S.</w:t>
+            </w:r>
+            <w:r>
+              <w:rPr>
+                <w:rFonts w:cs="Arial"/>
+                <w:b/>
+                <w:color w:val="000000"/>
+                <w:sz w:val="28"/>
+                <w:szCs w:val="32"/>
+              </w:rPr>
+              <w:t xml:space="preserve">3.2.10.2 </w:t>
+            </w:r>
+            <w:r>
+              <w:rPr>
+                <w:rFonts w:cs="Arial"/>
+                <w:b/>
+                <w:color w:val="000000"/>
+                <w:sz w:val="28"/>
+                <w:szCs w:val="32"/>
+              </w:rPr>
+              <w:t>– Kramam</w:t>
+            </w:r>
+          </w:p>
+          <w:p>
+            <w:pPr>
+              <w:widowControl w:val="0"/>
+              <w:tabs>
+                <w:tab w:val="left" w:pos="993"/>
+              </w:tabs>
+              <w:autoSpaceDE w:val="0"/>
+              <w:autoSpaceDN w:val="0"/>
+              <w:adjustRightInd w:val="0"/>
+              <w:spacing w:before="0" w:line="240" w:lineRule="auto"/>
+              <w:ind w:right="297"/>
+              <w:rPr>
+                <w:rFonts w:cs="Arial"/>
+                <w:b/>
+                <w:color w:val="000000"/>
+                <w:sz w:val="28"/>
+                <w:szCs w:val="32"/>
+                <w:lang w:val="en-IN"/>
+              </w:rPr>
+            </w:pPr>
+            <w:r>
+              <w:rPr>
+                <w:rFonts w:cs="Arial"/>
+                <w:b/>
+                <w:color w:val="000000"/>
+                <w:sz w:val="28"/>
+                <w:szCs w:val="32"/>
+                <w:lang w:val="en-IN"/>
+              </w:rPr>
+              <w:t>Krama Vaakyam No. - 48</w:t>
+            </w:r>
+          </w:p>
+          <w:p>
+            <w:pPr>
+              <w:widowControl w:val="0"/>
+              <w:tabs>
+                <w:tab w:val="left" w:pos="993"/>
+              </w:tabs>
+              <w:autoSpaceDE w:val="0"/>
+              <w:autoSpaceDN w:val="0"/>
+              <w:adjustRightInd w:val="0"/>
+              <w:spacing w:before="0" w:line="240" w:lineRule="auto"/>
+              <w:ind w:right="297"/>
+              <w:rPr>
+                <w:rFonts w:cs="Arial"/>
+                <w:b/>
+                <w:color w:val="000000"/>
+                <w:sz w:val="28"/>
+                <w:szCs w:val="32"/>
+                <w:lang w:val="it-IT"/>
+              </w:rPr>
+            </w:pPr>
+            <w:r>
+              <w:rPr>
+                <w:rFonts w:cs="Arial"/>
+                <w:b/>
+                <w:color w:val="000000"/>
+                <w:sz w:val="28"/>
+                <w:szCs w:val="32"/>
+                <w:lang w:val="it-IT"/>
+              </w:rPr>
+              <w:t>Panchaati No</w:t>
+            </w:r>
+            <w:r>
+              <w:rPr>
+                <w:rFonts w:cs="Arial"/>
+                <w:b/>
+                <w:color w:val="000000"/>
+                <w:szCs w:val="32"/>
+                <w:lang w:val="it-IT"/>
+              </w:rPr>
+              <w:t xml:space="preserve">. - </w:t>
+            </w:r>
+            <w:r>
+              <w:rPr>
+                <w:rFonts w:cs="Arial"/>
+                <w:b/>
+                <w:color w:val="000000"/>
+                <w:szCs w:val="32"/>
+                <w:lang w:val="it-IT"/>
+              </w:rPr>
+              <w:t>43</w:t>
+            </w:r>
+          </w:p>
+        </w:tc>
+        <w:tc>
+          <w:tcPr>
+            <w:tcW w:w="5103" w:type="dxa"/>
+          </w:tcPr>
+          <w:p>
+            <w:pPr>
+              <w:widowControl w:val="0"/>
+              <w:autoSpaceDE w:val="0"/>
+              <w:autoSpaceDN w:val="0"/>
+              <w:adjustRightInd w:val="0"/>
+              <w:spacing w:before="0" w:line="240" w:lineRule="auto"/>
+              <w:rPr>
+                <w:rFonts w:ascii="BRH Devanagari Extra" w:hAnsi="BRH Devanagari Extra" w:cs="BRH Devanagari Extra"/>
+                <w:color w:val="000000"/>
+                <w:sz w:val="40"/>
+                <w:szCs w:val="40"/>
+                <w:lang w:val="it-IT"/>
+              </w:rPr>
+            </w:pPr>
+            <w:r>
+              <w:rPr>
+                <w:rFonts w:ascii="BRH Devanagari Extra" w:hAnsi="BRH Devanagari Extra" w:cs="BRH Devanagari Extra"/>
+                <w:color w:val="000000"/>
+                <w:sz w:val="40"/>
+                <w:szCs w:val="40"/>
+                <w:lang w:val="it-IT"/>
+              </w:rPr>
+              <w:t>´Éå¸Éåþ UzqÉÏ</w:t>
+            </w:r>
+            <w:r>
+              <w:rPr>
+                <w:rFonts w:ascii="BRH Malayalam Extra" w:hAnsi="BRH Malayalam Extra" w:cs="BRH Devanagari Extra"/>
+                <w:b/>
+                <w:color w:val="000000"/>
+                <w:sz w:val="32"/>
+                <w:szCs w:val="40"/>
+                <w:lang w:val="it-IT"/>
+              </w:rPr>
+              <w:t>–</w:t>
+            </w:r>
+            <w:r>
+              <w:rPr>
+                <w:rFonts w:ascii="BRH Devanagari Extra" w:hAnsi="BRH Devanagari Extra" w:cs="BRH Devanagari Extra"/>
+                <w:color w:val="000000"/>
+                <w:sz w:val="40"/>
+                <w:szCs w:val="40"/>
+                <w:lang w:val="it-IT"/>
+              </w:rPr>
+              <w:t xml:space="preserve">lÉÉqÉç | </w:t>
+            </w:r>
+          </w:p>
+          <w:p>
+            <w:pPr>
+              <w:widowControl w:val="0"/>
+              <w:autoSpaceDE w:val="0"/>
+              <w:autoSpaceDN w:val="0"/>
+              <w:adjustRightInd w:val="0"/>
+              <w:spacing w:before="0" w:line="240" w:lineRule="auto"/>
+              <w:rPr>
+                <w:rFonts w:ascii="BRH Malayalam Extra" w:hAnsi="BRH Malayalam Extra" w:cs="BRH Malayalam Extra"/>
+                <w:color w:val="000000"/>
+                <w:sz w:val="40"/>
+                <w:szCs w:val="40"/>
+                <w:lang w:val="it-IT"/>
+              </w:rPr>
+            </w:pPr>
+            <w:r>
+              <w:rPr>
+                <w:rFonts w:ascii="BRH Devanagari Extra" w:hAnsi="BRH Devanagari Extra" w:cs="BRH Devanagari Extra"/>
+                <w:color w:val="000000"/>
+                <w:sz w:val="40"/>
+                <w:szCs w:val="40"/>
+                <w:lang w:val="it-IT"/>
+              </w:rPr>
+              <w:t>U</w:t>
+            </w:r>
+            <w:r>
+              <w:rPr>
+                <w:rFonts w:ascii="BRH Malayalam Extra" w:hAnsi="BRH Malayalam Extra" w:cs="BRH Devanagari Extra"/>
+                <w:b/>
+                <w:color w:val="000000"/>
+                <w:sz w:val="32"/>
+                <w:szCs w:val="40"/>
+                <w:highlight w:val="yellow"/>
+                <w:lang w:val="it-IT"/>
+              </w:rPr>
+              <w:t>–</w:t>
+            </w:r>
+            <w:r>
+              <w:rPr>
+                <w:rFonts w:ascii="BRH Devanagari Extra" w:hAnsi="BRH Devanagari Extra" w:cs="BRH Devanagari Extra"/>
+                <w:color w:val="000000"/>
+                <w:sz w:val="40"/>
+                <w:szCs w:val="40"/>
+                <w:highlight w:val="yellow"/>
+                <w:lang w:val="it-IT"/>
+              </w:rPr>
+              <w:t>Î</w:t>
+            </w:r>
+            <w:r>
+              <w:rPr>
+                <w:rFonts w:ascii="BRH Devanagari Extra" w:hAnsi="BRH Devanagari Extra" w:cs="BRH Devanagari Extra"/>
+                <w:color w:val="000000"/>
+                <w:sz w:val="40"/>
+                <w:szCs w:val="40"/>
+                <w:lang w:val="it-IT"/>
+              </w:rPr>
+              <w:t>zqÉ</w:t>
+            </w:r>
+            <w:r>
+              <w:rPr>
+                <w:rFonts w:ascii="BRH Malayalam Extra" w:hAnsi="BRH Malayalam Extra" w:cs="BRH Devanagari Extra"/>
+                <w:b/>
+                <w:color w:val="000000"/>
+                <w:sz w:val="32"/>
+                <w:szCs w:val="40"/>
+                <w:lang w:val="it-IT"/>
+              </w:rPr>
+              <w:t>–</w:t>
+            </w:r>
+            <w:r>
+              <w:rPr>
+                <w:rFonts w:ascii="BRH Devanagari Extra" w:hAnsi="BRH Devanagari Extra" w:cs="BRH Devanagari Extra"/>
+                <w:color w:val="000000"/>
+                <w:sz w:val="40"/>
+                <w:szCs w:val="40"/>
+                <w:lang w:val="it-IT"/>
+              </w:rPr>
+              <w:t>lÉÉqÉþmÉÉlÉ</w:t>
+            </w:r>
+            <w:r>
+              <w:rPr>
+                <w:rFonts w:ascii="BRH Malayalam Extra" w:hAnsi="BRH Malayalam Extra" w:cs="BRH Devanagari Extra"/>
+                <w:b/>
+                <w:color w:val="000000"/>
+                <w:sz w:val="32"/>
+                <w:szCs w:val="40"/>
+                <w:lang w:val="it-IT"/>
+              </w:rPr>
+              <w:t>–</w:t>
+            </w:r>
+            <w:r>
+              <w:rPr>
+                <w:rFonts w:ascii="BRH Devanagari Extra" w:hAnsi="BRH Devanagari Extra" w:cs="BRH Devanagari Extra"/>
+                <w:color w:val="000000"/>
+                <w:sz w:val="40"/>
+                <w:szCs w:val="40"/>
+                <w:lang w:val="it-IT"/>
+              </w:rPr>
+              <w:t>mÉÉÈ |</w:t>
+            </w:r>
+          </w:p>
+        </w:tc>
+        <w:tc>
+          <w:tcPr>
+            <w:tcW w:w="5386" w:type="dxa"/>
+          </w:tcPr>
+          <w:p>
+            <w:pPr>
+              <w:widowControl w:val="0"/>
+              <w:autoSpaceDE w:val="0"/>
+              <w:autoSpaceDN w:val="0"/>
+              <w:adjustRightInd w:val="0"/>
+              <w:spacing w:before="0" w:line="240" w:lineRule="auto"/>
+              <w:rPr>
+                <w:rFonts w:ascii="BRH Devanagari Extra" w:hAnsi="BRH Devanagari Extra" w:cs="BRH Devanagari Extra"/>
+                <w:color w:val="000000"/>
+                <w:sz w:val="40"/>
+                <w:szCs w:val="40"/>
+                <w:lang w:val="it-IT"/>
+              </w:rPr>
+            </w:pPr>
+            <w:r>
+              <w:rPr>
+                <w:rFonts w:ascii="BRH Devanagari Extra" w:hAnsi="BRH Devanagari Extra" w:cs="BRH Devanagari Extra"/>
+                <w:color w:val="000000"/>
+                <w:sz w:val="40"/>
+                <w:szCs w:val="40"/>
+                <w:lang w:val="it-IT"/>
+              </w:rPr>
+              <w:t>´Éå¸Éåþ UzqÉÏ</w:t>
+            </w:r>
+            <w:r>
+              <w:rPr>
+                <w:rFonts w:ascii="BRH Malayalam Extra" w:hAnsi="BRH Malayalam Extra" w:cs="BRH Devanagari Extra"/>
+                <w:b/>
+                <w:color w:val="000000"/>
+                <w:sz w:val="32"/>
+                <w:szCs w:val="40"/>
+                <w:lang w:val="it-IT"/>
+              </w:rPr>
+              <w:t>–</w:t>
+            </w:r>
+            <w:r>
+              <w:rPr>
+                <w:rFonts w:ascii="BRH Devanagari Extra" w:hAnsi="BRH Devanagari Extra" w:cs="BRH Devanagari Extra"/>
+                <w:color w:val="000000"/>
+                <w:sz w:val="40"/>
+                <w:szCs w:val="40"/>
+                <w:lang w:val="it-IT"/>
+              </w:rPr>
+              <w:t xml:space="preserve">lÉÉqÉç | </w:t>
+            </w:r>
+          </w:p>
+          <w:p>
+            <w:pPr>
+              <w:widowControl w:val="0"/>
+              <w:autoSpaceDE w:val="0"/>
+              <w:autoSpaceDN w:val="0"/>
+              <w:adjustRightInd w:val="0"/>
+              <w:spacing w:before="0" w:line="240" w:lineRule="auto"/>
+              <w:rPr>
+                <w:rFonts w:ascii="BRH Malayalam Extra" w:hAnsi="BRH Malayalam Extra" w:cs="BRH Malayalam Extra"/>
+                <w:color w:val="000000"/>
+                <w:sz w:val="40"/>
+                <w:szCs w:val="40"/>
+                <w:lang w:val="it-IT"/>
+              </w:rPr>
+            </w:pPr>
+            <w:r>
+              <w:rPr>
+                <w:rFonts w:ascii="BRH Devanagari Extra" w:hAnsi="BRH Devanagari Extra" w:cs="BRH Devanagari Extra"/>
+                <w:color w:val="000000"/>
+                <w:sz w:val="40"/>
+                <w:szCs w:val="40"/>
+                <w:lang w:val="it-IT"/>
+              </w:rPr>
+              <w:t>U</w:t>
+            </w:r>
+            <w:r>
+              <w:rPr>
+                <w:rFonts w:ascii="BRH Malayalam Extra" w:hAnsi="BRH Malayalam Extra" w:cs="BRH Devanagari Extra"/>
+                <w:b/>
+                <w:color w:val="000000"/>
+                <w:sz w:val="32"/>
+                <w:szCs w:val="40"/>
+                <w:lang w:val="it-IT"/>
+              </w:rPr>
+              <w:t>–</w:t>
+            </w:r>
+            <w:r>
+              <w:rPr>
+                <w:rFonts w:ascii="BRH Devanagari Extra" w:hAnsi="BRH Devanagari Extra" w:cs="BRH Devanagari Extra"/>
+                <w:color w:val="000000"/>
+                <w:sz w:val="40"/>
+                <w:szCs w:val="40"/>
+                <w:lang w:val="it-IT"/>
+              </w:rPr>
+              <w:t>zqÉ</w:t>
+            </w:r>
+            <w:r>
+              <w:rPr>
+                <w:rFonts w:ascii="BRH Devanagari Extra" w:hAnsi="BRH Devanagari Extra" w:cs="BRH Devanagari Extra"/>
+                <w:color w:val="000000"/>
+                <w:sz w:val="40"/>
+                <w:szCs w:val="40"/>
+                <w:highlight w:val="green"/>
+                <w:lang w:val="it-IT"/>
+              </w:rPr>
+              <w:t>Ï</w:t>
+            </w:r>
+            <w:r>
+              <w:rPr>
+                <w:rFonts w:ascii="BRH Malayalam Extra" w:hAnsi="BRH Malayalam Extra" w:cs="BRH Devanagari Extra"/>
+                <w:b/>
+                <w:color w:val="000000"/>
+                <w:sz w:val="32"/>
+                <w:szCs w:val="40"/>
+                <w:lang w:val="it-IT"/>
+              </w:rPr>
+              <w:t>–</w:t>
+            </w:r>
+            <w:r>
+              <w:rPr>
+                <w:rFonts w:ascii="BRH Devanagari Extra" w:hAnsi="BRH Devanagari Extra" w:cs="BRH Devanagari Extra"/>
+                <w:color w:val="000000"/>
+                <w:sz w:val="40"/>
+                <w:szCs w:val="40"/>
+                <w:lang w:val="it-IT"/>
+              </w:rPr>
+              <w:t>lÉÉqÉþmÉÉlÉ</w:t>
+            </w:r>
+            <w:r>
+              <w:rPr>
+                <w:rFonts w:ascii="BRH Malayalam Extra" w:hAnsi="BRH Malayalam Extra" w:cs="BRH Devanagari Extra"/>
+                <w:b/>
+                <w:color w:val="000000"/>
+                <w:sz w:val="32"/>
+                <w:szCs w:val="40"/>
+                <w:lang w:val="it-IT"/>
+              </w:rPr>
+              <w:t>–</w:t>
+            </w:r>
+            <w:r>
+              <w:rPr>
+                <w:rFonts w:ascii="BRH Devanagari Extra" w:hAnsi="BRH Devanagari Extra" w:cs="BRH Devanagari Extra"/>
+                <w:color w:val="000000"/>
+                <w:sz w:val="40"/>
+                <w:szCs w:val="40"/>
+                <w:lang w:val="it-IT"/>
+              </w:rPr>
+              <w:t>mÉÉÈ |</w:t>
+            </w:r>
+          </w:p>
+        </w:tc>
+      </w:tr>
+      <w:tr>
+        <w:trPr>
+          <w:trHeight w:val="1661"/>
+        </w:trPr>
+        <w:tc>
+          <w:tcPr>
+            <w:tcW w:w="3828" w:type="dxa"/>
+          </w:tcPr>
+          <w:p>
+            <w:pPr>
+              <w:widowControl w:val="0"/>
+              <w:tabs>
+                <w:tab w:val="left" w:pos="993"/>
+              </w:tabs>
+              <w:autoSpaceDE w:val="0"/>
+              <w:autoSpaceDN w:val="0"/>
+              <w:adjustRightInd w:val="0"/>
+              <w:spacing w:before="0" w:line="240" w:lineRule="auto"/>
+              <w:ind w:right="297"/>
+              <w:rPr>
+                <w:rFonts w:cs="Arial"/>
+                <w:b/>
+                <w:color w:val="000000"/>
+                <w:sz w:val="28"/>
+                <w:szCs w:val="32"/>
+                <w:lang w:val="it-IT"/>
+              </w:rPr>
+            </w:pPr>
+          </w:p>
+        </w:tc>
+        <w:tc>
+          <w:tcPr>
+            <w:tcW w:w="5103" w:type="dxa"/>
+          </w:tcPr>
+          <w:p>
+            <w:pPr>
+              <w:widowControl w:val="0"/>
+              <w:autoSpaceDE w:val="0"/>
+              <w:autoSpaceDN w:val="0"/>
+              <w:adjustRightInd w:val="0"/>
+              <w:spacing w:before="0" w:line="240" w:lineRule="auto"/>
+              <w:rPr>
+                <w:rFonts w:ascii="BRH Devanagari Extra" w:hAnsi="BRH Devanagari Extra" w:cs="BRH Devanagari Extra"/>
+                <w:color w:val="000000"/>
+                <w:sz w:val="40"/>
+                <w:szCs w:val="40"/>
+                <w:lang w:val="it-IT"/>
+              </w:rPr>
+            </w:pPr>
+          </w:p>
+        </w:tc>
+        <w:tc>
+          <w:tcPr>
+            <w:tcW w:w="5386" w:type="dxa"/>
+          </w:tcPr>
+          <w:p>
+            <w:pPr>
+              <w:widowControl w:val="0"/>
+              <w:autoSpaceDE w:val="0"/>
+              <w:autoSpaceDN w:val="0"/>
+              <w:adjustRightInd w:val="0"/>
+              <w:spacing w:before="0" w:line="240" w:lineRule="auto"/>
+              <w:rPr>
+                <w:rFonts w:ascii="BRH Devanagari Extra" w:hAnsi="BRH Devanagari Extra" w:cs="BRH Devanagari Extra"/>
+                <w:color w:val="000000"/>
+                <w:sz w:val="40"/>
+                <w:szCs w:val="40"/>
+                <w:lang w:val="it-IT"/>
+              </w:rPr>
+            </w:pPr>
           </w:p>
         </w:tc>
       </w:tr>
@@ -1977,7 +3059,6 @@
           <w:szCs w:val="32"/>
           <w:u w:val="single"/>
         </w:rPr>
-        <w:lastRenderedPageBreak/>
         <w:t xml:space="preserve">TS </w:t>
       </w:r>
       <w:r>
@@ -2364,7 +3445,6 @@
                 <w:szCs w:val="40"/>
               </w:rPr>
             </w:pPr>
-            <w:proofErr w:type="spellStart"/>
             <w:r>
               <w:rPr>
                 <w:rFonts w:ascii="BRH Devanagari Extra" w:hAnsi="BRH Devanagari Extra" w:cs="BRH Devanagari Extra"/>
@@ -2374,7 +3454,6 @@
               </w:rPr>
               <w:t>mÉÉ</w:t>
             </w:r>
-            <w:proofErr w:type="spellEnd"/>
             <w:r>
               <w:rPr>
                 <w:rFonts w:ascii="BRH Malayalam Extra" w:hAnsi="BRH Malayalam Extra" w:cs="BRH Devanagari Extra"/>
@@ -2430,19 +3509,8 @@
                 <w:sz w:val="40"/>
                 <w:szCs w:val="40"/>
               </w:rPr>
-              <w:t xml:space="preserve"> </w:t>
-            </w:r>
-            <w:proofErr w:type="spellStart"/>
-            <w:r>
-              <w:rPr>
-                <w:rFonts w:ascii="BRH Devanagari Extra" w:hAnsi="BRH Devanagari Extra" w:cs="BRH Devanagari Extra"/>
-                <w:color w:val="000000"/>
-                <w:sz w:val="40"/>
-                <w:szCs w:val="40"/>
-              </w:rPr>
-              <w:t>xÉÑ</w:t>
-            </w:r>
-            <w:proofErr w:type="spellEnd"/>
+              <w:t xml:space="preserve"> xÉÑ</w:t>
+            </w:r>
             <w:r>
               <w:rPr>
                 <w:rFonts w:ascii="BRH Malayalam Extra" w:hAnsi="BRH Malayalam Extra" w:cs="BRH Devanagari Extra"/>
@@ -2472,37 +3540,15 @@
               </w:rPr>
               <w:t>–</w:t>
             </w:r>
-            <w:proofErr w:type="spellStart"/>
-            <w:r>
-              <w:rPr>
-                <w:rFonts w:ascii="BRH Devanagari Extra" w:hAnsi="BRH Devanagari Extra" w:cs="BRH Devanagari Extra"/>
-                <w:color w:val="000000"/>
-                <w:sz w:val="40"/>
-                <w:szCs w:val="40"/>
-              </w:rPr>
-              <w:t>hÉïÈ</w:t>
-            </w:r>
-            <w:proofErr w:type="spellEnd"/>
-            <w:r>
-              <w:rPr>
-                <w:rFonts w:ascii="BRH Devanagari Extra" w:hAnsi="BRH Devanagari Extra" w:cs="BRH Devanagari Extra"/>
-                <w:color w:val="000000"/>
-                <w:sz w:val="40"/>
-                <w:szCs w:val="40"/>
-              </w:rPr>
-              <w:t xml:space="preserve"> | </w:t>
-            </w:r>
-            <w:proofErr w:type="spellStart"/>
-            <w:r>
-              <w:rPr>
-                <w:rFonts w:ascii="BRH Devanagari Extra" w:hAnsi="BRH Devanagari Extra" w:cs="BRH Devanagari Extra"/>
-                <w:color w:val="000000"/>
-                <w:sz w:val="40"/>
-                <w:szCs w:val="40"/>
-              </w:rPr>
-              <w:t>xÉÑ</w:t>
-            </w:r>
-            <w:proofErr w:type="spellEnd"/>
+            <w:r>
+              <w:rPr>
+                <w:rFonts w:ascii="BRH Devanagari Extra" w:hAnsi="BRH Devanagari Extra" w:cs="BRH Devanagari Extra"/>
+                <w:color w:val="000000"/>
+                <w:sz w:val="40"/>
+                <w:szCs w:val="40"/>
+              </w:rPr>
+              <w:t>hÉïÈ | xÉÑ</w:t>
+            </w:r>
             <w:r>
               <w:rPr>
                 <w:rFonts w:ascii="BRH Malayalam Extra" w:hAnsi="BRH Malayalam Extra" w:cs="BRH Devanagari Extra"/>
@@ -2532,7 +3578,6 @@
               </w:rPr>
               <w:t>–</w:t>
             </w:r>
-            <w:proofErr w:type="spellStart"/>
             <w:r>
               <w:rPr>
                 <w:rFonts w:ascii="BRH Devanagari Extra" w:hAnsi="BRH Devanagari Extra" w:cs="BRH Devanagari Extra"/>
@@ -2550,37 +3595,7 @@
                 <w:sz w:val="40"/>
                 <w:szCs w:val="40"/>
               </w:rPr>
-              <w:t>åþ</w:t>
-            </w:r>
-            <w:proofErr w:type="spellEnd"/>
-            <w:r>
-              <w:rPr>
-                <w:rFonts w:ascii="BRH Devanagari Extra" w:hAnsi="BRH Devanagari Extra" w:cs="BRH Devanagari Extra"/>
-                <w:color w:val="000000"/>
-                <w:sz w:val="40"/>
-                <w:szCs w:val="40"/>
-              </w:rPr>
-              <w:t xml:space="preserve"> </w:t>
-            </w:r>
-            <w:proofErr w:type="spellStart"/>
-            <w:r>
-              <w:rPr>
-                <w:rFonts w:ascii="BRH Devanagari Extra" w:hAnsi="BRH Devanagari Extra" w:cs="BRH Devanagari Extra"/>
-                <w:color w:val="000000"/>
-                <w:sz w:val="40"/>
-                <w:szCs w:val="40"/>
-              </w:rPr>
-              <w:t>ÅÍxÉ</w:t>
-            </w:r>
-            <w:proofErr w:type="spellEnd"/>
-            <w:r>
-              <w:rPr>
-                <w:rFonts w:ascii="BRH Devanagari Extra" w:hAnsi="BRH Devanagari Extra" w:cs="BRH Devanagari Extra"/>
-                <w:color w:val="000000"/>
-                <w:sz w:val="40"/>
-                <w:szCs w:val="40"/>
-              </w:rPr>
-              <w:t xml:space="preserve"> |</w:t>
+              <w:t>åþ ÅÍxÉ |</w:t>
             </w:r>
           </w:p>
         </w:tc>
@@ -2601,7 +3616,6 @@
                 <w:szCs w:val="40"/>
               </w:rPr>
             </w:pPr>
-            <w:proofErr w:type="spellStart"/>
             <w:r>
               <w:rPr>
                 <w:rFonts w:ascii="BRH Devanagari Extra" w:hAnsi="BRH Devanagari Extra" w:cs="BRH Devanagari Extra"/>
@@ -2611,7 +3625,6 @@
               </w:rPr>
               <w:t>mÉÉ</w:t>
             </w:r>
-            <w:proofErr w:type="spellEnd"/>
             <w:r>
               <w:rPr>
                 <w:rFonts w:ascii="BRH Malayalam Extra" w:hAnsi="BRH Malayalam Extra" w:cs="BRH Devanagari Extra"/>
@@ -2667,19 +3680,8 @@
                 <w:sz w:val="40"/>
                 <w:szCs w:val="40"/>
               </w:rPr>
-              <w:t xml:space="preserve"> </w:t>
-            </w:r>
-            <w:proofErr w:type="spellStart"/>
-            <w:r>
-              <w:rPr>
-                <w:rFonts w:ascii="BRH Devanagari Extra" w:hAnsi="BRH Devanagari Extra" w:cs="BRH Devanagari Extra"/>
-                <w:color w:val="000000"/>
-                <w:sz w:val="40"/>
-                <w:szCs w:val="40"/>
-              </w:rPr>
-              <w:t>xÉÑ</w:t>
-            </w:r>
-            <w:proofErr w:type="spellEnd"/>
+              <w:t xml:space="preserve"> xÉÑ</w:t>
+            </w:r>
             <w:r>
               <w:rPr>
                 <w:rFonts w:ascii="BRH Malayalam Extra" w:hAnsi="BRH Malayalam Extra" w:cs="BRH Devanagari Extra"/>
@@ -2709,37 +3711,15 @@
               </w:rPr>
               <w:t>–</w:t>
             </w:r>
-            <w:proofErr w:type="spellStart"/>
-            <w:r>
-              <w:rPr>
-                <w:rFonts w:ascii="BRH Devanagari Extra" w:hAnsi="BRH Devanagari Extra" w:cs="BRH Devanagari Extra"/>
-                <w:color w:val="000000"/>
-                <w:sz w:val="40"/>
-                <w:szCs w:val="40"/>
-              </w:rPr>
-              <w:t>hÉïÈ</w:t>
-            </w:r>
-            <w:proofErr w:type="spellEnd"/>
-            <w:r>
-              <w:rPr>
-                <w:rFonts w:ascii="BRH Devanagari Extra" w:hAnsi="BRH Devanagari Extra" w:cs="BRH Devanagari Extra"/>
-                <w:color w:val="000000"/>
-                <w:sz w:val="40"/>
-                <w:szCs w:val="40"/>
-              </w:rPr>
-              <w:t xml:space="preserve"> | </w:t>
-            </w:r>
-            <w:proofErr w:type="spellStart"/>
-            <w:r>
-              <w:rPr>
-                <w:rFonts w:ascii="BRH Devanagari Extra" w:hAnsi="BRH Devanagari Extra" w:cs="BRH Devanagari Extra"/>
-                <w:color w:val="000000"/>
-                <w:sz w:val="40"/>
-                <w:szCs w:val="40"/>
-              </w:rPr>
-              <w:t>xÉÑ</w:t>
-            </w:r>
-            <w:proofErr w:type="spellEnd"/>
+            <w:r>
+              <w:rPr>
+                <w:rFonts w:ascii="BRH Devanagari Extra" w:hAnsi="BRH Devanagari Extra" w:cs="BRH Devanagari Extra"/>
+                <w:color w:val="000000"/>
+                <w:sz w:val="40"/>
+                <w:szCs w:val="40"/>
+              </w:rPr>
+              <w:t>hÉïÈ | xÉÑ</w:t>
+            </w:r>
             <w:r>
               <w:rPr>
                 <w:rFonts w:ascii="BRH Malayalam Extra" w:hAnsi="BRH Malayalam Extra" w:cs="BRH Devanagari Extra"/>
@@ -2770,7 +3750,6 @@
               </w:rPr>
               <w:t>–</w:t>
             </w:r>
-            <w:proofErr w:type="spellStart"/>
             <w:r>
               <w:rPr>
                 <w:rFonts w:ascii="BRH Devanagari" w:hAnsi="BRH Devanagari" w:cs="BRH Devanagari"/>
@@ -2782,7 +3761,6 @@
               </w:rPr>
               <w:t>hÉÉåï</w:t>
             </w:r>
-            <w:proofErr w:type="spellEnd"/>
             <w:r>
               <w:rPr>
                 <w:rFonts w:ascii="BRH Devanagari Extra" w:hAnsi="BRH Devanagari Extra" w:cs="BRH Devanagari Extra"/>
@@ -2800,27 +3778,7 @@
                 <w:sz w:val="40"/>
                 <w:szCs w:val="40"/>
               </w:rPr>
-              <w:t xml:space="preserve"> </w:t>
-            </w:r>
-            <w:proofErr w:type="spellStart"/>
-            <w:r>
-              <w:rPr>
-                <w:rFonts w:ascii="BRH Devanagari Extra" w:hAnsi="BRH Devanagari Extra" w:cs="BRH Devanagari Extra"/>
-                <w:color w:val="000000"/>
-                <w:sz w:val="40"/>
-                <w:szCs w:val="40"/>
-              </w:rPr>
-              <w:t>ÅÍxÉ</w:t>
-            </w:r>
-            <w:proofErr w:type="spellEnd"/>
-            <w:r>
-              <w:rPr>
-                <w:rFonts w:ascii="BRH Devanagari Extra" w:hAnsi="BRH Devanagari Extra" w:cs="BRH Devanagari Extra"/>
-                <w:color w:val="000000"/>
-                <w:sz w:val="40"/>
-                <w:szCs w:val="40"/>
-              </w:rPr>
-              <w:t xml:space="preserve"> |</w:t>
+              <w:t xml:space="preserve"> ÅÍxÉ |</w:t>
             </w:r>
           </w:p>
         </w:tc>
@@ -2964,6 +3922,7 @@
           <w:b/>
           <w:bCs/>
         </w:rPr>
+        <w:lastRenderedPageBreak/>
         <w:t>(ignore those which are already incorporated in your book’s version and date)</w:t>
       </w:r>
     </w:p>
@@ -3277,37 +4236,15 @@
                 <w:szCs w:val="40"/>
               </w:rPr>
             </w:pPr>
-            <w:proofErr w:type="spellStart"/>
-            <w:r>
-              <w:rPr>
-                <w:rFonts w:ascii="BRH Devanagari Extra" w:hAnsi="BRH Devanagari Extra" w:cs="BRH Devanagari Extra"/>
-                <w:color w:val="000000"/>
-                <w:sz w:val="40"/>
-                <w:szCs w:val="40"/>
-              </w:rPr>
-              <w:t>AuÉþÎcNû±iÉå</w:t>
-            </w:r>
-            <w:proofErr w:type="spellEnd"/>
-            <w:r>
-              <w:rPr>
-                <w:rFonts w:ascii="BRH Devanagari Extra" w:hAnsi="BRH Devanagari Extra" w:cs="BRH Devanagari Extra"/>
-                <w:color w:val="000000"/>
-                <w:sz w:val="40"/>
-                <w:szCs w:val="40"/>
-              </w:rPr>
-              <w:t xml:space="preserve"> | </w:t>
-            </w:r>
-            <w:proofErr w:type="spellStart"/>
-            <w:r>
-              <w:rPr>
-                <w:rFonts w:ascii="BRH Devanagari Extra" w:hAnsi="BRH Devanagari Extra" w:cs="BRH Devanagari Extra"/>
-                <w:color w:val="000000"/>
-                <w:sz w:val="40"/>
-                <w:szCs w:val="40"/>
-              </w:rPr>
-              <w:t>ÍNû</w:t>
-            </w:r>
-            <w:proofErr w:type="spellEnd"/>
+            <w:r>
+              <w:rPr>
+                <w:rFonts w:ascii="BRH Devanagari Extra" w:hAnsi="BRH Devanagari Extra" w:cs="BRH Devanagari Extra"/>
+                <w:color w:val="000000"/>
+                <w:sz w:val="40"/>
+                <w:szCs w:val="40"/>
+              </w:rPr>
+              <w:t>AuÉþÎcNû±iÉå | ÍNû</w:t>
+            </w:r>
             <w:r>
               <w:rPr>
                 <w:rFonts w:ascii="BRH Malayalam Extra" w:hAnsi="BRH Malayalam Extra" w:cs="BRH Devanagari Extra"/>
@@ -3328,7 +4265,6 @@
               </w:rPr>
               <w:t>±</w:t>
             </w:r>
-            <w:proofErr w:type="spellStart"/>
             <w:r>
               <w:rPr>
                 <w:rFonts w:ascii="BRH Devanagari Extra" w:hAnsi="BRH Devanagari Extra" w:cs="BRH Devanagari Extra"/>
@@ -3338,45 +4274,24 @@
               </w:rPr>
               <w:t>iÉå</w:t>
             </w:r>
-            <w:proofErr w:type="spellEnd"/>
-            <w:r>
-              <w:rPr>
-                <w:rFonts w:ascii="BRH Malayalam Extra" w:hAnsi="BRH Malayalam Extra" w:cs="BRH Devanagari Extra"/>
-                <w:b/>
-                <w:color w:val="000000"/>
-                <w:sz w:val="32"/>
-                <w:szCs w:val="40"/>
-              </w:rPr>
-              <w:t>–</w:t>
-            </w:r>
-            <w:r>
-              <w:rPr>
-                <w:rFonts w:ascii="BRH Devanagari Extra" w:hAnsi="BRH Devanagari Extra" w:cs="BRH Devanagari Extra"/>
-                <w:color w:val="000000"/>
-                <w:sz w:val="40"/>
-                <w:szCs w:val="40"/>
-              </w:rPr>
-              <w:t xml:space="preserve"> </w:t>
-            </w:r>
-            <w:proofErr w:type="spellStart"/>
-            <w:r>
-              <w:rPr>
-                <w:rFonts w:ascii="BRH Devanagari Extra" w:hAnsi="BRH Devanagari Extra" w:cs="BRH Devanagari Extra"/>
-                <w:color w:val="000000"/>
-                <w:sz w:val="40"/>
-                <w:szCs w:val="40"/>
-              </w:rPr>
-              <w:t>rÉÈ</w:t>
-            </w:r>
-            <w:proofErr w:type="spellEnd"/>
-            <w:r>
-              <w:rPr>
-                <w:rFonts w:ascii="BRH Devanagari Extra" w:hAnsi="BRH Devanagari Extra" w:cs="BRH Devanagari Extra"/>
-                <w:color w:val="000000"/>
-                <w:sz w:val="40"/>
-                <w:szCs w:val="40"/>
-              </w:rPr>
-              <w:t xml:space="preserve"> |</w:t>
+            <w:r>
+              <w:rPr>
+                <w:rFonts w:ascii="BRH Malayalam Extra" w:hAnsi="BRH Malayalam Extra" w:cs="BRH Devanagari Extra"/>
+                <w:b/>
+                <w:color w:val="000000"/>
+                <w:sz w:val="32"/>
+                <w:szCs w:val="40"/>
+              </w:rPr>
+              <w:t>–</w:t>
+            </w:r>
+            <w:r>
+              <w:rPr>
+                <w:rFonts w:ascii="BRH Devanagari Extra" w:hAnsi="BRH Devanagari Extra" w:cs="BRH Devanagari Extra"/>
+                <w:color w:val="000000"/>
+                <w:sz w:val="40"/>
+                <w:szCs w:val="40"/>
+              </w:rPr>
+              <w:t xml:space="preserve"> rÉÈ |</w:t>
             </w:r>
           </w:p>
         </w:tc>
@@ -3394,37 +4309,15 @@
                 <w:szCs w:val="40"/>
               </w:rPr>
             </w:pPr>
-            <w:proofErr w:type="spellStart"/>
-            <w:r>
-              <w:rPr>
-                <w:rFonts w:ascii="BRH Devanagari Extra" w:hAnsi="BRH Devanagari Extra" w:cs="BRH Devanagari Extra"/>
-                <w:color w:val="000000"/>
-                <w:sz w:val="40"/>
-                <w:szCs w:val="40"/>
-              </w:rPr>
-              <w:t>AuÉþÎcNû±iÉå</w:t>
-            </w:r>
-            <w:proofErr w:type="spellEnd"/>
-            <w:r>
-              <w:rPr>
-                <w:rFonts w:ascii="BRH Devanagari Extra" w:hAnsi="BRH Devanagari Extra" w:cs="BRH Devanagari Extra"/>
-                <w:color w:val="000000"/>
-                <w:sz w:val="40"/>
-                <w:szCs w:val="40"/>
-              </w:rPr>
-              <w:t xml:space="preserve"> | </w:t>
-            </w:r>
-            <w:proofErr w:type="spellStart"/>
-            <w:r>
-              <w:rPr>
-                <w:rFonts w:ascii="BRH Devanagari Extra" w:hAnsi="BRH Devanagari Extra" w:cs="BRH Devanagari Extra"/>
-                <w:color w:val="000000"/>
-                <w:sz w:val="40"/>
-                <w:szCs w:val="40"/>
-              </w:rPr>
-              <w:t>ÍNû</w:t>
-            </w:r>
-            <w:proofErr w:type="spellEnd"/>
+            <w:r>
+              <w:rPr>
+                <w:rFonts w:ascii="BRH Devanagari Extra" w:hAnsi="BRH Devanagari Extra" w:cs="BRH Devanagari Extra"/>
+                <w:color w:val="000000"/>
+                <w:sz w:val="40"/>
+                <w:szCs w:val="40"/>
+              </w:rPr>
+              <w:t>AuÉþÎcNû±iÉå | ÍNû</w:t>
+            </w:r>
             <w:r>
               <w:rPr>
                 <w:rFonts w:ascii="BRH Malayalam Extra" w:hAnsi="BRH Malayalam Extra" w:cs="BRH Devanagari Extra"/>
@@ -3455,7 +4348,6 @@
               </w:rPr>
               <w:t>–</w:t>
             </w:r>
-            <w:proofErr w:type="spellStart"/>
             <w:r>
               <w:rPr>
                 <w:rFonts w:ascii="BRH Devanagari Extra" w:hAnsi="BRH Devanagari Extra" w:cs="BRH Devanagari Extra"/>
@@ -3465,45 +4357,24 @@
               </w:rPr>
               <w:t>iÉå</w:t>
             </w:r>
-            <w:proofErr w:type="spellEnd"/>
-            <w:r>
-              <w:rPr>
-                <w:rFonts w:ascii="BRH Malayalam Extra" w:hAnsi="BRH Malayalam Extra" w:cs="BRH Devanagari Extra"/>
-                <w:b/>
-                <w:color w:val="000000"/>
-                <w:sz w:val="32"/>
-                <w:szCs w:val="40"/>
-              </w:rPr>
-              <w:t>–</w:t>
-            </w:r>
-            <w:r>
-              <w:rPr>
-                <w:rFonts w:ascii="BRH Devanagari Extra" w:hAnsi="BRH Devanagari Extra" w:cs="BRH Devanagari Extra"/>
-                <w:color w:val="000000"/>
-                <w:sz w:val="40"/>
-                <w:szCs w:val="40"/>
-              </w:rPr>
-              <w:t xml:space="preserve"> </w:t>
-            </w:r>
-            <w:proofErr w:type="spellStart"/>
-            <w:r>
-              <w:rPr>
-                <w:rFonts w:ascii="BRH Devanagari Extra" w:hAnsi="BRH Devanagari Extra" w:cs="BRH Devanagari Extra"/>
-                <w:color w:val="000000"/>
-                <w:sz w:val="40"/>
-                <w:szCs w:val="40"/>
-              </w:rPr>
-              <w:t>rÉÈ</w:t>
-            </w:r>
-            <w:proofErr w:type="spellEnd"/>
-            <w:r>
-              <w:rPr>
-                <w:rFonts w:ascii="BRH Devanagari Extra" w:hAnsi="BRH Devanagari Extra" w:cs="BRH Devanagari Extra"/>
-                <w:color w:val="000000"/>
-                <w:sz w:val="40"/>
-                <w:szCs w:val="40"/>
-              </w:rPr>
-              <w:t xml:space="preserve"> |</w:t>
+            <w:r>
+              <w:rPr>
+                <w:rFonts w:ascii="BRH Malayalam Extra" w:hAnsi="BRH Malayalam Extra" w:cs="BRH Devanagari Extra"/>
+                <w:b/>
+                <w:color w:val="000000"/>
+                <w:sz w:val="32"/>
+                <w:szCs w:val="40"/>
+              </w:rPr>
+              <w:t>–</w:t>
+            </w:r>
+            <w:r>
+              <w:rPr>
+                <w:rFonts w:ascii="BRH Devanagari Extra" w:hAnsi="BRH Devanagari Extra" w:cs="BRH Devanagari Extra"/>
+                <w:color w:val="000000"/>
+                <w:sz w:val="40"/>
+                <w:szCs w:val="40"/>
+              </w:rPr>
+              <w:t xml:space="preserve"> rÉÈ |</w:t>
             </w:r>
           </w:p>
         </w:tc>
@@ -3683,7 +4554,6 @@
                 <w:szCs w:val="40"/>
               </w:rPr>
             </w:pPr>
-            <w:proofErr w:type="spellStart"/>
             <w:r>
               <w:rPr>
                 <w:rFonts w:ascii="BRH Devanagari Extra" w:hAnsi="BRH Devanagari Extra" w:cs="BRH Devanagari Extra"/>
@@ -3693,7 +4563,6 @@
               </w:rPr>
               <w:t>iuÉå</w:t>
             </w:r>
-            <w:proofErr w:type="spellEnd"/>
             <w:r>
               <w:rPr>
                 <w:rFonts w:ascii="BRH Malayalam Extra" w:hAnsi="BRH Malayalam Extra" w:cs="BRH Devanagari Extra"/>
@@ -3704,78 +4573,30 @@
               </w:rPr>
               <w:t>–</w:t>
             </w:r>
-            <w:proofErr w:type="spellStart"/>
-            <w:r>
-              <w:rPr>
-                <w:rFonts w:ascii="BRH Devanagari Extra" w:hAnsi="BRH Devanagari Extra" w:cs="BRH Devanagari Extra"/>
-                <w:sz w:val="40"/>
-                <w:szCs w:val="40"/>
-              </w:rPr>
-              <w:t>ÌiÉþ</w:t>
-            </w:r>
-            <w:proofErr w:type="spellEnd"/>
-            <w:r>
-              <w:rPr>
-                <w:rFonts w:ascii="BRH Devanagari Extra" w:hAnsi="BRH Devanagari Extra" w:cs="BRH Devanagari Extra"/>
-                <w:sz w:val="40"/>
-                <w:szCs w:val="40"/>
-              </w:rPr>
-              <w:t xml:space="preserve"> | </w:t>
-            </w:r>
-            <w:proofErr w:type="spellStart"/>
-            <w:r>
-              <w:rPr>
-                <w:rFonts w:ascii="BRH Devanagari Extra" w:hAnsi="BRH Devanagari Extra" w:cs="BRH Devanagari Extra"/>
-                <w:sz w:val="40"/>
-                <w:szCs w:val="40"/>
-              </w:rPr>
-              <w:t>CÌiÉþ</w:t>
-            </w:r>
-            <w:proofErr w:type="spellEnd"/>
-            <w:r>
-              <w:rPr>
-                <w:rFonts w:ascii="BRH Devanagari Extra" w:hAnsi="BRH Devanagari Extra" w:cs="BRH Devanagari Extra"/>
-                <w:sz w:val="40"/>
-                <w:szCs w:val="40"/>
-              </w:rPr>
-              <w:t xml:space="preserve"> </w:t>
-            </w:r>
-            <w:proofErr w:type="spellStart"/>
-            <w:r>
-              <w:rPr>
-                <w:rFonts w:ascii="BRH Devanagari Extra" w:hAnsi="BRH Devanagari Extra" w:cs="BRH Devanagari Extra"/>
-                <w:sz w:val="40"/>
-                <w:szCs w:val="40"/>
-              </w:rPr>
-              <w:t>SìÉåhÉMüsÉ</w:t>
-            </w:r>
-            <w:proofErr w:type="spellEnd"/>
-            <w:r>
-              <w:rPr>
-                <w:rFonts w:ascii="BRH Malayalam Extra" w:hAnsi="BRH Malayalam Extra" w:cs="BRH Devanagari Extra"/>
-                <w:b/>
-                <w:sz w:val="32"/>
-                <w:szCs w:val="40"/>
-              </w:rPr>
-              <w:t>–</w:t>
-            </w:r>
-            <w:proofErr w:type="spellStart"/>
-            <w:r>
-              <w:rPr>
-                <w:rFonts w:ascii="BRH Devanagari Extra" w:hAnsi="BRH Devanagari Extra" w:cs="BRH Devanagari Extra"/>
-                <w:sz w:val="40"/>
-                <w:szCs w:val="40"/>
-              </w:rPr>
-              <w:t>zÉqÉç</w:t>
-            </w:r>
-            <w:proofErr w:type="spellEnd"/>
-            <w:r>
-              <w:rPr>
-                <w:rFonts w:ascii="BRH Devanagari Extra" w:hAnsi="BRH Devanagari Extra" w:cs="BRH Devanagari Extra"/>
-                <w:sz w:val="40"/>
-                <w:szCs w:val="40"/>
-              </w:rPr>
-              <w:t xml:space="preserve"> |</w:t>
+            <w:r>
+              <w:rPr>
+                <w:rFonts w:ascii="BRH Devanagari Extra" w:hAnsi="BRH Devanagari Extra" w:cs="BRH Devanagari Extra"/>
+                <w:sz w:val="40"/>
+                <w:szCs w:val="40"/>
+              </w:rPr>
+              <w:t>ÌiÉþ | CÌiÉþ SìÉåhÉMüsÉ</w:t>
+            </w:r>
+            <w:r>
+              <w:rPr>
+                <w:rFonts w:ascii="BRH Malayalam Extra" w:hAnsi="BRH Malayalam Extra" w:cs="BRH Devanagari Extra"/>
+                <w:b/>
+                <w:sz w:val="32"/>
+                <w:szCs w:val="40"/>
+              </w:rPr>
+              <w:t>–</w:t>
+            </w:r>
+            <w:r>
+              <w:rPr>
+                <w:rFonts w:ascii="BRH Devanagari Extra" w:hAnsi="BRH Devanagari Extra" w:cs="BRH Devanagari Extra"/>
+                <w:sz w:val="40"/>
+                <w:szCs w:val="40"/>
+              </w:rPr>
+              <w:t>zÉqÉç |</w:t>
             </w:r>
           </w:p>
         </w:tc>
@@ -3793,7 +4614,6 @@
                 <w:szCs w:val="40"/>
               </w:rPr>
             </w:pPr>
-            <w:proofErr w:type="spellStart"/>
             <w:r>
               <w:rPr>
                 <w:rFonts w:ascii="BRH Devanagari Extra" w:hAnsi="BRH Devanagari Extra" w:cs="BRH Devanagari Extra"/>
@@ -3809,71 +4629,24 @@
                 <w:sz w:val="40"/>
                 <w:szCs w:val="40"/>
               </w:rPr>
-              <w:t>åÌiÉþ</w:t>
-            </w:r>
-            <w:proofErr w:type="spellEnd"/>
-            <w:r>
-              <w:rPr>
-                <w:rFonts w:ascii="BRH Devanagari Extra" w:hAnsi="BRH Devanagari Extra" w:cs="BRH Devanagari Extra"/>
-                <w:sz w:val="40"/>
-                <w:szCs w:val="40"/>
-              </w:rPr>
-              <w:t xml:space="preserve"> | </w:t>
-            </w:r>
-            <w:proofErr w:type="spellStart"/>
-            <w:r>
-              <w:rPr>
-                <w:rFonts w:ascii="BRH Devanagari Extra" w:hAnsi="BRH Devanagari Extra" w:cs="BRH Devanagari Extra"/>
-                <w:sz w:val="40"/>
-                <w:szCs w:val="40"/>
-              </w:rPr>
-              <w:t>CÌiÉþ</w:t>
-            </w:r>
-            <w:proofErr w:type="spellEnd"/>
-            <w:r>
-              <w:rPr>
-                <w:rFonts w:ascii="BRH Devanagari Extra" w:hAnsi="BRH Devanagari Extra" w:cs="BRH Devanagari Extra"/>
-                <w:sz w:val="40"/>
-                <w:szCs w:val="40"/>
-              </w:rPr>
-              <w:t xml:space="preserve"> </w:t>
-            </w:r>
-            <w:proofErr w:type="spellStart"/>
-            <w:r>
-              <w:rPr>
-                <w:rFonts w:ascii="BRH Devanagari Extra" w:hAnsi="BRH Devanagari Extra" w:cs="BRH Devanagari Extra"/>
-                <w:sz w:val="40"/>
-                <w:szCs w:val="40"/>
-              </w:rPr>
-              <w:t>SìÉåhÉMüsÉ</w:t>
-            </w:r>
-            <w:proofErr w:type="spellEnd"/>
-            <w:r>
-              <w:rPr>
-                <w:rFonts w:ascii="BRH Malayalam Extra" w:hAnsi="BRH Malayalam Extra" w:cs="BRH Devanagari Extra"/>
-                <w:b/>
-                <w:sz w:val="32"/>
-                <w:szCs w:val="40"/>
-              </w:rPr>
-              <w:t>–</w:t>
-            </w:r>
-            <w:proofErr w:type="spellStart"/>
-            <w:r>
-              <w:rPr>
-                <w:rFonts w:ascii="BRH Devanagari Extra" w:hAnsi="BRH Devanagari Extra" w:cs="BRH Devanagari Extra"/>
-                <w:sz w:val="40"/>
-                <w:szCs w:val="40"/>
-              </w:rPr>
-              <w:t>zÉqÉç</w:t>
-            </w:r>
-            <w:proofErr w:type="spellEnd"/>
-            <w:r>
-              <w:rPr>
-                <w:rFonts w:ascii="BRH Devanagari Extra" w:hAnsi="BRH Devanagari Extra" w:cs="BRH Devanagari Extra"/>
-                <w:sz w:val="40"/>
-                <w:szCs w:val="40"/>
-              </w:rPr>
-              <w:t xml:space="preserve"> |</w:t>
+              <w:t>åÌiÉþ | CÌiÉþ SìÉåhÉMüsÉ</w:t>
+            </w:r>
+            <w:r>
+              <w:rPr>
+                <w:rFonts w:ascii="BRH Malayalam Extra" w:hAnsi="BRH Malayalam Extra" w:cs="BRH Devanagari Extra"/>
+                <w:b/>
+                <w:sz w:val="32"/>
+                <w:szCs w:val="40"/>
+              </w:rPr>
+              <w:t>–</w:t>
+            </w:r>
+            <w:r>
+              <w:rPr>
+                <w:rFonts w:ascii="BRH Devanagari Extra" w:hAnsi="BRH Devanagari Extra" w:cs="BRH Devanagari Extra"/>
+                <w:sz w:val="40"/>
+                <w:szCs w:val="40"/>
+              </w:rPr>
+              <w:t>zÉqÉç |</w:t>
             </w:r>
           </w:p>
         </w:tc>
@@ -4049,37 +4822,25 @@
                 <w:szCs w:val="40"/>
               </w:rPr>
             </w:pPr>
-            <w:proofErr w:type="spellStart"/>
-            <w:r>
-              <w:rPr>
-                <w:rFonts w:ascii="BRH Devanagari Extra" w:hAnsi="BRH Devanagari Extra" w:cs="BRH Devanagari Extra"/>
-                <w:color w:val="000000"/>
-                <w:sz w:val="40"/>
-                <w:szCs w:val="40"/>
-              </w:rPr>
-              <w:t>LÌWûþ</w:t>
-            </w:r>
-            <w:proofErr w:type="spellEnd"/>
-            <w:r>
-              <w:rPr>
-                <w:rFonts w:ascii="BRH Devanagari Extra" w:hAnsi="BRH Devanagari Extra" w:cs="BRH Devanagari Extra"/>
-                <w:color w:val="000000"/>
-                <w:sz w:val="40"/>
-                <w:szCs w:val="40"/>
-              </w:rPr>
-              <w:t xml:space="preserve"> | C</w:t>
-            </w:r>
-            <w:r>
-              <w:rPr>
-                <w:rFonts w:ascii="BRH Malayalam Extra" w:hAnsi="BRH Malayalam Extra" w:cs="BRH Devanagari Extra"/>
-                <w:b/>
-                <w:color w:val="000000"/>
-                <w:sz w:val="32"/>
-                <w:szCs w:val="40"/>
-              </w:rPr>
-              <w:t>–</w:t>
-            </w:r>
-            <w:proofErr w:type="spellStart"/>
+            <w:r>
+              <w:rPr>
+                <w:rFonts w:ascii="BRH Devanagari Extra" w:hAnsi="BRH Devanagari Extra" w:cs="BRH Devanagari Extra"/>
+                <w:color w:val="000000"/>
+                <w:sz w:val="40"/>
+                <w:szCs w:val="40"/>
+              </w:rPr>
+              <w:t>LÌWûþ | C</w:t>
+            </w:r>
+            <w:r>
+              <w:rPr>
+                <w:rFonts w:ascii="BRH Malayalam Extra" w:hAnsi="BRH Malayalam Extra" w:cs="BRH Devanagari Extra"/>
+                <w:b/>
+                <w:color w:val="000000"/>
+                <w:sz w:val="32"/>
+                <w:szCs w:val="40"/>
+              </w:rPr>
+              <w:t>–</w:t>
+            </w:r>
             <w:r>
               <w:rPr>
                 <w:rFonts w:ascii="BRH Devanagari Extra" w:hAnsi="BRH Devanagari Extra" w:cs="BRH Devanagari Extra"/>
@@ -4089,7 +4850,6 @@
               </w:rPr>
               <w:t>ÌWû</w:t>
             </w:r>
-            <w:proofErr w:type="spellEnd"/>
             <w:r>
               <w:rPr>
                 <w:rFonts w:ascii="BRH Malayalam Extra" w:hAnsi="BRH Malayalam Extra" w:cs="BRH Devanagari Extra"/>
@@ -4109,7 +4869,6 @@
               </w:rPr>
               <w:t xml:space="preserve"> </w:t>
             </w:r>
-            <w:proofErr w:type="spellStart"/>
             <w:r>
               <w:rPr>
                 <w:rFonts w:ascii="BRH Devanagari Extra" w:hAnsi="BRH Devanagari Extra" w:cs="BRH Devanagari Extra"/>
@@ -4120,35 +4879,14 @@
               </w:rPr>
               <w:t>qÉÉ</w:t>
             </w:r>
-            <w:proofErr w:type="spellEnd"/>
-            <w:r>
-              <w:rPr>
-                <w:rFonts w:ascii="BRH Devanagari Extra" w:hAnsi="BRH Devanagari Extra" w:cs="BRH Devanagari Extra"/>
-                <w:color w:val="000000"/>
-                <w:sz w:val="40"/>
-                <w:szCs w:val="40"/>
-              </w:rPr>
-              <w:t xml:space="preserve"> | </w:t>
-            </w:r>
-            <w:proofErr w:type="spellStart"/>
-            <w:r>
-              <w:rPr>
-                <w:rFonts w:ascii="BRH Devanagari Extra" w:hAnsi="BRH Devanagari Extra" w:cs="BRH Devanagari Extra"/>
-                <w:color w:val="000000"/>
-                <w:sz w:val="40"/>
-                <w:szCs w:val="40"/>
-              </w:rPr>
-              <w:t>qÉÉ</w:t>
-            </w:r>
-            <w:proofErr w:type="spellEnd"/>
-            <w:r>
-              <w:rPr>
-                <w:rFonts w:ascii="BRH Devanagari Extra" w:hAnsi="BRH Devanagari Extra" w:cs="BRH Devanagari Extra"/>
-                <w:color w:val="000000"/>
-                <w:sz w:val="40"/>
-                <w:szCs w:val="40"/>
-              </w:rPr>
-              <w:t xml:space="preserve"> |</w:t>
+            <w:r>
+              <w:rPr>
+                <w:rFonts w:ascii="BRH Devanagari Extra" w:hAnsi="BRH Devanagari Extra" w:cs="BRH Devanagari Extra"/>
+                <w:color w:val="000000"/>
+                <w:sz w:val="40"/>
+                <w:szCs w:val="40"/>
+              </w:rPr>
+              <w:t xml:space="preserve"> | qÉÉ |</w:t>
             </w:r>
             <w:r>
               <w:rPr>
@@ -4166,27 +4904,7 @@
                 <w:sz w:val="40"/>
                 <w:szCs w:val="40"/>
               </w:rPr>
-              <w:t xml:space="preserve">AÉ </w:t>
-            </w:r>
-            <w:proofErr w:type="spellStart"/>
-            <w:r>
-              <w:rPr>
-                <w:rFonts w:ascii="BRH Devanagari Extra" w:hAnsi="BRH Devanagari Extra" w:cs="BRH Devanagari Extra"/>
-                <w:color w:val="000000"/>
-                <w:sz w:val="40"/>
-                <w:szCs w:val="40"/>
-              </w:rPr>
-              <w:t>ÌuÉþzÉ</w:t>
-            </w:r>
-            <w:proofErr w:type="spellEnd"/>
-            <w:r>
-              <w:rPr>
-                <w:rFonts w:ascii="BRH Devanagari Extra" w:hAnsi="BRH Devanagari Extra" w:cs="BRH Devanagari Extra"/>
-                <w:color w:val="000000"/>
-                <w:sz w:val="40"/>
-                <w:szCs w:val="40"/>
-              </w:rPr>
-              <w:t xml:space="preserve"> |</w:t>
+              <w:t>AÉ ÌuÉþzÉ |</w:t>
             </w:r>
           </w:p>
         </w:tc>
@@ -4204,37 +4922,25 @@
                 <w:szCs w:val="40"/>
               </w:rPr>
             </w:pPr>
-            <w:proofErr w:type="spellStart"/>
-            <w:r>
-              <w:rPr>
-                <w:rFonts w:ascii="BRH Devanagari Extra" w:hAnsi="BRH Devanagari Extra" w:cs="BRH Devanagari Extra"/>
-                <w:color w:val="000000"/>
-                <w:sz w:val="40"/>
-                <w:szCs w:val="40"/>
-              </w:rPr>
-              <w:t>LÌWûþ</w:t>
-            </w:r>
-            <w:proofErr w:type="spellEnd"/>
-            <w:r>
-              <w:rPr>
-                <w:rFonts w:ascii="BRH Devanagari Extra" w:hAnsi="BRH Devanagari Extra" w:cs="BRH Devanagari Extra"/>
-                <w:color w:val="000000"/>
-                <w:sz w:val="40"/>
-                <w:szCs w:val="40"/>
-              </w:rPr>
-              <w:t xml:space="preserve"> | C</w:t>
-            </w:r>
-            <w:r>
-              <w:rPr>
-                <w:rFonts w:ascii="BRH Malayalam Extra" w:hAnsi="BRH Malayalam Extra" w:cs="BRH Devanagari Extra"/>
-                <w:b/>
-                <w:color w:val="000000"/>
-                <w:sz w:val="32"/>
-                <w:szCs w:val="40"/>
-              </w:rPr>
-              <w:t>–</w:t>
-            </w:r>
-            <w:proofErr w:type="spellStart"/>
+            <w:r>
+              <w:rPr>
+                <w:rFonts w:ascii="BRH Devanagari Extra" w:hAnsi="BRH Devanagari Extra" w:cs="BRH Devanagari Extra"/>
+                <w:color w:val="000000"/>
+                <w:sz w:val="40"/>
+                <w:szCs w:val="40"/>
+              </w:rPr>
+              <w:t>LÌWûþ | C</w:t>
+            </w:r>
+            <w:r>
+              <w:rPr>
+                <w:rFonts w:ascii="BRH Malayalam Extra" w:hAnsi="BRH Malayalam Extra" w:cs="BRH Devanagari Extra"/>
+                <w:b/>
+                <w:color w:val="000000"/>
+                <w:sz w:val="32"/>
+                <w:szCs w:val="40"/>
+              </w:rPr>
+              <w:t>–</w:t>
+            </w:r>
             <w:r>
               <w:rPr>
                 <w:rFonts w:ascii="BRH Devanagari Extra" w:hAnsi="BRH Devanagari Extra" w:cs="BRH Devanagari Extra"/>
@@ -4244,7 +4950,6 @@
               </w:rPr>
               <w:t>ÌWû</w:t>
             </w:r>
-            <w:proofErr w:type="spellEnd"/>
             <w:r>
               <w:rPr>
                 <w:rFonts w:ascii="BRH Malayalam Extra" w:hAnsi="BRH Malayalam Extra" w:cs="BRH Devanagari Extra"/>
@@ -4264,7 +4969,6 @@
               </w:rPr>
               <w:t xml:space="preserve"> </w:t>
             </w:r>
-            <w:proofErr w:type="spellStart"/>
             <w:r>
               <w:rPr>
                 <w:rFonts w:ascii="BRH Devanagari Extra" w:hAnsi="BRH Devanagari Extra" w:cs="BRH Devanagari Extra"/>
@@ -4275,7 +4979,6 @@
               </w:rPr>
               <w:t>qÉÉ</w:t>
             </w:r>
-            <w:proofErr w:type="spellEnd"/>
             <w:r>
               <w:rPr>
                 <w:rFonts w:ascii="BRH Malayalam Extra" w:hAnsi="BRH Malayalam Extra" w:cs="BRH Devanagari Extra"/>
@@ -4294,27 +4997,7 @@
                 <w:sz w:val="40"/>
                 <w:szCs w:val="40"/>
               </w:rPr>
-              <w:t xml:space="preserve"> | </w:t>
-            </w:r>
-            <w:proofErr w:type="spellStart"/>
-            <w:r>
-              <w:rPr>
-                <w:rFonts w:ascii="BRH Devanagari Extra" w:hAnsi="BRH Devanagari Extra" w:cs="BRH Devanagari Extra"/>
-                <w:color w:val="000000"/>
-                <w:sz w:val="40"/>
-                <w:szCs w:val="40"/>
-              </w:rPr>
-              <w:t>qÉÉ</w:t>
-            </w:r>
-            <w:proofErr w:type="spellEnd"/>
-            <w:r>
-              <w:rPr>
-                <w:rFonts w:ascii="BRH Devanagari Extra" w:hAnsi="BRH Devanagari Extra" w:cs="BRH Devanagari Extra"/>
-                <w:color w:val="000000"/>
-                <w:sz w:val="40"/>
-                <w:szCs w:val="40"/>
-              </w:rPr>
-              <w:t xml:space="preserve"> |</w:t>
+              <w:t xml:space="preserve"> | qÉÉ |</w:t>
             </w:r>
             <w:r>
               <w:rPr>
@@ -4332,50 +5015,14 @@
                 <w:sz w:val="40"/>
                 <w:szCs w:val="40"/>
               </w:rPr>
-              <w:t xml:space="preserve">AÉ </w:t>
-            </w:r>
-            <w:proofErr w:type="spellStart"/>
-            <w:r>
-              <w:rPr>
-                <w:rFonts w:ascii="BRH Devanagari Extra" w:hAnsi="BRH Devanagari Extra" w:cs="BRH Devanagari Extra"/>
-                <w:color w:val="000000"/>
-                <w:sz w:val="40"/>
-                <w:szCs w:val="40"/>
-              </w:rPr>
-              <w:t>ÌuÉþzÉ</w:t>
-            </w:r>
-            <w:proofErr w:type="spellEnd"/>
-            <w:r>
-              <w:rPr>
-                <w:rFonts w:ascii="BRH Devanagari Extra" w:hAnsi="BRH Devanagari Extra" w:cs="BRH Devanagari Extra"/>
-                <w:color w:val="000000"/>
-                <w:sz w:val="40"/>
-                <w:szCs w:val="40"/>
-              </w:rPr>
-              <w:t xml:space="preserve"> </w:t>
+              <w:t xml:space="preserve">AÉ ÌuÉþzÉ </w:t>
             </w:r>
             <w:r>
               <w:rPr>
                 <w:b/>
                 <w:bCs/>
               </w:rPr>
-              <w:t xml:space="preserve">(not </w:t>
-            </w:r>
-            <w:proofErr w:type="spellStart"/>
-            <w:r>
-              <w:rPr>
-                <w:b/>
-                <w:bCs/>
-              </w:rPr>
-              <w:t>trikramam</w:t>
-            </w:r>
-            <w:proofErr w:type="spellEnd"/>
-            <w:r>
-              <w:rPr>
-                <w:b/>
-                <w:bCs/>
-              </w:rPr>
-              <w:t>)</w:t>
+              <w:t>(not trikramam)</w:t>
             </w:r>
           </w:p>
         </w:tc>
@@ -4570,7 +5217,6 @@
               </w:rPr>
               <w:t>–</w:t>
             </w:r>
-            <w:proofErr w:type="spellStart"/>
             <w:r>
               <w:rPr>
                 <w:rFonts w:ascii="BRH Devanagari Extra" w:hAnsi="BRH Devanagari Extra" w:cs="BRH Devanagari Extra"/>
@@ -4590,35 +5236,14 @@
               </w:rPr>
               <w:t>rÉÉïÿ</w:t>
             </w:r>
-            <w:proofErr w:type="spellEnd"/>
-            <w:r>
-              <w:rPr>
-                <w:rFonts w:ascii="BRH Devanagari Extra" w:hAnsi="BRH Devanagari Extra" w:cs="BRH Devanagari Extra"/>
-                <w:color w:val="000000"/>
-                <w:sz w:val="40"/>
-                <w:szCs w:val="40"/>
-              </w:rPr>
-              <w:t xml:space="preserve"> </w:t>
-            </w:r>
-            <w:proofErr w:type="spellStart"/>
-            <w:r>
-              <w:rPr>
-                <w:rFonts w:ascii="BRH Devanagari Extra" w:hAnsi="BRH Devanagari Extra" w:cs="BRH Devanagari Extra"/>
-                <w:color w:val="000000"/>
-                <w:sz w:val="40"/>
-                <w:szCs w:val="40"/>
-              </w:rPr>
-              <w:t>xjÉ</w:t>
-            </w:r>
-            <w:proofErr w:type="spellEnd"/>
-            <w:r>
-              <w:rPr>
-                <w:rFonts w:ascii="BRH Devanagari Extra" w:hAnsi="BRH Devanagari Extra" w:cs="BRH Devanagari Extra"/>
-                <w:color w:val="000000"/>
-                <w:sz w:val="40"/>
-                <w:szCs w:val="40"/>
-              </w:rPr>
-              <w:t xml:space="preserve"> | </w:t>
+            <w:r>
+              <w:rPr>
+                <w:rFonts w:ascii="BRH Devanagari Extra" w:hAnsi="BRH Devanagari Extra" w:cs="BRH Devanagari Extra"/>
+                <w:color w:val="000000"/>
+                <w:sz w:val="40"/>
+                <w:szCs w:val="40"/>
+              </w:rPr>
+              <w:t xml:space="preserve"> xjÉ | </w:t>
             </w:r>
           </w:p>
           <w:p>
@@ -4638,7 +5263,6 @@
                 <w:sz w:val="40"/>
                 <w:szCs w:val="40"/>
               </w:rPr>
-              <w:lastRenderedPageBreak/>
               <w:t>AÉ</w:t>
             </w:r>
             <w:r>
@@ -4651,7 +5275,6 @@
               </w:rPr>
               <w:t>–</w:t>
             </w:r>
-            <w:proofErr w:type="spellStart"/>
             <w:r>
               <w:rPr>
                 <w:rFonts w:ascii="BRH Devanagari Extra" w:hAnsi="BRH Devanagari Extra" w:cs="BRH Devanagari Extra"/>
@@ -4661,65 +5284,24 @@
               </w:rPr>
               <w:t>mÉÔrÉÉï</w:t>
             </w:r>
-            <w:proofErr w:type="spellEnd"/>
-            <w:r>
-              <w:rPr>
-                <w:rFonts w:ascii="BRH Malayalam Extra" w:hAnsi="BRH Malayalam Extra" w:cs="BRH Devanagari Extra"/>
-                <w:b/>
-                <w:color w:val="000000"/>
-                <w:sz w:val="32"/>
-                <w:szCs w:val="40"/>
-              </w:rPr>
-              <w:t>–</w:t>
-            </w:r>
-            <w:r>
-              <w:rPr>
-                <w:rFonts w:ascii="BRH Devanagari Extra" w:hAnsi="BRH Devanagari Extra" w:cs="BRH Devanagari Extra"/>
-                <w:color w:val="000000"/>
-                <w:sz w:val="40"/>
-                <w:szCs w:val="40"/>
-              </w:rPr>
-              <w:t xml:space="preserve"> </w:t>
-            </w:r>
-            <w:proofErr w:type="spellStart"/>
-            <w:r>
-              <w:rPr>
-                <w:rFonts w:ascii="BRH Devanagari Extra" w:hAnsi="BRH Devanagari Extra" w:cs="BRH Devanagari Extra"/>
-                <w:color w:val="000000"/>
-                <w:sz w:val="40"/>
-                <w:szCs w:val="40"/>
-              </w:rPr>
-              <w:t>CirÉÉÿ</w:t>
-            </w:r>
-            <w:proofErr w:type="spellEnd"/>
-            <w:r>
-              <w:rPr>
-                <w:rFonts w:ascii="BRH Devanagari Extra" w:hAnsi="BRH Devanagari Extra" w:cs="BRH Devanagari Extra"/>
-                <w:color w:val="000000"/>
-                <w:sz w:val="40"/>
-                <w:szCs w:val="40"/>
-              </w:rPr>
-              <w:t xml:space="preserve"> - </w:t>
-            </w:r>
-            <w:proofErr w:type="spellStart"/>
-            <w:r>
-              <w:rPr>
-                <w:rFonts w:ascii="BRH Devanagari Extra" w:hAnsi="BRH Devanagari Extra" w:cs="BRH Devanagari Extra"/>
-                <w:color w:val="000000"/>
-                <w:sz w:val="40"/>
-                <w:szCs w:val="40"/>
-              </w:rPr>
-              <w:t>mÉÔrÉÉïÿÈ</w:t>
-            </w:r>
-            <w:proofErr w:type="spellEnd"/>
-            <w:r>
-              <w:rPr>
-                <w:rFonts w:ascii="BRH Devanagari Extra" w:hAnsi="BRH Devanagari Extra" w:cs="BRH Devanagari Extra"/>
-                <w:color w:val="000000"/>
-                <w:sz w:val="40"/>
-                <w:szCs w:val="40"/>
-              </w:rPr>
-              <w:t xml:space="preserve"> |</w:t>
+            <w:r>
+              <w:rPr>
+                <w:rFonts w:ascii="BRH Malayalam Extra" w:hAnsi="BRH Malayalam Extra" w:cs="BRH Devanagari Extra"/>
+                <w:b/>
+                <w:color w:val="000000"/>
+                <w:sz w:val="32"/>
+                <w:szCs w:val="40"/>
+              </w:rPr>
+              <w:t>–</w:t>
+            </w:r>
+            <w:r>
+              <w:rPr>
+                <w:rFonts w:ascii="BRH Devanagari Extra" w:hAnsi="BRH Devanagari Extra" w:cs="BRH Devanagari Extra"/>
+                <w:color w:val="000000"/>
+                <w:sz w:val="40"/>
+                <w:szCs w:val="40"/>
+              </w:rPr>
+              <w:t xml:space="preserve"> CirÉÉÿ - mÉÔrÉÉïÿÈ |</w:t>
             </w:r>
           </w:p>
         </w:tc>
@@ -4744,7 +5326,6 @@
                 <w:sz w:val="40"/>
                 <w:szCs w:val="40"/>
               </w:rPr>
-              <w:lastRenderedPageBreak/>
               <w:t>AÉ</w:t>
             </w:r>
             <w:r>
@@ -4757,7 +5338,6 @@
               </w:rPr>
               <w:t>–</w:t>
             </w:r>
-            <w:proofErr w:type="spellStart"/>
             <w:r>
               <w:rPr>
                 <w:rFonts w:ascii="BRH Devanagari Extra" w:hAnsi="BRH Devanagari Extra" w:cs="BRH Devanagari Extra"/>
@@ -4777,35 +5357,14 @@
               </w:rPr>
               <w:t>È</w:t>
             </w:r>
-            <w:proofErr w:type="spellEnd"/>
-            <w:r>
-              <w:rPr>
-                <w:rFonts w:ascii="BRH Devanagari Extra" w:hAnsi="BRH Devanagari Extra" w:cs="BRH Devanagari Extra"/>
-                <w:color w:val="000000"/>
-                <w:sz w:val="40"/>
-                <w:szCs w:val="40"/>
-              </w:rPr>
-              <w:t xml:space="preserve"> </w:t>
-            </w:r>
-            <w:proofErr w:type="spellStart"/>
-            <w:r>
-              <w:rPr>
-                <w:rFonts w:ascii="BRH Devanagari Extra" w:hAnsi="BRH Devanagari Extra" w:cs="BRH Devanagari Extra"/>
-                <w:color w:val="000000"/>
-                <w:sz w:val="40"/>
-                <w:szCs w:val="40"/>
-              </w:rPr>
-              <w:t>xjÉ</w:t>
-            </w:r>
-            <w:proofErr w:type="spellEnd"/>
-            <w:r>
-              <w:rPr>
-                <w:rFonts w:ascii="BRH Devanagari Extra" w:hAnsi="BRH Devanagari Extra" w:cs="BRH Devanagari Extra"/>
-                <w:color w:val="000000"/>
-                <w:sz w:val="40"/>
-                <w:szCs w:val="40"/>
-              </w:rPr>
-              <w:t xml:space="preserve"> | </w:t>
+            <w:r>
+              <w:rPr>
+                <w:rFonts w:ascii="BRH Devanagari Extra" w:hAnsi="BRH Devanagari Extra" w:cs="BRH Devanagari Extra"/>
+                <w:color w:val="000000"/>
+                <w:sz w:val="40"/>
+                <w:szCs w:val="40"/>
+              </w:rPr>
+              <w:t xml:space="preserve"> xjÉ | </w:t>
             </w:r>
           </w:p>
           <w:p>
@@ -4825,7 +5384,6 @@
                 <w:sz w:val="40"/>
                 <w:szCs w:val="40"/>
               </w:rPr>
-              <w:lastRenderedPageBreak/>
               <w:t>AÉ</w:t>
             </w:r>
             <w:r>
@@ -4838,7 +5396,6 @@
               </w:rPr>
               <w:t>–</w:t>
             </w:r>
-            <w:proofErr w:type="spellStart"/>
             <w:r>
               <w:rPr>
                 <w:rFonts w:ascii="BRH Devanagari Extra" w:hAnsi="BRH Devanagari Extra" w:cs="BRH Devanagari Extra"/>
@@ -4848,65 +5405,24 @@
               </w:rPr>
               <w:t>mÉÔrÉÉï</w:t>
             </w:r>
-            <w:proofErr w:type="spellEnd"/>
-            <w:r>
-              <w:rPr>
-                <w:rFonts w:ascii="BRH Malayalam Extra" w:hAnsi="BRH Malayalam Extra" w:cs="BRH Devanagari Extra"/>
-                <w:b/>
-                <w:color w:val="000000"/>
-                <w:sz w:val="32"/>
-                <w:szCs w:val="40"/>
-              </w:rPr>
-              <w:t>–</w:t>
-            </w:r>
-            <w:r>
-              <w:rPr>
-                <w:rFonts w:ascii="BRH Devanagari Extra" w:hAnsi="BRH Devanagari Extra" w:cs="BRH Devanagari Extra"/>
-                <w:color w:val="000000"/>
-                <w:sz w:val="40"/>
-                <w:szCs w:val="40"/>
-              </w:rPr>
-              <w:t xml:space="preserve"> </w:t>
-            </w:r>
-            <w:proofErr w:type="spellStart"/>
-            <w:r>
-              <w:rPr>
-                <w:rFonts w:ascii="BRH Devanagari Extra" w:hAnsi="BRH Devanagari Extra" w:cs="BRH Devanagari Extra"/>
-                <w:color w:val="000000"/>
-                <w:sz w:val="40"/>
-                <w:szCs w:val="40"/>
-              </w:rPr>
-              <w:t>CirÉÉÿ</w:t>
-            </w:r>
-            <w:proofErr w:type="spellEnd"/>
-            <w:r>
-              <w:rPr>
-                <w:rFonts w:ascii="BRH Devanagari Extra" w:hAnsi="BRH Devanagari Extra" w:cs="BRH Devanagari Extra"/>
-                <w:color w:val="000000"/>
-                <w:sz w:val="40"/>
-                <w:szCs w:val="40"/>
-              </w:rPr>
-              <w:t xml:space="preserve"> - </w:t>
-            </w:r>
-            <w:proofErr w:type="spellStart"/>
-            <w:r>
-              <w:rPr>
-                <w:rFonts w:ascii="BRH Devanagari Extra" w:hAnsi="BRH Devanagari Extra" w:cs="BRH Devanagari Extra"/>
-                <w:color w:val="000000"/>
-                <w:sz w:val="40"/>
-                <w:szCs w:val="40"/>
-              </w:rPr>
-              <w:t>mÉÔrÉÉïÿÈ</w:t>
-            </w:r>
-            <w:proofErr w:type="spellEnd"/>
-            <w:r>
-              <w:rPr>
-                <w:rFonts w:ascii="BRH Devanagari Extra" w:hAnsi="BRH Devanagari Extra" w:cs="BRH Devanagari Extra"/>
-                <w:color w:val="000000"/>
-                <w:sz w:val="40"/>
-                <w:szCs w:val="40"/>
-              </w:rPr>
-              <w:t xml:space="preserve"> |</w:t>
+            <w:r>
+              <w:rPr>
+                <w:rFonts w:ascii="BRH Malayalam Extra" w:hAnsi="BRH Malayalam Extra" w:cs="BRH Devanagari Extra"/>
+                <w:b/>
+                <w:color w:val="000000"/>
+                <w:sz w:val="32"/>
+                <w:szCs w:val="40"/>
+              </w:rPr>
+              <w:t>–</w:t>
+            </w:r>
+            <w:r>
+              <w:rPr>
+                <w:rFonts w:ascii="BRH Devanagari Extra" w:hAnsi="BRH Devanagari Extra" w:cs="BRH Devanagari Extra"/>
+                <w:color w:val="000000"/>
+                <w:sz w:val="40"/>
+                <w:szCs w:val="40"/>
+              </w:rPr>
+              <w:t xml:space="preserve"> CirÉÉÿ - mÉÔrÉÉïÿÈ |</w:t>
             </w:r>
           </w:p>
         </w:tc>
@@ -4944,7 +5460,6 @@
                 <w:sz w:val="28"/>
                 <w:szCs w:val="32"/>
               </w:rPr>
-              <w:lastRenderedPageBreak/>
               <w:t>T.S.3.2.8.3 – Kramam</w:t>
             </w:r>
           </w:p>
@@ -5041,68 +5556,25 @@
                 <w:szCs w:val="40"/>
               </w:rPr>
             </w:pPr>
-            <w:proofErr w:type="spellStart"/>
-            <w:r>
-              <w:rPr>
-                <w:rFonts w:ascii="BRH Devanagari Extra" w:hAnsi="BRH Devanagari Extra" w:cs="BRH Devanagari Extra"/>
-                <w:color w:val="000000"/>
-                <w:sz w:val="40"/>
-                <w:szCs w:val="40"/>
-              </w:rPr>
-              <w:t>mÉë</w:t>
-            </w:r>
-            <w:proofErr w:type="spellEnd"/>
-            <w:r>
-              <w:rPr>
-                <w:rFonts w:ascii="BRH Devanagari Extra" w:hAnsi="BRH Devanagari Extra" w:cs="BRH Devanagari Extra"/>
-                <w:color w:val="000000"/>
-                <w:sz w:val="40"/>
-                <w:szCs w:val="40"/>
-              </w:rPr>
-              <w:t xml:space="preserve"> </w:t>
-            </w:r>
-            <w:proofErr w:type="spellStart"/>
-            <w:r>
-              <w:rPr>
-                <w:rFonts w:ascii="BRH Devanagari Extra" w:hAnsi="BRH Devanagari Extra" w:cs="BRH Devanagari Extra"/>
-                <w:color w:val="000000"/>
-                <w:sz w:val="40"/>
-                <w:szCs w:val="40"/>
-              </w:rPr>
-              <w:t>qÉÑþgcÉ</w:t>
-            </w:r>
-            <w:proofErr w:type="spellEnd"/>
-            <w:r>
-              <w:rPr>
-                <w:rFonts w:ascii="BRH Devanagari Extra" w:hAnsi="BRH Devanagari Extra" w:cs="BRH Devanagari Extra"/>
-                <w:color w:val="000000"/>
-                <w:sz w:val="40"/>
-                <w:szCs w:val="40"/>
-              </w:rPr>
-              <w:t xml:space="preserve"> | </w:t>
-            </w:r>
-            <w:proofErr w:type="spellStart"/>
-            <w:r>
-              <w:rPr>
-                <w:rFonts w:ascii="BRH Devanagari Extra" w:hAnsi="BRH Devanagari Extra" w:cs="BRH Devanagari Extra"/>
-                <w:color w:val="000000"/>
-                <w:sz w:val="40"/>
-                <w:szCs w:val="40"/>
-              </w:rPr>
-              <w:t>qÉÑ</w:t>
-            </w:r>
-            <w:proofErr w:type="spellEnd"/>
-            <w:r>
-              <w:rPr>
-                <w:rFonts w:ascii="BRH Malayalam Extra" w:hAnsi="BRH Malayalam Extra" w:cs="BRH Devanagari Extra"/>
-                <w:b/>
-                <w:color w:val="000000"/>
-                <w:sz w:val="32"/>
-                <w:szCs w:val="40"/>
-              </w:rPr>
-              <w:t>–</w:t>
-            </w:r>
-            <w:proofErr w:type="spellStart"/>
+            <w:r>
+              <w:rPr>
+                <w:rFonts w:ascii="BRH Devanagari Extra" w:hAnsi="BRH Devanagari Extra" w:cs="BRH Devanagari Extra"/>
+                <w:color w:val="000000"/>
+                <w:sz w:val="40"/>
+                <w:szCs w:val="40"/>
+              </w:rPr>
+              <w:t>mÉë qÉÑþgcÉ | qÉÑ</w:t>
+            </w:r>
+            <w:r>
+              <w:rPr>
+                <w:rFonts w:ascii="BRH Malayalam Extra" w:hAnsi="BRH Malayalam Extra" w:cs="BRH Devanagari Extra"/>
+                <w:b/>
+                <w:color w:val="000000"/>
+                <w:sz w:val="32"/>
+                <w:szCs w:val="40"/>
+              </w:rPr>
+              <w:t>–</w:t>
+            </w:r>
             <w:r>
               <w:rPr>
                 <w:rFonts w:ascii="BRH Devanagari Extra" w:hAnsi="BRH Devanagari Extra" w:cs="BRH Devanagari Extra"/>
@@ -5113,7 +5585,6 @@
               </w:rPr>
               <w:t>gcÉ</w:t>
             </w:r>
-            <w:proofErr w:type="spellEnd"/>
             <w:r>
               <w:rPr>
                 <w:rFonts w:ascii="BRH Malayalam Extra" w:hAnsi="BRH Malayalam Extra" w:cs="BRH Devanagari Extra"/>
@@ -5132,48 +5603,26 @@
                 <w:sz w:val="40"/>
                 <w:szCs w:val="40"/>
               </w:rPr>
-              <w:t xml:space="preserve"> </w:t>
-            </w:r>
-            <w:proofErr w:type="spellStart"/>
-            <w:r>
-              <w:rPr>
-                <w:rFonts w:ascii="BRH Devanagari Extra" w:hAnsi="BRH Devanagari Extra" w:cs="BRH Devanagari Extra"/>
-                <w:color w:val="000000"/>
-                <w:sz w:val="40"/>
-                <w:szCs w:val="40"/>
-              </w:rPr>
-              <w:t>xuÉ</w:t>
-            </w:r>
-            <w:proofErr w:type="spellEnd"/>
-            <w:r>
-              <w:rPr>
-                <w:rFonts w:ascii="BRH Malayalam Extra" w:hAnsi="BRH Malayalam Extra" w:cs="BRH Devanagari Extra"/>
-                <w:b/>
-                <w:color w:val="000000"/>
-                <w:sz w:val="32"/>
-                <w:szCs w:val="40"/>
-              </w:rPr>
-              <w:t>–</w:t>
-            </w:r>
-            <w:proofErr w:type="spellStart"/>
-            <w:r>
-              <w:rPr>
-                <w:rFonts w:ascii="BRH Devanagari Extra" w:hAnsi="BRH Devanagari Extra" w:cs="BRH Devanagari Extra"/>
-                <w:color w:val="000000"/>
-                <w:sz w:val="40"/>
-                <w:szCs w:val="40"/>
-              </w:rPr>
-              <w:t>xiÉrÉåÿ</w:t>
-            </w:r>
-            <w:proofErr w:type="spellEnd"/>
-            <w:r>
-              <w:rPr>
-                <w:rFonts w:ascii="BRH Devanagari Extra" w:hAnsi="BRH Devanagari Extra" w:cs="BRH Devanagari Extra"/>
-                <w:color w:val="000000"/>
-                <w:sz w:val="40"/>
-                <w:szCs w:val="40"/>
-              </w:rPr>
-              <w:t xml:space="preserve"> |</w:t>
+              <w:t xml:space="preserve"> xuÉ</w:t>
+            </w:r>
+            <w:r>
+              <w:rPr>
+                <w:rFonts w:ascii="BRH Malayalam Extra" w:hAnsi="BRH Malayalam Extra" w:cs="BRH Devanagari Extra"/>
+                <w:b/>
+                <w:color w:val="000000"/>
+                <w:sz w:val="32"/>
+                <w:szCs w:val="40"/>
+              </w:rPr>
+              <w:t>–</w:t>
+            </w:r>
+            <w:r>
+              <w:rPr>
+                <w:rFonts w:ascii="BRH Devanagari Extra" w:hAnsi="BRH Devanagari Extra" w:cs="BRH Devanagari Extra"/>
+                <w:color w:val="000000"/>
+                <w:sz w:val="40"/>
+                <w:szCs w:val="40"/>
+              </w:rPr>
+              <w:t>xiÉrÉåÿ |</w:t>
             </w:r>
           </w:p>
         </w:tc>
@@ -5191,68 +5640,25 @@
                 <w:szCs w:val="40"/>
               </w:rPr>
             </w:pPr>
-            <w:proofErr w:type="spellStart"/>
-            <w:r>
-              <w:rPr>
-                <w:rFonts w:ascii="BRH Devanagari Extra" w:hAnsi="BRH Devanagari Extra" w:cs="BRH Devanagari Extra"/>
-                <w:color w:val="000000"/>
-                <w:sz w:val="40"/>
-                <w:szCs w:val="40"/>
-              </w:rPr>
-              <w:t>mÉë</w:t>
-            </w:r>
-            <w:proofErr w:type="spellEnd"/>
-            <w:r>
-              <w:rPr>
-                <w:rFonts w:ascii="BRH Devanagari Extra" w:hAnsi="BRH Devanagari Extra" w:cs="BRH Devanagari Extra"/>
-                <w:color w:val="000000"/>
-                <w:sz w:val="40"/>
-                <w:szCs w:val="40"/>
-              </w:rPr>
-              <w:t xml:space="preserve"> </w:t>
-            </w:r>
-            <w:proofErr w:type="spellStart"/>
-            <w:r>
-              <w:rPr>
-                <w:rFonts w:ascii="BRH Devanagari Extra" w:hAnsi="BRH Devanagari Extra" w:cs="BRH Devanagari Extra"/>
-                <w:color w:val="000000"/>
-                <w:sz w:val="40"/>
-                <w:szCs w:val="40"/>
-              </w:rPr>
-              <w:t>qÉÑþgcÉ</w:t>
-            </w:r>
-            <w:proofErr w:type="spellEnd"/>
-            <w:r>
-              <w:rPr>
-                <w:rFonts w:ascii="BRH Devanagari Extra" w:hAnsi="BRH Devanagari Extra" w:cs="BRH Devanagari Extra"/>
-                <w:color w:val="000000"/>
-                <w:sz w:val="40"/>
-                <w:szCs w:val="40"/>
-              </w:rPr>
-              <w:t xml:space="preserve"> | </w:t>
-            </w:r>
-            <w:proofErr w:type="spellStart"/>
-            <w:r>
-              <w:rPr>
-                <w:rFonts w:ascii="BRH Devanagari Extra" w:hAnsi="BRH Devanagari Extra" w:cs="BRH Devanagari Extra"/>
-                <w:color w:val="000000"/>
-                <w:sz w:val="40"/>
-                <w:szCs w:val="40"/>
-              </w:rPr>
-              <w:t>qÉÑ</w:t>
-            </w:r>
-            <w:proofErr w:type="spellEnd"/>
-            <w:r>
-              <w:rPr>
-                <w:rFonts w:ascii="BRH Malayalam Extra" w:hAnsi="BRH Malayalam Extra" w:cs="BRH Devanagari Extra"/>
-                <w:b/>
-                <w:color w:val="000000"/>
-                <w:sz w:val="32"/>
-                <w:szCs w:val="40"/>
-              </w:rPr>
-              <w:t>–</w:t>
-            </w:r>
-            <w:proofErr w:type="spellStart"/>
+            <w:r>
+              <w:rPr>
+                <w:rFonts w:ascii="BRH Devanagari Extra" w:hAnsi="BRH Devanagari Extra" w:cs="BRH Devanagari Extra"/>
+                <w:color w:val="000000"/>
+                <w:sz w:val="40"/>
+                <w:szCs w:val="40"/>
+              </w:rPr>
+              <w:t>mÉë qÉÑþgcÉ | qÉÑ</w:t>
+            </w:r>
+            <w:r>
+              <w:rPr>
+                <w:rFonts w:ascii="BRH Malayalam Extra" w:hAnsi="BRH Malayalam Extra" w:cs="BRH Devanagari Extra"/>
+                <w:b/>
+                <w:color w:val="000000"/>
+                <w:sz w:val="32"/>
+                <w:szCs w:val="40"/>
+              </w:rPr>
+              <w:t>–</w:t>
+            </w:r>
             <w:r>
               <w:rPr>
                 <w:rFonts w:ascii="BRH Devanagari Extra" w:hAnsi="BRH Devanagari Extra" w:cs="BRH Devanagari Extra"/>
@@ -5263,7 +5669,6 @@
               </w:rPr>
               <w:t>gcÉ</w:t>
             </w:r>
-            <w:proofErr w:type="spellEnd"/>
             <w:r>
               <w:rPr>
                 <w:rFonts w:ascii="BRH Malayalam Extra" w:hAnsi="BRH Malayalam Extra" w:cs="BRH Devanagari Extra"/>
@@ -5292,48 +5697,26 @@
                 <w:sz w:val="40"/>
                 <w:szCs w:val="40"/>
               </w:rPr>
-              <w:t xml:space="preserve"> </w:t>
-            </w:r>
-            <w:proofErr w:type="spellStart"/>
-            <w:r>
-              <w:rPr>
-                <w:rFonts w:ascii="BRH Devanagari Extra" w:hAnsi="BRH Devanagari Extra" w:cs="BRH Devanagari Extra"/>
-                <w:color w:val="000000"/>
-                <w:sz w:val="40"/>
-                <w:szCs w:val="40"/>
-              </w:rPr>
-              <w:t>xuÉ</w:t>
-            </w:r>
-            <w:proofErr w:type="spellEnd"/>
-            <w:r>
-              <w:rPr>
-                <w:rFonts w:ascii="BRH Malayalam Extra" w:hAnsi="BRH Malayalam Extra" w:cs="BRH Devanagari Extra"/>
-                <w:b/>
-                <w:color w:val="000000"/>
-                <w:sz w:val="32"/>
-                <w:szCs w:val="40"/>
-              </w:rPr>
-              <w:t>–</w:t>
-            </w:r>
-            <w:proofErr w:type="spellStart"/>
-            <w:r>
-              <w:rPr>
-                <w:rFonts w:ascii="BRH Devanagari Extra" w:hAnsi="BRH Devanagari Extra" w:cs="BRH Devanagari Extra"/>
-                <w:color w:val="000000"/>
-                <w:sz w:val="40"/>
-                <w:szCs w:val="40"/>
-              </w:rPr>
-              <w:t>xiÉrÉåÿ</w:t>
-            </w:r>
-            <w:proofErr w:type="spellEnd"/>
-            <w:r>
-              <w:rPr>
-                <w:rFonts w:ascii="BRH Devanagari Extra" w:hAnsi="BRH Devanagari Extra" w:cs="BRH Devanagari Extra"/>
-                <w:color w:val="000000"/>
-                <w:sz w:val="40"/>
-                <w:szCs w:val="40"/>
-              </w:rPr>
-              <w:t xml:space="preserve"> |</w:t>
+              <w:t xml:space="preserve"> xuÉ</w:t>
+            </w:r>
+            <w:r>
+              <w:rPr>
+                <w:rFonts w:ascii="BRH Malayalam Extra" w:hAnsi="BRH Malayalam Extra" w:cs="BRH Devanagari Extra"/>
+                <w:b/>
+                <w:color w:val="000000"/>
+                <w:sz w:val="32"/>
+                <w:szCs w:val="40"/>
+              </w:rPr>
+              <w:t>–</w:t>
+            </w:r>
+            <w:r>
+              <w:rPr>
+                <w:rFonts w:ascii="BRH Devanagari Extra" w:hAnsi="BRH Devanagari Extra" w:cs="BRH Devanagari Extra"/>
+                <w:color w:val="000000"/>
+                <w:sz w:val="40"/>
+                <w:szCs w:val="40"/>
+              </w:rPr>
+              <w:t>xiÉrÉåÿ |</w:t>
             </w:r>
           </w:p>
         </w:tc>
@@ -5552,27 +5935,15 @@
               </w:rPr>
               <w:t>–</w:t>
             </w:r>
-            <w:proofErr w:type="spellStart"/>
-            <w:r>
-              <w:rPr>
-                <w:rFonts w:ascii="BRH Devanagari Extra" w:hAnsi="BRH Devanagari Extra" w:cs="BRH Devanagari Extra"/>
-                <w:color w:val="000000"/>
-                <w:sz w:val="40"/>
-                <w:szCs w:val="40"/>
-              </w:rPr>
-              <w:t>xrÉÉÿxiÉå</w:t>
-            </w:r>
-            <w:proofErr w:type="spellEnd"/>
-            <w:r>
-              <w:rPr>
-                <w:rFonts w:ascii="BRH Devanagari Extra" w:hAnsi="BRH Devanagari Extra" w:cs="BRH Devanagari Extra"/>
-                <w:color w:val="000000"/>
-                <w:sz w:val="40"/>
-                <w:szCs w:val="40"/>
-              </w:rPr>
-              <w:t xml:space="preserve"> | </w:t>
-            </w:r>
-            <w:proofErr w:type="spellStart"/>
+            <w:r>
+              <w:rPr>
+                <w:rFonts w:ascii="BRH Devanagari Extra" w:hAnsi="BRH Devanagari Extra" w:cs="BRH Devanagari Extra"/>
+                <w:color w:val="000000"/>
+                <w:sz w:val="40"/>
+                <w:szCs w:val="40"/>
+              </w:rPr>
+              <w:t xml:space="preserve">xrÉÉÿxiÉå | </w:t>
+            </w:r>
             <w:r>
               <w:rPr>
                 <w:rFonts w:ascii="BRH Devanagari Extra" w:hAnsi="BRH Devanagari Extra" w:cs="BRH Devanagari Extra"/>
@@ -5583,35 +5954,14 @@
               </w:rPr>
               <w:t>iÉå</w:t>
             </w:r>
-            <w:proofErr w:type="spellEnd"/>
-            <w:r>
-              <w:rPr>
-                <w:rFonts w:ascii="BRH Devanagari Extra" w:hAnsi="BRH Devanagari Extra" w:cs="BRH Devanagari Extra"/>
-                <w:color w:val="000000"/>
-                <w:sz w:val="40"/>
-                <w:szCs w:val="40"/>
-              </w:rPr>
-              <w:t xml:space="preserve"> </w:t>
-            </w:r>
-            <w:proofErr w:type="spellStart"/>
-            <w:r>
-              <w:rPr>
-                <w:rFonts w:ascii="BRH Devanagari Extra" w:hAnsi="BRH Devanagari Extra" w:cs="BRH Devanagari Extra"/>
-                <w:color w:val="000000"/>
-                <w:sz w:val="40"/>
-                <w:szCs w:val="40"/>
-              </w:rPr>
-              <w:t>xÉuÉåïÿ</w:t>
-            </w:r>
-            <w:proofErr w:type="spellEnd"/>
-            <w:r>
-              <w:rPr>
-                <w:rFonts w:ascii="BRH Devanagari Extra" w:hAnsi="BRH Devanagari Extra" w:cs="BRH Devanagari Extra"/>
-                <w:color w:val="000000"/>
-                <w:sz w:val="40"/>
-                <w:szCs w:val="40"/>
-              </w:rPr>
-              <w:t xml:space="preserve"> |</w:t>
+            <w:r>
+              <w:rPr>
+                <w:rFonts w:ascii="BRH Devanagari Extra" w:hAnsi="BRH Devanagari Extra" w:cs="BRH Devanagari Extra"/>
+                <w:color w:val="000000"/>
+                <w:sz w:val="40"/>
+                <w:szCs w:val="40"/>
+              </w:rPr>
+              <w:t xml:space="preserve"> xÉuÉåïÿ |</w:t>
             </w:r>
           </w:p>
         </w:tc>
@@ -5667,25 +6017,14 @@
               </w:rPr>
               <w:t>–</w:t>
             </w:r>
-            <w:proofErr w:type="spellStart"/>
-            <w:r>
-              <w:rPr>
-                <w:rFonts w:ascii="BRH Devanagari Extra" w:hAnsi="BRH Devanagari Extra" w:cs="BRH Devanagari Extra"/>
-                <w:color w:val="000000"/>
-                <w:sz w:val="40"/>
-                <w:szCs w:val="40"/>
-              </w:rPr>
-              <w:t>xrÉÉÿxiÉå</w:t>
-            </w:r>
-            <w:proofErr w:type="spellEnd"/>
-            <w:r>
-              <w:rPr>
-                <w:rFonts w:ascii="BRH Devanagari Extra" w:hAnsi="BRH Devanagari Extra" w:cs="BRH Devanagari Extra"/>
-                <w:color w:val="000000"/>
-                <w:sz w:val="40"/>
-                <w:szCs w:val="40"/>
-              </w:rPr>
-              <w:t xml:space="preserve"> | </w:t>
+            <w:r>
+              <w:rPr>
+                <w:rFonts w:ascii="BRH Devanagari Extra" w:hAnsi="BRH Devanagari Extra" w:cs="BRH Devanagari Extra"/>
+                <w:color w:val="000000"/>
+                <w:sz w:val="40"/>
+                <w:szCs w:val="40"/>
+              </w:rPr>
+              <w:t xml:space="preserve">xrÉÉÿxiÉå | </w:t>
             </w:r>
             <w:r>
               <w:rPr>
@@ -5714,27 +6053,7 @@
                 <w:sz w:val="40"/>
                 <w:szCs w:val="40"/>
               </w:rPr>
-              <w:t xml:space="preserve">å </w:t>
-            </w:r>
-            <w:proofErr w:type="spellStart"/>
-            <w:r>
-              <w:rPr>
-                <w:rFonts w:ascii="BRH Devanagari Extra" w:hAnsi="BRH Devanagari Extra" w:cs="BRH Devanagari Extra"/>
-                <w:color w:val="000000"/>
-                <w:sz w:val="40"/>
-                <w:szCs w:val="40"/>
-              </w:rPr>
-              <w:t>xÉuÉåïÿ</w:t>
-            </w:r>
-            <w:proofErr w:type="spellEnd"/>
-            <w:r>
-              <w:rPr>
-                <w:rFonts w:ascii="BRH Devanagari Extra" w:hAnsi="BRH Devanagari Extra" w:cs="BRH Devanagari Extra"/>
-                <w:color w:val="000000"/>
-                <w:sz w:val="40"/>
-                <w:szCs w:val="40"/>
-              </w:rPr>
-              <w:t xml:space="preserve"> |</w:t>
+              <w:t>å xÉuÉåïÿ |</w:t>
             </w:r>
           </w:p>
         </w:tc>
@@ -5915,7 +6234,6 @@
                 <w:szCs w:val="40"/>
               </w:rPr>
             </w:pPr>
-            <w:proofErr w:type="spellStart"/>
             <w:r>
               <w:rPr>
                 <w:rFonts w:ascii="BRH Devanagari Extra" w:hAnsi="BRH Devanagari Extra" w:cs="BRH Devanagari Extra"/>
@@ -5943,45 +6261,24 @@
               </w:rPr>
               <w:t>xÉþÌiÉ</w:t>
             </w:r>
-            <w:proofErr w:type="spellEnd"/>
-            <w:r>
-              <w:rPr>
-                <w:rFonts w:ascii="BRH Malayalam Extra" w:hAnsi="BRH Malayalam Extra" w:cs="BRH Devanagari Extra"/>
-                <w:b/>
-                <w:color w:val="000000"/>
-                <w:sz w:val="32"/>
-                <w:szCs w:val="40"/>
-              </w:rPr>
-              <w:t>–</w:t>
-            </w:r>
-            <w:r>
-              <w:rPr>
-                <w:rFonts w:ascii="BRH Devanagari Extra" w:hAnsi="BRH Devanagari Extra" w:cs="BRH Devanagari Extra"/>
-                <w:color w:val="000000"/>
-                <w:sz w:val="40"/>
-                <w:szCs w:val="40"/>
-              </w:rPr>
-              <w:t xml:space="preserve"> </w:t>
-            </w:r>
-            <w:proofErr w:type="spellStart"/>
-            <w:r>
-              <w:rPr>
-                <w:rFonts w:ascii="BRH Devanagari Extra" w:hAnsi="BRH Devanagari Extra" w:cs="BRH Devanagari Extra"/>
-                <w:color w:val="000000"/>
-                <w:sz w:val="40"/>
-                <w:szCs w:val="40"/>
-              </w:rPr>
-              <w:t>iÉxqÉÉÿiÉç</w:t>
-            </w:r>
-            <w:proofErr w:type="spellEnd"/>
-            <w:r>
-              <w:rPr>
-                <w:rFonts w:ascii="BRH Devanagari Extra" w:hAnsi="BRH Devanagari Extra" w:cs="BRH Devanagari Extra"/>
-                <w:color w:val="000000"/>
-                <w:sz w:val="40"/>
-                <w:szCs w:val="40"/>
-              </w:rPr>
-              <w:t xml:space="preserve"> | </w:t>
+            <w:r>
+              <w:rPr>
+                <w:rFonts w:ascii="BRH Malayalam Extra" w:hAnsi="BRH Malayalam Extra" w:cs="BRH Devanagari Extra"/>
+                <w:b/>
+                <w:color w:val="000000"/>
+                <w:sz w:val="32"/>
+                <w:szCs w:val="40"/>
+              </w:rPr>
+              <w:t>–</w:t>
+            </w:r>
+            <w:r>
+              <w:rPr>
+                <w:rFonts w:ascii="BRH Devanagari Extra" w:hAnsi="BRH Devanagari Extra" w:cs="BRH Devanagari Extra"/>
+                <w:color w:val="000000"/>
+                <w:sz w:val="40"/>
+                <w:szCs w:val="40"/>
+              </w:rPr>
+              <w:t xml:space="preserve"> iÉxqÉÉÿiÉç | </w:t>
             </w:r>
           </w:p>
           <w:p>
@@ -5993,13 +6290,13 @@
                 <w:szCs w:val="40"/>
               </w:rPr>
             </w:pPr>
-            <w:proofErr w:type="spellStart"/>
-            <w:r>
-              <w:rPr>
-                <w:rFonts w:ascii="BRH Devanagari Extra" w:hAnsi="BRH Devanagari Extra" w:cs="BRH Devanagari Extra"/>
-                <w:sz w:val="40"/>
-                <w:szCs w:val="40"/>
-              </w:rPr>
+            <w:r>
+              <w:rPr>
+                <w:rFonts w:ascii="BRH Devanagari Extra" w:hAnsi="BRH Devanagari Extra" w:cs="BRH Devanagari Extra"/>
+                <w:sz w:val="40"/>
+                <w:szCs w:val="40"/>
+              </w:rPr>
+              <w:lastRenderedPageBreak/>
               <w:t>iÉxqÉÉþ</w:t>
             </w:r>
             <w:r>
@@ -6017,43 +6314,24 @@
                 <w:sz w:val="40"/>
                 <w:szCs w:val="40"/>
               </w:rPr>
-              <w:t>ç</w:t>
-            </w:r>
-            <w:proofErr w:type="spellEnd"/>
-            <w:r>
-              <w:rPr>
-                <w:rFonts w:ascii="BRH Devanagari Extra" w:hAnsi="BRH Devanagari Extra" w:cs="BRH Devanagari Extra"/>
-                <w:sz w:val="40"/>
-                <w:szCs w:val="40"/>
-              </w:rPr>
-              <w:t xml:space="preserve"> ÌS</w:t>
-            </w:r>
-            <w:r>
-              <w:rPr>
-                <w:rFonts w:ascii="BRH Malayalam Extra" w:hAnsi="BRH Malayalam Extra" w:cs="BRH Devanagari Extra"/>
-                <w:b/>
-                <w:sz w:val="32"/>
-                <w:szCs w:val="40"/>
-              </w:rPr>
-              <w:t>–</w:t>
-            </w:r>
-            <w:proofErr w:type="spellStart"/>
-            <w:r>
-              <w:rPr>
-                <w:rFonts w:ascii="BRH Devanagari Extra" w:hAnsi="BRH Devanagari Extra" w:cs="BRH Devanagari Extra"/>
-                <w:sz w:val="40"/>
-                <w:szCs w:val="40"/>
-              </w:rPr>
-              <w:t>iÉÈmÉëþSÉlÉqÉç</w:t>
-            </w:r>
-            <w:proofErr w:type="spellEnd"/>
-            <w:r>
-              <w:rPr>
-                <w:rFonts w:ascii="BRH Devanagari Extra" w:hAnsi="BRH Devanagari Extra" w:cs="BRH Devanagari Extra"/>
-                <w:sz w:val="40"/>
-                <w:szCs w:val="40"/>
-              </w:rPr>
-              <w:t xml:space="preserve"> | </w:t>
+              <w:t>ç ÌS</w:t>
+            </w:r>
+            <w:r>
+              <w:rPr>
+                <w:rFonts w:ascii="BRH Malayalam Extra" w:hAnsi="BRH Malayalam Extra" w:cs="BRH Devanagari Extra"/>
+                <w:b/>
+                <w:sz w:val="32"/>
+                <w:szCs w:val="40"/>
+              </w:rPr>
+              <w:t>–</w:t>
+            </w:r>
+            <w:r>
+              <w:rPr>
+                <w:rFonts w:ascii="BRH Devanagari Extra" w:hAnsi="BRH Devanagari Extra" w:cs="BRH Devanagari Extra"/>
+                <w:sz w:val="40"/>
+                <w:szCs w:val="40"/>
+              </w:rPr>
+              <w:t xml:space="preserve">iÉÈmÉëþSÉlÉqÉç | </w:t>
             </w:r>
           </w:p>
           <w:p>
@@ -6083,32 +6361,13 @@
               </w:rPr>
               <w:t>–</w:t>
             </w:r>
-            <w:proofErr w:type="spellStart"/>
-            <w:r>
-              <w:rPr>
-                <w:rFonts w:ascii="BRH Devanagari Extra" w:hAnsi="BRH Devanagari Extra" w:cs="BRH Devanagari Extra"/>
-                <w:sz w:val="40"/>
-                <w:szCs w:val="40"/>
-              </w:rPr>
-              <w:t>iÉÈmÉëþSÉlÉqÉç</w:t>
-            </w:r>
-            <w:proofErr w:type="spellEnd"/>
-            <w:r>
-              <w:rPr>
-                <w:rFonts w:ascii="BRH Devanagari Extra" w:hAnsi="BRH Devanagari Extra" w:cs="BRH Devanagari Extra"/>
-                <w:sz w:val="40"/>
-                <w:szCs w:val="40"/>
-              </w:rPr>
-              <w:t xml:space="preserve"> </w:t>
-            </w:r>
-            <w:proofErr w:type="spellStart"/>
-            <w:r>
-              <w:rPr>
-                <w:rFonts w:ascii="BRH Devanagari Extra" w:hAnsi="BRH Devanagari Extra" w:cs="BRH Devanagari Extra"/>
-                <w:sz w:val="40"/>
-                <w:szCs w:val="40"/>
-              </w:rPr>
-              <w:t>S</w:t>
+            <w:r>
+              <w:rPr>
+                <w:rFonts w:ascii="BRH Devanagari Extra" w:hAnsi="BRH Devanagari Extra" w:cs="BRH Devanagari Extra"/>
+                <w:sz w:val="40"/>
+                <w:szCs w:val="40"/>
+              </w:rPr>
+              <w:t>iÉÈmÉëþSÉlÉqÉç S</w:t>
             </w:r>
             <w:r>
               <w:rPr>
@@ -6118,33 +6377,22 @@
               </w:rPr>
               <w:t>å</w:t>
             </w:r>
-            <w:proofErr w:type="spellEnd"/>
-            <w:r>
-              <w:rPr>
-                <w:rFonts w:ascii="BRH Malayalam Extra" w:hAnsi="BRH Malayalam Extra" w:cs="BRH Devanagari Extra"/>
-                <w:b/>
-                <w:sz w:val="32"/>
-                <w:szCs w:val="40"/>
-              </w:rPr>
-              <w:t>–</w:t>
-            </w:r>
-            <w:proofErr w:type="spellStart"/>
-            <w:r>
-              <w:rPr>
-                <w:rFonts w:ascii="BRH Devanagari Extra" w:hAnsi="BRH Devanagari Extra" w:cs="BRH Devanagari Extra"/>
-                <w:sz w:val="40"/>
-                <w:szCs w:val="40"/>
-              </w:rPr>
-              <w:t>uÉÉÈ</w:t>
-            </w:r>
-            <w:proofErr w:type="spellEnd"/>
-            <w:r>
-              <w:rPr>
-                <w:rFonts w:ascii="BRH Devanagari Extra" w:hAnsi="BRH Devanagari Extra" w:cs="BRH Devanagari Extra"/>
-                <w:sz w:val="40"/>
-                <w:szCs w:val="40"/>
-              </w:rPr>
-              <w:t xml:space="preserve"> | </w:t>
+            <w:r>
+              <w:rPr>
+                <w:rFonts w:ascii="BRH Malayalam Extra" w:hAnsi="BRH Malayalam Extra" w:cs="BRH Devanagari Extra"/>
+                <w:b/>
+                <w:sz w:val="32"/>
+                <w:szCs w:val="40"/>
+              </w:rPr>
+              <w:t>–</w:t>
+            </w:r>
+            <w:r>
+              <w:rPr>
+                <w:rFonts w:ascii="BRH Devanagari Extra" w:hAnsi="BRH Devanagari Extra" w:cs="BRH Devanagari Extra"/>
+                <w:sz w:val="40"/>
+                <w:szCs w:val="40"/>
+              </w:rPr>
+              <w:t xml:space="preserve">uÉÉÈ | </w:t>
             </w:r>
           </w:p>
         </w:tc>
@@ -6167,14 +6415,14 @@
                 <w:szCs w:val="40"/>
               </w:rPr>
             </w:pPr>
-            <w:proofErr w:type="spellStart"/>
-            <w:r>
-              <w:rPr>
-                <w:rFonts w:ascii="BRH Devanagari Extra" w:hAnsi="BRH Devanagari Extra" w:cs="BRH Devanagari Extra"/>
-                <w:color w:val="000000"/>
-                <w:sz w:val="40"/>
-                <w:szCs w:val="40"/>
-              </w:rPr>
+            <w:r>
+              <w:rPr>
+                <w:rFonts w:ascii="BRH Devanagari Extra" w:hAnsi="BRH Devanagari Extra" w:cs="BRH Devanagari Extra"/>
+                <w:color w:val="000000"/>
+                <w:sz w:val="40"/>
+                <w:szCs w:val="40"/>
+              </w:rPr>
+              <w:lastRenderedPageBreak/>
               <w:t>zÉ</w:t>
             </w:r>
             <w:r>
@@ -6195,45 +6443,24 @@
               </w:rPr>
               <w:t>xÉþÌiÉ</w:t>
             </w:r>
-            <w:proofErr w:type="spellEnd"/>
-            <w:r>
-              <w:rPr>
-                <w:rFonts w:ascii="BRH Malayalam Extra" w:hAnsi="BRH Malayalam Extra" w:cs="BRH Devanagari Extra"/>
-                <w:b/>
-                <w:color w:val="000000"/>
-                <w:sz w:val="32"/>
-                <w:szCs w:val="40"/>
-              </w:rPr>
-              <w:t>–</w:t>
-            </w:r>
-            <w:r>
-              <w:rPr>
-                <w:rFonts w:ascii="BRH Devanagari Extra" w:hAnsi="BRH Devanagari Extra" w:cs="BRH Devanagari Extra"/>
-                <w:color w:val="000000"/>
-                <w:sz w:val="40"/>
-                <w:szCs w:val="40"/>
-              </w:rPr>
-              <w:t xml:space="preserve"> </w:t>
-            </w:r>
-            <w:proofErr w:type="spellStart"/>
-            <w:r>
-              <w:rPr>
-                <w:rFonts w:ascii="BRH Devanagari Extra" w:hAnsi="BRH Devanagari Extra" w:cs="BRH Devanagari Extra"/>
-                <w:color w:val="000000"/>
-                <w:sz w:val="40"/>
-                <w:szCs w:val="40"/>
-              </w:rPr>
-              <w:t>iÉxqÉÉÿiÉç</w:t>
-            </w:r>
-            <w:proofErr w:type="spellEnd"/>
-            <w:r>
-              <w:rPr>
-                <w:rFonts w:ascii="BRH Devanagari Extra" w:hAnsi="BRH Devanagari Extra" w:cs="BRH Devanagari Extra"/>
-                <w:color w:val="000000"/>
-                <w:sz w:val="40"/>
-                <w:szCs w:val="40"/>
-              </w:rPr>
-              <w:t xml:space="preserve"> | </w:t>
+            <w:r>
+              <w:rPr>
+                <w:rFonts w:ascii="BRH Malayalam Extra" w:hAnsi="BRH Malayalam Extra" w:cs="BRH Devanagari Extra"/>
+                <w:b/>
+                <w:color w:val="000000"/>
+                <w:sz w:val="32"/>
+                <w:szCs w:val="40"/>
+              </w:rPr>
+              <w:t>–</w:t>
+            </w:r>
+            <w:r>
+              <w:rPr>
+                <w:rFonts w:ascii="BRH Devanagari Extra" w:hAnsi="BRH Devanagari Extra" w:cs="BRH Devanagari Extra"/>
+                <w:color w:val="000000"/>
+                <w:sz w:val="40"/>
+                <w:szCs w:val="40"/>
+              </w:rPr>
+              <w:t xml:space="preserve"> iÉxqÉÉÿiÉç | </w:t>
             </w:r>
           </w:p>
           <w:p>
@@ -6245,13 +6472,13 @@
                 <w:szCs w:val="40"/>
               </w:rPr>
             </w:pPr>
-            <w:proofErr w:type="spellStart"/>
-            <w:r>
-              <w:rPr>
-                <w:rFonts w:ascii="BRH Devanagari Extra" w:hAnsi="BRH Devanagari Extra" w:cs="BRH Devanagari Extra"/>
-                <w:sz w:val="40"/>
-                <w:szCs w:val="40"/>
-              </w:rPr>
+            <w:r>
+              <w:rPr>
+                <w:rFonts w:ascii="BRH Devanagari Extra" w:hAnsi="BRH Devanagari Extra" w:cs="BRH Devanagari Extra"/>
+                <w:sz w:val="40"/>
+                <w:szCs w:val="40"/>
+              </w:rPr>
+              <w:lastRenderedPageBreak/>
               <w:t>iÉxqÉÉ</w:t>
             </w:r>
             <w:r>
@@ -6263,33 +6490,22 @@
               </w:rPr>
               <w:t>þÌS</w:t>
             </w:r>
-            <w:proofErr w:type="spellEnd"/>
-            <w:r>
-              <w:rPr>
-                <w:rFonts w:ascii="BRH Malayalam Extra" w:hAnsi="BRH Malayalam Extra" w:cs="BRH Devanagari Extra"/>
-                <w:b/>
-                <w:sz w:val="32"/>
-                <w:szCs w:val="40"/>
-              </w:rPr>
-              <w:t>–</w:t>
-            </w:r>
-            <w:proofErr w:type="spellStart"/>
-            <w:r>
-              <w:rPr>
-                <w:rFonts w:ascii="BRH Devanagari Extra" w:hAnsi="BRH Devanagari Extra" w:cs="BRH Devanagari Extra"/>
-                <w:sz w:val="40"/>
-                <w:szCs w:val="40"/>
-              </w:rPr>
-              <w:t>iÉÈmÉëþSÉlÉqÉç</w:t>
-            </w:r>
-            <w:proofErr w:type="spellEnd"/>
-            <w:r>
-              <w:rPr>
-                <w:rFonts w:ascii="BRH Devanagari Extra" w:hAnsi="BRH Devanagari Extra" w:cs="BRH Devanagari Extra"/>
-                <w:sz w:val="40"/>
-                <w:szCs w:val="40"/>
-              </w:rPr>
-              <w:t xml:space="preserve"> | </w:t>
+            <w:r>
+              <w:rPr>
+                <w:rFonts w:ascii="BRH Malayalam Extra" w:hAnsi="BRH Malayalam Extra" w:cs="BRH Devanagari Extra"/>
+                <w:b/>
+                <w:sz w:val="32"/>
+                <w:szCs w:val="40"/>
+              </w:rPr>
+              <w:t>–</w:t>
+            </w:r>
+            <w:r>
+              <w:rPr>
+                <w:rFonts w:ascii="BRH Devanagari Extra" w:hAnsi="BRH Devanagari Extra" w:cs="BRH Devanagari Extra"/>
+                <w:sz w:val="40"/>
+                <w:szCs w:val="40"/>
+              </w:rPr>
+              <w:t xml:space="preserve">iÉÈmÉëþSÉlÉqÉç | </w:t>
             </w:r>
           </w:p>
           <w:p>
@@ -6319,32 +6535,13 @@
               </w:rPr>
               <w:t>–</w:t>
             </w:r>
-            <w:proofErr w:type="spellStart"/>
-            <w:r>
-              <w:rPr>
-                <w:rFonts w:ascii="BRH Devanagari Extra" w:hAnsi="BRH Devanagari Extra" w:cs="BRH Devanagari Extra"/>
-                <w:sz w:val="40"/>
-                <w:szCs w:val="40"/>
-              </w:rPr>
-              <w:t>iÉÈmÉëþSÉlÉqÉç</w:t>
-            </w:r>
-            <w:proofErr w:type="spellEnd"/>
-            <w:r>
-              <w:rPr>
-                <w:rFonts w:ascii="BRH Devanagari Extra" w:hAnsi="BRH Devanagari Extra" w:cs="BRH Devanagari Extra"/>
-                <w:sz w:val="40"/>
-                <w:szCs w:val="40"/>
-              </w:rPr>
-              <w:t xml:space="preserve"> </w:t>
-            </w:r>
-            <w:proofErr w:type="spellStart"/>
-            <w:r>
-              <w:rPr>
-                <w:rFonts w:ascii="BRH Devanagari Extra" w:hAnsi="BRH Devanagari Extra" w:cs="BRH Devanagari Extra"/>
-                <w:sz w:val="40"/>
-                <w:szCs w:val="40"/>
-              </w:rPr>
-              <w:t>S</w:t>
+            <w:r>
+              <w:rPr>
+                <w:rFonts w:ascii="BRH Devanagari Extra" w:hAnsi="BRH Devanagari Extra" w:cs="BRH Devanagari Extra"/>
+                <w:sz w:val="40"/>
+                <w:szCs w:val="40"/>
+              </w:rPr>
+              <w:t>iÉÈmÉëþSÉlÉqÉç S</w:t>
             </w:r>
             <w:r>
               <w:rPr>
@@ -6354,33 +6551,22 @@
               </w:rPr>
               <w:t>å</w:t>
             </w:r>
-            <w:proofErr w:type="spellEnd"/>
-            <w:r>
-              <w:rPr>
-                <w:rFonts w:ascii="BRH Malayalam Extra" w:hAnsi="BRH Malayalam Extra" w:cs="BRH Devanagari Extra"/>
-                <w:b/>
-                <w:sz w:val="32"/>
-                <w:szCs w:val="40"/>
-              </w:rPr>
-              <w:t>–</w:t>
-            </w:r>
-            <w:proofErr w:type="spellStart"/>
-            <w:r>
-              <w:rPr>
-                <w:rFonts w:ascii="BRH Devanagari Extra" w:hAnsi="BRH Devanagari Extra" w:cs="BRH Devanagari Extra"/>
-                <w:sz w:val="40"/>
-                <w:szCs w:val="40"/>
-              </w:rPr>
-              <w:t>uÉÉÈ</w:t>
-            </w:r>
-            <w:proofErr w:type="spellEnd"/>
-            <w:r>
-              <w:rPr>
-                <w:rFonts w:ascii="BRH Devanagari Extra" w:hAnsi="BRH Devanagari Extra" w:cs="BRH Devanagari Extra"/>
-                <w:sz w:val="40"/>
-                <w:szCs w:val="40"/>
-              </w:rPr>
-              <w:t xml:space="preserve"> |</w:t>
+            <w:r>
+              <w:rPr>
+                <w:rFonts w:ascii="BRH Malayalam Extra" w:hAnsi="BRH Malayalam Extra" w:cs="BRH Devanagari Extra"/>
+                <w:b/>
+                <w:sz w:val="32"/>
+                <w:szCs w:val="40"/>
+              </w:rPr>
+              <w:t>–</w:t>
+            </w:r>
+            <w:r>
+              <w:rPr>
+                <w:rFonts w:ascii="BRH Devanagari Extra" w:hAnsi="BRH Devanagari Extra" w:cs="BRH Devanagari Extra"/>
+                <w:sz w:val="40"/>
+                <w:szCs w:val="40"/>
+              </w:rPr>
+              <w:t>uÉÉÈ |</w:t>
             </w:r>
           </w:p>
           <w:p>
@@ -6464,6 +6650,7 @@
                 <w:sz w:val="28"/>
                 <w:szCs w:val="32"/>
               </w:rPr>
+              <w:lastRenderedPageBreak/>
               <w:t>T.S.3.2.11.1 – Kramam</w:t>
             </w:r>
           </w:p>
@@ -6588,96 +6775,52 @@
               </w:rPr>
               <w:t>–</w:t>
             </w:r>
-            <w:proofErr w:type="spellStart"/>
-            <w:r>
-              <w:rPr>
-                <w:rFonts w:ascii="BRH Devanagari Extra" w:hAnsi="BRH Devanagari Extra" w:cs="BRH Devanagari Extra"/>
-                <w:color w:val="000000"/>
-                <w:sz w:val="40"/>
-                <w:szCs w:val="40"/>
-              </w:rPr>
-              <w:t>kÉxjÉÉÿ</w:t>
-            </w:r>
-            <w:proofErr w:type="spellEnd"/>
-            <w:r>
-              <w:rPr>
-                <w:rFonts w:ascii="BRH Devanagari Extra" w:hAnsi="BRH Devanagari Extra" w:cs="BRH Devanagari Extra"/>
-                <w:color w:val="000000"/>
-                <w:sz w:val="40"/>
-                <w:szCs w:val="40"/>
-              </w:rPr>
-              <w:t xml:space="preserve"> | xÉ</w:t>
-            </w:r>
-            <w:r>
-              <w:rPr>
-                <w:rFonts w:ascii="BRH Malayalam Extra" w:hAnsi="BRH Malayalam Extra" w:cs="BRH Devanagari Extra"/>
-                <w:b/>
-                <w:color w:val="000000"/>
-                <w:sz w:val="32"/>
-                <w:szCs w:val="40"/>
-              </w:rPr>
-              <w:t>–</w:t>
-            </w:r>
-            <w:proofErr w:type="spellStart"/>
-            <w:r>
-              <w:rPr>
-                <w:rFonts w:ascii="BRH Devanagari Extra" w:hAnsi="BRH Devanagari Extra" w:cs="BRH Devanagari Extra"/>
-                <w:color w:val="000000"/>
-                <w:sz w:val="40"/>
-                <w:szCs w:val="40"/>
-              </w:rPr>
-              <w:t>kÉxjÉÉþ</w:t>
-            </w:r>
-            <w:proofErr w:type="spellEnd"/>
-            <w:r>
-              <w:rPr>
-                <w:rFonts w:ascii="BRH Devanagari Extra" w:hAnsi="BRH Devanagari Extra" w:cs="BRH Devanagari Extra"/>
-                <w:color w:val="000000"/>
-                <w:sz w:val="40"/>
-                <w:szCs w:val="40"/>
-              </w:rPr>
-              <w:t xml:space="preserve"> </w:t>
-            </w:r>
-            <w:proofErr w:type="spellStart"/>
-            <w:r>
-              <w:rPr>
-                <w:rFonts w:ascii="BRH Devanagari Extra" w:hAnsi="BRH Devanagari Extra" w:cs="BRH Devanagari Extra"/>
-                <w:color w:val="000000"/>
-                <w:sz w:val="40"/>
-                <w:szCs w:val="40"/>
-              </w:rPr>
-              <w:t>ÌiÉ</w:t>
-            </w:r>
-            <w:proofErr w:type="spellEnd"/>
-            <w:r>
-              <w:rPr>
-                <w:rFonts w:ascii="BRH Malayalam Extra" w:hAnsi="BRH Malayalam Extra" w:cs="BRH Devanagari Extra"/>
-                <w:b/>
-                <w:color w:val="000000"/>
-                <w:sz w:val="32"/>
-                <w:szCs w:val="40"/>
-              </w:rPr>
-              <w:t>–</w:t>
-            </w:r>
-            <w:proofErr w:type="spellStart"/>
-            <w:r>
-              <w:rPr>
-                <w:rFonts w:ascii="BRH Devanagari Extra" w:hAnsi="BRH Devanagari Extra" w:cs="BRH Devanagari Extra"/>
-                <w:color w:val="000000"/>
-                <w:sz w:val="40"/>
-                <w:szCs w:val="40"/>
-              </w:rPr>
-              <w:t>xÉëÈ</w:t>
-            </w:r>
-            <w:proofErr w:type="spellEnd"/>
-            <w:r>
-              <w:rPr>
-                <w:rFonts w:ascii="BRH Devanagari Extra" w:hAnsi="BRH Devanagari Extra" w:cs="BRH Devanagari Extra"/>
-                <w:color w:val="000000"/>
-                <w:sz w:val="40"/>
-                <w:szCs w:val="40"/>
-              </w:rPr>
-              <w:t xml:space="preserve"> |</w:t>
+            <w:r>
+              <w:rPr>
+                <w:rFonts w:ascii="BRH Devanagari Extra" w:hAnsi="BRH Devanagari Extra" w:cs="BRH Devanagari Extra"/>
+                <w:color w:val="000000"/>
+                <w:sz w:val="40"/>
+                <w:szCs w:val="40"/>
+              </w:rPr>
+              <w:t>kÉxjÉÉÿ | xÉ</w:t>
+            </w:r>
+            <w:r>
+              <w:rPr>
+                <w:rFonts w:ascii="BRH Malayalam Extra" w:hAnsi="BRH Malayalam Extra" w:cs="BRH Devanagari Extra"/>
+                <w:b/>
+                <w:color w:val="000000"/>
+                <w:sz w:val="32"/>
+                <w:szCs w:val="40"/>
+              </w:rPr>
+              <w:t>–</w:t>
+            </w:r>
+            <w:r>
+              <w:rPr>
+                <w:rFonts w:ascii="BRH Devanagari Extra" w:hAnsi="BRH Devanagari Extra" w:cs="BRH Devanagari Extra"/>
+                <w:color w:val="000000"/>
+                <w:sz w:val="40"/>
+                <w:szCs w:val="40"/>
+              </w:rPr>
+              <w:t>kÉxjÉÉþ ÌiÉ</w:t>
+            </w:r>
+            <w:r>
+              <w:rPr>
+                <w:rFonts w:ascii="BRH Malayalam Extra" w:hAnsi="BRH Malayalam Extra" w:cs="BRH Devanagari Extra"/>
+                <w:b/>
+                <w:color w:val="000000"/>
+                <w:sz w:val="32"/>
+                <w:szCs w:val="40"/>
+              </w:rPr>
+              <w:t>–</w:t>
+            </w:r>
+            <w:r>
+              <w:rPr>
+                <w:rFonts w:ascii="BRH Devanagari Extra" w:hAnsi="BRH Devanagari Extra" w:cs="BRH Devanagari Extra"/>
+                <w:color w:val="000000"/>
+                <w:sz w:val="40"/>
+                <w:szCs w:val="40"/>
+              </w:rPr>
+              <w:t>xÉëÈ |</w:t>
             </w:r>
           </w:p>
         </w:tc>
@@ -6739,96 +6882,52 @@
               </w:rPr>
               <w:t>–</w:t>
             </w:r>
-            <w:proofErr w:type="spellStart"/>
-            <w:r>
-              <w:rPr>
-                <w:rFonts w:ascii="BRH Devanagari Extra" w:hAnsi="BRH Devanagari Extra" w:cs="BRH Devanagari Extra"/>
-                <w:color w:val="000000"/>
-                <w:sz w:val="40"/>
-                <w:szCs w:val="40"/>
-              </w:rPr>
-              <w:t>kÉxjÉÉÿ</w:t>
-            </w:r>
-            <w:proofErr w:type="spellEnd"/>
-            <w:r>
-              <w:rPr>
-                <w:rFonts w:ascii="BRH Devanagari Extra" w:hAnsi="BRH Devanagari Extra" w:cs="BRH Devanagari Extra"/>
-                <w:color w:val="000000"/>
-                <w:sz w:val="40"/>
-                <w:szCs w:val="40"/>
-              </w:rPr>
-              <w:t xml:space="preserve"> | xÉ</w:t>
-            </w:r>
-            <w:r>
-              <w:rPr>
-                <w:rFonts w:ascii="BRH Malayalam Extra" w:hAnsi="BRH Malayalam Extra" w:cs="BRH Devanagari Extra"/>
-                <w:b/>
-                <w:color w:val="000000"/>
-                <w:sz w:val="32"/>
-                <w:szCs w:val="40"/>
-              </w:rPr>
-              <w:t>–</w:t>
-            </w:r>
-            <w:proofErr w:type="spellStart"/>
-            <w:r>
-              <w:rPr>
-                <w:rFonts w:ascii="BRH Devanagari Extra" w:hAnsi="BRH Devanagari Extra" w:cs="BRH Devanagari Extra"/>
-                <w:color w:val="000000"/>
-                <w:sz w:val="40"/>
-                <w:szCs w:val="40"/>
-              </w:rPr>
-              <w:t>kÉxjÉÉþ</w:t>
-            </w:r>
-            <w:proofErr w:type="spellEnd"/>
-            <w:r>
-              <w:rPr>
-                <w:rFonts w:ascii="BRH Devanagari Extra" w:hAnsi="BRH Devanagari Extra" w:cs="BRH Devanagari Extra"/>
-                <w:color w:val="000000"/>
-                <w:sz w:val="40"/>
-                <w:szCs w:val="40"/>
-              </w:rPr>
-              <w:t xml:space="preserve"> </w:t>
-            </w:r>
-            <w:proofErr w:type="spellStart"/>
-            <w:r>
-              <w:rPr>
-                <w:rFonts w:ascii="BRH Devanagari Extra" w:hAnsi="BRH Devanagari Extra" w:cs="BRH Devanagari Extra"/>
-                <w:color w:val="000000"/>
-                <w:sz w:val="40"/>
-                <w:szCs w:val="40"/>
-              </w:rPr>
-              <w:t>ÌiÉ</w:t>
-            </w:r>
-            <w:proofErr w:type="spellEnd"/>
-            <w:r>
-              <w:rPr>
-                <w:rFonts w:ascii="BRH Malayalam Extra" w:hAnsi="BRH Malayalam Extra" w:cs="BRH Devanagari Extra"/>
-                <w:b/>
-                <w:color w:val="000000"/>
-                <w:sz w:val="32"/>
-                <w:szCs w:val="40"/>
-              </w:rPr>
-              <w:t>–</w:t>
-            </w:r>
-            <w:proofErr w:type="spellStart"/>
-            <w:r>
-              <w:rPr>
-                <w:rFonts w:ascii="BRH Devanagari Extra" w:hAnsi="BRH Devanagari Extra" w:cs="BRH Devanagari Extra"/>
-                <w:color w:val="000000"/>
-                <w:sz w:val="40"/>
-                <w:szCs w:val="40"/>
-              </w:rPr>
-              <w:t>xÉëÈ</w:t>
-            </w:r>
-            <w:proofErr w:type="spellEnd"/>
-            <w:r>
-              <w:rPr>
-                <w:rFonts w:ascii="BRH Devanagari Extra" w:hAnsi="BRH Devanagari Extra" w:cs="BRH Devanagari Extra"/>
-                <w:color w:val="000000"/>
-                <w:sz w:val="40"/>
-                <w:szCs w:val="40"/>
-              </w:rPr>
-              <w:t xml:space="preserve"> |</w:t>
+            <w:r>
+              <w:rPr>
+                <w:rFonts w:ascii="BRH Devanagari Extra" w:hAnsi="BRH Devanagari Extra" w:cs="BRH Devanagari Extra"/>
+                <w:color w:val="000000"/>
+                <w:sz w:val="40"/>
+                <w:szCs w:val="40"/>
+              </w:rPr>
+              <w:t>kÉxjÉÉÿ | xÉ</w:t>
+            </w:r>
+            <w:r>
+              <w:rPr>
+                <w:rFonts w:ascii="BRH Malayalam Extra" w:hAnsi="BRH Malayalam Extra" w:cs="BRH Devanagari Extra"/>
+                <w:b/>
+                <w:color w:val="000000"/>
+                <w:sz w:val="32"/>
+                <w:szCs w:val="40"/>
+              </w:rPr>
+              <w:t>–</w:t>
+            </w:r>
+            <w:r>
+              <w:rPr>
+                <w:rFonts w:ascii="BRH Devanagari Extra" w:hAnsi="BRH Devanagari Extra" w:cs="BRH Devanagari Extra"/>
+                <w:color w:val="000000"/>
+                <w:sz w:val="40"/>
+                <w:szCs w:val="40"/>
+              </w:rPr>
+              <w:t>kÉxjÉÉþ ÌiÉ</w:t>
+            </w:r>
+            <w:r>
+              <w:rPr>
+                <w:rFonts w:ascii="BRH Malayalam Extra" w:hAnsi="BRH Malayalam Extra" w:cs="BRH Devanagari Extra"/>
+                <w:b/>
+                <w:color w:val="000000"/>
+                <w:sz w:val="32"/>
+                <w:szCs w:val="40"/>
+              </w:rPr>
+              <w:t>–</w:t>
+            </w:r>
+            <w:r>
+              <w:rPr>
+                <w:rFonts w:ascii="BRH Devanagari Extra" w:hAnsi="BRH Devanagari Extra" w:cs="BRH Devanagari Extra"/>
+                <w:color w:val="000000"/>
+                <w:sz w:val="40"/>
+                <w:szCs w:val="40"/>
+              </w:rPr>
+              <w:t>xÉëÈ |</w:t>
             </w:r>
           </w:p>
         </w:tc>
@@ -6862,29 +6961,7 @@
           <w:szCs w:val="40"/>
           <w:lang w:val="en-IN" w:eastAsia="en-IN"/>
         </w:rPr>
-        <w:t>"</w:t>
-      </w:r>
-      <w:proofErr w:type="spellStart"/>
-      <w:r>
-        <w:rPr>
-          <w:rFonts w:ascii="BRH Devanagari" w:hAnsi="BRH Devanagari" w:cs="BRH Devanagari"/>
-          <w:color w:val="000000"/>
-          <w:sz w:val="40"/>
-          <w:szCs w:val="40"/>
-          <w:lang w:val="en-IN" w:eastAsia="en-IN"/>
-        </w:rPr>
-        <w:t>zlÉ</w:t>
-      </w:r>
-      <w:proofErr w:type="spellEnd"/>
-      <w:r>
-        <w:rPr>
-          <w:rFonts w:ascii="BRH Devanagari" w:hAnsi="BRH Devanagari" w:cs="BRH Devanagari"/>
-          <w:color w:val="000000"/>
-          <w:sz w:val="40"/>
-          <w:szCs w:val="40"/>
-          <w:lang w:val="en-IN" w:eastAsia="en-IN"/>
-        </w:rPr>
-        <w:t xml:space="preserve">" </w:t>
+        <w:t xml:space="preserve">"zlÉ" </w:t>
       </w:r>
       <w:r>
         <w:rPr>
@@ -6892,16 +6969,7 @@
           <w:bCs/>
           <w:sz w:val="32"/>
         </w:rPr>
-        <w:t xml:space="preserve">replaced </w:t>
-      </w:r>
-      <w:proofErr w:type="gramStart"/>
-      <w:r>
-        <w:rPr>
-          <w:b/>
-          <w:bCs/>
-          <w:sz w:val="32"/>
-        </w:rPr>
-        <w:t>with</w:t>
+        <w:t>replaced with</w:t>
       </w:r>
       <w:r>
         <w:rPr>
@@ -6923,8 +6991,6 @@
         </w:rPr>
         <w:t>"</w:t>
       </w:r>
-      <w:proofErr w:type="spellStart"/>
-      <w:proofErr w:type="gramEnd"/>
       <w:r>
         <w:rPr>
           <w:rFonts w:ascii="BRH Devanagari" w:hAnsi="BRH Devanagari" w:cs="BRH Devanagari"/>
@@ -6936,7 +7002,6 @@
         </w:rPr>
         <w:t>zgÉ</w:t>
       </w:r>
-      <w:proofErr w:type="spellEnd"/>
       <w:r>
         <w:rPr>
           <w:rFonts w:ascii="BRH Devanagari" w:hAnsi="BRH Devanagari" w:cs="BRH Devanagari"/>
@@ -7297,6 +7362,7 @@
                 <w:sz w:val="28"/>
                 <w:szCs w:val="32"/>
               </w:rPr>
+              <w:lastRenderedPageBreak/>
               <w:t>NONE</w:t>
             </w:r>
           </w:p>

--- a/TS-Kramam/TS-3.2/TS 3.2 Sanskrit Krama Paatam Corrections.docx
+++ b/TS-Kramam/TS-3.2/TS 3.2 Sanskrit Krama Paatam Corrections.docx
@@ -1,6 +1,6 @@
 
 <file path=word/document.xml><?xml version="1.0" encoding="utf-8"?>
-<w:document xmlns:wpc="http://schemas.microsoft.com/office/word/2010/wordprocessingCanvas" xmlns:cx="http://schemas.microsoft.com/office/drawing/2014/chartex" xmlns:cx1="http://schemas.microsoft.com/office/drawing/2015/9/8/chartex" xmlns:cx2="http://schemas.microsoft.com/office/drawing/2015/10/21/chartex" xmlns:cx3="http://schemas.microsoft.com/office/drawing/2016/5/9/chartex" xmlns:cx4="http://schemas.microsoft.com/office/drawing/2016/5/10/chartex" xmlns:cx5="http://schemas.microsoft.com/office/drawing/2016/5/11/chartex" xmlns:cx6="http://schemas.microsoft.com/office/drawing/2016/5/12/chartex" xmlns:cx7="http://schemas.microsoft.com/office/drawing/2016/5/13/chartex" xmlns:cx8="http://schemas.microsoft.com/office/drawing/2016/5/14/chartex" xmlns:mc="http://schemas.openxmlformats.org/markup-compatibility/2006" xmlns:aink="http://schemas.microsoft.com/office/drawing/2016/ink" xmlns:am3d="http://schemas.microsoft.com/office/drawing/2017/model3d" xmlns:o="urn:schemas-microsoft-com:office:office" xmlns:oel="http://schemas.microsoft.com/office/2019/extlst" xmlns:r="http://schemas.openxmlformats.org/officeDocument/2006/relationships" xmlns:m="http://schemas.openxmlformats.org/officeDocument/2006/math" xmlns:v="urn:schemas-microsoft-com:vml" xmlns:wp14="http://schemas.microsoft.com/office/word/2010/wordprocessingDrawing" xmlns:wp="http://schemas.openxmlformats.org/drawingml/2006/wordprocessingDrawing" xmlns:w10="urn:schemas-microsoft-com:office:word" xmlns:w="http://schemas.openxmlformats.org/wordprocessingml/2006/main" xmlns:w14="http://schemas.microsoft.com/office/word/2010/wordml" xmlns:w15="http://schemas.microsoft.com/office/word/2012/wordml" xmlns:w16cex="http://schemas.microsoft.com/office/word/2018/wordml/cex" xmlns:w16cid="http://schemas.microsoft.com/office/word/2016/wordml/cid" xmlns:w16="http://schemas.microsoft.com/office/word/2018/wordml" xmlns:w16du="http://schemas.microsoft.com/office/word/2023/wordml/word16du" xmlns:w16sdtdh="http://schemas.microsoft.com/office/word/2020/wordml/sdtdatahash" xmlns:w16sdtfl="http://schemas.microsoft.com/office/word/2024/wordml/sdtformatlock" xmlns:w16se="http://schemas.microsoft.com/office/word/2015/wordml/symex" xmlns:wpg="http://schemas.microsoft.com/office/word/2010/wordprocessingGroup" xmlns:wpi="http://schemas.microsoft.com/office/word/2010/wordprocessingInk" xmlns:wne="http://schemas.microsoft.com/office/word/2006/wordml" xmlns:wps="http://schemas.microsoft.com/office/word/2010/wordprocessingShape" mc:Ignorable="w14 w15 w16se w16cid w16 w16cex w16sdtdh w16sdtfl w16du wp14">
+<w:document xmlns:wpc="http://schemas.microsoft.com/office/word/2010/wordprocessingCanvas" xmlns:cx="http://schemas.microsoft.com/office/drawing/2014/chartex" xmlns:cx1="http://schemas.microsoft.com/office/drawing/2015/9/8/chartex" xmlns:cx2="http://schemas.microsoft.com/office/drawing/2015/10/21/chartex" xmlns:cx3="http://schemas.microsoft.com/office/drawing/2016/5/9/chartex" xmlns:cx4="http://schemas.microsoft.com/office/drawing/2016/5/10/chartex" xmlns:cx5="http://schemas.microsoft.com/office/drawing/2016/5/11/chartex" xmlns:cx6="http://schemas.microsoft.com/office/drawing/2016/5/12/chartex" xmlns:cx7="http://schemas.microsoft.com/office/drawing/2016/5/13/chartex" xmlns:cx8="http://schemas.microsoft.com/office/drawing/2016/5/14/chartex" xmlns:mc="http://schemas.openxmlformats.org/markup-compatibility/2006" xmlns:aink="http://schemas.microsoft.com/office/drawing/2016/ink" xmlns:am3d="http://schemas.microsoft.com/office/drawing/2017/model3d" xmlns:o="urn:schemas-microsoft-com:office:office" xmlns:oel="http://schemas.microsoft.com/office/2019/extlst" xmlns:r="http://schemas.openxmlformats.org/officeDocument/2006/relationships" xmlns:m="http://schemas.openxmlformats.org/officeDocument/2006/math" xmlns:v="urn:schemas-microsoft-com:vml" xmlns:wp14="http://schemas.microsoft.com/office/word/2010/wordprocessingDrawing" xmlns:wp="http://schemas.openxmlformats.org/drawingml/2006/wordprocessingDrawing" xmlns:w10="urn:schemas-microsoft-com:office:word" xmlns:w="http://schemas.openxmlformats.org/wordprocessingml/2006/main" xmlns:w14="http://schemas.microsoft.com/office/word/2010/wordml" xmlns:w15="http://schemas.microsoft.com/office/word/2012/wordml" xmlns:w16cei="http://schemas.microsoft.com/office/word/2026/wordml/cei" xmlns:w16cex="http://schemas.microsoft.com/office/word/2018/wordml/cex" xmlns:w16cid="http://schemas.microsoft.com/office/word/2016/wordml/cid" xmlns:w16="http://schemas.microsoft.com/office/word/2018/wordml" xmlns:w16du="http://schemas.microsoft.com/office/word/2023/wordml/word16du" xmlns:w16sdtdh="http://schemas.microsoft.com/office/word/2020/wordml/sdtdatahash" xmlns:w16sdtfl="http://schemas.microsoft.com/office/word/2024/wordml/sdtformatlock" xmlns:w16se="http://schemas.microsoft.com/office/word/2015/wordml/symex" xmlns:wpg="http://schemas.microsoft.com/office/word/2010/wordprocessingGroup" xmlns:wpi="http://schemas.microsoft.com/office/word/2010/wordprocessingInk" xmlns:wne="http://schemas.microsoft.com/office/word/2006/wordml" xmlns:wps="http://schemas.microsoft.com/office/word/2010/wordprocessingShape" mc:Ignorable="w14 w15 w16se w16cid w16 w16cex w16sdtdh w16sdtfl w16du wp14">
   <w:body>
     <w:p>
       <w:pPr>
@@ -1250,6 +1250,437 @@
       </w:tr>
       <w:tr>
         <w:trPr>
+          <w:trHeight w:val="952"/>
+        </w:trPr>
+        <w:tc>
+          <w:tcPr>
+            <w:tcW w:w="3828" w:type="dxa"/>
+          </w:tcPr>
+          <w:p>
+            <w:pPr>
+              <w:widowControl w:val="0"/>
+              <w:tabs>
+                <w:tab w:val="left" w:pos="993"/>
+              </w:tabs>
+              <w:autoSpaceDE w:val="0"/>
+              <w:autoSpaceDN w:val="0"/>
+              <w:adjustRightInd w:val="0"/>
+              <w:spacing w:before="0" w:line="240" w:lineRule="auto"/>
+              <w:ind w:right="297"/>
+              <w:rPr>
+                <w:rFonts w:cs="Arial"/>
+                <w:b/>
+                <w:color w:val="000000"/>
+                <w:sz w:val="28"/>
+                <w:szCs w:val="32"/>
+                <w:lang w:val="en-IN"/>
+              </w:rPr>
+            </w:pPr>
+            <w:r>
+              <w:rPr>
+                <w:rFonts w:eastAsia="Times New Roman" w:cs="Arial"/>
+                <w:b/>
+                <w:bCs/>
+                <w:sz w:val="28"/>
+                <w:szCs w:val="28"/>
+                <w:lang w:val="en-IN" w:eastAsia="en-IN" w:bidi="ml-IN"/>
+              </w:rPr>
+              <w:t>TS 3.2.</w:t>
+            </w:r>
+            <w:r>
+              <w:rPr>
+                <w:rFonts w:eastAsia="Times New Roman" w:cs="Arial"/>
+                <w:b/>
+                <w:bCs/>
+                <w:sz w:val="28"/>
+                <w:szCs w:val="28"/>
+                <w:lang w:val="en-IN" w:eastAsia="en-IN" w:bidi="ml-IN"/>
+              </w:rPr>
+              <w:t>8.1</w:t>
+            </w:r>
+            <w:r>
+              <w:rPr>
+                <w:rFonts w:eastAsia="Times New Roman" w:cs="Arial"/>
+                <w:b/>
+                <w:bCs/>
+                <w:sz w:val="28"/>
+                <w:szCs w:val="28"/>
+                <w:lang w:val="en-IN" w:eastAsia="en-IN" w:bidi="ml-IN"/>
+              </w:rPr>
+              <w:t xml:space="preserve">- </w:t>
+            </w:r>
+            <w:r>
+              <w:rPr>
+                <w:rFonts w:cs="Arial"/>
+                <w:b/>
+                <w:color w:val="000000"/>
+                <w:sz w:val="28"/>
+                <w:szCs w:val="32"/>
+                <w:lang w:val="en-IN"/>
+              </w:rPr>
+              <w:t>Kramam</w:t>
+            </w:r>
+          </w:p>
+          <w:p>
+            <w:pPr>
+              <w:widowControl w:val="0"/>
+              <w:autoSpaceDE w:val="0"/>
+              <w:autoSpaceDN w:val="0"/>
+              <w:adjustRightInd w:val="0"/>
+              <w:spacing w:before="0" w:line="240" w:lineRule="auto"/>
+              <w:ind w:right="-320"/>
+              <w:jc w:val="both"/>
+              <w:rPr>
+                <w:rFonts w:eastAsia="Times New Roman" w:cs="Arial"/>
+                <w:b/>
+                <w:bCs/>
+                <w:sz w:val="28"/>
+                <w:szCs w:val="28"/>
+                <w:lang w:val="en-IN" w:eastAsia="en-IN" w:bidi="ml-IN"/>
+              </w:rPr>
+            </w:pPr>
+            <w:r>
+              <w:rPr>
+                <w:rFonts w:cs="Arial"/>
+                <w:b/>
+                <w:color w:val="000000"/>
+                <w:sz w:val="28"/>
+                <w:szCs w:val="32"/>
+                <w:lang w:val="en-IN"/>
+              </w:rPr>
+              <w:t>Krama Vaakyam No</w:t>
+            </w:r>
+            <w:r>
+              <w:rPr>
+                <w:rFonts w:eastAsia="Times New Roman" w:cs="Arial"/>
+                <w:b/>
+                <w:bCs/>
+                <w:sz w:val="28"/>
+                <w:szCs w:val="28"/>
+                <w:lang w:val="en-IN" w:eastAsia="en-IN" w:bidi="ml-IN"/>
+              </w:rPr>
+              <w:t>. 57</w:t>
+            </w:r>
+          </w:p>
+          <w:p>
+            <w:pPr>
+              <w:widowControl w:val="0"/>
+              <w:tabs>
+                <w:tab w:val="left" w:pos="993"/>
+              </w:tabs>
+              <w:autoSpaceDE w:val="0"/>
+              <w:autoSpaceDN w:val="0"/>
+              <w:adjustRightInd w:val="0"/>
+              <w:spacing w:before="0" w:line="240" w:lineRule="auto"/>
+              <w:ind w:right="297"/>
+              <w:rPr>
+                <w:rFonts w:cs="Arial"/>
+                <w:b/>
+                <w:color w:val="000000"/>
+                <w:sz w:val="28"/>
+                <w:szCs w:val="32"/>
+                <w:lang w:val="it-IT"/>
+              </w:rPr>
+            </w:pPr>
+            <w:r>
+              <w:rPr>
+                <w:rFonts w:eastAsia="Times New Roman" w:cs="Arial"/>
+                <w:b/>
+                <w:bCs/>
+                <w:sz w:val="28"/>
+                <w:szCs w:val="28"/>
+                <w:lang w:val="it-IT" w:eastAsia="en-IN" w:bidi="ml-IN"/>
+              </w:rPr>
+              <w:t xml:space="preserve">Panchaati No. </w:t>
+            </w:r>
+            <w:r>
+              <w:rPr>
+                <w:rFonts w:eastAsia="Times New Roman" w:cs="Arial"/>
+                <w:b/>
+                <w:bCs/>
+                <w:sz w:val="28"/>
+                <w:szCs w:val="28"/>
+                <w:lang w:val="it-IT" w:eastAsia="en-IN" w:bidi="ml-IN"/>
+              </w:rPr>
+              <w:t>29</w:t>
+            </w:r>
+          </w:p>
+        </w:tc>
+        <w:tc>
+          <w:tcPr>
+            <w:tcW w:w="5103" w:type="dxa"/>
+          </w:tcPr>
+          <w:p>
+            <w:pPr>
+              <w:widowControl w:val="0"/>
+              <w:autoSpaceDE w:val="0"/>
+              <w:autoSpaceDN w:val="0"/>
+              <w:adjustRightInd w:val="0"/>
+              <w:spacing w:before="0" w:line="240" w:lineRule="auto"/>
+              <w:rPr>
+                <w:rFonts w:ascii="BRH Malayalam Extra" w:hAnsi="BRH Malayalam Extra" w:cs="BRH Malayalam Extra"/>
+                <w:color w:val="000000"/>
+                <w:sz w:val="40"/>
+                <w:szCs w:val="40"/>
+                <w:lang w:val="it-IT"/>
+              </w:rPr>
+            </w:pPr>
+            <w:r>
+              <w:rPr>
+                <w:rFonts w:ascii="BRH Devanagari Extra" w:hAnsi="BRH Devanagari Extra" w:cs="BRH Devanagari Extra"/>
+                <w:color w:val="000000"/>
+                <w:sz w:val="40"/>
+                <w:szCs w:val="40"/>
+                <w:lang w:val="it-IT"/>
+              </w:rPr>
+              <w:t>lÉqÉþ xiÉ×</w:t>
+            </w:r>
+            <w:r>
+              <w:rPr>
+                <w:rFonts w:ascii="BRH Malayalam Extra" w:hAnsi="BRH Malayalam Extra" w:cs="BRH Devanagari Extra"/>
+                <w:b/>
+                <w:color w:val="000000"/>
+                <w:sz w:val="32"/>
+                <w:szCs w:val="40"/>
+                <w:lang w:val="it-IT"/>
+              </w:rPr>
+              <w:t>–</w:t>
+            </w:r>
+            <w:r>
+              <w:rPr>
+                <w:rFonts w:ascii="BRH Devanagari Extra" w:hAnsi="BRH Devanagari Extra" w:cs="BRH Devanagari Extra"/>
+                <w:color w:val="000000"/>
+                <w:sz w:val="40"/>
+                <w:szCs w:val="40"/>
+                <w:lang w:val="it-IT"/>
+              </w:rPr>
+              <w:t>qmÉliÉÉÿqÉç | iÉ×</w:t>
+            </w:r>
+            <w:r>
+              <w:rPr>
+                <w:rFonts w:ascii="BRH Malayalam Extra" w:hAnsi="BRH Malayalam Extra" w:cs="BRH Devanagari Extra"/>
+                <w:b/>
+                <w:color w:val="000000"/>
+                <w:sz w:val="32"/>
+                <w:szCs w:val="40"/>
+                <w:lang w:val="it-IT"/>
+              </w:rPr>
+              <w:t>–</w:t>
+            </w:r>
+            <w:r>
+              <w:rPr>
+                <w:rFonts w:ascii="BRH Devanagari Extra" w:hAnsi="BRH Devanagari Extra" w:cs="BRH Devanagari Extra"/>
+                <w:color w:val="000000"/>
+                <w:sz w:val="40"/>
+                <w:szCs w:val="40"/>
+                <w:lang w:val="it-IT"/>
+              </w:rPr>
+              <w:t>qmÉ</w:t>
+            </w:r>
+            <w:r>
+              <w:rPr>
+                <w:rFonts w:ascii="BRH Devanagari Extra" w:hAnsi="BRH Devanagari Extra" w:cs="BRH Devanagari Extra"/>
+                <w:color w:val="000000"/>
+                <w:sz w:val="40"/>
+                <w:szCs w:val="40"/>
+                <w:highlight w:val="yellow"/>
+                <w:lang w:val="it-IT"/>
+              </w:rPr>
+              <w:t>i</w:t>
+            </w:r>
+            <w:r>
+              <w:rPr>
+                <w:rFonts w:ascii="BRH Devanagari Extra" w:hAnsi="BRH Devanagari Extra" w:cs="BRH Devanagari Extra"/>
+                <w:color w:val="000000"/>
+                <w:sz w:val="40"/>
+                <w:szCs w:val="40"/>
+                <w:lang w:val="it-IT"/>
+              </w:rPr>
+              <w:t>ÉÉ</w:t>
+            </w:r>
+            <w:r>
+              <w:rPr>
+                <w:rFonts w:ascii="BRH Malayalam Extra" w:hAnsi="BRH Malayalam Extra" w:cs="BRH Devanagari Extra"/>
+                <w:b/>
+                <w:color w:val="000000"/>
+                <w:sz w:val="32"/>
+                <w:szCs w:val="40"/>
+                <w:lang w:val="it-IT"/>
+              </w:rPr>
+              <w:t>–</w:t>
+            </w:r>
+            <w:r>
+              <w:rPr>
+                <w:rFonts w:ascii="BRH Devanagari Extra" w:hAnsi="BRH Devanagari Extra" w:cs="BRH Devanagari Extra"/>
+                <w:color w:val="000000"/>
+                <w:sz w:val="36"/>
+                <w:szCs w:val="40"/>
+                <w:lang w:val="it-IT"/>
+              </w:rPr>
+              <w:t>óè</w:t>
+            </w:r>
+            <w:r>
+              <w:rPr>
+                <w:rFonts w:ascii="BRH Malayalam Extra" w:hAnsi="BRH Malayalam Extra" w:cs="BRH Devanagari Extra"/>
+                <w:b/>
+                <w:color w:val="000000"/>
+                <w:sz w:val="32"/>
+                <w:szCs w:val="40"/>
+                <w:lang w:val="it-IT"/>
+              </w:rPr>
+              <w:t>–</w:t>
+            </w:r>
+            <w:r>
+              <w:rPr>
+                <w:rFonts w:ascii="BRH Devanagari Extra" w:hAnsi="BRH Devanagari Extra" w:cs="BRH Devanagari Extra"/>
+                <w:color w:val="000000"/>
+                <w:sz w:val="40"/>
+                <w:szCs w:val="40"/>
+                <w:lang w:val="it-IT"/>
+              </w:rPr>
+              <w:t xml:space="preserve"> WûÉå§ÉÉÿÈ | </w:t>
+            </w:r>
+          </w:p>
+        </w:tc>
+        <w:tc>
+          <w:tcPr>
+            <w:tcW w:w="5386" w:type="dxa"/>
+          </w:tcPr>
+          <w:p>
+            <w:pPr>
+              <w:widowControl w:val="0"/>
+              <w:autoSpaceDE w:val="0"/>
+              <w:autoSpaceDN w:val="0"/>
+              <w:adjustRightInd w:val="0"/>
+              <w:spacing w:before="0" w:line="240" w:lineRule="auto"/>
+              <w:rPr>
+                <w:rFonts w:ascii="BRH Malayalam Extra" w:hAnsi="BRH Malayalam Extra" w:cs="BRH Malayalam Extra"/>
+                <w:color w:val="000000"/>
+                <w:sz w:val="40"/>
+                <w:szCs w:val="40"/>
+                <w:lang w:val="it-IT"/>
+              </w:rPr>
+            </w:pPr>
+            <w:r>
+              <w:rPr>
+                <w:rFonts w:ascii="BRH Devanagari Extra" w:hAnsi="BRH Devanagari Extra" w:cs="BRH Devanagari Extra"/>
+                <w:color w:val="000000"/>
+                <w:sz w:val="40"/>
+                <w:szCs w:val="40"/>
+                <w:lang w:val="it-IT"/>
+              </w:rPr>
+              <w:t>lÉqÉþ xiÉ×</w:t>
+            </w:r>
+            <w:r>
+              <w:rPr>
+                <w:rFonts w:ascii="BRH Malayalam Extra" w:hAnsi="BRH Malayalam Extra" w:cs="BRH Devanagari Extra"/>
+                <w:b/>
+                <w:color w:val="000000"/>
+                <w:sz w:val="32"/>
+                <w:szCs w:val="40"/>
+                <w:lang w:val="it-IT"/>
+              </w:rPr>
+              <w:t>–</w:t>
+            </w:r>
+            <w:r>
+              <w:rPr>
+                <w:rFonts w:ascii="BRH Devanagari Extra" w:hAnsi="BRH Devanagari Extra" w:cs="BRH Devanagari Extra"/>
+                <w:color w:val="000000"/>
+                <w:sz w:val="40"/>
+                <w:szCs w:val="40"/>
+                <w:lang w:val="it-IT"/>
+              </w:rPr>
+              <w:t>qmÉliÉÉÿqÉç | iÉ×</w:t>
+            </w:r>
+            <w:r>
+              <w:rPr>
+                <w:rFonts w:ascii="BRH Malayalam Extra" w:hAnsi="BRH Malayalam Extra" w:cs="BRH Devanagari Extra"/>
+                <w:b/>
+                <w:color w:val="000000"/>
+                <w:sz w:val="32"/>
+                <w:szCs w:val="40"/>
+                <w:lang w:val="it-IT"/>
+              </w:rPr>
+              <w:t>–</w:t>
+            </w:r>
+            <w:r>
+              <w:rPr>
+                <w:rFonts w:ascii="BRH Devanagari Extra" w:hAnsi="BRH Devanagari Extra" w:cs="BRH Devanagari Extra"/>
+                <w:color w:val="000000"/>
+                <w:sz w:val="40"/>
+                <w:szCs w:val="40"/>
+                <w:lang w:val="it-IT"/>
+              </w:rPr>
+              <w:t>qmÉ</w:t>
+            </w:r>
+            <w:r>
+              <w:rPr>
+                <w:rFonts w:ascii="BRH Devanagari Extra" w:hAnsi="BRH Devanagari Extra" w:cs="BRH Devanagari Extra"/>
+                <w:color w:val="000000"/>
+                <w:sz w:val="40"/>
+                <w:szCs w:val="40"/>
+                <w:highlight w:val="green"/>
+                <w:lang w:val="it-IT"/>
+              </w:rPr>
+              <w:t>li</w:t>
+            </w:r>
+            <w:r>
+              <w:rPr>
+                <w:rFonts w:ascii="BRH Devanagari Extra" w:hAnsi="BRH Devanagari Extra" w:cs="BRH Devanagari Extra"/>
+                <w:color w:val="000000"/>
+                <w:sz w:val="40"/>
+                <w:szCs w:val="40"/>
+                <w:lang w:val="it-IT"/>
+              </w:rPr>
+              <w:t>ÉÉ</w:t>
+            </w:r>
+            <w:r>
+              <w:rPr>
+                <w:rFonts w:ascii="BRH Malayalam Extra" w:hAnsi="BRH Malayalam Extra" w:cs="BRH Devanagari Extra"/>
+                <w:b/>
+                <w:color w:val="000000"/>
+                <w:sz w:val="32"/>
+                <w:szCs w:val="40"/>
+                <w:lang w:val="it-IT"/>
+              </w:rPr>
+              <w:t>–</w:t>
+            </w:r>
+            <w:r>
+              <w:rPr>
+                <w:rFonts w:ascii="BRH Devanagari Extra" w:hAnsi="BRH Devanagari Extra" w:cs="BRH Devanagari Extra"/>
+                <w:color w:val="000000"/>
+                <w:sz w:val="36"/>
+                <w:szCs w:val="40"/>
+                <w:lang w:val="it-IT"/>
+              </w:rPr>
+              <w:t>óè</w:t>
+            </w:r>
+            <w:r>
+              <w:rPr>
+                <w:rFonts w:ascii="BRH Malayalam Extra" w:hAnsi="BRH Malayalam Extra" w:cs="BRH Devanagari Extra"/>
+                <w:b/>
+                <w:color w:val="000000"/>
+                <w:sz w:val="32"/>
+                <w:szCs w:val="40"/>
+                <w:lang w:val="it-IT"/>
+              </w:rPr>
+              <w:t>–</w:t>
+            </w:r>
+            <w:r>
+              <w:rPr>
+                <w:rFonts w:ascii="BRH Devanagari Extra" w:hAnsi="BRH Devanagari Extra" w:cs="BRH Devanagari Extra"/>
+                <w:color w:val="000000"/>
+                <w:sz w:val="40"/>
+                <w:szCs w:val="40"/>
+                <w:lang w:val="it-IT"/>
+              </w:rPr>
+              <w:t xml:space="preserve"> WûÉå§ÉÉÿÈ |</w:t>
+            </w:r>
+          </w:p>
+        </w:tc>
+      </w:tr>
+      <w:tr>
+        <w:trPr>
           <w:trHeight w:val="1661"/>
         </w:trPr>
         <w:tc>
@@ -2162,6 +2593,7 @@
                 <w:sz w:val="28"/>
                 <w:szCs w:val="32"/>
               </w:rPr>
+              <w:lastRenderedPageBreak/>
               <w:t>T.S.3.2.9.7 – Kramam</w:t>
             </w:r>
           </w:p>
@@ -2499,7 +2931,6 @@
                 <w:sz w:val="28"/>
                 <w:szCs w:val="32"/>
               </w:rPr>
-              <w:lastRenderedPageBreak/>
               <w:t>T.S.</w:t>
             </w:r>
             <w:r>
@@ -3803,6 +4234,7 @@
           <w:szCs w:val="32"/>
           <w:u w:val="single"/>
         </w:rPr>
+        <w:lastRenderedPageBreak/>
         <w:t>=======</w:t>
       </w:r>
     </w:p>
@@ -3922,7 +4354,6 @@
           <w:b/>
           <w:bCs/>
         </w:rPr>
-        <w:lastRenderedPageBreak/>
         <w:t>(ignore those which are already incorporated in your book’s version and date)</w:t>
       </w:r>
     </w:p>
@@ -6093,6 +6524,7 @@
                 <w:sz w:val="28"/>
                 <w:szCs w:val="32"/>
               </w:rPr>
+              <w:lastRenderedPageBreak/>
               <w:t>T.S.</w:t>
             </w:r>
             <w:r>
@@ -6296,7 +6728,6 @@
                 <w:sz w:val="40"/>
                 <w:szCs w:val="40"/>
               </w:rPr>
-              <w:lastRenderedPageBreak/>
               <w:t>iÉxqÉÉþ</w:t>
             </w:r>
             <w:r>
@@ -6422,7 +6853,6 @@
                 <w:sz w:val="40"/>
                 <w:szCs w:val="40"/>
               </w:rPr>
-              <w:lastRenderedPageBreak/>
               <w:t>zÉ</w:t>
             </w:r>
             <w:r>
@@ -6478,7 +6908,6 @@
                 <w:sz w:val="40"/>
                 <w:szCs w:val="40"/>
               </w:rPr>
-              <w:lastRenderedPageBreak/>
               <w:t>iÉxqÉÉ</w:t>
             </w:r>
             <w:r>
@@ -6650,7 +7079,6 @@
                 <w:sz w:val="28"/>
                 <w:szCs w:val="32"/>
               </w:rPr>
-              <w:lastRenderedPageBreak/>
               <w:t>T.S.3.2.11.1 – Kramam</w:t>
             </w:r>
           </w:p>
@@ -7259,6 +7687,7 @@
                 <w:sz w:val="32"/>
                 <w:szCs w:val="32"/>
               </w:rPr>
+              <w:lastRenderedPageBreak/>
               <w:t>Section, Paragraph</w:t>
             </w:r>
           </w:p>
@@ -7362,7 +7791,6 @@
                 <w:sz w:val="28"/>
                 <w:szCs w:val="32"/>
               </w:rPr>
-              <w:lastRenderedPageBreak/>
               <w:t>NONE</w:t>
             </w:r>
           </w:p>
@@ -7466,7 +7894,7 @@
 </file>
 
 <file path=word/endnotes.xml><?xml version="1.0" encoding="utf-8"?>
-<w:endnotes xmlns:wpc="http://schemas.microsoft.com/office/word/2010/wordprocessingCanvas" xmlns:cx="http://schemas.microsoft.com/office/drawing/2014/chartex" xmlns:cx1="http://schemas.microsoft.com/office/drawing/2015/9/8/chartex" xmlns:cx2="http://schemas.microsoft.com/office/drawing/2015/10/21/chartex" xmlns:cx3="http://schemas.microsoft.com/office/drawing/2016/5/9/chartex" xmlns:cx4="http://schemas.microsoft.com/office/drawing/2016/5/10/chartex" xmlns:cx5="http://schemas.microsoft.com/office/drawing/2016/5/11/chartex" xmlns:cx6="http://schemas.microsoft.com/office/drawing/2016/5/12/chartex" xmlns:cx7="http://schemas.microsoft.com/office/drawing/2016/5/13/chartex" xmlns:cx8="http://schemas.microsoft.com/office/drawing/2016/5/14/chartex" xmlns:mc="http://schemas.openxmlformats.org/markup-compatibility/2006" xmlns:aink="http://schemas.microsoft.com/office/drawing/2016/ink" xmlns:am3d="http://schemas.microsoft.com/office/drawing/2017/model3d" xmlns:o="urn:schemas-microsoft-com:office:office" xmlns:oel="http://schemas.microsoft.com/office/2019/extlst" xmlns:r="http://schemas.openxmlformats.org/officeDocument/2006/relationships" xmlns:m="http://schemas.openxmlformats.org/officeDocument/2006/math" xmlns:v="urn:schemas-microsoft-com:vml" xmlns:wp14="http://schemas.microsoft.com/office/word/2010/wordprocessingDrawing" xmlns:wp="http://schemas.openxmlformats.org/drawingml/2006/wordprocessingDrawing" xmlns:w10="urn:schemas-microsoft-com:office:word" xmlns:w="http://schemas.openxmlformats.org/wordprocessingml/2006/main" xmlns:w14="http://schemas.microsoft.com/office/word/2010/wordml" xmlns:w15="http://schemas.microsoft.com/office/word/2012/wordml" xmlns:w16cex="http://schemas.microsoft.com/office/word/2018/wordml/cex" xmlns:w16cid="http://schemas.microsoft.com/office/word/2016/wordml/cid" xmlns:w16="http://schemas.microsoft.com/office/word/2018/wordml" xmlns:w16du="http://schemas.microsoft.com/office/word/2023/wordml/word16du" xmlns:w16sdtdh="http://schemas.microsoft.com/office/word/2020/wordml/sdtdatahash" xmlns:w16sdtfl="http://schemas.microsoft.com/office/word/2024/wordml/sdtformatlock" xmlns:w16se="http://schemas.microsoft.com/office/word/2015/wordml/symex" xmlns:wpg="http://schemas.microsoft.com/office/word/2010/wordprocessingGroup" xmlns:wpi="http://schemas.microsoft.com/office/word/2010/wordprocessingInk" xmlns:wne="http://schemas.microsoft.com/office/word/2006/wordml" xmlns:wps="http://schemas.microsoft.com/office/word/2010/wordprocessingShape" mc:Ignorable="w14 w15 w16se w16cid w16 w16cex w16sdtdh w16sdtfl w16du wp14">
+<w:endnotes xmlns:wpc="http://schemas.microsoft.com/office/word/2010/wordprocessingCanvas" xmlns:cx="http://schemas.microsoft.com/office/drawing/2014/chartex" xmlns:cx1="http://schemas.microsoft.com/office/drawing/2015/9/8/chartex" xmlns:cx2="http://schemas.microsoft.com/office/drawing/2015/10/21/chartex" xmlns:cx3="http://schemas.microsoft.com/office/drawing/2016/5/9/chartex" xmlns:cx4="http://schemas.microsoft.com/office/drawing/2016/5/10/chartex" xmlns:cx5="http://schemas.microsoft.com/office/drawing/2016/5/11/chartex" xmlns:cx6="http://schemas.microsoft.com/office/drawing/2016/5/12/chartex" xmlns:cx7="http://schemas.microsoft.com/office/drawing/2016/5/13/chartex" xmlns:cx8="http://schemas.microsoft.com/office/drawing/2016/5/14/chartex" xmlns:mc="http://schemas.openxmlformats.org/markup-compatibility/2006" xmlns:aink="http://schemas.microsoft.com/office/drawing/2016/ink" xmlns:am3d="http://schemas.microsoft.com/office/drawing/2017/model3d" xmlns:o="urn:schemas-microsoft-com:office:office" xmlns:oel="http://schemas.microsoft.com/office/2019/extlst" xmlns:r="http://schemas.openxmlformats.org/officeDocument/2006/relationships" xmlns:m="http://schemas.openxmlformats.org/officeDocument/2006/math" xmlns:v="urn:schemas-microsoft-com:vml" xmlns:wp14="http://schemas.microsoft.com/office/word/2010/wordprocessingDrawing" xmlns:wp="http://schemas.openxmlformats.org/drawingml/2006/wordprocessingDrawing" xmlns:w10="urn:schemas-microsoft-com:office:word" xmlns:w="http://schemas.openxmlformats.org/wordprocessingml/2006/main" xmlns:w14="http://schemas.microsoft.com/office/word/2010/wordml" xmlns:w15="http://schemas.microsoft.com/office/word/2012/wordml" xmlns:w16cei="http://schemas.microsoft.com/office/word/2026/wordml/cei" xmlns:w16cex="http://schemas.microsoft.com/office/word/2018/wordml/cex" xmlns:w16cid="http://schemas.microsoft.com/office/word/2016/wordml/cid" xmlns:w16="http://schemas.microsoft.com/office/word/2018/wordml" xmlns:w16du="http://schemas.microsoft.com/office/word/2023/wordml/word16du" xmlns:w16sdtdh="http://schemas.microsoft.com/office/word/2020/wordml/sdtdatahash" xmlns:w16sdtfl="http://schemas.microsoft.com/office/word/2024/wordml/sdtformatlock" xmlns:w16se="http://schemas.microsoft.com/office/word/2015/wordml/symex" xmlns:wpg="http://schemas.microsoft.com/office/word/2010/wordprocessingGroup" xmlns:wpi="http://schemas.microsoft.com/office/word/2010/wordprocessingInk" xmlns:wne="http://schemas.microsoft.com/office/word/2006/wordml" xmlns:wps="http://schemas.microsoft.com/office/word/2010/wordprocessingShape" mc:Ignorable="w14 w15 w16se w16cid w16 w16cex w16sdtdh w16sdtfl w16du wp14">
   <w:endnote w:type="separator" w:id="-1">
     <w:p>
       <w:pPr>
@@ -7491,7 +7919,7 @@
 </file>
 
 <file path=word/footer1.xml><?xml version="1.0" encoding="utf-8"?>
-<w:ftr xmlns:wpc="http://schemas.microsoft.com/office/word/2010/wordprocessingCanvas" xmlns:cx="http://schemas.microsoft.com/office/drawing/2014/chartex" xmlns:cx1="http://schemas.microsoft.com/office/drawing/2015/9/8/chartex" xmlns:cx2="http://schemas.microsoft.com/office/drawing/2015/10/21/chartex" xmlns:cx3="http://schemas.microsoft.com/office/drawing/2016/5/9/chartex" xmlns:cx4="http://schemas.microsoft.com/office/drawing/2016/5/10/chartex" xmlns:cx5="http://schemas.microsoft.com/office/drawing/2016/5/11/chartex" xmlns:cx6="http://schemas.microsoft.com/office/drawing/2016/5/12/chartex" xmlns:cx7="http://schemas.microsoft.com/office/drawing/2016/5/13/chartex" xmlns:cx8="http://schemas.microsoft.com/office/drawing/2016/5/14/chartex" xmlns:mc="http://schemas.openxmlformats.org/markup-compatibility/2006" xmlns:aink="http://schemas.microsoft.com/office/drawing/2016/ink" xmlns:am3d="http://schemas.microsoft.com/office/drawing/2017/model3d" xmlns:o="urn:schemas-microsoft-com:office:office" xmlns:oel="http://schemas.microsoft.com/office/2019/extlst" xmlns:r="http://schemas.openxmlformats.org/officeDocument/2006/relationships" xmlns:m="http://schemas.openxmlformats.org/officeDocument/2006/math" xmlns:v="urn:schemas-microsoft-com:vml" xmlns:wp14="http://schemas.microsoft.com/office/word/2010/wordprocessingDrawing" xmlns:wp="http://schemas.openxmlformats.org/drawingml/2006/wordprocessingDrawing" xmlns:w10="urn:schemas-microsoft-com:office:word" xmlns:w="http://schemas.openxmlformats.org/wordprocessingml/2006/main" xmlns:w14="http://schemas.microsoft.com/office/word/2010/wordml" xmlns:w15="http://schemas.microsoft.com/office/word/2012/wordml" xmlns:w16cex="http://schemas.microsoft.com/office/word/2018/wordml/cex" xmlns:w16cid="http://schemas.microsoft.com/office/word/2016/wordml/cid" xmlns:w16="http://schemas.microsoft.com/office/word/2018/wordml" xmlns:w16du="http://schemas.microsoft.com/office/word/2023/wordml/word16du" xmlns:w16sdtdh="http://schemas.microsoft.com/office/word/2020/wordml/sdtdatahash" xmlns:w16sdtfl="http://schemas.microsoft.com/office/word/2024/wordml/sdtformatlock" xmlns:w16se="http://schemas.microsoft.com/office/word/2015/wordml/symex" xmlns:wpg="http://schemas.microsoft.com/office/word/2010/wordprocessingGroup" xmlns:wpi="http://schemas.microsoft.com/office/word/2010/wordprocessingInk" xmlns:wne="http://schemas.microsoft.com/office/word/2006/wordml" xmlns:wps="http://schemas.microsoft.com/office/word/2010/wordprocessingShape" mc:Ignorable="w14 w15 w16se w16cid w16 w16cex w16sdtdh w16sdtfl w16du wp14">
+<w:ftr xmlns:wpc="http://schemas.microsoft.com/office/word/2010/wordprocessingCanvas" xmlns:cx="http://schemas.microsoft.com/office/drawing/2014/chartex" xmlns:cx1="http://schemas.microsoft.com/office/drawing/2015/9/8/chartex" xmlns:cx2="http://schemas.microsoft.com/office/drawing/2015/10/21/chartex" xmlns:cx3="http://schemas.microsoft.com/office/drawing/2016/5/9/chartex" xmlns:cx4="http://schemas.microsoft.com/office/drawing/2016/5/10/chartex" xmlns:cx5="http://schemas.microsoft.com/office/drawing/2016/5/11/chartex" xmlns:cx6="http://schemas.microsoft.com/office/drawing/2016/5/12/chartex" xmlns:cx7="http://schemas.microsoft.com/office/drawing/2016/5/13/chartex" xmlns:cx8="http://schemas.microsoft.com/office/drawing/2016/5/14/chartex" xmlns:mc="http://schemas.openxmlformats.org/markup-compatibility/2006" xmlns:aink="http://schemas.microsoft.com/office/drawing/2016/ink" xmlns:am3d="http://schemas.microsoft.com/office/drawing/2017/model3d" xmlns:o="urn:schemas-microsoft-com:office:office" xmlns:oel="http://schemas.microsoft.com/office/2019/extlst" xmlns:r="http://schemas.openxmlformats.org/officeDocument/2006/relationships" xmlns:m="http://schemas.openxmlformats.org/officeDocument/2006/math" xmlns:v="urn:schemas-microsoft-com:vml" xmlns:wp14="http://schemas.microsoft.com/office/word/2010/wordprocessingDrawing" xmlns:wp="http://schemas.openxmlformats.org/drawingml/2006/wordprocessingDrawing" xmlns:w10="urn:schemas-microsoft-com:office:word" xmlns:w="http://schemas.openxmlformats.org/wordprocessingml/2006/main" xmlns:w14="http://schemas.microsoft.com/office/word/2010/wordml" xmlns:w15="http://schemas.microsoft.com/office/word/2012/wordml" xmlns:w16cei="http://schemas.microsoft.com/office/word/2026/wordml/cei" xmlns:w16cex="http://schemas.microsoft.com/office/word/2018/wordml/cex" xmlns:w16cid="http://schemas.microsoft.com/office/word/2016/wordml/cid" xmlns:w16="http://schemas.microsoft.com/office/word/2018/wordml" xmlns:w16du="http://schemas.microsoft.com/office/word/2023/wordml/word16du" xmlns:w16sdtdh="http://schemas.microsoft.com/office/word/2020/wordml/sdtdatahash" xmlns:w16sdtfl="http://schemas.microsoft.com/office/word/2024/wordml/sdtformatlock" xmlns:w16se="http://schemas.microsoft.com/office/word/2015/wordml/symex" xmlns:wpg="http://schemas.microsoft.com/office/word/2010/wordprocessingGroup" xmlns:wpi="http://schemas.microsoft.com/office/word/2010/wordprocessingInk" xmlns:wne="http://schemas.microsoft.com/office/word/2006/wordml" xmlns:wps="http://schemas.microsoft.com/office/word/2010/wordprocessingShape" mc:Ignorable="w14 w15 w16se w16cid w16 w16cex w16sdtdh w16sdtfl w16du wp14">
   <w:p>
     <w:pPr>
       <w:pBdr>
@@ -7673,7 +8101,7 @@
 </file>
 
 <file path=word/footer2.xml><?xml version="1.0" encoding="utf-8"?>
-<w:ftr xmlns:wpc="http://schemas.microsoft.com/office/word/2010/wordprocessingCanvas" xmlns:cx="http://schemas.microsoft.com/office/drawing/2014/chartex" xmlns:cx1="http://schemas.microsoft.com/office/drawing/2015/9/8/chartex" xmlns:cx2="http://schemas.microsoft.com/office/drawing/2015/10/21/chartex" xmlns:cx3="http://schemas.microsoft.com/office/drawing/2016/5/9/chartex" xmlns:cx4="http://schemas.microsoft.com/office/drawing/2016/5/10/chartex" xmlns:cx5="http://schemas.microsoft.com/office/drawing/2016/5/11/chartex" xmlns:cx6="http://schemas.microsoft.com/office/drawing/2016/5/12/chartex" xmlns:cx7="http://schemas.microsoft.com/office/drawing/2016/5/13/chartex" xmlns:cx8="http://schemas.microsoft.com/office/drawing/2016/5/14/chartex" xmlns:mc="http://schemas.openxmlformats.org/markup-compatibility/2006" xmlns:aink="http://schemas.microsoft.com/office/drawing/2016/ink" xmlns:am3d="http://schemas.microsoft.com/office/drawing/2017/model3d" xmlns:o="urn:schemas-microsoft-com:office:office" xmlns:oel="http://schemas.microsoft.com/office/2019/extlst" xmlns:r="http://schemas.openxmlformats.org/officeDocument/2006/relationships" xmlns:m="http://schemas.openxmlformats.org/officeDocument/2006/math" xmlns:v="urn:schemas-microsoft-com:vml" xmlns:wp14="http://schemas.microsoft.com/office/word/2010/wordprocessingDrawing" xmlns:wp="http://schemas.openxmlformats.org/drawingml/2006/wordprocessingDrawing" xmlns:w10="urn:schemas-microsoft-com:office:word" xmlns:w="http://schemas.openxmlformats.org/wordprocessingml/2006/main" xmlns:w14="http://schemas.microsoft.com/office/word/2010/wordml" xmlns:w15="http://schemas.microsoft.com/office/word/2012/wordml" xmlns:w16cex="http://schemas.microsoft.com/office/word/2018/wordml/cex" xmlns:w16cid="http://schemas.microsoft.com/office/word/2016/wordml/cid" xmlns:w16="http://schemas.microsoft.com/office/word/2018/wordml" xmlns:w16du="http://schemas.microsoft.com/office/word/2023/wordml/word16du" xmlns:w16sdtdh="http://schemas.microsoft.com/office/word/2020/wordml/sdtdatahash" xmlns:w16sdtfl="http://schemas.microsoft.com/office/word/2024/wordml/sdtformatlock" xmlns:w16se="http://schemas.microsoft.com/office/word/2015/wordml/symex" xmlns:wpg="http://schemas.microsoft.com/office/word/2010/wordprocessingGroup" xmlns:wpi="http://schemas.microsoft.com/office/word/2010/wordprocessingInk" xmlns:wne="http://schemas.microsoft.com/office/word/2006/wordml" xmlns:wps="http://schemas.microsoft.com/office/word/2010/wordprocessingShape" mc:Ignorable="w14 w15 w16se w16cid w16 w16cex w16sdtdh w16sdtfl w16du wp14">
+<w:ftr xmlns:wpc="http://schemas.microsoft.com/office/word/2010/wordprocessingCanvas" xmlns:cx="http://schemas.microsoft.com/office/drawing/2014/chartex" xmlns:cx1="http://schemas.microsoft.com/office/drawing/2015/9/8/chartex" xmlns:cx2="http://schemas.microsoft.com/office/drawing/2015/10/21/chartex" xmlns:cx3="http://schemas.microsoft.com/office/drawing/2016/5/9/chartex" xmlns:cx4="http://schemas.microsoft.com/office/drawing/2016/5/10/chartex" xmlns:cx5="http://schemas.microsoft.com/office/drawing/2016/5/11/chartex" xmlns:cx6="http://schemas.microsoft.com/office/drawing/2016/5/12/chartex" xmlns:cx7="http://schemas.microsoft.com/office/drawing/2016/5/13/chartex" xmlns:cx8="http://schemas.microsoft.com/office/drawing/2016/5/14/chartex" xmlns:mc="http://schemas.openxmlformats.org/markup-compatibility/2006" xmlns:aink="http://schemas.microsoft.com/office/drawing/2016/ink" xmlns:am3d="http://schemas.microsoft.com/office/drawing/2017/model3d" xmlns:o="urn:schemas-microsoft-com:office:office" xmlns:oel="http://schemas.microsoft.com/office/2019/extlst" xmlns:r="http://schemas.openxmlformats.org/officeDocument/2006/relationships" xmlns:m="http://schemas.openxmlformats.org/officeDocument/2006/math" xmlns:v="urn:schemas-microsoft-com:vml" xmlns:wp14="http://schemas.microsoft.com/office/word/2010/wordprocessingDrawing" xmlns:wp="http://schemas.openxmlformats.org/drawingml/2006/wordprocessingDrawing" xmlns:w10="urn:schemas-microsoft-com:office:word" xmlns:w="http://schemas.openxmlformats.org/wordprocessingml/2006/main" xmlns:w14="http://schemas.microsoft.com/office/word/2010/wordml" xmlns:w15="http://schemas.microsoft.com/office/word/2012/wordml" xmlns:w16cei="http://schemas.microsoft.com/office/word/2026/wordml/cei" xmlns:w16cex="http://schemas.microsoft.com/office/word/2018/wordml/cex" xmlns:w16cid="http://schemas.microsoft.com/office/word/2016/wordml/cid" xmlns:w16="http://schemas.microsoft.com/office/word/2018/wordml" xmlns:w16du="http://schemas.microsoft.com/office/word/2023/wordml/word16du" xmlns:w16sdtdh="http://schemas.microsoft.com/office/word/2020/wordml/sdtdatahash" xmlns:w16sdtfl="http://schemas.microsoft.com/office/word/2024/wordml/sdtformatlock" xmlns:w16se="http://schemas.microsoft.com/office/word/2015/wordml/symex" xmlns:wpg="http://schemas.microsoft.com/office/word/2010/wordprocessingGroup" xmlns:wpi="http://schemas.microsoft.com/office/word/2010/wordprocessingInk" xmlns:wne="http://schemas.microsoft.com/office/word/2006/wordml" xmlns:wps="http://schemas.microsoft.com/office/word/2010/wordprocessingShape" mc:Ignorable="w14 w15 w16se w16cid w16 w16cex w16sdtdh w16sdtfl w16du wp14">
   <w:p>
     <w:pPr>
       <w:pBdr>
@@ -7876,7 +8304,7 @@
 </file>
 
 <file path=word/footnotes.xml><?xml version="1.0" encoding="utf-8"?>
-<w:footnotes xmlns:wpc="http://schemas.microsoft.com/office/word/2010/wordprocessingCanvas" xmlns:cx="http://schemas.microsoft.com/office/drawing/2014/chartex" xmlns:cx1="http://schemas.microsoft.com/office/drawing/2015/9/8/chartex" xmlns:cx2="http://schemas.microsoft.com/office/drawing/2015/10/21/chartex" xmlns:cx3="http://schemas.microsoft.com/office/drawing/2016/5/9/chartex" xmlns:cx4="http://schemas.microsoft.com/office/drawing/2016/5/10/chartex" xmlns:cx5="http://schemas.microsoft.com/office/drawing/2016/5/11/chartex" xmlns:cx6="http://schemas.microsoft.com/office/drawing/2016/5/12/chartex" xmlns:cx7="http://schemas.microsoft.com/office/drawing/2016/5/13/chartex" xmlns:cx8="http://schemas.microsoft.com/office/drawing/2016/5/14/chartex" xmlns:mc="http://schemas.openxmlformats.org/markup-compatibility/2006" xmlns:aink="http://schemas.microsoft.com/office/drawing/2016/ink" xmlns:am3d="http://schemas.microsoft.com/office/drawing/2017/model3d" xmlns:o="urn:schemas-microsoft-com:office:office" xmlns:oel="http://schemas.microsoft.com/office/2019/extlst" xmlns:r="http://schemas.openxmlformats.org/officeDocument/2006/relationships" xmlns:m="http://schemas.openxmlformats.org/officeDocument/2006/math" xmlns:v="urn:schemas-microsoft-com:vml" xmlns:wp14="http://schemas.microsoft.com/office/word/2010/wordprocessingDrawing" xmlns:wp="http://schemas.openxmlformats.org/drawingml/2006/wordprocessingDrawing" xmlns:w10="urn:schemas-microsoft-com:office:word" xmlns:w="http://schemas.openxmlformats.org/wordprocessingml/2006/main" xmlns:w14="http://schemas.microsoft.com/office/word/2010/wordml" xmlns:w15="http://schemas.microsoft.com/office/word/2012/wordml" xmlns:w16cex="http://schemas.microsoft.com/office/word/2018/wordml/cex" xmlns:w16cid="http://schemas.microsoft.com/office/word/2016/wordml/cid" xmlns:w16="http://schemas.microsoft.com/office/word/2018/wordml" xmlns:w16du="http://schemas.microsoft.com/office/word/2023/wordml/word16du" xmlns:w16sdtdh="http://schemas.microsoft.com/office/word/2020/wordml/sdtdatahash" xmlns:w16sdtfl="http://schemas.microsoft.com/office/word/2024/wordml/sdtformatlock" xmlns:w16se="http://schemas.microsoft.com/office/word/2015/wordml/symex" xmlns:wpg="http://schemas.microsoft.com/office/word/2010/wordprocessingGroup" xmlns:wpi="http://schemas.microsoft.com/office/word/2010/wordprocessingInk" xmlns:wne="http://schemas.microsoft.com/office/word/2006/wordml" xmlns:wps="http://schemas.microsoft.com/office/word/2010/wordprocessingShape" mc:Ignorable="w14 w15 w16se w16cid w16 w16cex w16sdtdh w16sdtfl w16du wp14">
+<w:footnotes xmlns:wpc="http://schemas.microsoft.com/office/word/2010/wordprocessingCanvas" xmlns:cx="http://schemas.microsoft.com/office/drawing/2014/chartex" xmlns:cx1="http://schemas.microsoft.com/office/drawing/2015/9/8/chartex" xmlns:cx2="http://schemas.microsoft.com/office/drawing/2015/10/21/chartex" xmlns:cx3="http://schemas.microsoft.com/office/drawing/2016/5/9/chartex" xmlns:cx4="http://schemas.microsoft.com/office/drawing/2016/5/10/chartex" xmlns:cx5="http://schemas.microsoft.com/office/drawing/2016/5/11/chartex" xmlns:cx6="http://schemas.microsoft.com/office/drawing/2016/5/12/chartex" xmlns:cx7="http://schemas.microsoft.com/office/drawing/2016/5/13/chartex" xmlns:cx8="http://schemas.microsoft.com/office/drawing/2016/5/14/chartex" xmlns:mc="http://schemas.openxmlformats.org/markup-compatibility/2006" xmlns:aink="http://schemas.microsoft.com/office/drawing/2016/ink" xmlns:am3d="http://schemas.microsoft.com/office/drawing/2017/model3d" xmlns:o="urn:schemas-microsoft-com:office:office" xmlns:oel="http://schemas.microsoft.com/office/2019/extlst" xmlns:r="http://schemas.openxmlformats.org/officeDocument/2006/relationships" xmlns:m="http://schemas.openxmlformats.org/officeDocument/2006/math" xmlns:v="urn:schemas-microsoft-com:vml" xmlns:wp14="http://schemas.microsoft.com/office/word/2010/wordprocessingDrawing" xmlns:wp="http://schemas.openxmlformats.org/drawingml/2006/wordprocessingDrawing" xmlns:w10="urn:schemas-microsoft-com:office:word" xmlns:w="http://schemas.openxmlformats.org/wordprocessingml/2006/main" xmlns:w14="http://schemas.microsoft.com/office/word/2010/wordml" xmlns:w15="http://schemas.microsoft.com/office/word/2012/wordml" xmlns:w16cei="http://schemas.microsoft.com/office/word/2026/wordml/cei" xmlns:w16cex="http://schemas.microsoft.com/office/word/2018/wordml/cex" xmlns:w16cid="http://schemas.microsoft.com/office/word/2016/wordml/cid" xmlns:w16="http://schemas.microsoft.com/office/word/2018/wordml" xmlns:w16du="http://schemas.microsoft.com/office/word/2023/wordml/word16du" xmlns:w16sdtdh="http://schemas.microsoft.com/office/word/2020/wordml/sdtdatahash" xmlns:w16sdtfl="http://schemas.microsoft.com/office/word/2024/wordml/sdtformatlock" xmlns:w16se="http://schemas.microsoft.com/office/word/2015/wordml/symex" xmlns:wpg="http://schemas.microsoft.com/office/word/2010/wordprocessingGroup" xmlns:wpi="http://schemas.microsoft.com/office/word/2010/wordprocessingInk" xmlns:wne="http://schemas.microsoft.com/office/word/2006/wordml" xmlns:wps="http://schemas.microsoft.com/office/word/2010/wordprocessingShape" mc:Ignorable="w14 w15 w16se w16cid w16 w16cex w16sdtdh w16sdtfl w16du wp14">
   <w:footnote w:type="separator" w:id="-1">
     <w:p>
       <w:pPr>
@@ -7901,7 +8329,7 @@
 </file>
 
 <file path=word/header1.xml><?xml version="1.0" encoding="utf-8"?>
-<w:hdr xmlns:wpc="http://schemas.microsoft.com/office/word/2010/wordprocessingCanvas" xmlns:cx="http://schemas.microsoft.com/office/drawing/2014/chartex" xmlns:cx1="http://schemas.microsoft.com/office/drawing/2015/9/8/chartex" xmlns:cx2="http://schemas.microsoft.com/office/drawing/2015/10/21/chartex" xmlns:cx3="http://schemas.microsoft.com/office/drawing/2016/5/9/chartex" xmlns:cx4="http://schemas.microsoft.com/office/drawing/2016/5/10/chartex" xmlns:cx5="http://schemas.microsoft.com/office/drawing/2016/5/11/chartex" xmlns:cx6="http://schemas.microsoft.com/office/drawing/2016/5/12/chartex" xmlns:cx7="http://schemas.microsoft.com/office/drawing/2016/5/13/chartex" xmlns:cx8="http://schemas.microsoft.com/office/drawing/2016/5/14/chartex" xmlns:mc="http://schemas.openxmlformats.org/markup-compatibility/2006" xmlns:aink="http://schemas.microsoft.com/office/drawing/2016/ink" xmlns:am3d="http://schemas.microsoft.com/office/drawing/2017/model3d" xmlns:o="urn:schemas-microsoft-com:office:office" xmlns:oel="http://schemas.microsoft.com/office/2019/extlst" xmlns:r="http://schemas.openxmlformats.org/officeDocument/2006/relationships" xmlns:m="http://schemas.openxmlformats.org/officeDocument/2006/math" xmlns:v="urn:schemas-microsoft-com:vml" xmlns:wp14="http://schemas.microsoft.com/office/word/2010/wordprocessingDrawing" xmlns:wp="http://schemas.openxmlformats.org/drawingml/2006/wordprocessingDrawing" xmlns:w10="urn:schemas-microsoft-com:office:word" xmlns:w="http://schemas.openxmlformats.org/wordprocessingml/2006/main" xmlns:w14="http://schemas.microsoft.com/office/word/2010/wordml" xmlns:w15="http://schemas.microsoft.com/office/word/2012/wordml" xmlns:w16cex="http://schemas.microsoft.com/office/word/2018/wordml/cex" xmlns:w16cid="http://schemas.microsoft.com/office/word/2016/wordml/cid" xmlns:w16="http://schemas.microsoft.com/office/word/2018/wordml" xmlns:w16du="http://schemas.microsoft.com/office/word/2023/wordml/word16du" xmlns:w16sdtdh="http://schemas.microsoft.com/office/word/2020/wordml/sdtdatahash" xmlns:w16sdtfl="http://schemas.microsoft.com/office/word/2024/wordml/sdtformatlock" xmlns:w16se="http://schemas.microsoft.com/office/word/2015/wordml/symex" xmlns:wpg="http://schemas.microsoft.com/office/word/2010/wordprocessingGroup" xmlns:wpi="http://schemas.microsoft.com/office/word/2010/wordprocessingInk" xmlns:wne="http://schemas.microsoft.com/office/word/2006/wordml" xmlns:wps="http://schemas.microsoft.com/office/word/2010/wordprocessingShape" mc:Ignorable="w14 w15 w16se w16cid w16 w16cex w16sdtdh w16sdtfl w16du wp14">
+<w:hdr xmlns:wpc="http://schemas.microsoft.com/office/word/2010/wordprocessingCanvas" xmlns:cx="http://schemas.microsoft.com/office/drawing/2014/chartex" xmlns:cx1="http://schemas.microsoft.com/office/drawing/2015/9/8/chartex" xmlns:cx2="http://schemas.microsoft.com/office/drawing/2015/10/21/chartex" xmlns:cx3="http://schemas.microsoft.com/office/drawing/2016/5/9/chartex" xmlns:cx4="http://schemas.microsoft.com/office/drawing/2016/5/10/chartex" xmlns:cx5="http://schemas.microsoft.com/office/drawing/2016/5/11/chartex" xmlns:cx6="http://schemas.microsoft.com/office/drawing/2016/5/12/chartex" xmlns:cx7="http://schemas.microsoft.com/office/drawing/2016/5/13/chartex" xmlns:cx8="http://schemas.microsoft.com/office/drawing/2016/5/14/chartex" xmlns:mc="http://schemas.openxmlformats.org/markup-compatibility/2006" xmlns:aink="http://schemas.microsoft.com/office/drawing/2016/ink" xmlns:am3d="http://schemas.microsoft.com/office/drawing/2017/model3d" xmlns:o="urn:schemas-microsoft-com:office:office" xmlns:oel="http://schemas.microsoft.com/office/2019/extlst" xmlns:r="http://schemas.openxmlformats.org/officeDocument/2006/relationships" xmlns:m="http://schemas.openxmlformats.org/officeDocument/2006/math" xmlns:v="urn:schemas-microsoft-com:vml" xmlns:wp14="http://schemas.microsoft.com/office/word/2010/wordprocessingDrawing" xmlns:wp="http://schemas.openxmlformats.org/drawingml/2006/wordprocessingDrawing" xmlns:w10="urn:schemas-microsoft-com:office:word" xmlns:w="http://schemas.openxmlformats.org/wordprocessingml/2006/main" xmlns:w14="http://schemas.microsoft.com/office/word/2010/wordml" xmlns:w15="http://schemas.microsoft.com/office/word/2012/wordml" xmlns:w16cei="http://schemas.microsoft.com/office/word/2026/wordml/cei" xmlns:w16cex="http://schemas.microsoft.com/office/word/2018/wordml/cex" xmlns:w16cid="http://schemas.microsoft.com/office/word/2016/wordml/cid" xmlns:w16="http://schemas.microsoft.com/office/word/2018/wordml" xmlns:w16du="http://schemas.microsoft.com/office/word/2023/wordml/word16du" xmlns:w16sdtdh="http://schemas.microsoft.com/office/word/2020/wordml/sdtdatahash" xmlns:w16sdtfl="http://schemas.microsoft.com/office/word/2024/wordml/sdtformatlock" xmlns:w16se="http://schemas.microsoft.com/office/word/2015/wordml/symex" xmlns:wpg="http://schemas.microsoft.com/office/word/2010/wordprocessingGroup" xmlns:wpi="http://schemas.microsoft.com/office/word/2010/wordprocessingInk" xmlns:wne="http://schemas.microsoft.com/office/word/2006/wordml" xmlns:wps="http://schemas.microsoft.com/office/word/2010/wordprocessingShape" mc:Ignorable="w14 w15 w16se w16cid w16 w16cex w16sdtdh w16sdtfl w16du wp14">
   <w:p>
     <w:pPr>
       <w:pStyle w:val="Header"/>
@@ -7914,7 +8342,7 @@
 </file>
 
 <file path=word/header2.xml><?xml version="1.0" encoding="utf-8"?>
-<w:hdr xmlns:wpc="http://schemas.microsoft.com/office/word/2010/wordprocessingCanvas" xmlns:cx="http://schemas.microsoft.com/office/drawing/2014/chartex" xmlns:cx1="http://schemas.microsoft.com/office/drawing/2015/9/8/chartex" xmlns:cx2="http://schemas.microsoft.com/office/drawing/2015/10/21/chartex" xmlns:cx3="http://schemas.microsoft.com/office/drawing/2016/5/9/chartex" xmlns:cx4="http://schemas.microsoft.com/office/drawing/2016/5/10/chartex" xmlns:cx5="http://schemas.microsoft.com/office/drawing/2016/5/11/chartex" xmlns:cx6="http://schemas.microsoft.com/office/drawing/2016/5/12/chartex" xmlns:cx7="http://schemas.microsoft.com/office/drawing/2016/5/13/chartex" xmlns:cx8="http://schemas.microsoft.com/office/drawing/2016/5/14/chartex" xmlns:mc="http://schemas.openxmlformats.org/markup-compatibility/2006" xmlns:aink="http://schemas.microsoft.com/office/drawing/2016/ink" xmlns:am3d="http://schemas.microsoft.com/office/drawing/2017/model3d" xmlns:o="urn:schemas-microsoft-com:office:office" xmlns:oel="http://schemas.microsoft.com/office/2019/extlst" xmlns:r="http://schemas.openxmlformats.org/officeDocument/2006/relationships" xmlns:m="http://schemas.openxmlformats.org/officeDocument/2006/math" xmlns:v="urn:schemas-microsoft-com:vml" xmlns:wp14="http://schemas.microsoft.com/office/word/2010/wordprocessingDrawing" xmlns:wp="http://schemas.openxmlformats.org/drawingml/2006/wordprocessingDrawing" xmlns:w10="urn:schemas-microsoft-com:office:word" xmlns:w="http://schemas.openxmlformats.org/wordprocessingml/2006/main" xmlns:w14="http://schemas.microsoft.com/office/word/2010/wordml" xmlns:w15="http://schemas.microsoft.com/office/word/2012/wordml" xmlns:w16cex="http://schemas.microsoft.com/office/word/2018/wordml/cex" xmlns:w16cid="http://schemas.microsoft.com/office/word/2016/wordml/cid" xmlns:w16="http://schemas.microsoft.com/office/word/2018/wordml" xmlns:w16du="http://schemas.microsoft.com/office/word/2023/wordml/word16du" xmlns:w16sdtdh="http://schemas.microsoft.com/office/word/2020/wordml/sdtdatahash" xmlns:w16sdtfl="http://schemas.microsoft.com/office/word/2024/wordml/sdtformatlock" xmlns:w16se="http://schemas.microsoft.com/office/word/2015/wordml/symex" xmlns:wpg="http://schemas.microsoft.com/office/word/2010/wordprocessingGroup" xmlns:wpi="http://schemas.microsoft.com/office/word/2010/wordprocessingInk" xmlns:wne="http://schemas.microsoft.com/office/word/2006/wordml" xmlns:wps="http://schemas.microsoft.com/office/word/2010/wordprocessingShape" mc:Ignorable="w14 w15 w16se w16cid w16 w16cex w16sdtdh w16sdtfl w16du wp14">
+<w:hdr xmlns:wpc="http://schemas.microsoft.com/office/word/2010/wordprocessingCanvas" xmlns:cx="http://schemas.microsoft.com/office/drawing/2014/chartex" xmlns:cx1="http://schemas.microsoft.com/office/drawing/2015/9/8/chartex" xmlns:cx2="http://schemas.microsoft.com/office/drawing/2015/10/21/chartex" xmlns:cx3="http://schemas.microsoft.com/office/drawing/2016/5/9/chartex" xmlns:cx4="http://schemas.microsoft.com/office/drawing/2016/5/10/chartex" xmlns:cx5="http://schemas.microsoft.com/office/drawing/2016/5/11/chartex" xmlns:cx6="http://schemas.microsoft.com/office/drawing/2016/5/12/chartex" xmlns:cx7="http://schemas.microsoft.com/office/drawing/2016/5/13/chartex" xmlns:cx8="http://schemas.microsoft.com/office/drawing/2016/5/14/chartex" xmlns:mc="http://schemas.openxmlformats.org/markup-compatibility/2006" xmlns:aink="http://schemas.microsoft.com/office/drawing/2016/ink" xmlns:am3d="http://schemas.microsoft.com/office/drawing/2017/model3d" xmlns:o="urn:schemas-microsoft-com:office:office" xmlns:oel="http://schemas.microsoft.com/office/2019/extlst" xmlns:r="http://schemas.openxmlformats.org/officeDocument/2006/relationships" xmlns:m="http://schemas.openxmlformats.org/officeDocument/2006/math" xmlns:v="urn:schemas-microsoft-com:vml" xmlns:wp14="http://schemas.microsoft.com/office/word/2010/wordprocessingDrawing" xmlns:wp="http://schemas.openxmlformats.org/drawingml/2006/wordprocessingDrawing" xmlns:w10="urn:schemas-microsoft-com:office:word" xmlns:w="http://schemas.openxmlformats.org/wordprocessingml/2006/main" xmlns:w14="http://schemas.microsoft.com/office/word/2010/wordml" xmlns:w15="http://schemas.microsoft.com/office/word/2012/wordml" xmlns:w16cei="http://schemas.microsoft.com/office/word/2026/wordml/cei" xmlns:w16cex="http://schemas.microsoft.com/office/word/2018/wordml/cex" xmlns:w16cid="http://schemas.microsoft.com/office/word/2016/wordml/cid" xmlns:w16="http://schemas.microsoft.com/office/word/2018/wordml" xmlns:w16du="http://schemas.microsoft.com/office/word/2023/wordml/word16du" xmlns:w16sdtdh="http://schemas.microsoft.com/office/word/2020/wordml/sdtdatahash" xmlns:w16sdtfl="http://schemas.microsoft.com/office/word/2024/wordml/sdtformatlock" xmlns:w16se="http://schemas.microsoft.com/office/word/2015/wordml/symex" xmlns:wpg="http://schemas.microsoft.com/office/word/2010/wordprocessingGroup" xmlns:wpi="http://schemas.microsoft.com/office/word/2010/wordprocessingInk" xmlns:wne="http://schemas.microsoft.com/office/word/2006/wordml" xmlns:wps="http://schemas.microsoft.com/office/word/2010/wordprocessingShape" mc:Ignorable="w14 w15 w16se w16cid w16 w16cex w16sdtdh w16sdtfl w16du wp14">
   <w:p>
     <w:pPr>
       <w:pStyle w:val="Header"/>

--- a/TS-Kramam/TS-3.2/TS 3.2 Sanskrit Krama Paatam Corrections.docx
+++ b/TS-Kramam/TS-3.2/TS 3.2 Sanskrit Krama Paatam Corrections.docx
@@ -1,6 +1,6 @@
 
 <file path=word/document.xml><?xml version="1.0" encoding="utf-8"?>
-<w:document xmlns:wpc="http://schemas.microsoft.com/office/word/2010/wordprocessingCanvas" xmlns:cx="http://schemas.microsoft.com/office/drawing/2014/chartex" xmlns:cx1="http://schemas.microsoft.com/office/drawing/2015/9/8/chartex" xmlns:cx2="http://schemas.microsoft.com/office/drawing/2015/10/21/chartex" xmlns:cx3="http://schemas.microsoft.com/office/drawing/2016/5/9/chartex" xmlns:cx4="http://schemas.microsoft.com/office/drawing/2016/5/10/chartex" xmlns:cx5="http://schemas.microsoft.com/office/drawing/2016/5/11/chartex" xmlns:cx6="http://schemas.microsoft.com/office/drawing/2016/5/12/chartex" xmlns:cx7="http://schemas.microsoft.com/office/drawing/2016/5/13/chartex" xmlns:cx8="http://schemas.microsoft.com/office/drawing/2016/5/14/chartex" xmlns:mc="http://schemas.openxmlformats.org/markup-compatibility/2006" xmlns:aink="http://schemas.microsoft.com/office/drawing/2016/ink" xmlns:am3d="http://schemas.microsoft.com/office/drawing/2017/model3d" xmlns:o="urn:schemas-microsoft-com:office:office" xmlns:oel="http://schemas.microsoft.com/office/2019/extlst" xmlns:r="http://schemas.openxmlformats.org/officeDocument/2006/relationships" xmlns:m="http://schemas.openxmlformats.org/officeDocument/2006/math" xmlns:v="urn:schemas-microsoft-com:vml" xmlns:wp14="http://schemas.microsoft.com/office/word/2010/wordprocessingDrawing" xmlns:wp="http://schemas.openxmlformats.org/drawingml/2006/wordprocessingDrawing" xmlns:w10="urn:schemas-microsoft-com:office:word" xmlns:w="http://schemas.openxmlformats.org/wordprocessingml/2006/main" xmlns:w14="http://schemas.microsoft.com/office/word/2010/wordml" xmlns:w15="http://schemas.microsoft.com/office/word/2012/wordml" xmlns:w16cei="http://schemas.microsoft.com/office/word/2026/wordml/cei" xmlns:w16cex="http://schemas.microsoft.com/office/word/2018/wordml/cex" xmlns:w16cid="http://schemas.microsoft.com/office/word/2016/wordml/cid" xmlns:w16="http://schemas.microsoft.com/office/word/2018/wordml" xmlns:w16du="http://schemas.microsoft.com/office/word/2023/wordml/word16du" xmlns:w16sdtdh="http://schemas.microsoft.com/office/word/2020/wordml/sdtdatahash" xmlns:w16sdtfl="http://schemas.microsoft.com/office/word/2024/wordml/sdtformatlock" xmlns:w16se="http://schemas.microsoft.com/office/word/2015/wordml/symex" xmlns:wpg="http://schemas.microsoft.com/office/word/2010/wordprocessingGroup" xmlns:wpi="http://schemas.microsoft.com/office/word/2010/wordprocessingInk" xmlns:wne="http://schemas.microsoft.com/office/word/2006/wordml" xmlns:wps="http://schemas.microsoft.com/office/word/2010/wordprocessingShape" mc:Ignorable="w14 w15 w16se w16cid w16 w16cex w16sdtdh w16sdtfl w16du wp14">
+<w:document xmlns:wpc="http://schemas.microsoft.com/office/word/2010/wordprocessingCanvas" xmlns:cx="http://schemas.microsoft.com/office/drawing/2014/chartex" xmlns:cx1="http://schemas.microsoft.com/office/drawing/2015/9/8/chartex" xmlns:cx2="http://schemas.microsoft.com/office/drawing/2015/10/21/chartex" xmlns:cx3="http://schemas.microsoft.com/office/drawing/2016/5/9/chartex" xmlns:cx4="http://schemas.microsoft.com/office/drawing/2016/5/10/chartex" xmlns:cx5="http://schemas.microsoft.com/office/drawing/2016/5/11/chartex" xmlns:cx6="http://schemas.microsoft.com/office/drawing/2016/5/12/chartex" xmlns:cx7="http://schemas.microsoft.com/office/drawing/2016/5/13/chartex" xmlns:cx8="http://schemas.microsoft.com/office/drawing/2016/5/14/chartex" xmlns:mc="http://schemas.openxmlformats.org/markup-compatibility/2006" xmlns:aink="http://schemas.microsoft.com/office/drawing/2016/ink" xmlns:am3d="http://schemas.microsoft.com/office/drawing/2017/model3d" xmlns:o="urn:schemas-microsoft-com:office:office" xmlns:oel="http://schemas.microsoft.com/office/2019/extlst" xmlns:r="http://schemas.openxmlformats.org/officeDocument/2006/relationships" xmlns:m="http://schemas.openxmlformats.org/officeDocument/2006/math" xmlns:v="urn:schemas-microsoft-com:vml" xmlns:wp14="http://schemas.microsoft.com/office/word/2010/wordprocessingDrawing" xmlns:wp="http://schemas.openxmlformats.org/drawingml/2006/wordprocessingDrawing" xmlns:w10="urn:schemas-microsoft-com:office:word" xmlns:w="http://schemas.openxmlformats.org/wordprocessingml/2006/main" xmlns:w14="http://schemas.microsoft.com/office/word/2010/wordml" xmlns:w15="http://schemas.microsoft.com/office/word/2012/wordml" xmlns:w16cex="http://schemas.microsoft.com/office/word/2018/wordml/cex" xmlns:w16cid="http://schemas.microsoft.com/office/word/2016/wordml/cid" xmlns:w16="http://schemas.microsoft.com/office/word/2018/wordml" xmlns:w16du="http://schemas.microsoft.com/office/word/2023/wordml/word16du" xmlns:w16sdtdh="http://schemas.microsoft.com/office/word/2020/wordml/sdtdatahash" xmlns:w16sdtfl="http://schemas.microsoft.com/office/word/2024/wordml/sdtformatlock" xmlns:w16se="http://schemas.microsoft.com/office/word/2015/wordml/symex" xmlns:wpg="http://schemas.microsoft.com/office/word/2010/wordprocessingGroup" xmlns:wpi="http://schemas.microsoft.com/office/word/2010/wordprocessingInk" xmlns:wne="http://schemas.microsoft.com/office/word/2006/wordml" xmlns:wps="http://schemas.microsoft.com/office/word/2010/wordprocessingShape" mc:Ignorable="w14 w15 w16se w16cid w16 w16cex w16sdtdh w16sdtfl w16du wp14">
   <w:body>
     <w:p>
       <w:pPr>
@@ -69,10 +69,9 @@
           <w:bCs/>
           <w:sz w:val="32"/>
           <w:szCs w:val="32"/>
-          <w:highlight w:val="red"/>
           <w:u w:val="single"/>
         </w:rPr>
-        <w:t>?????</w:t>
+        <w:t>31st August 2026</w:t>
       </w:r>
     </w:p>
     <w:p>
@@ -2898,7 +2897,7 @@
       </w:tr>
       <w:tr>
         <w:trPr>
-          <w:trHeight w:val="1408"/>
+          <w:trHeight w:val="1834"/>
         </w:trPr>
         <w:tc>
           <w:tcPr>
@@ -3342,79 +3341,6 @@
               </w:rPr>
               <w:t>mÉÉÈ |</w:t>
             </w:r>
-          </w:p>
-        </w:tc>
-      </w:tr>
-      <w:tr>
-        <w:trPr>
-          <w:trHeight w:val="1661"/>
-        </w:trPr>
-        <w:tc>
-          <w:tcPr>
-            <w:tcW w:w="3828" w:type="dxa"/>
-          </w:tcPr>
-          <w:p>
-            <w:pPr>
-              <w:widowControl w:val="0"/>
-              <w:tabs>
-                <w:tab w:val="left" w:pos="993"/>
-              </w:tabs>
-              <w:autoSpaceDE w:val="0"/>
-              <w:autoSpaceDN w:val="0"/>
-              <w:adjustRightInd w:val="0"/>
-              <w:spacing w:before="0" w:line="240" w:lineRule="auto"/>
-              <w:ind w:right="297"/>
-              <w:rPr>
-                <w:rFonts w:cs="Arial"/>
-                <w:b/>
-                <w:color w:val="000000"/>
-                <w:sz w:val="28"/>
-                <w:szCs w:val="32"/>
-                <w:lang w:val="it-IT"/>
-              </w:rPr>
-            </w:pPr>
-          </w:p>
-        </w:tc>
-        <w:tc>
-          <w:tcPr>
-            <w:tcW w:w="5103" w:type="dxa"/>
-          </w:tcPr>
-          <w:p>
-            <w:pPr>
-              <w:widowControl w:val="0"/>
-              <w:autoSpaceDE w:val="0"/>
-              <w:autoSpaceDN w:val="0"/>
-              <w:adjustRightInd w:val="0"/>
-              <w:spacing w:before="0" w:line="240" w:lineRule="auto"/>
-              <w:rPr>
-                <w:rFonts w:ascii="BRH Devanagari Extra" w:hAnsi="BRH Devanagari Extra" w:cs="BRH Devanagari Extra"/>
-                <w:color w:val="000000"/>
-                <w:sz w:val="40"/>
-                <w:szCs w:val="40"/>
-                <w:lang w:val="it-IT"/>
-              </w:rPr>
-            </w:pPr>
-          </w:p>
-        </w:tc>
-        <w:tc>
-          <w:tcPr>
-            <w:tcW w:w="5386" w:type="dxa"/>
-          </w:tcPr>
-          <w:p>
-            <w:pPr>
-              <w:widowControl w:val="0"/>
-              <w:autoSpaceDE w:val="0"/>
-              <w:autoSpaceDN w:val="0"/>
-              <w:adjustRightInd w:val="0"/>
-              <w:spacing w:before="0" w:line="240" w:lineRule="auto"/>
-              <w:rPr>
-                <w:rFonts w:ascii="BRH Devanagari Extra" w:hAnsi="BRH Devanagari Extra" w:cs="BRH Devanagari Extra"/>
-                <w:color w:val="000000"/>
-                <w:sz w:val="40"/>
-                <w:szCs w:val="40"/>
-                <w:lang w:val="it-IT"/>
-              </w:rPr>
-            </w:pPr>
           </w:p>
         </w:tc>
       </w:tr>
@@ -3431,10 +3357,7 @@
           <w:lang w:val="it-IT"/>
         </w:rPr>
       </w:pPr>
-    </w:p>
-    <w:p>
-      <w:pPr>
-        <w:jc w:val="center"/>
+      <w:r>
         <w:rPr>
           <w:b/>
           <w:bCs/>
@@ -3443,20 +3366,8 @@
           <w:u w:val="single"/>
           <w:lang w:val="it-IT"/>
         </w:rPr>
-      </w:pPr>
-    </w:p>
-    <w:p>
-      <w:pPr>
-        <w:jc w:val="center"/>
-        <w:rPr>
-          <w:b/>
-          <w:bCs/>
-          <w:sz w:val="32"/>
-          <w:szCs w:val="32"/>
-          <w:u w:val="single"/>
-          <w:lang w:val="it-IT"/>
-        </w:rPr>
-      </w:pPr>
+        <w:t>====================</w:t>
+      </w:r>
     </w:p>
     <w:p>
       <w:pPr>
@@ -4234,9 +4145,44 @@
           <w:szCs w:val="32"/>
           <w:u w:val="single"/>
         </w:rPr>
-        <w:lastRenderedPageBreak/>
         <w:t>=======</w:t>
       </w:r>
+    </w:p>
+    <w:p>
+      <w:pPr>
+        <w:jc w:val="center"/>
+        <w:rPr>
+          <w:b/>
+          <w:bCs/>
+          <w:sz w:val="32"/>
+          <w:szCs w:val="32"/>
+          <w:u w:val="single"/>
+        </w:rPr>
+      </w:pPr>
+    </w:p>
+    <w:p>
+      <w:pPr>
+        <w:jc w:val="center"/>
+        <w:rPr>
+          <w:b/>
+          <w:bCs/>
+          <w:sz w:val="32"/>
+          <w:szCs w:val="32"/>
+          <w:u w:val="single"/>
+        </w:rPr>
+      </w:pPr>
+    </w:p>
+    <w:p>
+      <w:pPr>
+        <w:jc w:val="center"/>
+        <w:rPr>
+          <w:b/>
+          <w:bCs/>
+          <w:sz w:val="32"/>
+          <w:szCs w:val="32"/>
+          <w:u w:val="single"/>
+        </w:rPr>
+      </w:pPr>
     </w:p>
     <w:p>
       <w:pPr>
@@ -4257,6 +4203,7 @@
           <w:szCs w:val="32"/>
           <w:u w:val="single"/>
         </w:rPr>
+        <w:lastRenderedPageBreak/>
         <w:t xml:space="preserve">TS </w:t>
       </w:r>
       <w:r>
@@ -6524,7 +6471,6 @@
                 <w:sz w:val="28"/>
                 <w:szCs w:val="32"/>
               </w:rPr>
-              <w:lastRenderedPageBreak/>
               <w:t>T.S.</w:t>
             </w:r>
             <w:r>
@@ -6615,6 +6561,7 @@
                 <w:sz w:val="28"/>
                 <w:szCs w:val="32"/>
               </w:rPr>
+              <w:lastRenderedPageBreak/>
               <w:t>Panchaati No</w:t>
             </w:r>
             <w:r>
@@ -6673,6 +6620,7 @@
                 <w:sz w:val="40"/>
                 <w:szCs w:val="40"/>
               </w:rPr>
+              <w:lastRenderedPageBreak/>
               <w:t>zÉ</w:t>
             </w:r>
             <w:r>
@@ -6728,6 +6676,7 @@
                 <w:sz w:val="40"/>
                 <w:szCs w:val="40"/>
               </w:rPr>
+              <w:lastRenderedPageBreak/>
               <w:t>iÉxqÉÉþ</w:t>
             </w:r>
             <w:r>
@@ -6853,6 +6802,7 @@
                 <w:sz w:val="40"/>
                 <w:szCs w:val="40"/>
               </w:rPr>
+              <w:lastRenderedPageBreak/>
               <w:t>zÉ</w:t>
             </w:r>
             <w:r>
@@ -6908,6 +6858,7 @@
                 <w:sz w:val="40"/>
                 <w:szCs w:val="40"/>
               </w:rPr>
+              <w:lastRenderedPageBreak/>
               <w:t>iÉxqÉÉ</w:t>
             </w:r>
             <w:r>
@@ -7079,6 +7030,7 @@
                 <w:sz w:val="28"/>
                 <w:szCs w:val="32"/>
               </w:rPr>
+              <w:lastRenderedPageBreak/>
               <w:t>T.S.3.2.11.1 – Kramam</w:t>
             </w:r>
           </w:p>
@@ -7471,66 +7423,6 @@
         </w:rPr>
         <w:t>=========================</w:t>
       </w:r>
-    </w:p>
-    <w:p>
-      <w:pPr>
-        <w:jc w:val="center"/>
-        <w:rPr>
-          <w:b/>
-          <w:bCs/>
-          <w:sz w:val="28"/>
-          <w:szCs w:val="32"/>
-          <w:u w:val="single"/>
-        </w:rPr>
-      </w:pPr>
-    </w:p>
-    <w:p>
-      <w:pPr>
-        <w:jc w:val="center"/>
-        <w:rPr>
-          <w:b/>
-          <w:bCs/>
-          <w:sz w:val="28"/>
-          <w:szCs w:val="32"/>
-          <w:u w:val="single"/>
-        </w:rPr>
-      </w:pPr>
-    </w:p>
-    <w:p>
-      <w:pPr>
-        <w:jc w:val="center"/>
-        <w:rPr>
-          <w:b/>
-          <w:bCs/>
-          <w:sz w:val="28"/>
-          <w:szCs w:val="32"/>
-          <w:u w:val="single"/>
-        </w:rPr>
-      </w:pPr>
-    </w:p>
-    <w:p>
-      <w:pPr>
-        <w:jc w:val="center"/>
-        <w:rPr>
-          <w:b/>
-          <w:bCs/>
-          <w:sz w:val="28"/>
-          <w:szCs w:val="32"/>
-          <w:u w:val="single"/>
-        </w:rPr>
-      </w:pPr>
-    </w:p>
-    <w:p>
-      <w:pPr>
-        <w:jc w:val="center"/>
-        <w:rPr>
-          <w:b/>
-          <w:bCs/>
-          <w:sz w:val="28"/>
-          <w:szCs w:val="32"/>
-          <w:u w:val="single"/>
-        </w:rPr>
-      </w:pPr>
     </w:p>
     <w:p>
       <w:pPr>
@@ -7687,7 +7579,6 @@
                 <w:sz w:val="32"/>
                 <w:szCs w:val="32"/>
               </w:rPr>
-              <w:lastRenderedPageBreak/>
               <w:t>Section, Paragraph</w:t>
             </w:r>
           </w:p>
@@ -7894,7 +7785,7 @@
 </file>
 
 <file path=word/endnotes.xml><?xml version="1.0" encoding="utf-8"?>
-<w:endnotes xmlns:wpc="http://schemas.microsoft.com/office/word/2010/wordprocessingCanvas" xmlns:cx="http://schemas.microsoft.com/office/drawing/2014/chartex" xmlns:cx1="http://schemas.microsoft.com/office/drawing/2015/9/8/chartex" xmlns:cx2="http://schemas.microsoft.com/office/drawing/2015/10/21/chartex" xmlns:cx3="http://schemas.microsoft.com/office/drawing/2016/5/9/chartex" xmlns:cx4="http://schemas.microsoft.com/office/drawing/2016/5/10/chartex" xmlns:cx5="http://schemas.microsoft.com/office/drawing/2016/5/11/chartex" xmlns:cx6="http://schemas.microsoft.com/office/drawing/2016/5/12/chartex" xmlns:cx7="http://schemas.microsoft.com/office/drawing/2016/5/13/chartex" xmlns:cx8="http://schemas.microsoft.com/office/drawing/2016/5/14/chartex" xmlns:mc="http://schemas.openxmlformats.org/markup-compatibility/2006" xmlns:aink="http://schemas.microsoft.com/office/drawing/2016/ink" xmlns:am3d="http://schemas.microsoft.com/office/drawing/2017/model3d" xmlns:o="urn:schemas-microsoft-com:office:office" xmlns:oel="http://schemas.microsoft.com/office/2019/extlst" xmlns:r="http://schemas.openxmlformats.org/officeDocument/2006/relationships" xmlns:m="http://schemas.openxmlformats.org/officeDocument/2006/math" xmlns:v="urn:schemas-microsoft-com:vml" xmlns:wp14="http://schemas.microsoft.com/office/word/2010/wordprocessingDrawing" xmlns:wp="http://schemas.openxmlformats.org/drawingml/2006/wordprocessingDrawing" xmlns:w10="urn:schemas-microsoft-com:office:word" xmlns:w="http://schemas.openxmlformats.org/wordprocessingml/2006/main" xmlns:w14="http://schemas.microsoft.com/office/word/2010/wordml" xmlns:w15="http://schemas.microsoft.com/office/word/2012/wordml" xmlns:w16cei="http://schemas.microsoft.com/office/word/2026/wordml/cei" xmlns:w16cex="http://schemas.microsoft.com/office/word/2018/wordml/cex" xmlns:w16cid="http://schemas.microsoft.com/office/word/2016/wordml/cid" xmlns:w16="http://schemas.microsoft.com/office/word/2018/wordml" xmlns:w16du="http://schemas.microsoft.com/office/word/2023/wordml/word16du" xmlns:w16sdtdh="http://schemas.microsoft.com/office/word/2020/wordml/sdtdatahash" xmlns:w16sdtfl="http://schemas.microsoft.com/office/word/2024/wordml/sdtformatlock" xmlns:w16se="http://schemas.microsoft.com/office/word/2015/wordml/symex" xmlns:wpg="http://schemas.microsoft.com/office/word/2010/wordprocessingGroup" xmlns:wpi="http://schemas.microsoft.com/office/word/2010/wordprocessingInk" xmlns:wne="http://schemas.microsoft.com/office/word/2006/wordml" xmlns:wps="http://schemas.microsoft.com/office/word/2010/wordprocessingShape" mc:Ignorable="w14 w15 w16se w16cid w16 w16cex w16sdtdh w16sdtfl w16du wp14">
+<w:endnotes xmlns:wpc="http://schemas.microsoft.com/office/word/2010/wordprocessingCanvas" xmlns:cx="http://schemas.microsoft.com/office/drawing/2014/chartex" xmlns:cx1="http://schemas.microsoft.com/office/drawing/2015/9/8/chartex" xmlns:cx2="http://schemas.microsoft.com/office/drawing/2015/10/21/chartex" xmlns:cx3="http://schemas.microsoft.com/office/drawing/2016/5/9/chartex" xmlns:cx4="http://schemas.microsoft.com/office/drawing/2016/5/10/chartex" xmlns:cx5="http://schemas.microsoft.com/office/drawing/2016/5/11/chartex" xmlns:cx6="http://schemas.microsoft.com/office/drawing/2016/5/12/chartex" xmlns:cx7="http://schemas.microsoft.com/office/drawing/2016/5/13/chartex" xmlns:cx8="http://schemas.microsoft.com/office/drawing/2016/5/14/chartex" xmlns:mc="http://schemas.openxmlformats.org/markup-compatibility/2006" xmlns:aink="http://schemas.microsoft.com/office/drawing/2016/ink" xmlns:am3d="http://schemas.microsoft.com/office/drawing/2017/model3d" xmlns:o="urn:schemas-microsoft-com:office:office" xmlns:oel="http://schemas.microsoft.com/office/2019/extlst" xmlns:r="http://schemas.openxmlformats.org/officeDocument/2006/relationships" xmlns:m="http://schemas.openxmlformats.org/officeDocument/2006/math" xmlns:v="urn:schemas-microsoft-com:vml" xmlns:wp14="http://schemas.microsoft.com/office/word/2010/wordprocessingDrawing" xmlns:wp="http://schemas.openxmlformats.org/drawingml/2006/wordprocessingDrawing" xmlns:w10="urn:schemas-microsoft-com:office:word" xmlns:w="http://schemas.openxmlformats.org/wordprocessingml/2006/main" xmlns:w14="http://schemas.microsoft.com/office/word/2010/wordml" xmlns:w15="http://schemas.microsoft.com/office/word/2012/wordml" xmlns:w16cex="http://schemas.microsoft.com/office/word/2018/wordml/cex" xmlns:w16cid="http://schemas.microsoft.com/office/word/2016/wordml/cid" xmlns:w16="http://schemas.microsoft.com/office/word/2018/wordml" xmlns:w16du="http://schemas.microsoft.com/office/word/2023/wordml/word16du" xmlns:w16sdtdh="http://schemas.microsoft.com/office/word/2020/wordml/sdtdatahash" xmlns:w16sdtfl="http://schemas.microsoft.com/office/word/2024/wordml/sdtformatlock" xmlns:w16se="http://schemas.microsoft.com/office/word/2015/wordml/symex" xmlns:wpg="http://schemas.microsoft.com/office/word/2010/wordprocessingGroup" xmlns:wpi="http://schemas.microsoft.com/office/word/2010/wordprocessingInk" xmlns:wne="http://schemas.microsoft.com/office/word/2006/wordml" xmlns:wps="http://schemas.microsoft.com/office/word/2010/wordprocessingShape" mc:Ignorable="w14 w15 w16se w16cid w16 w16cex w16sdtdh w16sdtfl w16du wp14">
   <w:endnote w:type="separator" w:id="-1">
     <w:p>
       <w:pPr>
@@ -7919,7 +7810,7 @@
 </file>
 
 <file path=word/footer1.xml><?xml version="1.0" encoding="utf-8"?>
-<w:ftr xmlns:wpc="http://schemas.microsoft.com/office/word/2010/wordprocessingCanvas" xmlns:cx="http://schemas.microsoft.com/office/drawing/2014/chartex" xmlns:cx1="http://schemas.microsoft.com/office/drawing/2015/9/8/chartex" xmlns:cx2="http://schemas.microsoft.com/office/drawing/2015/10/21/chartex" xmlns:cx3="http://schemas.microsoft.com/office/drawing/2016/5/9/chartex" xmlns:cx4="http://schemas.microsoft.com/office/drawing/2016/5/10/chartex" xmlns:cx5="http://schemas.microsoft.com/office/drawing/2016/5/11/chartex" xmlns:cx6="http://schemas.microsoft.com/office/drawing/2016/5/12/chartex" xmlns:cx7="http://schemas.microsoft.com/office/drawing/2016/5/13/chartex" xmlns:cx8="http://schemas.microsoft.com/office/drawing/2016/5/14/chartex" xmlns:mc="http://schemas.openxmlformats.org/markup-compatibility/2006" xmlns:aink="http://schemas.microsoft.com/office/drawing/2016/ink" xmlns:am3d="http://schemas.microsoft.com/office/drawing/2017/model3d" xmlns:o="urn:schemas-microsoft-com:office:office" xmlns:oel="http://schemas.microsoft.com/office/2019/extlst" xmlns:r="http://schemas.openxmlformats.org/officeDocument/2006/relationships" xmlns:m="http://schemas.openxmlformats.org/officeDocument/2006/math" xmlns:v="urn:schemas-microsoft-com:vml" xmlns:wp14="http://schemas.microsoft.com/office/word/2010/wordprocessingDrawing" xmlns:wp="http://schemas.openxmlformats.org/drawingml/2006/wordprocessingDrawing" xmlns:w10="urn:schemas-microsoft-com:office:word" xmlns:w="http://schemas.openxmlformats.org/wordprocessingml/2006/main" xmlns:w14="http://schemas.microsoft.com/office/word/2010/wordml" xmlns:w15="http://schemas.microsoft.com/office/word/2012/wordml" xmlns:w16cei="http://schemas.microsoft.com/office/word/2026/wordml/cei" xmlns:w16cex="http://schemas.microsoft.com/office/word/2018/wordml/cex" xmlns:w16cid="http://schemas.microsoft.com/office/word/2016/wordml/cid" xmlns:w16="http://schemas.microsoft.com/office/word/2018/wordml" xmlns:w16du="http://schemas.microsoft.com/office/word/2023/wordml/word16du" xmlns:w16sdtdh="http://schemas.microsoft.com/office/word/2020/wordml/sdtdatahash" xmlns:w16sdtfl="http://schemas.microsoft.com/office/word/2024/wordml/sdtformatlock" xmlns:w16se="http://schemas.microsoft.com/office/word/2015/wordml/symex" xmlns:wpg="http://schemas.microsoft.com/office/word/2010/wordprocessingGroup" xmlns:wpi="http://schemas.microsoft.com/office/word/2010/wordprocessingInk" xmlns:wne="http://schemas.microsoft.com/office/word/2006/wordml" xmlns:wps="http://schemas.microsoft.com/office/word/2010/wordprocessingShape" mc:Ignorable="w14 w15 w16se w16cid w16 w16cex w16sdtdh w16sdtfl w16du wp14">
+<w:ftr xmlns:wpc="http://schemas.microsoft.com/office/word/2010/wordprocessingCanvas" xmlns:cx="http://schemas.microsoft.com/office/drawing/2014/chartex" xmlns:cx1="http://schemas.microsoft.com/office/drawing/2015/9/8/chartex" xmlns:cx2="http://schemas.microsoft.com/office/drawing/2015/10/21/chartex" xmlns:cx3="http://schemas.microsoft.com/office/drawing/2016/5/9/chartex" xmlns:cx4="http://schemas.microsoft.com/office/drawing/2016/5/10/chartex" xmlns:cx5="http://schemas.microsoft.com/office/drawing/2016/5/11/chartex" xmlns:cx6="http://schemas.microsoft.com/office/drawing/2016/5/12/chartex" xmlns:cx7="http://schemas.microsoft.com/office/drawing/2016/5/13/chartex" xmlns:cx8="http://schemas.microsoft.com/office/drawing/2016/5/14/chartex" xmlns:mc="http://schemas.openxmlformats.org/markup-compatibility/2006" xmlns:aink="http://schemas.microsoft.com/office/drawing/2016/ink" xmlns:am3d="http://schemas.microsoft.com/office/drawing/2017/model3d" xmlns:o="urn:schemas-microsoft-com:office:office" xmlns:oel="http://schemas.microsoft.com/office/2019/extlst" xmlns:r="http://schemas.openxmlformats.org/officeDocument/2006/relationships" xmlns:m="http://schemas.openxmlformats.org/officeDocument/2006/math" xmlns:v="urn:schemas-microsoft-com:vml" xmlns:wp14="http://schemas.microsoft.com/office/word/2010/wordprocessingDrawing" xmlns:wp="http://schemas.openxmlformats.org/drawingml/2006/wordprocessingDrawing" xmlns:w10="urn:schemas-microsoft-com:office:word" xmlns:w="http://schemas.openxmlformats.org/wordprocessingml/2006/main" xmlns:w14="http://schemas.microsoft.com/office/word/2010/wordml" xmlns:w15="http://schemas.microsoft.com/office/word/2012/wordml" xmlns:w16cex="http://schemas.microsoft.com/office/word/2018/wordml/cex" xmlns:w16cid="http://schemas.microsoft.com/office/word/2016/wordml/cid" xmlns:w16="http://schemas.microsoft.com/office/word/2018/wordml" xmlns:w16du="http://schemas.microsoft.com/office/word/2023/wordml/word16du" xmlns:w16sdtdh="http://schemas.microsoft.com/office/word/2020/wordml/sdtdatahash" xmlns:w16sdtfl="http://schemas.microsoft.com/office/word/2024/wordml/sdtformatlock" xmlns:w16se="http://schemas.microsoft.com/office/word/2015/wordml/symex" xmlns:wpg="http://schemas.microsoft.com/office/word/2010/wordprocessingGroup" xmlns:wpi="http://schemas.microsoft.com/office/word/2010/wordprocessingInk" xmlns:wne="http://schemas.microsoft.com/office/word/2006/wordml" xmlns:wps="http://schemas.microsoft.com/office/word/2010/wordprocessingShape" mc:Ignorable="w14 w15 w16se w16cid w16 w16cex w16sdtdh w16sdtfl w16du wp14">
   <w:p>
     <w:pPr>
       <w:pBdr>
@@ -8101,7 +7992,7 @@
 </file>
 
 <file path=word/footer2.xml><?xml version="1.0" encoding="utf-8"?>
-<w:ftr xmlns:wpc="http://schemas.microsoft.com/office/word/2010/wordprocessingCanvas" xmlns:cx="http://schemas.microsoft.com/office/drawing/2014/chartex" xmlns:cx1="http://schemas.microsoft.com/office/drawing/2015/9/8/chartex" xmlns:cx2="http://schemas.microsoft.com/office/drawing/2015/10/21/chartex" xmlns:cx3="http://schemas.microsoft.com/office/drawing/2016/5/9/chartex" xmlns:cx4="http://schemas.microsoft.com/office/drawing/2016/5/10/chartex" xmlns:cx5="http://schemas.microsoft.com/office/drawing/2016/5/11/chartex" xmlns:cx6="http://schemas.microsoft.com/office/drawing/2016/5/12/chartex" xmlns:cx7="http://schemas.microsoft.com/office/drawing/2016/5/13/chartex" xmlns:cx8="http://schemas.microsoft.com/office/drawing/2016/5/14/chartex" xmlns:mc="http://schemas.openxmlformats.org/markup-compatibility/2006" xmlns:aink="http://schemas.microsoft.com/office/drawing/2016/ink" xmlns:am3d="http://schemas.microsoft.com/office/drawing/2017/model3d" xmlns:o="urn:schemas-microsoft-com:office:office" xmlns:oel="http://schemas.microsoft.com/office/2019/extlst" xmlns:r="http://schemas.openxmlformats.org/officeDocument/2006/relationships" xmlns:m="http://schemas.openxmlformats.org/officeDocument/2006/math" xmlns:v="urn:schemas-microsoft-com:vml" xmlns:wp14="http://schemas.microsoft.com/office/word/2010/wordprocessingDrawing" xmlns:wp="http://schemas.openxmlformats.org/drawingml/2006/wordprocessingDrawing" xmlns:w10="urn:schemas-microsoft-com:office:word" xmlns:w="http://schemas.openxmlformats.org/wordprocessingml/2006/main" xmlns:w14="http://schemas.microsoft.com/office/word/2010/wordml" xmlns:w15="http://schemas.microsoft.com/office/word/2012/wordml" xmlns:w16cei="http://schemas.microsoft.com/office/word/2026/wordml/cei" xmlns:w16cex="http://schemas.microsoft.com/office/word/2018/wordml/cex" xmlns:w16cid="http://schemas.microsoft.com/office/word/2016/wordml/cid" xmlns:w16="http://schemas.microsoft.com/office/word/2018/wordml" xmlns:w16du="http://schemas.microsoft.com/office/word/2023/wordml/word16du" xmlns:w16sdtdh="http://schemas.microsoft.com/office/word/2020/wordml/sdtdatahash" xmlns:w16sdtfl="http://schemas.microsoft.com/office/word/2024/wordml/sdtformatlock" xmlns:w16se="http://schemas.microsoft.com/office/word/2015/wordml/symex" xmlns:wpg="http://schemas.microsoft.com/office/word/2010/wordprocessingGroup" xmlns:wpi="http://schemas.microsoft.com/office/word/2010/wordprocessingInk" xmlns:wne="http://schemas.microsoft.com/office/word/2006/wordml" xmlns:wps="http://schemas.microsoft.com/office/word/2010/wordprocessingShape" mc:Ignorable="w14 w15 w16se w16cid w16 w16cex w16sdtdh w16sdtfl w16du wp14">
+<w:ftr xmlns:wpc="http://schemas.microsoft.com/office/word/2010/wordprocessingCanvas" xmlns:cx="http://schemas.microsoft.com/office/drawing/2014/chartex" xmlns:cx1="http://schemas.microsoft.com/office/drawing/2015/9/8/chartex" xmlns:cx2="http://schemas.microsoft.com/office/drawing/2015/10/21/chartex" xmlns:cx3="http://schemas.microsoft.com/office/drawing/2016/5/9/chartex" xmlns:cx4="http://schemas.microsoft.com/office/drawing/2016/5/10/chartex" xmlns:cx5="http://schemas.microsoft.com/office/drawing/2016/5/11/chartex" xmlns:cx6="http://schemas.microsoft.com/office/drawing/2016/5/12/chartex" xmlns:cx7="http://schemas.microsoft.com/office/drawing/2016/5/13/chartex" xmlns:cx8="http://schemas.microsoft.com/office/drawing/2016/5/14/chartex" xmlns:mc="http://schemas.openxmlformats.org/markup-compatibility/2006" xmlns:aink="http://schemas.microsoft.com/office/drawing/2016/ink" xmlns:am3d="http://schemas.microsoft.com/office/drawing/2017/model3d" xmlns:o="urn:schemas-microsoft-com:office:office" xmlns:oel="http://schemas.microsoft.com/office/2019/extlst" xmlns:r="http://schemas.openxmlformats.org/officeDocument/2006/relationships" xmlns:m="http://schemas.openxmlformats.org/officeDocument/2006/math" xmlns:v="urn:schemas-microsoft-com:vml" xmlns:wp14="http://schemas.microsoft.com/office/word/2010/wordprocessingDrawing" xmlns:wp="http://schemas.openxmlformats.org/drawingml/2006/wordprocessingDrawing" xmlns:w10="urn:schemas-microsoft-com:office:word" xmlns:w="http://schemas.openxmlformats.org/wordprocessingml/2006/main" xmlns:w14="http://schemas.microsoft.com/office/word/2010/wordml" xmlns:w15="http://schemas.microsoft.com/office/word/2012/wordml" xmlns:w16cex="http://schemas.microsoft.com/office/word/2018/wordml/cex" xmlns:w16cid="http://schemas.microsoft.com/office/word/2016/wordml/cid" xmlns:w16="http://schemas.microsoft.com/office/word/2018/wordml" xmlns:w16du="http://schemas.microsoft.com/office/word/2023/wordml/word16du" xmlns:w16sdtdh="http://schemas.microsoft.com/office/word/2020/wordml/sdtdatahash" xmlns:w16sdtfl="http://schemas.microsoft.com/office/word/2024/wordml/sdtformatlock" xmlns:w16se="http://schemas.microsoft.com/office/word/2015/wordml/symex" xmlns:wpg="http://schemas.microsoft.com/office/word/2010/wordprocessingGroup" xmlns:wpi="http://schemas.microsoft.com/office/word/2010/wordprocessingInk" xmlns:wne="http://schemas.microsoft.com/office/word/2006/wordml" xmlns:wps="http://schemas.microsoft.com/office/word/2010/wordprocessingShape" mc:Ignorable="w14 w15 w16se w16cid w16 w16cex w16sdtdh w16sdtfl w16du wp14">
   <w:p>
     <w:pPr>
       <w:pBdr>
@@ -8304,7 +8195,7 @@
 </file>
 
 <file path=word/footnotes.xml><?xml version="1.0" encoding="utf-8"?>
-<w:footnotes xmlns:wpc="http://schemas.microsoft.com/office/word/2010/wordprocessingCanvas" xmlns:cx="http://schemas.microsoft.com/office/drawing/2014/chartex" xmlns:cx1="http://schemas.microsoft.com/office/drawing/2015/9/8/chartex" xmlns:cx2="http://schemas.microsoft.com/office/drawing/2015/10/21/chartex" xmlns:cx3="http://schemas.microsoft.com/office/drawing/2016/5/9/chartex" xmlns:cx4="http://schemas.microsoft.com/office/drawing/2016/5/10/chartex" xmlns:cx5="http://schemas.microsoft.com/office/drawing/2016/5/11/chartex" xmlns:cx6="http://schemas.microsoft.com/office/drawing/2016/5/12/chartex" xmlns:cx7="http://schemas.microsoft.com/office/drawing/2016/5/13/chartex" xmlns:cx8="http://schemas.microsoft.com/office/drawing/2016/5/14/chartex" xmlns:mc="http://schemas.openxmlformats.org/markup-compatibility/2006" xmlns:aink="http://schemas.microsoft.com/office/drawing/2016/ink" xmlns:am3d="http://schemas.microsoft.com/office/drawing/2017/model3d" xmlns:o="urn:schemas-microsoft-com:office:office" xmlns:oel="http://schemas.microsoft.com/office/2019/extlst" xmlns:r="http://schemas.openxmlformats.org/officeDocument/2006/relationships" xmlns:m="http://schemas.openxmlformats.org/officeDocument/2006/math" xmlns:v="urn:schemas-microsoft-com:vml" xmlns:wp14="http://schemas.microsoft.com/office/word/2010/wordprocessingDrawing" xmlns:wp="http://schemas.openxmlformats.org/drawingml/2006/wordprocessingDrawing" xmlns:w10="urn:schemas-microsoft-com:office:word" xmlns:w="http://schemas.openxmlformats.org/wordprocessingml/2006/main" xmlns:w14="http://schemas.microsoft.com/office/word/2010/wordml" xmlns:w15="http://schemas.microsoft.com/office/word/2012/wordml" xmlns:w16cei="http://schemas.microsoft.com/office/word/2026/wordml/cei" xmlns:w16cex="http://schemas.microsoft.com/office/word/2018/wordml/cex" xmlns:w16cid="http://schemas.microsoft.com/office/word/2016/wordml/cid" xmlns:w16="http://schemas.microsoft.com/office/word/2018/wordml" xmlns:w16du="http://schemas.microsoft.com/office/word/2023/wordml/word16du" xmlns:w16sdtdh="http://schemas.microsoft.com/office/word/2020/wordml/sdtdatahash" xmlns:w16sdtfl="http://schemas.microsoft.com/office/word/2024/wordml/sdtformatlock" xmlns:w16se="http://schemas.microsoft.com/office/word/2015/wordml/symex" xmlns:wpg="http://schemas.microsoft.com/office/word/2010/wordprocessingGroup" xmlns:wpi="http://schemas.microsoft.com/office/word/2010/wordprocessingInk" xmlns:wne="http://schemas.microsoft.com/office/word/2006/wordml" xmlns:wps="http://schemas.microsoft.com/office/word/2010/wordprocessingShape" mc:Ignorable="w14 w15 w16se w16cid w16 w16cex w16sdtdh w16sdtfl w16du wp14">
+<w:footnotes xmlns:wpc="http://schemas.microsoft.com/office/word/2010/wordprocessingCanvas" xmlns:cx="http://schemas.microsoft.com/office/drawing/2014/chartex" xmlns:cx1="http://schemas.microsoft.com/office/drawing/2015/9/8/chartex" xmlns:cx2="http://schemas.microsoft.com/office/drawing/2015/10/21/chartex" xmlns:cx3="http://schemas.microsoft.com/office/drawing/2016/5/9/chartex" xmlns:cx4="http://schemas.microsoft.com/office/drawing/2016/5/10/chartex" xmlns:cx5="http://schemas.microsoft.com/office/drawing/2016/5/11/chartex" xmlns:cx6="http://schemas.microsoft.com/office/drawing/2016/5/12/chartex" xmlns:cx7="http://schemas.microsoft.com/office/drawing/2016/5/13/chartex" xmlns:cx8="http://schemas.microsoft.com/office/drawing/2016/5/14/chartex" xmlns:mc="http://schemas.openxmlformats.org/markup-compatibility/2006" xmlns:aink="http://schemas.microsoft.com/office/drawing/2016/ink" xmlns:am3d="http://schemas.microsoft.com/office/drawing/2017/model3d" xmlns:o="urn:schemas-microsoft-com:office:office" xmlns:oel="http://schemas.microsoft.com/office/2019/extlst" xmlns:r="http://schemas.openxmlformats.org/officeDocument/2006/relationships" xmlns:m="http://schemas.openxmlformats.org/officeDocument/2006/math" xmlns:v="urn:schemas-microsoft-com:vml" xmlns:wp14="http://schemas.microsoft.com/office/word/2010/wordprocessingDrawing" xmlns:wp="http://schemas.openxmlformats.org/drawingml/2006/wordprocessingDrawing" xmlns:w10="urn:schemas-microsoft-com:office:word" xmlns:w="http://schemas.openxmlformats.org/wordprocessingml/2006/main" xmlns:w14="http://schemas.microsoft.com/office/word/2010/wordml" xmlns:w15="http://schemas.microsoft.com/office/word/2012/wordml" xmlns:w16cex="http://schemas.microsoft.com/office/word/2018/wordml/cex" xmlns:w16cid="http://schemas.microsoft.com/office/word/2016/wordml/cid" xmlns:w16="http://schemas.microsoft.com/office/word/2018/wordml" xmlns:w16du="http://schemas.microsoft.com/office/word/2023/wordml/word16du" xmlns:w16sdtdh="http://schemas.microsoft.com/office/word/2020/wordml/sdtdatahash" xmlns:w16sdtfl="http://schemas.microsoft.com/office/word/2024/wordml/sdtformatlock" xmlns:w16se="http://schemas.microsoft.com/office/word/2015/wordml/symex" xmlns:wpg="http://schemas.microsoft.com/office/word/2010/wordprocessingGroup" xmlns:wpi="http://schemas.microsoft.com/office/word/2010/wordprocessingInk" xmlns:wne="http://schemas.microsoft.com/office/word/2006/wordml" xmlns:wps="http://schemas.microsoft.com/office/word/2010/wordprocessingShape" mc:Ignorable="w14 w15 w16se w16cid w16 w16cex w16sdtdh w16sdtfl w16du wp14">
   <w:footnote w:type="separator" w:id="-1">
     <w:p>
       <w:pPr>
@@ -8329,7 +8220,7 @@
 </file>
 
 <file path=word/header1.xml><?xml version="1.0" encoding="utf-8"?>
-<w:hdr xmlns:wpc="http://schemas.microsoft.com/office/word/2010/wordprocessingCanvas" xmlns:cx="http://schemas.microsoft.com/office/drawing/2014/chartex" xmlns:cx1="http://schemas.microsoft.com/office/drawing/2015/9/8/chartex" xmlns:cx2="http://schemas.microsoft.com/office/drawing/2015/10/21/chartex" xmlns:cx3="http://schemas.microsoft.com/office/drawing/2016/5/9/chartex" xmlns:cx4="http://schemas.microsoft.com/office/drawing/2016/5/10/chartex" xmlns:cx5="http://schemas.microsoft.com/office/drawing/2016/5/11/chartex" xmlns:cx6="http://schemas.microsoft.com/office/drawing/2016/5/12/chartex" xmlns:cx7="http://schemas.microsoft.com/office/drawing/2016/5/13/chartex" xmlns:cx8="http://schemas.microsoft.com/office/drawing/2016/5/14/chartex" xmlns:mc="http://schemas.openxmlformats.org/markup-compatibility/2006" xmlns:aink="http://schemas.microsoft.com/office/drawing/2016/ink" xmlns:am3d="http://schemas.microsoft.com/office/drawing/2017/model3d" xmlns:o="urn:schemas-microsoft-com:office:office" xmlns:oel="http://schemas.microsoft.com/office/2019/extlst" xmlns:r="http://schemas.openxmlformats.org/officeDocument/2006/relationships" xmlns:m="http://schemas.openxmlformats.org/officeDocument/2006/math" xmlns:v="urn:schemas-microsoft-com:vml" xmlns:wp14="http://schemas.microsoft.com/office/word/2010/wordprocessingDrawing" xmlns:wp="http://schemas.openxmlformats.org/drawingml/2006/wordprocessingDrawing" xmlns:w10="urn:schemas-microsoft-com:office:word" xmlns:w="http://schemas.openxmlformats.org/wordprocessingml/2006/main" xmlns:w14="http://schemas.microsoft.com/office/word/2010/wordml" xmlns:w15="http://schemas.microsoft.com/office/word/2012/wordml" xmlns:w16cei="http://schemas.microsoft.com/office/word/2026/wordml/cei" xmlns:w16cex="http://schemas.microsoft.com/office/word/2018/wordml/cex" xmlns:w16cid="http://schemas.microsoft.com/office/word/2016/wordml/cid" xmlns:w16="http://schemas.microsoft.com/office/word/2018/wordml" xmlns:w16du="http://schemas.microsoft.com/office/word/2023/wordml/word16du" xmlns:w16sdtdh="http://schemas.microsoft.com/office/word/2020/wordml/sdtdatahash" xmlns:w16sdtfl="http://schemas.microsoft.com/office/word/2024/wordml/sdtformatlock" xmlns:w16se="http://schemas.microsoft.com/office/word/2015/wordml/symex" xmlns:wpg="http://schemas.microsoft.com/office/word/2010/wordprocessingGroup" xmlns:wpi="http://schemas.microsoft.com/office/word/2010/wordprocessingInk" xmlns:wne="http://schemas.microsoft.com/office/word/2006/wordml" xmlns:wps="http://schemas.microsoft.com/office/word/2010/wordprocessingShape" mc:Ignorable="w14 w15 w16se w16cid w16 w16cex w16sdtdh w16sdtfl w16du wp14">
+<w:hdr xmlns:wpc="http://schemas.microsoft.com/office/word/2010/wordprocessingCanvas" xmlns:cx="http://schemas.microsoft.com/office/drawing/2014/chartex" xmlns:cx1="http://schemas.microsoft.com/office/drawing/2015/9/8/chartex" xmlns:cx2="http://schemas.microsoft.com/office/drawing/2015/10/21/chartex" xmlns:cx3="http://schemas.microsoft.com/office/drawing/2016/5/9/chartex" xmlns:cx4="http://schemas.microsoft.com/office/drawing/2016/5/10/chartex" xmlns:cx5="http://schemas.microsoft.com/office/drawing/2016/5/11/chartex" xmlns:cx6="http://schemas.microsoft.com/office/drawing/2016/5/12/chartex" xmlns:cx7="http://schemas.microsoft.com/office/drawing/2016/5/13/chartex" xmlns:cx8="http://schemas.microsoft.com/office/drawing/2016/5/14/chartex" xmlns:mc="http://schemas.openxmlformats.org/markup-compatibility/2006" xmlns:aink="http://schemas.microsoft.com/office/drawing/2016/ink" xmlns:am3d="http://schemas.microsoft.com/office/drawing/2017/model3d" xmlns:o="urn:schemas-microsoft-com:office:office" xmlns:oel="http://schemas.microsoft.com/office/2019/extlst" xmlns:r="http://schemas.openxmlformats.org/officeDocument/2006/relationships" xmlns:m="http://schemas.openxmlformats.org/officeDocument/2006/math" xmlns:v="urn:schemas-microsoft-com:vml" xmlns:wp14="http://schemas.microsoft.com/office/word/2010/wordprocessingDrawing" xmlns:wp="http://schemas.openxmlformats.org/drawingml/2006/wordprocessingDrawing" xmlns:w10="urn:schemas-microsoft-com:office:word" xmlns:w="http://schemas.openxmlformats.org/wordprocessingml/2006/main" xmlns:w14="http://schemas.microsoft.com/office/word/2010/wordml" xmlns:w15="http://schemas.microsoft.com/office/word/2012/wordml" xmlns:w16cex="http://schemas.microsoft.com/office/word/2018/wordml/cex" xmlns:w16cid="http://schemas.microsoft.com/office/word/2016/wordml/cid" xmlns:w16="http://schemas.microsoft.com/office/word/2018/wordml" xmlns:w16du="http://schemas.microsoft.com/office/word/2023/wordml/word16du" xmlns:w16sdtdh="http://schemas.microsoft.com/office/word/2020/wordml/sdtdatahash" xmlns:w16sdtfl="http://schemas.microsoft.com/office/word/2024/wordml/sdtformatlock" xmlns:w16se="http://schemas.microsoft.com/office/word/2015/wordml/symex" xmlns:wpg="http://schemas.microsoft.com/office/word/2010/wordprocessingGroup" xmlns:wpi="http://schemas.microsoft.com/office/word/2010/wordprocessingInk" xmlns:wne="http://schemas.microsoft.com/office/word/2006/wordml" xmlns:wps="http://schemas.microsoft.com/office/word/2010/wordprocessingShape" mc:Ignorable="w14 w15 w16se w16cid w16 w16cex w16sdtdh w16sdtfl w16du wp14">
   <w:p>
     <w:pPr>
       <w:pStyle w:val="Header"/>
@@ -8342,7 +8233,7 @@
 </file>
 
 <file path=word/header2.xml><?xml version="1.0" encoding="utf-8"?>
-<w:hdr xmlns:wpc="http://schemas.microsoft.com/office/word/2010/wordprocessingCanvas" xmlns:cx="http://schemas.microsoft.com/office/drawing/2014/chartex" xmlns:cx1="http://schemas.microsoft.com/office/drawing/2015/9/8/chartex" xmlns:cx2="http://schemas.microsoft.com/office/drawing/2015/10/21/chartex" xmlns:cx3="http://schemas.microsoft.com/office/drawing/2016/5/9/chartex" xmlns:cx4="http://schemas.microsoft.com/office/drawing/2016/5/10/chartex" xmlns:cx5="http://schemas.microsoft.com/office/drawing/2016/5/11/chartex" xmlns:cx6="http://schemas.microsoft.com/office/drawing/2016/5/12/chartex" xmlns:cx7="http://schemas.microsoft.com/office/drawing/2016/5/13/chartex" xmlns:cx8="http://schemas.microsoft.com/office/drawing/2016/5/14/chartex" xmlns:mc="http://schemas.openxmlformats.org/markup-compatibility/2006" xmlns:aink="http://schemas.microsoft.com/office/drawing/2016/ink" xmlns:am3d="http://schemas.microsoft.com/office/drawing/2017/model3d" xmlns:o="urn:schemas-microsoft-com:office:office" xmlns:oel="http://schemas.microsoft.com/office/2019/extlst" xmlns:r="http://schemas.openxmlformats.org/officeDocument/2006/relationships" xmlns:m="http://schemas.openxmlformats.org/officeDocument/2006/math" xmlns:v="urn:schemas-microsoft-com:vml" xmlns:wp14="http://schemas.microsoft.com/office/word/2010/wordprocessingDrawing" xmlns:wp="http://schemas.openxmlformats.org/drawingml/2006/wordprocessingDrawing" xmlns:w10="urn:schemas-microsoft-com:office:word" xmlns:w="http://schemas.openxmlformats.org/wordprocessingml/2006/main" xmlns:w14="http://schemas.microsoft.com/office/word/2010/wordml" xmlns:w15="http://schemas.microsoft.com/office/word/2012/wordml" xmlns:w16cei="http://schemas.microsoft.com/office/word/2026/wordml/cei" xmlns:w16cex="http://schemas.microsoft.com/office/word/2018/wordml/cex" xmlns:w16cid="http://schemas.microsoft.com/office/word/2016/wordml/cid" xmlns:w16="http://schemas.microsoft.com/office/word/2018/wordml" xmlns:w16du="http://schemas.microsoft.com/office/word/2023/wordml/word16du" xmlns:w16sdtdh="http://schemas.microsoft.com/office/word/2020/wordml/sdtdatahash" xmlns:w16sdtfl="http://schemas.microsoft.com/office/word/2024/wordml/sdtformatlock" xmlns:w16se="http://schemas.microsoft.com/office/word/2015/wordml/symex" xmlns:wpg="http://schemas.microsoft.com/office/word/2010/wordprocessingGroup" xmlns:wpi="http://schemas.microsoft.com/office/word/2010/wordprocessingInk" xmlns:wne="http://schemas.microsoft.com/office/word/2006/wordml" xmlns:wps="http://schemas.microsoft.com/office/word/2010/wordprocessingShape" mc:Ignorable="w14 w15 w16se w16cid w16 w16cex w16sdtdh w16sdtfl w16du wp14">
+<w:hdr xmlns:wpc="http://schemas.microsoft.com/office/word/2010/wordprocessingCanvas" xmlns:cx="http://schemas.microsoft.com/office/drawing/2014/chartex" xmlns:cx1="http://schemas.microsoft.com/office/drawing/2015/9/8/chartex" xmlns:cx2="http://schemas.microsoft.com/office/drawing/2015/10/21/chartex" xmlns:cx3="http://schemas.microsoft.com/office/drawing/2016/5/9/chartex" xmlns:cx4="http://schemas.microsoft.com/office/drawing/2016/5/10/chartex" xmlns:cx5="http://schemas.microsoft.com/office/drawing/2016/5/11/chartex" xmlns:cx6="http://schemas.microsoft.com/office/drawing/2016/5/12/chartex" xmlns:cx7="http://schemas.microsoft.com/office/drawing/2016/5/13/chartex" xmlns:cx8="http://schemas.microsoft.com/office/drawing/2016/5/14/chartex" xmlns:mc="http://schemas.openxmlformats.org/markup-compatibility/2006" xmlns:aink="http://schemas.microsoft.com/office/drawing/2016/ink" xmlns:am3d="http://schemas.microsoft.com/office/drawing/2017/model3d" xmlns:o="urn:schemas-microsoft-com:office:office" xmlns:oel="http://schemas.microsoft.com/office/2019/extlst" xmlns:r="http://schemas.openxmlformats.org/officeDocument/2006/relationships" xmlns:m="http://schemas.openxmlformats.org/officeDocument/2006/math" xmlns:v="urn:schemas-microsoft-com:vml" xmlns:wp14="http://schemas.microsoft.com/office/word/2010/wordprocessingDrawing" xmlns:wp="http://schemas.openxmlformats.org/drawingml/2006/wordprocessingDrawing" xmlns:w10="urn:schemas-microsoft-com:office:word" xmlns:w="http://schemas.openxmlformats.org/wordprocessingml/2006/main" xmlns:w14="http://schemas.microsoft.com/office/word/2010/wordml" xmlns:w15="http://schemas.microsoft.com/office/word/2012/wordml" xmlns:w16cex="http://schemas.microsoft.com/office/word/2018/wordml/cex" xmlns:w16cid="http://schemas.microsoft.com/office/word/2016/wordml/cid" xmlns:w16="http://schemas.microsoft.com/office/word/2018/wordml" xmlns:w16du="http://schemas.microsoft.com/office/word/2023/wordml/word16du" xmlns:w16sdtdh="http://schemas.microsoft.com/office/word/2020/wordml/sdtdatahash" xmlns:w16sdtfl="http://schemas.microsoft.com/office/word/2024/wordml/sdtformatlock" xmlns:w16se="http://schemas.microsoft.com/office/word/2015/wordml/symex" xmlns:wpg="http://schemas.microsoft.com/office/word/2010/wordprocessingGroup" xmlns:wpi="http://schemas.microsoft.com/office/word/2010/wordprocessingInk" xmlns:wne="http://schemas.microsoft.com/office/word/2006/wordml" xmlns:wps="http://schemas.microsoft.com/office/word/2010/wordprocessingShape" mc:Ignorable="w14 w15 w16se w16cid w16 w16cex w16sdtdh w16sdtfl w16du wp14">
   <w:p>
     <w:pPr>
       <w:pStyle w:val="Header"/>
